--- a/doc/迁移平台软件设计说明书.docx
+++ b/doc/迁移平台软件设计说明书.docx
@@ -2,7 +2,7 @@
 <file path=word/document.xml><?xml version="1.0" encoding="utf-8"?>
 <w:document xmlns:w="http://schemas.openxmlformats.org/wordprocessingml/2006/main" xmlns:m="http://schemas.openxmlformats.org/officeDocument/2006/math" xmlns:r="http://schemas.openxmlformats.org/officeDocument/2006/relationships" xmlns:o="urn:schemas-microsoft-com:office:office" xmlns:v="urn:schemas-microsoft-com:vml" xmlns:w10="urn:schemas-microsoft-com:office:word" xmlns:a="http://schemas.openxmlformats.org/drawingml/2006/main" xmlns:pic="http://schemas.openxmlformats.org/drawingml/2006/picture" xmlns:wp="http://schemas.openxmlformats.org/drawingml/2006/wordprocessingDrawing">
   <w:body>
-    <w:bookmarkStart w:id="128" w:name="迁移平台软件设计说明书"/>
+    <w:bookmarkStart w:id="129" w:name="迁移平台软件设计说明书"/>
     <w:p>
       <w:pPr>
         <w:pStyle w:val="Heading1"/>
@@ -106,7 +106,7 @@
               <w:jc w:val="left"/>
             </w:pPr>
             <w:r>
-              <w:t xml:space="preserve">v1.0</w:t>
+              <w:t xml:space="preserve">v2.0</w:t>
             </w:r>
           </w:p>
         </w:tc>
@@ -196,7 +196,7 @@
               <w:jc w:val="left"/>
             </w:pPr>
             <w:r>
-              <w:t xml:space="preserve">通用异构数据迁移平台</w:t>
+              <w:t xml:space="preserve">自研异构数据迁移平台（非 DataX/Flink 集成方案）</w:t>
             </w:r>
           </w:p>
         </w:tc>
@@ -400,6 +400,75 @@
               <w:jc w:val="left"/>
             </w:pPr>
             <w:r>
+              <w:t xml:space="preserve">已归档</w:t>
+            </w:r>
+          </w:p>
+        </w:tc>
+      </w:tr>
+      <w:tr>
+        <w:tc>
+          <w:tcPr/>
+          <w:p>
+            <w:pPr>
+              <w:pStyle w:val="Compact"/>
+              <w:jc w:val="left"/>
+            </w:pPr>
+            <w:r>
+              <w:t xml:space="preserve">v2.0</w:t>
+            </w:r>
+          </w:p>
+        </w:tc>
+        <w:tc>
+          <w:tcPr/>
+          <w:p>
+            <w:pPr>
+              <w:pStyle w:val="Compact"/>
+              <w:jc w:val="left"/>
+            </w:pPr>
+            <w:r>
+              <w:t xml:space="preserve">2026-07-09</w:t>
+            </w:r>
+          </w:p>
+        </w:tc>
+        <w:tc>
+          <w:tcPr/>
+          <w:p>
+            <w:pPr>
+              <w:pStyle w:val="Compact"/>
+              <w:jc w:val="left"/>
+            </w:pPr>
+            <w:r>
+              <w:t xml:space="preserve">—</w:t>
+            </w:r>
+          </w:p>
+        </w:tc>
+        <w:tc>
+          <w:tcPr/>
+          <w:p>
+            <w:pPr>
+              <w:pStyle w:val="Compact"/>
+              <w:jc w:val="left"/>
+            </w:pPr>
+            <w:r>
+              <w:rPr>
+                <w:bCs/>
+                <w:b/>
+              </w:rPr>
+              <w:t xml:space="preserve">重大修订</w:t>
+            </w:r>
+            <w:r>
+              <w:t xml:space="preserve">：明确为自研迁移平台设计，借鉴 DataX/Flink/OMS 架构思想，非外部引擎集成方案</w:t>
+            </w:r>
+          </w:p>
+        </w:tc>
+        <w:tc>
+          <w:tcPr/>
+          <w:p>
+            <w:pPr>
+              <w:pStyle w:val="Compact"/>
+              <w:jc w:val="left"/>
+            </w:pPr>
+            <w:r>
               <w:t xml:space="preserve">评审稿</w:t>
             </w:r>
           </w:p>
@@ -593,7 +662,7 @@
         <w:t xml:space="preserve">1. 引言</w:t>
       </w:r>
     </w:p>
-    <w:bookmarkStart w:id="24" w:name="编写目的"/>
+    <w:bookmarkStart w:id="26" w:name="编写目的"/>
     <w:p>
       <w:pPr>
         <w:pStyle w:val="Heading3"/>
@@ -614,27 +683,80 @@
           <w:bCs/>
           <w:b/>
         </w:rPr>
-        <w:t xml:space="preserve">通用异构数据迁移平台</w:t>
-      </w:r>
-      <w:r>
-        <w:t xml:space="preserve">的软件设计说明书（Software Design Document，SDD），在</w:t>
+        <w:t xml:space="preserve">自研异构数据迁移平台</w:t>
+      </w:r>
+      <w:r>
+        <w:t xml:space="preserve">的软件设计说明书（SDD）。</w:t>
+      </w:r>
+    </w:p>
+    <w:p>
+      <w:pPr>
+        <w:pStyle w:val="BodyText"/>
+      </w:pPr>
+      <w:r>
+        <w:t xml:space="preserve">设计过程中，团队深入研读了</w:t>
       </w:r>
       <w:r>
         <w:t xml:space="preserve"> </w:t>
       </w:r>
-      <w:hyperlink r:id="rId20">
+      <w:hyperlink r:id="rId24">
         <w:r>
           <w:rPr>
             <w:rStyle w:val="Hyperlink"/>
           </w:rPr>
-          <w:t xml:space="preserve">迁移平台总体设计</w:t>
+          <w:t xml:space="preserve">DataX 设计框架与模块分析</w:t>
         </w:r>
       </w:hyperlink>
       <w:r>
+        <w:t xml:space="preserve">、</w:t>
+      </w:r>
+      <w:hyperlink r:id="rId25">
+        <w:r>
+          <w:rPr>
+            <w:rStyle w:val="Hyperlink"/>
+          </w:rPr>
+          <w:t xml:space="preserve">Flink 设计框架与模块总结</w:t>
+        </w:r>
+      </w:hyperlink>
+      <w:r>
         <w:t xml:space="preserve"> </w:t>
       </w:r>
       <w:r>
-        <w:t xml:space="preserve">基础上，将总体架构细化为可指导研发、测试与运维落地的模块级设计、流程设计与非功能约束。</w:t>
+        <w:t xml:space="preserve">及</w:t>
+      </w:r>
+      <w:r>
+        <w:t xml:space="preserve"> </w:t>
+      </w:r>
+      <w:hyperlink r:id="rId21">
+        <w:r>
+          <w:rPr>
+            <w:rStyle w:val="Hyperlink"/>
+          </w:rPr>
+          <w:t xml:space="preserve">OceanBase OMS</w:t>
+        </w:r>
+      </w:hyperlink>
+      <w:r>
+        <w:t xml:space="preserve"> </w:t>
+      </w:r>
+      <w:r>
+        <w:t xml:space="preserve">官方架构文档，</w:t>
+      </w:r>
+      <w:r>
+        <w:rPr>
+          <w:bCs/>
+          <w:b/>
+        </w:rPr>
+        <w:t xml:space="preserve">提炼其架构模式、模块划分与运行机制</w:t>
+      </w:r>
+      <w:r>
+        <w:t xml:space="preserve">，用于指导本平台的设计。</w:t>
+      </w:r>
+      <w:r>
+        <w:rPr>
+          <w:bCs/>
+          <w:b/>
+        </w:rPr>
+        <w:t xml:space="preserve">本平台为一体化自研系统，不将 DataX、Flink 作为外部引擎调用或嵌入。</w:t>
       </w:r>
     </w:p>
     <w:p>
@@ -645,8 +767,8 @@
         <w:t xml:space="preserve">读者对象：架构师、后端/前端开发、测试工程师、运维工程师及项目评审人员。</w:t>
       </w:r>
     </w:p>
-    <w:bookmarkEnd w:id="24"/>
-    <w:bookmarkStart w:id="25" w:name="文档范围"/>
+    <w:bookmarkEnd w:id="26"/>
+    <w:bookmarkStart w:id="27" w:name="文档范围"/>
     <w:p>
       <w:pPr>
         <w:pStyle w:val="Heading3"/>
@@ -733,8 +855,8 @@
         <w:t xml:space="preserve">）。</w:t>
       </w:r>
     </w:p>
-    <w:bookmarkEnd w:id="25"/>
-    <w:bookmarkStart w:id="26" w:name="术语与缩略语"/>
+    <w:bookmarkEnd w:id="27"/>
+    <w:bookmarkStart w:id="28" w:name="术语与缩略语"/>
     <w:p>
       <w:pPr>
         <w:pStyle w:val="Heading3"/>
@@ -830,7 +952,7 @@
               <w:jc w:val="left"/>
             </w:pPr>
             <w:r>
-              <w:t xml:space="preserve">基于 DataX 的全量数据导入组件</w:t>
+              <w:t xml:space="preserve">平台自研全量数据导入组件（借鉴 DataX Reader-Channel-Writer 管道）</w:t>
             </w:r>
           </w:p>
         </w:tc>
@@ -882,7 +1004,7 @@
               <w:jc w:val="left"/>
             </w:pPr>
             <w:r>
-              <w:t xml:space="preserve">增量 Record 应用至目标端组件（Flink CDC 运行时）</w:t>
+              <w:t xml:space="preserve">增量 Record 应用至目标端组件（借鉴 Flink 流式运行时与 Checkpoint 机制）</w:t>
             </w:r>
           </w:p>
         </w:tc>
@@ -960,7 +1082,7 @@
               <w:jc w:val="left"/>
             </w:pPr>
             <w:r>
-              <w:t xml:space="preserve">统一数据抽象：全量用 DataX Record，增量用 DML/DDL/HB</w:t>
+              <w:t xml:space="preserve">统一数据抽象：全量行为 Column 行模型，增量为 DML/DDL/HB</w:t>
             </w:r>
           </w:p>
         </w:tc>
@@ -986,13 +1108,65 @@
               <w:jc w:val="left"/>
             </w:pPr>
             <w:r>
-              <w:t xml:space="preserve">Flink 分布式快照，用于增量作业故障恢复</w:t>
+              <w:t xml:space="preserve">平台增量运行时的分布式一致性快照，用于故障恢复</w:t>
+            </w:r>
+          </w:p>
+        </w:tc>
+      </w:tr>
+      <w:tr>
+        <w:tc>
+          <w:tcPr/>
+          <w:p>
+            <w:pPr>
+              <w:pStyle w:val="Compact"/>
+              <w:jc w:val="left"/>
+            </w:pPr>
+            <w:r>
+              <w:t xml:space="preserve">SyncWorker</w:t>
+            </w:r>
+          </w:p>
+        </w:tc>
+        <w:tc>
+          <w:tcPr/>
+          <w:p>
+            <w:pPr>
+              <w:pStyle w:val="Compact"/>
+              <w:jc w:val="left"/>
+            </w:pPr>
+            <w:r>
+              <w:t xml:space="preserve">全量迁移 Worker 进程，执行 Reader-Channel-Writer 管道</w:t>
+            </w:r>
+          </w:p>
+        </w:tc>
+      </w:tr>
+      <w:tr>
+        <w:tc>
+          <w:tcPr/>
+          <w:p>
+            <w:pPr>
+              <w:pStyle w:val="Compact"/>
+              <w:jc w:val="left"/>
+            </w:pPr>
+            <w:r>
+              <w:t xml:space="preserve">StreamRuntime</w:t>
+            </w:r>
+          </w:p>
+        </w:tc>
+        <w:tc>
+          <w:tcPr/>
+          <w:p>
+            <w:pPr>
+              <w:pStyle w:val="Compact"/>
+              <w:jc w:val="left"/>
+            </w:pPr>
+            <w:r>
+              <w:t xml:space="preserve">增量流式运行时，管理 IncrSync 作业调度与状态</w:t>
             </w:r>
           </w:p>
         </w:tc>
       </w:tr>
     </w:tbl>
-    <w:bookmarkEnd w:id="26"/>
+    <w:bookmarkEnd w:id="28"/>
     <w:bookmarkStart w:id="29" w:name="参考文档"/>
     <w:p>
       <w:pPr>
@@ -1174,7 +1348,14 @@
               <w:jc w:val="left"/>
             </w:pPr>
             <w:r>
-              <w:t xml:space="preserve">全量引擎参考</w:t>
+              <w:rPr>
+                <w:bCs/>
+                <w:b/>
+              </w:rPr>
+              <w:t xml:space="preserve">设计借鉴</w:t>
+            </w:r>
+            <w:r>
+              <w:t xml:space="preserve">：Framework+Plugin、Reader-Channel-Writer、Task 调度</w:t>
             </w:r>
           </w:p>
         </w:tc>
@@ -1212,7 +1393,14 @@
               <w:jc w:val="left"/>
             </w:pPr>
             <w:r>
-              <w:t xml:space="preserve">增量引擎参考</w:t>
+              <w:rPr>
+                <w:bCs/>
+                <w:b/>
+              </w:rPr>
+              <w:t xml:space="preserve">设计借鉴</w:t>
+            </w:r>
+            <w:r>
+              <w:t xml:space="preserve">：分布式运行时、Checkpoint、Connector SPI</w:t>
             </w:r>
           </w:p>
         </w:tc>
@@ -1237,12 +1425,12 @@
               <w:pStyle w:val="Compact"/>
               <w:jc w:val="left"/>
             </w:pPr>
-            <w:hyperlink r:id="rId27">
+            <w:hyperlink r:id="rId21">
               <w:r>
                 <w:rPr>
                   <w:rStyle w:val="Hyperlink"/>
                 </w:rPr>
-                <w:t xml:space="preserve">Alibaba DataX</w:t>
+                <w:t xml:space="preserve">OMS架构参考</w:t>
               </w:r>
             </w:hyperlink>
           </w:p>
@@ -1255,50 +1443,14 @@
               <w:jc w:val="left"/>
             </w:pPr>
             <w:r>
-              <w:t xml:space="preserve">开源全量同步框架</w:t>
-            </w:r>
-          </w:p>
-        </w:tc>
-      </w:tr>
-      <w:tr>
-        <w:tc>
-          <w:tcPr/>
-          <w:p>
-            <w:pPr>
-              <w:pStyle w:val="Compact"/>
-              <w:jc w:val="left"/>
-            </w:pPr>
-            <w:r>
-              <w:t xml:space="preserve">6</w:t>
-            </w:r>
-          </w:p>
-        </w:tc>
-        <w:tc>
-          <w:tcPr/>
-          <w:p>
-            <w:pPr>
-              <w:pStyle w:val="Compact"/>
-              <w:jc w:val="left"/>
-            </w:pPr>
-            <w:hyperlink r:id="rId28">
-              <w:r>
-                <w:rPr>
-                  <w:rStyle w:val="Hyperlink"/>
-                </w:rPr>
-                <w:t xml:space="preserve">Apache Flink</w:t>
-              </w:r>
-            </w:hyperlink>
-          </w:p>
-        </w:tc>
-        <w:tc>
-          <w:tcPr/>
-          <w:p>
-            <w:pPr>
-              <w:pStyle w:val="Compact"/>
-              <w:jc w:val="left"/>
-            </w:pPr>
-            <w:r>
-              <w:t xml:space="preserve">流处理与 CDC 运行时</w:t>
+              <w:rPr>
+                <w:bCs/>
+                <w:b/>
+              </w:rPr>
+              <w:t xml:space="preserve">设计借鉴</w:t>
+            </w:r>
+            <w:r>
+              <w:t xml:space="preserve">：产品化迁移流程、组件划分、HA 模型</w:t>
             </w:r>
           </w:p>
         </w:tc>
@@ -1313,7 +1465,7 @@
     </w:p>
     <w:bookmarkEnd w:id="29"/>
     <w:bookmarkEnd w:id="30"/>
-    <w:bookmarkStart w:id="35" w:name="系统概述"/>
+    <w:bookmarkStart w:id="36" w:name="系统概述"/>
     <w:p>
       <w:pPr>
         <w:pStyle w:val="Heading2"/>
@@ -1336,7 +1488,7 @@
         <w:pStyle w:val="FirstParagraph"/>
       </w:pPr>
       <w:r>
-        <w:t xml:space="preserve">企业在数据库升级、云迁移、架构转型（集中式 → 分布式）过程中，普遍面临异构数据源、有限停机窗口、全增量衔接一致性及多阶段运维复杂度等挑战。现有方案各有侧重：DataX 擅长异构全量但不支持增量与结构迁移；Flink CDC 擅长实时增量但缺少产品化编排；OceanBase OMS 提供完整迁移产品能力但目标端绑定 OceanBase。</w:t>
+        <w:t xml:space="preserve">企业在数据库升级、云迁移、架构转型（集中式 → 分布式）过程中，普遍面临异构数据源、有限停机窗口、全增量衔接一致性及多阶段运维复杂度等挑战。</w:t>
       </w:r>
     </w:p>
     <w:p>
@@ -1344,43 +1496,215 @@
         <w:pStyle w:val="BodyText"/>
       </w:pPr>
       <w:r>
-        <w:t xml:space="preserve">本平台融合</w:t>
-      </w:r>
-      <w:r>
-        <w:t xml:space="preserve"> </w:t>
+        <w:t xml:space="preserve">本平台的建设思路是：</w:t>
       </w:r>
       <w:r>
         <w:rPr>
           <w:bCs/>
           <w:b/>
         </w:rPr>
-        <w:t xml:space="preserve">OMS 产品化迁移流程</w:t>
-      </w:r>
-      <w:r>
-        <w:t xml:space="preserve">、</w:t>
+        <w:t xml:space="preserve">设计一套完整的自研迁移平台</w:t>
+      </w:r>
+      <w:r>
+        <w:t xml:space="preserve">，而非在 DataX、Flink 等开源组件之上做二次封装。在方案设计阶段，对以下三套成熟系统进行了架构级分析：</w:t>
+      </w:r>
+    </w:p>
+    <w:tbl>
+      <w:tblPr>
+        <w:tblStyle w:val="Table"/>
+        <w:tblW w:type="pct" w:w="5000"/>
+        <w:tblLook w:firstRow="1" w:lastRow="0" w:firstColumn="0" w:lastColumn="0" w:noHBand="0" w:noVBand="0" w:val="0020"/>
+        <w:jc w:val="start"/>
+      </w:tblPr>
+      <w:tblGrid>
+        <w:gridCol w:w="2475"/>
+        <w:gridCol w:w="2475"/>
+        <w:gridCol w:w="2970"/>
+      </w:tblGrid>
+      <w:tr>
+        <w:trPr>
+          <w:tblHeader w:val="true"/>
+        </w:trPr>
+        <w:tc>
+          <w:tcPr/>
+          <w:p>
+            <w:pPr>
+              <w:pStyle w:val="Compact"/>
+              <w:jc w:val="left"/>
+            </w:pPr>
+            <w:r>
+              <w:t xml:space="preserve">参考系统</w:t>
+            </w:r>
+          </w:p>
+        </w:tc>
+        <w:tc>
+          <w:tcPr/>
+          <w:p>
+            <w:pPr>
+              <w:pStyle w:val="Compact"/>
+              <w:jc w:val="left"/>
+            </w:pPr>
+            <w:r>
+              <w:t xml:space="preserve">借鉴内容</w:t>
+            </w:r>
+          </w:p>
+        </w:tc>
+        <w:tc>
+          <w:tcPr/>
+          <w:p>
+            <w:pPr>
+              <w:pStyle w:val="Compact"/>
+              <w:jc w:val="left"/>
+            </w:pPr>
+            <w:r>
+              <w:t xml:space="preserve">本平台对应</w:t>
+            </w:r>
+          </w:p>
+        </w:tc>
+      </w:tr>
+      <w:tr>
+        <w:tc>
+          <w:tcPr/>
+          <w:p>
+            <w:pPr>
+              <w:pStyle w:val="Compact"/>
+              <w:jc w:val="left"/>
+            </w:pPr>
+            <w:r>
+              <w:rPr>
+                <w:bCs/>
+                <w:b/>
+              </w:rPr>
+              <w:t xml:space="preserve">OceanBase OMS</w:t>
+            </w:r>
+          </w:p>
+        </w:tc>
+        <w:tc>
+          <w:tcPr/>
+          <w:p>
+            <w:pPr>
+              <w:pStyle w:val="Compact"/>
+              <w:jc w:val="left"/>
+            </w:pPr>
+            <w:r>
+              <w:t xml:space="preserve">产品化迁移流程、DBCat/Store/IncrSync 组件划分、HA 模型</w:t>
+            </w:r>
+          </w:p>
+        </w:tc>
+        <w:tc>
+          <w:tcPr/>
+          <w:p>
+            <w:pPr>
+              <w:pStyle w:val="Compact"/>
+              <w:jc w:val="left"/>
+            </w:pPr>
+            <w:r>
+              <w:t xml:space="preserve">服务接入层 + 流程编排层 + 执行组件</w:t>
+            </w:r>
+          </w:p>
+        </w:tc>
+      </w:tr>
+      <w:tr>
+        <w:tc>
+          <w:tcPr/>
+          <w:p>
+            <w:pPr>
+              <w:pStyle w:val="Compact"/>
+              <w:jc w:val="left"/>
+            </w:pPr>
+            <w:r>
+              <w:rPr>
+                <w:bCs/>
+                <w:b/>
+              </w:rPr>
+              <w:t xml:space="preserve">Alibaba DataX</w:t>
+            </w:r>
+          </w:p>
+        </w:tc>
+        <w:tc>
+          <w:tcPr/>
+          <w:p>
+            <w:pPr>
+              <w:pStyle w:val="Compact"/>
+              <w:jc w:val="left"/>
+            </w:pPr>
+            <w:r>
+              <w:t xml:space="preserve">Framework+Plugin、Reader-Channel-Writer、Task/TaskGroup 调度、脏数据与流控</w:t>
+            </w:r>
+          </w:p>
+        </w:tc>
+        <w:tc>
+          <w:tcPr/>
+          <w:p>
+            <w:pPr>
+              <w:pStyle w:val="Compact"/>
+              <w:jc w:val="left"/>
+            </w:pPr>
+            <w:r>
+              <w:t xml:space="preserve">FullImport + SyncWorker + Reader/Writer 插件</w:t>
+            </w:r>
+          </w:p>
+        </w:tc>
+      </w:tr>
+      <w:tr>
+        <w:tc>
+          <w:tcPr/>
+          <w:p>
+            <w:pPr>
+              <w:pStyle w:val="Compact"/>
+              <w:jc w:val="left"/>
+            </w:pPr>
+            <w:r>
+              <w:rPr>
+                <w:bCs/>
+                <w:b/>
+              </w:rPr>
+              <w:t xml:space="preserve">Apache Flink</w:t>
+            </w:r>
+          </w:p>
+        </w:tc>
+        <w:tc>
+          <w:tcPr/>
+          <w:p>
+            <w:pPr>
+              <w:pStyle w:val="Compact"/>
+              <w:jc w:val="left"/>
+            </w:pPr>
+            <w:r>
+              <w:t xml:space="preserve">JobManager/TaskManager、Checkpoint、Connector SPI、Mailbox 单线程模型</w:t>
+            </w:r>
+          </w:p>
+        </w:tc>
+        <w:tc>
+          <w:tcPr/>
+          <w:p>
+            <w:pPr>
+              <w:pStyle w:val="Compact"/>
+              <w:jc w:val="left"/>
+            </w:pPr>
+            <w:r>
+              <w:t xml:space="preserve">StreamRuntime + IncrSync + LogAdapter 插件</w:t>
+            </w:r>
+          </w:p>
+        </w:tc>
+      </w:tr>
+    </w:tbl>
+    <w:p>
+      <w:pPr>
+        <w:pStyle w:val="BodyText"/>
+      </w:pPr>
+      <w:r>
+        <w:t xml:space="preserve">三套系统各有侧重，本平台取其精华、补其短板，形成</w:t>
       </w:r>
       <w:r>
         <w:rPr>
           <w:bCs/>
           <w:b/>
         </w:rPr>
-        <w:t xml:space="preserve">DataX 全量离线同步</w:t>
-      </w:r>
-      <w:r>
-        <w:t xml:space="preserve">与</w:t>
-      </w:r>
-      <w:r>
-        <w:t xml:space="preserve"> </w:t>
-      </w:r>
-      <w:r>
-        <w:rPr>
-          <w:bCs/>
-          <w:b/>
-        </w:rPr>
-        <w:t xml:space="preserve">Flink CDC 增量实时同步</w:t>
-      </w:r>
-      <w:r>
-        <w:t xml:space="preserve">，构建开放目标端的端到端在线迁移能力。</w:t>
+        <w:t xml:space="preserve">结构 → 全量 → 增量 → 校验 → 切换</w:t>
+      </w:r>
+      <w:r>
+        <w:t xml:space="preserve">的端到端自研能力。</w:t>
       </w:r>
     </w:p>
     <w:bookmarkEnd w:id="31"/>
@@ -1613,10 +1937,10 @@
           <w:bCs/>
           <w:b/>
         </w:rPr>
-        <w:t xml:space="preserve">分层解耦</w:t>
-      </w:r>
-      <w:r>
-        <w:t xml:space="preserve">：接入层、编排层、执行层、基础设施层职责清晰，各层可独立演进。</w:t>
+        <w:t xml:space="preserve">自研一体化</w:t>
+      </w:r>
+      <w:r>
+        <w:t xml:space="preserve">：全量引擎、增量引擎、编排控制台均为平台自有模块，不依赖外部 DataX/Flink 进程。</w:t>
       </w:r>
     </w:p>
     <w:p>
@@ -1632,10 +1956,20 @@
           <w:bCs/>
           <w:b/>
         </w:rPr>
-        <w:t xml:space="preserve">双引擎互补</w:t>
-      </w:r>
-      <w:r>
-        <w:t xml:space="preserve">：全量用 DataX（离线高吞吐），增量用 Flink CDC（实时 Exactly-once）。</w:t>
+        <w:t xml:space="preserve">借鉴不调用</w:t>
+      </w:r>
+      <w:r>
+        <w:t xml:space="preserve">：吸收 OMS 产品骨架、DataX 全量管道、Flink 流式容错等</w:t>
+      </w:r>
+      <w:r>
+        <w:rPr>
+          <w:bCs/>
+          <w:b/>
+        </w:rPr>
+        <w:t xml:space="preserve">设计模式</w:t>
+      </w:r>
+      <w:r>
+        <w:t xml:space="preserve">，在平台内重新实现。</w:t>
       </w:r>
     </w:p>
     <w:p>
@@ -1651,10 +1985,10 @@
           <w:bCs/>
           <w:b/>
         </w:rPr>
-        <w:t xml:space="preserve">插件即插即用</w:t>
-      </w:r>
-      <w:r>
-        <w:t xml:space="preserve">：新增数据源只需实现 Reader/Writer 或 CDC Connector。</w:t>
+        <w:t xml:space="preserve">分层解耦</w:t>
+      </w:r>
+      <w:r>
+        <w:t xml:space="preserve">：服务接入层、流程编排层、执行引擎层、基础设施层职责清晰，各层可独立演进。</w:t>
       </w:r>
     </w:p>
     <w:p>
@@ -1670,10 +2004,10 @@
           <w:bCs/>
           <w:b/>
         </w:rPr>
-        <w:t xml:space="preserve">流程驱动</w:t>
-      </w:r>
-      <w:r>
-        <w:t xml:space="preserve">：以状态机编排迁移阶段，子任务可并行、可重试、可回滚。</w:t>
+        <w:t xml:space="preserve">插件即插即用</w:t>
+      </w:r>
+      <w:r>
+        <w:t xml:space="preserve">：Reader/Writer/LogAdapter/TypeMapper 均为平台自有 SPI，按 plugin.json 注册加载。</w:t>
       </w:r>
     </w:p>
     <w:p>
@@ -1689,20 +2023,327 @@
           <w:bCs/>
           <w:b/>
         </w:rPr>
+        <w:t xml:space="preserve">流程驱动</w:t>
+      </w:r>
+      <w:r>
+        <w:t xml:space="preserve">：以状态机编排迁移阶段（借鉴 OMS），子任务可并行、可重试、可回滚。</w:t>
+      </w:r>
+    </w:p>
+    <w:p>
+      <w:pPr>
+        <w:numPr>
+          <w:ilvl w:val="0"/>
+          <w:numId w:val="1003"/>
+        </w:numPr>
+        <w:pStyle w:val="Compact"/>
+      </w:pPr>
+      <w:r>
+        <w:rPr>
+          <w:bCs/>
+          <w:b/>
+        </w:rPr>
         <w:t xml:space="preserve">统一数据模型</w:t>
       </w:r>
       <w:r>
-        <w:t xml:space="preserve">：增量 Record 抽象为 DML/DDL/HB，屏蔽源端差异。</w:t>
+        <w:t xml:space="preserve">：增量 Record 抽象为 DML/DDL/HB（借鉴 OMS），全量行数据采用统一 Column 模型（借鉴 DataX）。</w:t>
       </w:r>
     </w:p>
     <w:bookmarkEnd w:id="33"/>
-    <w:bookmarkStart w:id="34" w:name="能力定位"/>
+    <w:bookmarkStart w:id="34" w:name="设计借鉴说明"/>
     <w:p>
       <w:pPr>
         <w:pStyle w:val="Heading3"/>
       </w:pPr>
       <w:r>
-        <w:t xml:space="preserve">2.4 能力定位</w:t>
+        <w:t xml:space="preserve">2.4 设计借鉴说明</w:t>
+      </w:r>
+    </w:p>
+    <w:p>
+      <w:pPr>
+        <w:pStyle w:val="FirstParagraph"/>
+      </w:pPr>
+      <w:r>
+        <w:t xml:space="preserve">本节说明三套参考系统与本平台的</w:t>
+      </w:r>
+      <w:r>
+        <w:rPr>
+          <w:bCs/>
+          <w:b/>
+        </w:rPr>
+        <w:t xml:space="preserve">设计层关系</w:t>
+      </w:r>
+      <w:r>
+        <w:t xml:space="preserve">（非集成关系）：</w:t>
+      </w:r>
+    </w:p>
+    <w:p>
+      <w:pPr>
+        <w:pStyle w:val="SourceCode"/>
+      </w:pPr>
+      <w:r>
+        <w:rPr>
+          <w:rStyle w:val="VerbatimChar"/>
+        </w:rPr>
+        <w:t xml:space="preserve">┌─────────────────────────────────────────────────────────────┐</w:t>
+      </w:r>
+      <w:r>
+        <w:br/>
+      </w:r>
+      <w:r>
+        <w:rPr>
+          <w:rStyle w:val="VerbatimChar"/>
+        </w:rPr>
+        <w:t xml:space="preserve">│                    自研迁移平台（本文档）                      │</w:t>
+      </w:r>
+      <w:r>
+        <w:br/>
+      </w:r>
+      <w:r>
+        <w:rPr>
+          <w:rStyle w:val="VerbatimChar"/>
+        </w:rPr>
+        <w:t xml:space="preserve">├──────────────┬────────────────────┬───────────────────────────┤</w:t>
+      </w:r>
+      <w:r>
+        <w:br/>
+      </w:r>
+      <w:r>
+        <w:rPr>
+          <w:rStyle w:val="VerbatimChar"/>
+        </w:rPr>
+        <w:t xml:space="preserve">│ 借鉴 OMS     │ 借鉴 DataX         │ 借鉴 Flink                │</w:t>
+      </w:r>
+      <w:r>
+        <w:br/>
+      </w:r>
+      <w:r>
+        <w:rPr>
+          <w:rStyle w:val="VerbatimChar"/>
+        </w:rPr>
+        <w:t xml:space="preserve">│ · 三层产品架构│ · Framework+Plugin│ · 分布式运行时             │</w:t>
+      </w:r>
+      <w:r>
+        <w:br/>
+      </w:r>
+      <w:r>
+        <w:rPr>
+          <w:rStyle w:val="VerbatimChar"/>
+        </w:rPr>
+        <w:t xml:space="preserve">│ · 迁移阶段流程│ · Reader-Channel- │ · Checkpoint 容错         │</w:t>
+      </w:r>
+      <w:r>
+        <w:br/>
+      </w:r>
+      <w:r>
+        <w:rPr>
+          <w:rStyle w:val="VerbatimChar"/>
+        </w:rPr>
+        <w:t xml:space="preserve">│ · DBCat/Store│   Writer 管道     │ · Connector/LogAdapter SPI│</w:t>
+      </w:r>
+      <w:r>
+        <w:br/>
+      </w:r>
+      <w:r>
+        <w:rPr>
+          <w:rStyle w:val="VerbatimChar"/>
+        </w:rPr>
+        <w:t xml:space="preserve">│ · IncrSync   │ · Task/TaskGroup  │ · 控制面/数据面分离        │</w:t>
+      </w:r>
+      <w:r>
+        <w:br/>
+      </w:r>
+      <w:r>
+        <w:rPr>
+          <w:rStyle w:val="VerbatimChar"/>
+        </w:rPr>
+        <w:t xml:space="preserve">│ · HA/Supervisor│ · 脏数据/流控   │ · Slot 资源模型           │</w:t>
+      </w:r>
+      <w:r>
+        <w:br/>
+      </w:r>
+      <w:r>
+        <w:rPr>
+          <w:rStyle w:val="VerbatimChar"/>
+        </w:rPr>
+        <w:t xml:space="preserve">└──────────────┴────────────────────┴───────────────────────────┘</w:t>
+      </w:r>
+    </w:p>
+    <w:tbl>
+      <w:tblPr>
+        <w:tblStyle w:val="Table"/>
+        <w:tblW w:type="pct" w:w="5000"/>
+        <w:tblLook w:firstRow="1" w:lastRow="0" w:firstColumn="0" w:lastColumn="0" w:noHBand="0" w:noVBand="0" w:val="0020"/>
+        <w:jc w:val="start"/>
+      </w:tblPr>
+      <w:tblGrid>
+        <w:gridCol w:w="1885"/>
+        <w:gridCol w:w="3017"/>
+        <w:gridCol w:w="3017"/>
+      </w:tblGrid>
+      <w:tr>
+        <w:trPr>
+          <w:tblHeader w:val="true"/>
+        </w:trPr>
+        <w:tc>
+          <w:tcPr/>
+          <w:p>
+            <w:pPr>
+              <w:pStyle w:val="Compact"/>
+              <w:jc w:val="left"/>
+            </w:pPr>
+            <w:r>
+              <w:t xml:space="preserve">借鉴来源</w:t>
+            </w:r>
+          </w:p>
+        </w:tc>
+        <w:tc>
+          <w:tcPr/>
+          <w:p>
+            <w:pPr>
+              <w:pStyle w:val="Compact"/>
+              <w:jc w:val="left"/>
+            </w:pPr>
+            <w:r>
+              <w:t xml:space="preserve">借鉴的设计要素</w:t>
+            </w:r>
+          </w:p>
+        </w:tc>
+        <w:tc>
+          <w:tcPr/>
+          <w:p>
+            <w:pPr>
+              <w:pStyle w:val="Compact"/>
+              <w:jc w:val="left"/>
+            </w:pPr>
+            <w:r>
+              <w:t xml:space="preserve">本平台实现模块</w:t>
+            </w:r>
+          </w:p>
+        </w:tc>
+      </w:tr>
+      <w:tr>
+        <w:tc>
+          <w:tcPr/>
+          <w:p>
+            <w:pPr>
+              <w:pStyle w:val="Compact"/>
+              <w:jc w:val="left"/>
+            </w:pPr>
+            <w:r>
+              <w:t xml:space="preserve">OMS</w:t>
+            </w:r>
+          </w:p>
+        </w:tc>
+        <w:tc>
+          <w:tcPr/>
+          <w:p>
+            <w:pPr>
+              <w:pStyle w:val="Compact"/>
+              <w:jc w:val="left"/>
+            </w:pPr>
+            <w:r>
+              <w:t xml:space="preserve">端到端迁移产品流程、组件命名与职责、DML/DDL/HB Record、Supervisor+HA</w:t>
+            </w:r>
+          </w:p>
+        </w:tc>
+        <w:tc>
+          <w:tcPr/>
+          <w:p>
+            <w:pPr>
+              <w:pStyle w:val="Compact"/>
+              <w:jc w:val="left"/>
+            </w:pPr>
+            <w:r>
+              <w:t xml:space="preserve">控制台、工作流、DBCat、Store、IncrSync、FullVerification</w:t>
+            </w:r>
+          </w:p>
+        </w:tc>
+      </w:tr>
+      <w:tr>
+        <w:tc>
+          <w:tcPr/>
+          <w:p>
+            <w:pPr>
+              <w:pStyle w:val="Compact"/>
+              <w:jc w:val="left"/>
+            </w:pPr>
+            <w:r>
+              <w:t xml:space="preserve">DataX</w:t>
+            </w:r>
+          </w:p>
+        </w:tc>
+        <w:tc>
+          <w:tcPr/>
+          <w:p>
+            <w:pPr>
+              <w:pStyle w:val="Compact"/>
+              <w:jc w:val="left"/>
+            </w:pPr>
+            <w:r>
+              <w:t xml:space="preserve">星型链路、插件 ClassLoader 隔离、1:1 Reader-Writer Task、Channel 背压流控、Communication 统计</w:t>
+            </w:r>
+          </w:p>
+        </w:tc>
+        <w:tc>
+          <w:tcPr/>
+          <w:p>
+            <w:pPr>
+              <w:pStyle w:val="Compact"/>
+              <w:jc w:val="left"/>
+            </w:pPr>
+            <w:r>
+              <w:t xml:space="preserve">FullImport、SyncWorker、Reader/Writer 插件、Channel 传输层</w:t>
+            </w:r>
+          </w:p>
+        </w:tc>
+      </w:tr>
+      <w:tr>
+        <w:tc>
+          <w:tcPr/>
+          <w:p>
+            <w:pPr>
+              <w:pStyle w:val="Compact"/>
+              <w:jc w:val="left"/>
+            </w:pPr>
+            <w:r>
+              <w:t xml:space="preserve">Flink</w:t>
+            </w:r>
+          </w:p>
+        </w:tc>
+        <w:tc>
+          <w:tcPr/>
+          <w:p>
+            <w:pPr>
+              <w:pStyle w:val="Compact"/>
+              <w:jc w:val="left"/>
+            </w:pPr>
+            <w:r>
+              <w:t xml:space="preserve">作业提交与调度分离、Checkpoint 分布式快照、Source/Sink 连接器框架、算子链减少开销</w:t>
+            </w:r>
+          </w:p>
+        </w:tc>
+        <w:tc>
+          <w:tcPr/>
+          <w:p>
+            <w:pPr>
+              <w:pStyle w:val="Compact"/>
+              <w:jc w:val="left"/>
+            </w:pPr>
+            <w:r>
+              <w:t xml:space="preserve">StreamRuntime、IncrSync、LogAdapter、Checkpoint 协调器</w:t>
+            </w:r>
+          </w:p>
+        </w:tc>
+      </w:tr>
+    </w:tbl>
+    <w:bookmarkEnd w:id="34"/>
+    <w:bookmarkStart w:id="35" w:name="能力定位"/>
+    <w:p>
+      <w:pPr>
+        <w:pStyle w:val="Heading3"/>
+      </w:pPr>
+      <w:r>
+        <w:t xml:space="preserve">2.5 能力定位</w:t>
       </w:r>
     </w:p>
     <w:tbl>
@@ -1740,7 +2381,7 @@
               <w:jc w:val="left"/>
             </w:pPr>
             <w:r>
-              <w:t xml:space="preserve">本平台</w:t>
+              <w:t xml:space="preserve">本平台（自研）</w:t>
             </w:r>
           </w:p>
         </w:tc>
@@ -1766,7 +2407,7 @@
               <w:jc w:val="left"/>
             </w:pPr>
             <w:r>
-              <w:t xml:space="preserve">SchemaEngine（DBCat）</w:t>
+              <w:t xml:space="preserve">DBCat（Schema 转换引擎）</w:t>
             </w:r>
           </w:p>
         </w:tc>
@@ -1792,7 +2433,7 @@
               <w:jc w:val="left"/>
             </w:pPr>
             <w:r>
-              <w:t xml:space="preserve">FullImport（DataX）</w:t>
+              <w:t xml:space="preserve">FullImport（自研，借鉴 DataX 管道模型）</w:t>
             </w:r>
           </w:p>
         </w:tc>
@@ -1818,7 +2459,7 @@
               <w:jc w:val="left"/>
             </w:pPr>
             <w:r>
-              <w:t xml:space="preserve">Store + IncrSync（Flink CDC）</w:t>
+              <w:t xml:space="preserve">Store + IncrSync（自研，借鉴 Flink 流式运行时）</w:t>
             </w:r>
           </w:p>
         </w:tc>
@@ -1907,17 +2548,17 @@
         <w:pStyle w:val="BodyText"/>
       </w:pPr>
       <w:r>
-        <w:t xml:space="preserve">与 OMS、DataX、Flink 的能力对照及借鉴关系详见</w:t>
+        <w:t xml:space="preserve">与 OMS、DataX、Flink 的详细对照见</w:t>
       </w:r>
       <w:r>
         <w:t xml:space="preserve"> </w:t>
       </w:r>
-      <w:hyperlink r:id="rId21">
+      <w:hyperlink w:anchor="X326698d5df4962326c4bbd7681e96d65d4f615d">
         <w:r>
           <w:rPr>
             <w:rStyle w:val="Hyperlink"/>
           </w:rPr>
-          <w:t xml:space="preserve">OMS架构参考</w:t>
+          <w:t xml:space="preserve">9.1 设计借鉴对照表</w:t>
         </w:r>
       </w:hyperlink>
       <w:r>
@@ -1931,9 +2572,9 @@
         </w:pict>
       </w:r>
     </w:p>
-    <w:bookmarkEnd w:id="34"/>
     <w:bookmarkEnd w:id="35"/>
-    <w:bookmarkStart w:id="59" w:name="系统架构设计"/>
+    <w:bookmarkEnd w:id="36"/>
+    <w:bookmarkStart w:id="60" w:name="系统架构设计"/>
     <w:p>
       <w:pPr>
         <w:pStyle w:val="Heading2"/>
@@ -1942,7 +2583,7 @@
         <w:t xml:space="preserve">3. 系统架构设计</w:t>
       </w:r>
     </w:p>
-    <w:bookmarkStart w:id="39" w:name="逻辑架构"/>
+    <w:bookmarkStart w:id="40" w:name="逻辑架构"/>
     <w:p>
       <w:pPr>
         <w:pStyle w:val="Heading3"/>
@@ -1982,20 +2623,20 @@
       <w:r>
         <w:drawing>
           <wp:inline>
-            <wp:extent cx="5334000" cy="3503839"/>
+            <wp:extent cx="5334000" cy="2823482"/>
             <wp:effectExtent b="0" l="0" r="0" t="0"/>
-            <wp:docPr descr="图3-1 系统逻辑架构图" title="" id="37" name="Picture"/>
+            <wp:docPr descr="图3-1 系统逻辑架构图" title="" id="38" name="Picture"/>
             <a:graphic>
               <a:graphicData uri="http://schemas.openxmlformats.org/drawingml/2006/picture">
                 <pic:pic>
                   <pic:nvPicPr>
-                    <pic:cNvPr descr="images/fig3-1-logical-architecture.png" id="38" name="Picture"/>
+                    <pic:cNvPr descr="images/fig3-1-logical-architecture.png" id="39" name="Picture"/>
                     <pic:cNvPicPr>
                       <a:picLocks noChangeArrowheads="1" noChangeAspect="1"/>
                     </pic:cNvPicPr>
                   </pic:nvPicPr>
                   <pic:blipFill>
-                    <a:blip r:embed="rId36"/>
+                    <a:blip r:embed="rId37"/>
                     <a:stretch>
                       <a:fillRect/>
                     </a:stretch>
@@ -2003,7 +2644,7 @@
                   <pic:spPr bwMode="auto">
                     <a:xfrm>
                       <a:off x="0" y="0"/>
-                      <a:ext cx="5334000" cy="3503839"/>
+                      <a:ext cx="5334000" cy="2823482"/>
                     </a:xfrm>
                     <a:prstGeom prst="rect">
                       <a:avLst/>
@@ -2286,8 +2927,8 @@
         </w:tc>
       </w:tr>
     </w:tbl>
-    <w:bookmarkEnd w:id="39"/>
-    <w:bookmarkStart w:id="43" w:name="模块组成"/>
+    <w:bookmarkEnd w:id="40"/>
+    <w:bookmarkStart w:id="44" w:name="模块组成"/>
     <w:p>
       <w:pPr>
         <w:pStyle w:val="Heading3"/>
@@ -2303,20 +2944,20 @@
       <w:r>
         <w:drawing>
           <wp:inline>
-            <wp:extent cx="5334000" cy="3143250"/>
+            <wp:extent cx="5334000" cy="3136446"/>
             <wp:effectExtent b="0" l="0" r="0" t="0"/>
-            <wp:docPr descr="图3-2 模块组成图" title="" id="41" name="Picture"/>
+            <wp:docPr descr="图3-2 模块组成图" title="" id="42" name="Picture"/>
             <a:graphic>
               <a:graphicData uri="http://schemas.openxmlformats.org/drawingml/2006/picture">
                 <pic:pic>
                   <pic:nvPicPr>
-                    <pic:cNvPr descr="images/fig3-2-module-composition.png" id="42" name="Picture"/>
+                    <pic:cNvPr descr="images/fig3-2-module-composition.png" id="43" name="Picture"/>
                     <pic:cNvPicPr>
                       <a:picLocks noChangeArrowheads="1" noChangeAspect="1"/>
                     </pic:cNvPicPr>
                   </pic:nvPicPr>
                   <pic:blipFill>
-                    <a:blip r:embed="rId40"/>
+                    <a:blip r:embed="rId41"/>
                     <a:stretch>
                       <a:fillRect/>
                     </a:stretch>
@@ -2324,7 +2965,7 @@
                   <pic:spPr bwMode="auto">
                     <a:xfrm>
                       <a:off x="0" y="0"/>
-                      <a:ext cx="5334000" cy="3143250"/>
+                      <a:ext cx="5334000" cy="3136446"/>
                     </a:xfrm>
                     <a:prstGeom prst="rect">
                       <a:avLst/>
@@ -2405,7 +3046,7 @@
           <w:bCs/>
           <w:b/>
         </w:rPr>
-        <w:t xml:space="preserve">基础设施</w:t>
+        <w:t xml:space="preserve">插件层</w:t>
       </w:r>
       <w:r>
         <w:t xml:space="preserve">、</w:t>
@@ -2415,14 +3056,14 @@
           <w:bCs/>
           <w:b/>
         </w:rPr>
-        <w:t xml:space="preserve">插件与运行时</w:t>
-      </w:r>
-      <w:r>
-        <w:t xml:space="preserve">。控制台经 API 网关访问任务编排服务；编排服务驱动工作流，工作流调度各执行组件；执行组件依赖插件层与 DataX/Flink 运行时完成数据搬运。</w:t>
-      </w:r>
-    </w:p>
-    <w:bookmarkEnd w:id="43"/>
-    <w:bookmarkStart w:id="47" w:name="控制平面与数据平面分离"/>
+        <w:t xml:space="preserve">平台运行时</w:t>
+      </w:r>
+      <w:r>
+        <w:t xml:space="preserve">。控制台经 API 网关访问任务编排服务；编排服务驱动工作流，工作流调度各执行组件；执行组件通过平台自有插件与 SyncWorker/StreamRuntime 完成数据搬运。</w:t>
+      </w:r>
+    </w:p>
+    <w:bookmarkEnd w:id="44"/>
+    <w:bookmarkStart w:id="48" w:name="控制平面与数据平面分离"/>
     <w:p>
       <w:pPr>
         <w:pStyle w:val="Heading3"/>
@@ -2440,18 +3081,18 @@
           <wp:inline>
             <wp:extent cx="5334000" cy="1986642"/>
             <wp:effectExtent b="0" l="0" r="0" t="0"/>
-            <wp:docPr descr="图3-3 控制平面与数据平面分离图" title="" id="45" name="Picture"/>
+            <wp:docPr descr="图3-3 控制平面与数据平面分离图" title="" id="46" name="Picture"/>
             <a:graphic>
               <a:graphicData uri="http://schemas.openxmlformats.org/drawingml/2006/picture">
                 <pic:pic>
                   <pic:nvPicPr>
-                    <pic:cNvPr descr="images/fig3-3-control-data-plane.png" id="46" name="Picture"/>
+                    <pic:cNvPr descr="images/fig3-3-control-data-plane.png" id="47" name="Picture"/>
                     <pic:cNvPicPr>
                       <a:picLocks noChangeArrowheads="1" noChangeAspect="1"/>
                     </pic:cNvPicPr>
                   </pic:nvPicPr>
                   <pic:blipFill>
-                    <a:blip r:embed="rId44"/>
+                    <a:blip r:embed="rId45"/>
                     <a:stretch>
                       <a:fillRect/>
                     </a:stretch>
@@ -2541,11 +3182,11 @@
         <w:pStyle w:val="FirstParagraph"/>
       </w:pPr>
       <w:r>
-        <w:t xml:space="preserve">两者通过调度器解耦：控制平面下发作业规格与调度指令，数据平面在 Worker/Flink 集群上执行，便于独立扩缩容与故障隔离。</w:t>
-      </w:r>
-    </w:p>
-    <w:bookmarkEnd w:id="47"/>
-    <w:bookmarkStart w:id="57" w:name="部署架构"/>
+        <w:t xml:space="preserve">两者通过调度器解耦：控制平面下发作业规格与调度指令，数据平面在平台自有 Worker 节点池上执行，便于独立扩缩容与故障隔离。</w:t>
+      </w:r>
+    </w:p>
+    <w:bookmarkEnd w:id="48"/>
+    <w:bookmarkStart w:id="58" w:name="部署架构"/>
     <w:p>
       <w:pPr>
         <w:pStyle w:val="Heading3"/>
@@ -2554,7 +3195,7 @@
         <w:t xml:space="preserve">3.4 部署架构</w:t>
       </w:r>
     </w:p>
-    <w:bookmarkStart w:id="51" w:name="单机开发模式"/>
+    <w:bookmarkStart w:id="52" w:name="单机开发模式"/>
     <w:p>
       <w:pPr>
         <w:pStyle w:val="Heading4"/>
@@ -2570,20 +3211,20 @@
       <w:r>
         <w:drawing>
           <wp:inline>
-            <wp:extent cx="5334000" cy="4560489"/>
+            <wp:extent cx="5334000" cy="4539915"/>
             <wp:effectExtent b="0" l="0" r="0" t="0"/>
-            <wp:docPr descr="图3-4 单机部署架构图" title="" id="49" name="Picture"/>
+            <wp:docPr descr="图3-4 单机部署架构图" title="" id="50" name="Picture"/>
             <a:graphic>
               <a:graphicData uri="http://schemas.openxmlformats.org/drawingml/2006/picture">
                 <pic:pic>
                   <pic:nvPicPr>
-                    <pic:cNvPr descr="images/fig3-4-single-node-deploy.png" id="50" name="Picture"/>
+                    <pic:cNvPr descr="images/fig3-4-single-node-deploy.png" id="51" name="Picture"/>
                     <pic:cNvPicPr>
                       <a:picLocks noChangeArrowheads="1" noChangeAspect="1"/>
                     </pic:cNvPicPr>
                   </pic:nvPicPr>
                   <pic:blipFill>
-                    <a:blip r:embed="rId48"/>
+                    <a:blip r:embed="rId49"/>
                     <a:stretch>
                       <a:fillRect/>
                     </a:stretch>
@@ -2591,7 +3232,7 @@
                   <pic:spPr bwMode="auto">
                     <a:xfrm>
                       <a:off x="0" y="0"/>
-                      <a:ext cx="5334000" cy="4560489"/>
+                      <a:ext cx="5334000" cy="4539915"/>
                     </a:xfrm>
                     <a:prstGeom prst="rect">
                       <a:avLst/>
@@ -2635,11 +3276,11 @@
         <w:pStyle w:val="BodyText"/>
       </w:pPr>
       <w:r>
-        <w:t xml:space="preserve">All-in-One 节点集成控制台、API、编排服务、DataX 引擎、Flink MiniCluster 与元数据库，适用于开发调试与 PoC 验证。</w:t>
-      </w:r>
-    </w:p>
-    <w:bookmarkEnd w:id="51"/>
-    <w:bookmarkStart w:id="55" w:name="单地域多节点-ha"/>
+        <w:t xml:space="preserve">All-in-One 节点集成控制台、API、编排服务、SyncWorker、StreamRuntime 与元数据库，适用于开发调试与 PoC 验证。</w:t>
+      </w:r>
+    </w:p>
+    <w:bookmarkEnd w:id="52"/>
+    <w:bookmarkStart w:id="56" w:name="单地域多节点-ha"/>
     <w:p>
       <w:pPr>
         <w:pStyle w:val="Heading4"/>
@@ -2657,18 +3298,18 @@
           <wp:inline>
             <wp:extent cx="5334000" cy="2474976"/>
             <wp:effectExtent b="0" l="0" r="0" t="0"/>
-            <wp:docPr descr="图3-5 多节点 HA 部署架构图" title="" id="53" name="Picture"/>
+            <wp:docPr descr="图3-5 多节点 HA 部署架构图" title="" id="54" name="Picture"/>
             <a:graphic>
               <a:graphicData uri="http://schemas.openxmlformats.org/drawingml/2006/picture">
                 <pic:pic>
                   <pic:nvPicPr>
-                    <pic:cNvPr descr="images/fig3-5-multi-node-ha.png" id="54" name="Picture"/>
+                    <pic:cNvPr descr="images/fig3-5-multi-node-ha.png" id="55" name="Picture"/>
                     <pic:cNvPicPr>
                       <a:picLocks noChangeArrowheads="1" noChangeAspect="1"/>
                     </pic:cNvPicPr>
                   </pic:nvPicPr>
                   <pic:blipFill>
-                    <a:blip r:embed="rId52"/>
+                    <a:blip r:embed="rId53"/>
                     <a:stretch>
                       <a:fillRect/>
                     </a:stretch>
@@ -2723,8 +3364,8 @@
         <w:t xml:space="preserve">多节点经负载均衡/VIP 对外服务，集群管理服务（CM）负责组件注册与调度；Store/IncrSync 支持跨节点 HA 切换。控制台默认端口 8089（可配置）。</w:t>
       </w:r>
     </w:p>
-    <w:bookmarkEnd w:id="55"/>
-    <w:bookmarkStart w:id="56" w:name="多地域部署v3"/>
+    <w:bookmarkEnd w:id="56"/>
+    <w:bookmarkStart w:id="57" w:name="多地域部署v3"/>
     <w:p>
       <w:pPr>
         <w:pStyle w:val="Heading4"/>
@@ -2741,9 +3382,9 @@
         <w:t xml:space="preserve">Store 部署在源端地域，IncrSync 部署在目标端地域，协调层元数据库与 CM 跨地域统一管理。适用于跨地域容灾与异地多活场景。</w:t>
       </w:r>
     </w:p>
-    <w:bookmarkEnd w:id="56"/>
     <w:bookmarkEnd w:id="57"/>
-    <w:bookmarkStart w:id="58" w:name="技术选型"/>
+    <w:bookmarkEnd w:id="58"/>
+    <w:bookmarkStart w:id="59" w:name="技术选型"/>
     <w:p>
       <w:pPr>
         <w:pStyle w:val="Heading3"/>
@@ -2800,7 +3441,7 @@
               <w:jc w:val="left"/>
             </w:pPr>
             <w:r>
-              <w:t xml:space="preserve">理由</w:t>
+              <w:t xml:space="preserve">说明</w:t>
             </w:r>
           </w:p>
         </w:tc>
@@ -2838,83 +3479,83 @@
               <w:jc w:val="left"/>
             </w:pPr>
             <w:r>
-              <w:t xml:space="preserve">与 DataX/Flink 生态一致</w:t>
-            </w:r>
-          </w:p>
-        </w:tc>
-      </w:tr>
-      <w:tr>
-        <w:tc>
-          <w:tcPr/>
-          <w:p>
-            <w:pPr>
-              <w:pStyle w:val="Compact"/>
-              <w:jc w:val="left"/>
-            </w:pPr>
-            <w:r>
-              <w:t xml:space="preserve">全量引擎</w:t>
-            </w:r>
-          </w:p>
-        </w:tc>
-        <w:tc>
-          <w:tcPr/>
-          <w:p>
-            <w:pPr>
-              <w:pStyle w:val="Compact"/>
-              <w:jc w:val="left"/>
-            </w:pPr>
-            <w:r>
-              <w:t xml:space="preserve">内嵌/调度 DataX</w:t>
-            </w:r>
-          </w:p>
-        </w:tc>
-        <w:tc>
-          <w:tcPr/>
-          <w:p>
-            <w:pPr>
-              <w:pStyle w:val="Compact"/>
-              <w:jc w:val="left"/>
-            </w:pPr>
-            <w:r>
-              <w:t xml:space="preserve">70+ 插件，成熟异构离线同步</w:t>
-            </w:r>
-          </w:p>
-        </w:tc>
-      </w:tr>
-      <w:tr>
-        <w:tc>
-          <w:tcPr/>
-          <w:p>
-            <w:pPr>
-              <w:pStyle w:val="Compact"/>
-              <w:jc w:val="left"/>
-            </w:pPr>
-            <w:r>
-              <w:t xml:space="preserve">增量引擎</w:t>
-            </w:r>
-          </w:p>
-        </w:tc>
-        <w:tc>
-          <w:tcPr/>
-          <w:p>
-            <w:pPr>
-              <w:pStyle w:val="Compact"/>
-              <w:jc w:val="left"/>
-            </w:pPr>
-            <w:r>
-              <w:t xml:space="preserve">Apache Flink + CDC Connectors</w:t>
-            </w:r>
-          </w:p>
-        </w:tc>
-        <w:tc>
-          <w:tcPr/>
-          <w:p>
-            <w:pPr>
-              <w:pStyle w:val="Compact"/>
-              <w:jc w:val="left"/>
-            </w:pPr>
-            <w:r>
-              <w:t xml:space="preserve">Exactly-once 与 Connector 生态</w:t>
+              <w:t xml:space="preserve">与插件 SPI、Worker 运行时技术栈一致</w:t>
+            </w:r>
+          </w:p>
+        </w:tc>
+      </w:tr>
+      <w:tr>
+        <w:tc>
+          <w:tcPr/>
+          <w:p>
+            <w:pPr>
+              <w:pStyle w:val="Compact"/>
+              <w:jc w:val="left"/>
+            </w:pPr>
+            <w:r>
+              <w:t xml:space="preserve">全量执行</w:t>
+            </w:r>
+          </w:p>
+        </w:tc>
+        <w:tc>
+          <w:tcPr/>
+          <w:p>
+            <w:pPr>
+              <w:pStyle w:val="Compact"/>
+              <w:jc w:val="left"/>
+            </w:pPr>
+            <w:r>
+              <w:t xml:space="preserve">自研 SyncWorker + Reader/Writer 插件</w:t>
+            </w:r>
+          </w:p>
+        </w:tc>
+        <w:tc>
+          <w:tcPr/>
+          <w:p>
+            <w:pPr>
+              <w:pStyle w:val="Compact"/>
+              <w:jc w:val="left"/>
+            </w:pPr>
+            <w:r>
+              <w:t xml:space="preserve">借鉴 DataX 管道模型，平台内实现</w:t>
+            </w:r>
+          </w:p>
+        </w:tc>
+      </w:tr>
+      <w:tr>
+        <w:tc>
+          <w:tcPr/>
+          <w:p>
+            <w:pPr>
+              <w:pStyle w:val="Compact"/>
+              <w:jc w:val="left"/>
+            </w:pPr>
+            <w:r>
+              <w:t xml:space="preserve">增量执行</w:t>
+            </w:r>
+          </w:p>
+        </w:tc>
+        <w:tc>
+          <w:tcPr/>
+          <w:p>
+            <w:pPr>
+              <w:pStyle w:val="Compact"/>
+              <w:jc w:val="left"/>
+            </w:pPr>
+            <w:r>
+              <w:t xml:space="preserve">自研 StreamRuntime + LogAdapter 插件</w:t>
+            </w:r>
+          </w:p>
+        </w:tc>
+        <w:tc>
+          <w:tcPr/>
+          <w:p>
+            <w:pPr>
+              <w:pStyle w:val="Compact"/>
+              <w:jc w:val="left"/>
+            </w:pPr>
+            <w:r>
+              <w:t xml:space="preserve">借鉴 Flink 运行时与 Checkpoint，平台内实现</w:t>
             </w:r>
           </w:p>
         </w:tc>
@@ -3142,7 +3783,7 @@
               <w:jc w:val="left"/>
             </w:pPr>
             <w:r>
-              <w:t xml:space="preserve">弹性调度、多节点部署</w:t>
+              <w:t xml:space="preserve">Worker 节点弹性调度</w:t>
             </w:r>
           </w:p>
         </w:tc>
@@ -3155,9 +3796,9 @@
         </w:pict>
       </w:r>
     </w:p>
-    <w:bookmarkEnd w:id="58"/>
     <w:bookmarkEnd w:id="59"/>
-    <w:bookmarkStart w:id="86" w:name="模块详细设计"/>
+    <w:bookmarkEnd w:id="60"/>
+    <w:bookmarkStart w:id="87" w:name="模块详细设计"/>
     <w:p>
       <w:pPr>
         <w:pStyle w:val="Heading2"/>
@@ -3251,7 +3892,7 @@
         </w:pict>
       </w:r>
     </w:p>
-    <w:bookmarkStart w:id="63" w:name="管理与接入模块"/>
+    <w:bookmarkStart w:id="64" w:name="管理与接入模块"/>
     <w:p>
       <w:pPr>
         <w:pStyle w:val="Heading3"/>
@@ -3260,7 +3901,7 @@
         <w:t xml:space="preserve">4.1 管理与接入模块</w:t>
       </w:r>
     </w:p>
-    <w:bookmarkStart w:id="60" w:name="控制台-ui"/>
+    <w:bookmarkStart w:id="61" w:name="控制台-ui"/>
     <w:p>
       <w:pPr>
         <w:pStyle w:val="Heading4"/>
@@ -3748,8 +4389,8 @@
         </w:pict>
       </w:r>
     </w:p>
-    <w:bookmarkEnd w:id="60"/>
-    <w:bookmarkStart w:id="61" w:name="api-网关"/>
+    <w:bookmarkEnd w:id="61"/>
+    <w:bookmarkStart w:id="62" w:name="api-网关"/>
     <w:p>
       <w:pPr>
         <w:pStyle w:val="Heading4"/>
@@ -4291,8 +4932,8 @@
         </w:pict>
       </w:r>
     </w:p>
-    <w:bookmarkEnd w:id="61"/>
-    <w:bookmarkStart w:id="62" w:name="认证鉴权"/>
+    <w:bookmarkEnd w:id="62"/>
+    <w:bookmarkStart w:id="63" w:name="认证鉴权"/>
     <w:p>
       <w:pPr>
         <w:pStyle w:val="Heading4"/>
@@ -4789,9 +5430,9 @@
         </w:pict>
       </w:r>
     </w:p>
-    <w:bookmarkEnd w:id="62"/>
     <w:bookmarkEnd w:id="63"/>
-    <w:bookmarkStart w:id="68" w:name="核心服务模块"/>
+    <w:bookmarkEnd w:id="64"/>
+    <w:bookmarkStart w:id="69" w:name="核心服务模块"/>
     <w:p>
       <w:pPr>
         <w:pStyle w:val="Heading3"/>
@@ -4800,7 +5441,7 @@
         <w:t xml:space="preserve">4.2 核心服务模块</w:t>
       </w:r>
     </w:p>
-    <w:bookmarkStart w:id="64" w:name="任务编排服务"/>
+    <w:bookmarkStart w:id="65" w:name="任务编排服务"/>
     <w:p>
       <w:pPr>
         <w:pStyle w:val="Heading4"/>
@@ -5300,8 +5941,8 @@
         </w:pict>
       </w:r>
     </w:p>
-    <w:bookmarkEnd w:id="64"/>
-    <w:bookmarkStart w:id="65" w:name="工作流服务"/>
+    <w:bookmarkEnd w:id="65"/>
+    <w:bookmarkStart w:id="66" w:name="工作流服务"/>
     <w:p>
       <w:pPr>
         <w:pStyle w:val="Heading4"/>
@@ -5347,7 +5988,7 @@
         <w:pStyle w:val="BodyText"/>
       </w:pPr>
       <w:r>
-        <w:t xml:space="preserve">将迁移流程建模为有向阶段图 + 子任务状态机，对标 OMS 流程编排层与 Flink JobGraph 调度思想。每个 SubTask 映射到具体执行组件（DBCat、FullImport 等），由工作流负责就绪判定、并行拆分与失败重试策略。</w:t>
+        <w:t xml:space="preserve">将迁移流程建模为有向阶段图 + 子任务状态机，对标 OMS 流程编排层设计思想。每个 SubTask 映射到具体执行组件（DBCat、FullImport 等），由工作流负责就绪判定、并行拆分与失败重试策略。</w:t>
       </w:r>
     </w:p>
     <w:p>
@@ -5789,8 +6430,8 @@
         </w:pict>
       </w:r>
     </w:p>
-    <w:bookmarkEnd w:id="65"/>
-    <w:bookmarkStart w:id="66" w:name="元数据服务"/>
+    <w:bookmarkEnd w:id="66"/>
+    <w:bookmarkStart w:id="67" w:name="元数据服务"/>
     <w:p>
       <w:pPr>
         <w:pStyle w:val="Heading4"/>
@@ -5971,7 +6612,7 @@
               <w:t xml:space="preserve">startPosition</w:t>
             </w:r>
             <w:r>
-              <w:t xml:space="preserve">、Store 消费位点、Flink Checkpoint 引用</w:t>
+              <w:t xml:space="preserve">、Store 消费位点、StreamRuntime Checkpoint 引用</w:t>
             </w:r>
           </w:p>
         </w:tc>
@@ -6299,8 +6940,8 @@
         </w:pict>
       </w:r>
     </w:p>
-    <w:bookmarkEnd w:id="66"/>
-    <w:bookmarkStart w:id="67" w:name="数据源注册中心"/>
+    <w:bookmarkEnd w:id="67"/>
+    <w:bookmarkStart w:id="68" w:name="数据源注册中心"/>
     <w:p>
       <w:pPr>
         <w:pStyle w:val="Heading4"/>
@@ -6788,9 +7429,9 @@
         </w:pict>
       </w:r>
     </w:p>
-    <w:bookmarkEnd w:id="67"/>
     <w:bookmarkEnd w:id="68"/>
-    <w:bookmarkStart w:id="75" w:name="执行组件"/>
+    <w:bookmarkEnd w:id="69"/>
+    <w:bookmarkStart w:id="76" w:name="执行组件"/>
     <w:p>
       <w:pPr>
         <w:pStyle w:val="Heading3"/>
@@ -6799,7 +7440,7 @@
         <w:t xml:space="preserve">4.3 执行组件</w:t>
       </w:r>
     </w:p>
-    <w:bookmarkStart w:id="69" w:name="dbcatschemaengine"/>
+    <w:bookmarkStart w:id="70" w:name="dbcatschemaengine"/>
     <w:p>
       <w:pPr>
         <w:pStyle w:val="Heading4"/>
@@ -7326,8 +7967,8 @@
         </w:pict>
       </w:r>
     </w:p>
-    <w:bookmarkEnd w:id="69"/>
-    <w:bookmarkStart w:id="70" w:name="fullimport"/>
+    <w:bookmarkEnd w:id="70"/>
+    <w:bookmarkStart w:id="71" w:name="fullimport"/>
     <w:p>
       <w:pPr>
         <w:pStyle w:val="Heading4"/>
@@ -7353,52 +7994,131 @@
         <w:pStyle w:val="BodyText"/>
       </w:pPr>
       <w:r>
-        <w:t xml:space="preserve">全量数据迁移执行组件，基于 DataX 实现异构库间高吞吐离线同步。</w:t>
-      </w:r>
-    </w:p>
-    <w:p>
-      <w:pPr>
-        <w:pStyle w:val="BodyText"/>
-      </w:pPr>
+        <w:t xml:space="preserve">全量数据迁移执行组件，平台</w:t>
+      </w:r>
       <w:r>
         <w:rPr>
           <w:bCs/>
           <w:b/>
         </w:rPr>
-        <w:t xml:space="preserve">设计思路</w:t>
+        <w:t xml:space="preserve">自研</w:t>
+      </w:r>
+      <w:r>
+        <w:t xml:space="preserve">实现，负责将源端存量数据高吞吐迁移至目标端。</w:t>
       </w:r>
     </w:p>
     <w:p>
       <w:pPr>
         <w:pStyle w:val="BodyText"/>
       </w:pPr>
-      <w:r>
-        <w:t xml:space="preserve">选用 DataX 而非自研全量引擎，复用 70+ Reader/Writer 插件与成熟的 Channel 流控、脏数据处理能力。平台负责将任务配置</w:t>
-      </w:r>
       <w:r>
         <w:rPr>
           <w:bCs/>
           <w:b/>
         </w:rPr>
-        <w:t xml:space="preserve">自动生成</w:t>
-      </w:r>
-      <w:r>
-        <w:t xml:space="preserve"> </w:t>
-      </w:r>
-      <w:r>
-        <w:t xml:space="preserve">DataX</w:t>
-      </w:r>
-      <w:r>
-        <w:t xml:space="preserve"> </w:t>
-      </w:r>
-      <w:r>
-        <w:rPr>
-          <w:rStyle w:val="VerbatimChar"/>
-        </w:rPr>
-        <w:t xml:space="preserve">job.json</w:t>
-      </w:r>
-      <w:r>
-        <w:t xml:space="preserve">，并管理 Task/TaskGroup 并发参数。切片 ACK 机制在平台层补充，参考 OMS Full-Import 重启保障。</w:t>
+        <w:t xml:space="preserve">设计思路</w:t>
+      </w:r>
+    </w:p>
+    <w:p>
+      <w:pPr>
+        <w:pStyle w:val="BodyText"/>
+      </w:pPr>
+      <w:r>
+        <w:t xml:space="preserve">借鉴 DataX 的 Framework + Plugin 架构与 Reader-Channel-Writer 管道模型，在平台内实现全量同步引擎，</w:t>
+      </w:r>
+      <w:r>
+        <w:rPr>
+          <w:bCs/>
+          <w:b/>
+        </w:rPr>
+        <w:t xml:space="preserve">不调用外部 DataX 进程</w:t>
+      </w:r>
+      <w:r>
+        <w:t xml:space="preserve">。核心设计要点来自 DataX 分析文档：</w:t>
+      </w:r>
+    </w:p>
+    <w:p>
+      <w:pPr>
+        <w:numPr>
+          <w:ilvl w:val="0"/>
+          <w:numId w:val="1029"/>
+        </w:numPr>
+        <w:pStyle w:val="Compact"/>
+      </w:pPr>
+      <w:r>
+        <w:rPr>
+          <w:bCs/>
+          <w:b/>
+        </w:rPr>
+        <w:t xml:space="preserve">星型链路</w:t>
+      </w:r>
+      <w:r>
+        <w:t xml:space="preserve">：异构 N×N 同步简化为「各源 Reader → 平台 Channel → 各目标 Writer」</w:t>
+      </w:r>
+    </w:p>
+    <w:p>
+      <w:pPr>
+        <w:numPr>
+          <w:ilvl w:val="0"/>
+          <w:numId w:val="1029"/>
+        </w:numPr>
+        <w:pStyle w:val="Compact"/>
+      </w:pPr>
+      <w:r>
+        <w:rPr>
+          <w:bCs/>
+          <w:b/>
+        </w:rPr>
+        <w:t xml:space="preserve">严格 1:1 Task 配对</w:t>
+      </w:r>
+      <w:r>
+        <w:t xml:space="preserve">：每个全量 Task 固定 1 Reader : 1 Channel : 1 Writer</w:t>
+      </w:r>
+    </w:p>
+    <w:p>
+      <w:pPr>
+        <w:numPr>
+          <w:ilvl w:val="0"/>
+          <w:numId w:val="1029"/>
+        </w:numPr>
+        <w:pStyle w:val="Compact"/>
+      </w:pPr>
+      <w:r>
+        <w:rPr>
+          <w:bCs/>
+          <w:b/>
+        </w:rPr>
+        <w:t xml:space="preserve">Writer 先启动</w:t>
+      </w:r>
+      <w:r>
+        <w:t xml:space="preserve">：防止 Reader 提前结束导致 Channel 数据未写完</w:t>
+      </w:r>
+    </w:p>
+    <w:p>
+      <w:pPr>
+        <w:numPr>
+          <w:ilvl w:val="0"/>
+          <w:numId w:val="1029"/>
+        </w:numPr>
+        <w:pStyle w:val="Compact"/>
+      </w:pPr>
+      <w:r>
+        <w:rPr>
+          <w:bCs/>
+          <w:b/>
+        </w:rPr>
+        <w:t xml:space="preserve">Task/TaskGroup 调度</w:t>
+      </w:r>
+      <w:r>
+        <w:t xml:space="preserve">：Job 切分为 N 个 Task，按 Channel 数分组并发执行</w:t>
+      </w:r>
+    </w:p>
+    <w:p>
+      <w:pPr>
+        <w:pStyle w:val="FirstParagraph"/>
+      </w:pPr>
+      <w:r>
+        <w:t xml:space="preserve">同时借鉴 OMS Full-Import 的「切片 → 读取 → 加工 → 应用」四阶段与切片位点 ACK 机制，保障重启后数据完整。</w:t>
       </w:r>
     </w:p>
     <w:p>
@@ -7462,19 +8182,19 @@
               <w:jc w:val="left"/>
             </w:pPr>
             <w:r>
-              <w:t xml:space="preserve">作业生成</w:t>
-            </w:r>
-          </w:p>
-        </w:tc>
-        <w:tc>
-          <w:tcPr/>
-          <w:p>
-            <w:pPr>
-              <w:pStyle w:val="Compact"/>
-              <w:jc w:val="left"/>
-            </w:pPr>
-            <w:r>
-              <w:t xml:space="preserve">根据映射元数据生成 DataX job 配置</w:t>
+              <w:t xml:space="preserve">作业编排</w:t>
+            </w:r>
+          </w:p>
+        </w:tc>
+        <w:tc>
+          <w:tcPr/>
+          <w:p>
+            <w:pPr>
+              <w:pStyle w:val="Compact"/>
+              <w:jc w:val="left"/>
+            </w:pPr>
+            <w:r>
+              <w:t xml:space="preserve">根据映射元数据生成全量作业配置</w:t>
             </w:r>
           </w:p>
         </w:tc>
@@ -7514,19 +8234,19 @@
               <w:jc w:val="left"/>
             </w:pPr>
             <w:r>
-              <w:t xml:space="preserve">并发调度</w:t>
-            </w:r>
-          </w:p>
-        </w:tc>
-        <w:tc>
-          <w:tcPr/>
-          <w:p>
-            <w:pPr>
-              <w:pStyle w:val="Compact"/>
-              <w:jc w:val="left"/>
-            </w:pPr>
-            <w:r>
-              <w:t xml:space="preserve">TaskGroup、Channel 并发控制</w:t>
+              <w:t xml:space="preserve">管道传输</w:t>
+            </w:r>
+          </w:p>
+        </w:tc>
+        <w:tc>
+          <w:tcPr/>
+          <w:p>
+            <w:pPr>
+              <w:pStyle w:val="Compact"/>
+              <w:jc w:val="left"/>
+            </w:pPr>
+            <w:r>
+              <w:t xml:space="preserve">Reader → Channel → Writer 流水线</w:t>
             </w:r>
           </w:p>
         </w:tc>
@@ -7714,48 +8434,12 @@
       <w:pPr>
         <w:numPr>
           <w:ilvl w:val="0"/>
-          <w:numId w:val="1029"/>
+          <w:numId w:val="1030"/>
         </w:numPr>
         <w:pStyle w:val="Compact"/>
       </w:pPr>
       <w:r>
         <w:t xml:space="preserve">上游：工作流服务、调度器</w:t>
-      </w:r>
-    </w:p>
-    <w:p>
-      <w:pPr>
-        <w:numPr>
-          <w:ilvl w:val="0"/>
-          <w:numId w:val="1029"/>
-        </w:numPr>
-        <w:pStyle w:val="Compact"/>
-      </w:pPr>
-      <w:r>
-        <w:t xml:space="preserve">下游：DataX 运行时、Reader/Writer 插件</w:t>
-      </w:r>
-    </w:p>
-    <w:p>
-      <w:pPr>
-        <w:numPr>
-          <w:ilvl w:val="0"/>
-          <w:numId w:val="1029"/>
-        </w:numPr>
-        <w:pStyle w:val="Compact"/>
-      </w:pPr>
-      <w:r>
-        <w:t xml:space="preserve">依赖：元数据服务、数据源注册中心</w:t>
-      </w:r>
-    </w:p>
-    <w:p>
-      <w:pPr>
-        <w:pStyle w:val="FirstParagraph"/>
-      </w:pPr>
-      <w:r>
-        <w:rPr>
-          <w:bCs/>
-          <w:b/>
-        </w:rPr>
-        <w:t xml:space="preserve">关键机制</w:t>
       </w:r>
     </w:p>
     <w:p>
@@ -7767,24 +8451,7 @@
         <w:pStyle w:val="Compact"/>
       </w:pPr>
       <w:r>
-        <w:rPr>
-          <w:bCs/>
-          <w:b/>
-        </w:rPr>
-        <w:t xml:space="preserve">1:1 Reader-Writer Task 配对</w:t>
-      </w:r>
-      <w:r>
-        <w:t xml:space="preserve">；</w:t>
-      </w:r>
-      <w:r>
-        <w:rPr>
-          <w:bCs/>
-          <w:b/>
-        </w:rPr>
-        <w:t xml:space="preserve">Writer 先启动</w:t>
-      </w:r>
-      <w:r>
-        <w:t xml:space="preserve">防数据丢失</w:t>
+        <w:t xml:space="preserve">下游：SyncWorker、Reader/Writer 插件</w:t>
       </w:r>
     </w:p>
     <w:p>
@@ -7796,34 +8463,7 @@
         <w:pStyle w:val="Compact"/>
       </w:pPr>
       <w:r>
-        <w:t xml:space="preserve">Channel 数限制 TaskGroup 内并发，Task 可排队</w:t>
-      </w:r>
-    </w:p>
-    <w:p>
-      <w:pPr>
-        <w:numPr>
-          <w:ilvl w:val="0"/>
-          <w:numId w:val="1030"/>
-        </w:numPr>
-        <w:pStyle w:val="Compact"/>
-      </w:pPr>
-      <w:r>
-        <w:t xml:space="preserve">全量开始时写入</w:t>
-      </w:r>
-      <w:r>
-        <w:t xml:space="preserve"> </w:t>
-      </w:r>
-      <w:r>
-        <w:rPr>
-          <w:rStyle w:val="VerbatimChar"/>
-        </w:rPr>
-        <w:t xml:space="preserve">startPosition</w:t>
-      </w:r>
-      <w:r>
-        <w:t xml:space="preserve"> </w:t>
-      </w:r>
-      <w:r>
-        <w:t xml:space="preserve">供 Store 衔接</w:t>
+        <w:t xml:space="preserve">依赖：元数据服务、数据源注册中心</w:t>
       </w:r>
     </w:p>
     <w:p>
@@ -7835,7 +8475,7 @@
           <w:bCs/>
           <w:b/>
         </w:rPr>
-        <w:t xml:space="preserve">异常与容错</w:t>
+        <w:t xml:space="preserve">关键机制</w:t>
       </w:r>
     </w:p>
     <w:p>
@@ -7847,22 +8487,7 @@
         <w:pStyle w:val="Compact"/>
       </w:pPr>
       <w:r>
-        <w:t xml:space="preserve">Task Failover：DataX</w:t>
-      </w:r>
-      <w:r>
-        <w:t xml:space="preserve"> </w:t>
-      </w:r>
-      <w:r>
-        <w:rPr>
-          <w:rStyle w:val="VerbatimChar"/>
-        </w:rPr>
-        <w:t xml:space="preserve">maxRetryTimes</w:t>
-      </w:r>
-      <w:r>
-        <w:t xml:space="preserve"> </w:t>
-      </w:r>
-      <w:r>
-        <w:t xml:space="preserve">自动重试</w:t>
+        <w:t xml:space="preserve">Channel 采用内存队列 + 字节容量背压（借鉴 DataX MemoryChannel）</w:t>
       </w:r>
     </w:p>
     <w:p>
@@ -7874,7 +8499,7 @@
         <w:pStyle w:val="Compact"/>
       </w:pPr>
       <w:r>
-        <w:t xml:space="preserve">脏数据超限：按 errorLimit 中止并告警</w:t>
+        <w:t xml:space="preserve">插件 ClassLoader 隔离加载（借鉴 DataX JarLoader）</w:t>
       </w:r>
     </w:p>
     <w:p>
@@ -7886,7 +8511,70 @@
         <w:pStyle w:val="Compact"/>
       </w:pPr>
       <w:r>
-        <w:t xml:space="preserve">不支持 HA：作业级失败后人工重试整表或整个全量阶段</w:t>
+        <w:t xml:space="preserve">全量开始时写入</w:t>
+      </w:r>
+      <w:r>
+        <w:t xml:space="preserve"> </w:t>
+      </w:r>
+      <w:r>
+        <w:rPr>
+          <w:rStyle w:val="VerbatimChar"/>
+        </w:rPr>
+        <w:t xml:space="preserve">startPosition</w:t>
+      </w:r>
+      <w:r>
+        <w:t xml:space="preserve"> </w:t>
+      </w:r>
+      <w:r>
+        <w:t xml:space="preserve">供 Store 衔接</w:t>
+      </w:r>
+    </w:p>
+    <w:p>
+      <w:pPr>
+        <w:pStyle w:val="FirstParagraph"/>
+      </w:pPr>
+      <w:r>
+        <w:rPr>
+          <w:bCs/>
+          <w:b/>
+        </w:rPr>
+        <w:t xml:space="preserve">异常与容错</w:t>
+      </w:r>
+    </w:p>
+    <w:p>
+      <w:pPr>
+        <w:numPr>
+          <w:ilvl w:val="0"/>
+          <w:numId w:val="1032"/>
+        </w:numPr>
+        <w:pStyle w:val="Compact"/>
+      </w:pPr>
+      <w:r>
+        <w:t xml:space="preserve">Task 级 Failover 自动重试（可配置 maxRetryTimes）</w:t>
+      </w:r>
+    </w:p>
+    <w:p>
+      <w:pPr>
+        <w:numPr>
+          <w:ilvl w:val="0"/>
+          <w:numId w:val="1032"/>
+        </w:numPr>
+        <w:pStyle w:val="Compact"/>
+      </w:pPr>
+      <w:r>
+        <w:t xml:space="preserve">脏数据超限按 errorLimit 中止并告警</w:t>
+      </w:r>
+    </w:p>
+    <w:p>
+      <w:pPr>
+        <w:numPr>
+          <w:ilvl w:val="0"/>
+          <w:numId w:val="1032"/>
+        </w:numPr>
+        <w:pStyle w:val="Compact"/>
+      </w:pPr>
+      <w:r>
+        <w:t xml:space="preserve">不支持 HA：失败后由工作流触发人工重试</w:t>
       </w:r>
     </w:p>
     <w:p>
@@ -7896,8 +8584,8 @@
         </w:pict>
       </w:r>
     </w:p>
-    <w:bookmarkEnd w:id="70"/>
-    <w:bookmarkStart w:id="71" w:name="store"/>
+    <w:bookmarkEnd w:id="71"/>
+    <w:bookmarkStart w:id="72" w:name="store"/>
     <w:p>
       <w:pPr>
         <w:pStyle w:val="Heading4"/>
@@ -8269,60 +8957,12 @@
       <w:pPr>
         <w:numPr>
           <w:ilvl w:val="0"/>
-          <w:numId w:val="1032"/>
+          <w:numId w:val="1033"/>
         </w:numPr>
         <w:pStyle w:val="Compact"/>
       </w:pPr>
       <w:r>
         <w:t xml:space="preserve">上游：工作流服务（全量完成后启动）</w:t>
-      </w:r>
-    </w:p>
-    <w:p>
-      <w:pPr>
-        <w:numPr>
-          <w:ilvl w:val="0"/>
-          <w:numId w:val="1032"/>
-        </w:numPr>
-        <w:pStyle w:val="Compact"/>
-      </w:pPr>
-      <w:r>
-        <w:t xml:space="preserve">下游：IncrSync（或 Kafka 消息队列，可选）</w:t>
-      </w:r>
-    </w:p>
-    <w:p>
-      <w:pPr>
-        <w:numPr>
-          <w:ilvl w:val="0"/>
-          <w:numId w:val="1032"/>
-        </w:numPr>
-        <w:pStyle w:val="Compact"/>
-      </w:pPr>
-      <w:r>
-        <w:t xml:space="preserve">依赖：元数据服务、数据源注册中心、CDC 连接器/源端适配器</w:t>
-      </w:r>
-    </w:p>
-    <w:p>
-      <w:pPr>
-        <w:numPr>
-          <w:ilvl w:val="0"/>
-          <w:numId w:val="1032"/>
-        </w:numPr>
-        <w:pStyle w:val="Compact"/>
-      </w:pPr>
-      <w:r>
-        <w:t xml:space="preserve">协作：Supervisor、HA 组件</w:t>
-      </w:r>
-    </w:p>
-    <w:p>
-      <w:pPr>
-        <w:pStyle w:val="FirstParagraph"/>
-      </w:pPr>
-      <w:r>
-        <w:rPr>
-          <w:bCs/>
-          <w:b/>
-        </w:rPr>
-        <w:t xml:space="preserve">关键机制</w:t>
       </w:r>
     </w:p>
     <w:p>
@@ -8334,22 +8974,7 @@
         <w:pStyle w:val="Compact"/>
       </w:pPr>
       <w:r>
-        <w:t xml:space="preserve">从全量</w:t>
-      </w:r>
-      <w:r>
-        <w:t xml:space="preserve"> </w:t>
-      </w:r>
-      <w:r>
-        <w:rPr>
-          <w:rStyle w:val="VerbatimChar"/>
-        </w:rPr>
-        <w:t xml:space="preserve">startPosition</w:t>
-      </w:r>
-      <w:r>
-        <w:t xml:space="preserve"> </w:t>
-      </w:r>
-      <w:r>
-        <w:t xml:space="preserve">开始拉取，保证不丢变更</w:t>
+        <w:t xml:space="preserve">下游：IncrSync（或 Kafka 消息队列，可选）</w:t>
       </w:r>
     </w:p>
     <w:p>
@@ -8361,7 +8986,7 @@
         <w:pStyle w:val="Compact"/>
       </w:pPr>
       <w:r>
-        <w:t xml:space="preserve">事务边界解析，保证 Record 顺序语义</w:t>
+        <w:t xml:space="preserve">依赖：元数据服务、数据源注册中心、LogAdapter 插件</w:t>
       </w:r>
     </w:p>
     <w:p>
@@ -8373,7 +8998,7 @@
         <w:pStyle w:val="Compact"/>
       </w:pPr>
       <w:r>
-        <w:t xml:space="preserve">支持 HA：异常时在健康节点重建（见 4.4.3）</w:t>
+        <w:t xml:space="preserve">协作：Supervisor、HA 组件</w:t>
       </w:r>
     </w:p>
     <w:p>
@@ -8385,7 +9010,7 @@
           <w:bCs/>
           <w:b/>
         </w:rPr>
-        <w:t xml:space="preserve">异常与容错</w:t>
+        <w:t xml:space="preserve">关键机制</w:t>
       </w:r>
     </w:p>
     <w:p>
@@ -8397,14 +9022,22 @@
         <w:pStyle w:val="Compact"/>
       </w:pPr>
       <w:r>
-        <w:rPr>
-          <w:bCs/>
-          <w:b/>
-        </w:rPr>
-        <w:t xml:space="preserve">支持 HA</w:t>
-      </w:r>
-      <w:r>
-        <w:t xml:space="preserve">：宕机后其他节点重建 Store，按配置回退位点</w:t>
+        <w:t xml:space="preserve">从全量</w:t>
+      </w:r>
+      <w:r>
+        <w:t xml:space="preserve"> </w:t>
+      </w:r>
+      <w:r>
+        <w:rPr>
+          <w:rStyle w:val="VerbatimChar"/>
+        </w:rPr>
+        <w:t xml:space="preserve">startPosition</w:t>
+      </w:r>
+      <w:r>
+        <w:t xml:space="preserve"> </w:t>
+      </w:r>
+      <w:r>
+        <w:t xml:space="preserve">开始拉取，保证不丢变更</w:t>
       </w:r>
     </w:p>
     <w:p>
@@ -8416,7 +9049,7 @@
         <w:pStyle w:val="Compact"/>
       </w:pPr>
       <w:r>
-        <w:t xml:space="preserve">源端日志清理：位点滞后告警，提示扩容或加速消费</w:t>
+        <w:t xml:space="preserve">事务边界解析，保证 Record 顺序语义</w:t>
       </w:r>
     </w:p>
     <w:p>
@@ -8428,6 +9061,61 @@
         <w:pStyle w:val="Compact"/>
       </w:pPr>
       <w:r>
+        <w:t xml:space="preserve">支持 HA：异常时在健康节点重建（见 4.4.3）</w:t>
+      </w:r>
+    </w:p>
+    <w:p>
+      <w:pPr>
+        <w:pStyle w:val="FirstParagraph"/>
+      </w:pPr>
+      <w:r>
+        <w:rPr>
+          <w:bCs/>
+          <w:b/>
+        </w:rPr>
+        <w:t xml:space="preserve">异常与容错</w:t>
+      </w:r>
+    </w:p>
+    <w:p>
+      <w:pPr>
+        <w:numPr>
+          <w:ilvl w:val="0"/>
+          <w:numId w:val="1035"/>
+        </w:numPr>
+        <w:pStyle w:val="Compact"/>
+      </w:pPr>
+      <w:r>
+        <w:rPr>
+          <w:bCs/>
+          <w:b/>
+        </w:rPr>
+        <w:t xml:space="preserve">支持 HA</w:t>
+      </w:r>
+      <w:r>
+        <w:t xml:space="preserve">：宕机后其他节点重建 Store，按配置回退位点</w:t>
+      </w:r>
+    </w:p>
+    <w:p>
+      <w:pPr>
+        <w:numPr>
+          <w:ilvl w:val="0"/>
+          <w:numId w:val="1035"/>
+        </w:numPr>
+        <w:pStyle w:val="Compact"/>
+      </w:pPr>
+      <w:r>
+        <w:t xml:space="preserve">源端日志清理：位点滞后告警，提示扩容或加速消费</w:t>
+      </w:r>
+    </w:p>
+    <w:p>
+      <w:pPr>
+        <w:numPr>
+          <w:ilvl w:val="0"/>
+          <w:numId w:val="1035"/>
+        </w:numPr>
+        <w:pStyle w:val="Compact"/>
+      </w:pPr>
+      <w:r>
         <w:t xml:space="preserve">解析异常：隔离脏 Record 并计数</w:t>
       </w:r>
     </w:p>
@@ -8438,8 +9126,8 @@
         </w:pict>
       </w:r>
     </w:p>
-    <w:bookmarkEnd w:id="71"/>
-    <w:bookmarkStart w:id="72" w:name="incrsync"/>
+    <w:bookmarkEnd w:id="72"/>
+    <w:bookmarkStart w:id="73" w:name="incrsync"/>
     <w:p>
       <w:pPr>
         <w:pStyle w:val="Heading4"/>
@@ -8465,18 +9153,34 @@
         <w:pStyle w:val="BodyText"/>
       </w:pPr>
       <w:r>
-        <w:t xml:space="preserve">增量同步执行组件，将 Store 产生的 Record 应用至目标端，运行时基于 Flink CDC 作业。</w:t>
-      </w:r>
-    </w:p>
-    <w:p>
-      <w:pPr>
-        <w:pStyle w:val="BodyText"/>
-      </w:pPr>
+        <w:t xml:space="preserve">增量同步执行组件，将 Store 产生的 Record 应用至目标端，由平台自研</w:t>
+      </w:r>
+      <w:r>
+        <w:t xml:space="preserve"> </w:t>
+      </w:r>
       <w:r>
         <w:rPr>
           <w:bCs/>
           <w:b/>
         </w:rPr>
+        <w:t xml:space="preserve">StreamRuntime</w:t>
+      </w:r>
+      <w:r>
+        <w:t xml:space="preserve"> </w:t>
+      </w:r>
+      <w:r>
+        <w:t xml:space="preserve">调度运行。</w:t>
+      </w:r>
+    </w:p>
+    <w:p>
+      <w:pPr>
+        <w:pStyle w:val="BodyText"/>
+      </w:pPr>
+      <w:r>
+        <w:rPr>
+          <w:bCs/>
+          <w:b/>
+        </w:rPr>
         <w:t xml:space="preserve">设计思路</w:t>
       </w:r>
     </w:p>
@@ -8485,12 +9189,60 @@
         <w:pStyle w:val="BodyText"/>
       </w:pPr>
       <w:r>
-        <w:t xml:space="preserve">融合 OMS Incr-Sync 产品与 Flink Exactly-once 能力。有主键表依赖幂等写入；无主键表 V2 引入事务表机制。Flink Checkpoint 持久化消费位点，与 Store 位点协同。</w:t>
-      </w:r>
-    </w:p>
-    <w:p>
-      <w:pPr>
-        <w:pStyle w:val="BodyText"/>
+        <w:t xml:space="preserve">借鉴 OMS Incr-Sync 的 Record 应用模型与 Flink 的分布式流式运行时设计，在平台内实现增量引擎，</w:t>
+      </w:r>
+      <w:r>
+        <w:rPr>
+          <w:bCs/>
+          <w:b/>
+        </w:rPr>
+        <w:t xml:space="preserve">不依赖外部 Flink 集群</w:t>
+      </w:r>
+      <w:r>
+        <w:t xml:space="preserve">：</w:t>
+      </w:r>
+    </w:p>
+    <w:p>
+      <w:pPr>
+        <w:numPr>
+          <w:ilvl w:val="0"/>
+          <w:numId w:val="1036"/>
+        </w:numPr>
+        <w:pStyle w:val="Compact"/>
+      </w:pPr>
+      <w:r>
+        <w:rPr>
+          <w:bCs/>
+          <w:b/>
+        </w:rPr>
+        <w:t xml:space="preserve">借鉴 OMS</w:t>
+      </w:r>
+      <w:r>
+        <w:t xml:space="preserve">：DML/DDL/HB Record 抽象；有主键表幂等写入；无主键表事务表机制（V2）</w:t>
+      </w:r>
+    </w:p>
+    <w:p>
+      <w:pPr>
+        <w:numPr>
+          <w:ilvl w:val="0"/>
+          <w:numId w:val="1036"/>
+        </w:numPr>
+        <w:pStyle w:val="Compact"/>
+      </w:pPr>
+      <w:r>
+        <w:rPr>
+          <w:bCs/>
+          <w:b/>
+        </w:rPr>
+        <w:t xml:space="preserve">借鉴 Flink</w:t>
+      </w:r>
+      <w:r>
+        <w:t xml:space="preserve">：StreamCoordinator（类 JobManager）+ StreamWorker（类 TaskManager）进程模型；Checkpoint 分布式快照保障断点续传；LogAdapter SPI（类 Connector）对接各源端日志</w:t>
+      </w:r>
+    </w:p>
+    <w:p>
+      <w:pPr>
+        <w:pStyle w:val="FirstParagraph"/>
       </w:pPr>
       <w:r>
         <w:rPr>
@@ -8639,7 +9391,7 @@
               <w:jc w:val="left"/>
             </w:pPr>
             <w:r>
-              <w:t xml:space="preserve">定期快照，故障恢复</w:t>
+              <w:t xml:space="preserve">定期一致性快照，故障恢复</w:t>
             </w:r>
           </w:p>
         </w:tc>
@@ -8792,108 +9544,12 @@
       <w:pPr>
         <w:numPr>
           <w:ilvl w:val="0"/>
-          <w:numId w:val="1035"/>
+          <w:numId w:val="1037"/>
         </w:numPr>
         <w:pStyle w:val="Compact"/>
       </w:pPr>
       <w:r>
         <w:t xml:space="preserve">上游：Store</w:t>
-      </w:r>
-    </w:p>
-    <w:p>
-      <w:pPr>
-        <w:numPr>
-          <w:ilvl w:val="0"/>
-          <w:numId w:val="1035"/>
-        </w:numPr>
-        <w:pStyle w:val="Compact"/>
-      </w:pPr>
-      <w:r>
-        <w:t xml:space="preserve">下游：Flink 集群、目标数据库</w:t>
-      </w:r>
-    </w:p>
-    <w:p>
-      <w:pPr>
-        <w:numPr>
-          <w:ilvl w:val="0"/>
-          <w:numId w:val="1035"/>
-        </w:numPr>
-        <w:pStyle w:val="Compact"/>
-      </w:pPr>
-      <w:r>
-        <w:t xml:space="preserve">依赖：元数据服务、CDC 连接器、Writer 能力</w:t>
-      </w:r>
-    </w:p>
-    <w:p>
-      <w:pPr>
-        <w:numPr>
-          <w:ilvl w:val="0"/>
-          <w:numId w:val="1035"/>
-        </w:numPr>
-        <w:pStyle w:val="Compact"/>
-      </w:pPr>
-      <w:r>
-        <w:t xml:space="preserve">协作：Supervisor、HA 组件</w:t>
-      </w:r>
-    </w:p>
-    <w:p>
-      <w:pPr>
-        <w:pStyle w:val="FirstParagraph"/>
-      </w:pPr>
-      <w:r>
-        <w:rPr>
-          <w:bCs/>
-          <w:b/>
-        </w:rPr>
-        <w:t xml:space="preserve">关键机制</w:t>
-      </w:r>
-    </w:p>
-    <w:p>
-      <w:pPr>
-        <w:numPr>
-          <w:ilvl w:val="0"/>
-          <w:numId w:val="1036"/>
-        </w:numPr>
-        <w:pStyle w:val="Compact"/>
-      </w:pPr>
-      <w:r>
-        <w:t xml:space="preserve">统一 Record：DML / DDL / HB</w:t>
-      </w:r>
-    </w:p>
-    <w:p>
-      <w:pPr>
-        <w:numPr>
-          <w:ilvl w:val="0"/>
-          <w:numId w:val="1036"/>
-        </w:numPr>
-        <w:pStyle w:val="Compact"/>
-      </w:pPr>
-      <w:r>
-        <w:t xml:space="preserve">Flink Checkpoint + Savepoint 恢复</w:t>
-      </w:r>
-    </w:p>
-    <w:p>
-      <w:pPr>
-        <w:numPr>
-          <w:ilvl w:val="0"/>
-          <w:numId w:val="1036"/>
-        </w:numPr>
-        <w:pStyle w:val="Compact"/>
-      </w:pPr>
-      <w:r>
-        <w:t xml:space="preserve">DDL 与 DML 分流处理，防止结构不一致</w:t>
-      </w:r>
-    </w:p>
-    <w:p>
-      <w:pPr>
-        <w:pStyle w:val="FirstParagraph"/>
-      </w:pPr>
-      <w:r>
-        <w:rPr>
-          <w:bCs/>
-          <w:b/>
-        </w:rPr>
-        <w:t xml:space="preserve">异常与容错</w:t>
       </w:r>
     </w:p>
     <w:p>
@@ -8905,14 +9561,7 @@
         <w:pStyle w:val="Compact"/>
       </w:pPr>
       <w:r>
-        <w:rPr>
-          <w:bCs/>
-          <w:b/>
-        </w:rPr>
-        <w:t xml:space="preserve">支持 HA</w:t>
-      </w:r>
-      <w:r>
-        <w:t xml:space="preserve">：进程异常重启（10 分钟冷却）；节点宕机跨机重建</w:t>
+        <w:t xml:space="preserve">下游：StreamRuntime、目标数据库</w:t>
       </w:r>
     </w:p>
     <w:p>
@@ -8924,7 +9573,7 @@
         <w:pStyle w:val="Compact"/>
       </w:pPr>
       <w:r>
-        <w:t xml:space="preserve">注意：宕机恢复后可能存在短暂双写，依赖目标端幂等</w:t>
+        <w:t xml:space="preserve">依赖：元数据服务、LogAdapter 插件</w:t>
       </w:r>
     </w:p>
     <w:p>
@@ -8936,7 +9585,110 @@
         <w:pStyle w:val="Compact"/>
       </w:pPr>
       <w:r>
-        <w:t xml:space="preserve">无主键表：官方限制场景不保证一致性，预检查提示</w:t>
+        <w:t xml:space="preserve">协作：Supervisor、HA 组件</w:t>
+      </w:r>
+    </w:p>
+    <w:p>
+      <w:pPr>
+        <w:pStyle w:val="FirstParagraph"/>
+      </w:pPr>
+      <w:r>
+        <w:rPr>
+          <w:bCs/>
+          <w:b/>
+        </w:rPr>
+        <w:t xml:space="preserve">关键机制</w:t>
+      </w:r>
+    </w:p>
+    <w:p>
+      <w:pPr>
+        <w:numPr>
+          <w:ilvl w:val="0"/>
+          <w:numId w:val="1038"/>
+        </w:numPr>
+        <w:pStyle w:val="Compact"/>
+      </w:pPr>
+      <w:r>
+        <w:t xml:space="preserve">统一 Record：DML / DDL / HB</w:t>
+      </w:r>
+    </w:p>
+    <w:p>
+      <w:pPr>
+        <w:numPr>
+          <w:ilvl w:val="0"/>
+          <w:numId w:val="1038"/>
+        </w:numPr>
+        <w:pStyle w:val="Compact"/>
+      </w:pPr>
+      <w:r>
+        <w:t xml:space="preserve">Checkpoint 协调器周期性注入 Barrier 并持久化状态（借鉴 Flink Chandy-Lamport 快照）</w:t>
+      </w:r>
+    </w:p>
+    <w:p>
+      <w:pPr>
+        <w:numPr>
+          <w:ilvl w:val="0"/>
+          <w:numId w:val="1038"/>
+        </w:numPr>
+        <w:pStyle w:val="Compact"/>
+      </w:pPr>
+      <w:r>
+        <w:t xml:space="preserve">DDL 与 DML 分流处理，防止结构不一致</w:t>
+      </w:r>
+    </w:p>
+    <w:p>
+      <w:pPr>
+        <w:pStyle w:val="FirstParagraph"/>
+      </w:pPr>
+      <w:r>
+        <w:rPr>
+          <w:bCs/>
+          <w:b/>
+        </w:rPr>
+        <w:t xml:space="preserve">异常与容错</w:t>
+      </w:r>
+    </w:p>
+    <w:p>
+      <w:pPr>
+        <w:numPr>
+          <w:ilvl w:val="0"/>
+          <w:numId w:val="1039"/>
+        </w:numPr>
+        <w:pStyle w:val="Compact"/>
+      </w:pPr>
+      <w:r>
+        <w:rPr>
+          <w:bCs/>
+          <w:b/>
+        </w:rPr>
+        <w:t xml:space="preserve">支持 HA</w:t>
+      </w:r>
+      <w:r>
+        <w:t xml:space="preserve">：进程异常重启（10 分钟冷却）；节点宕机跨机重建</w:t>
+      </w:r>
+    </w:p>
+    <w:p>
+      <w:pPr>
+        <w:numPr>
+          <w:ilvl w:val="0"/>
+          <w:numId w:val="1039"/>
+        </w:numPr>
+        <w:pStyle w:val="Compact"/>
+      </w:pPr>
+      <w:r>
+        <w:t xml:space="preserve">宕机恢复后可能存在短暂双写，依赖目标端幂等</w:t>
+      </w:r>
+    </w:p>
+    <w:p>
+      <w:pPr>
+        <w:numPr>
+          <w:ilvl w:val="0"/>
+          <w:numId w:val="1039"/>
+        </w:numPr>
+        <w:pStyle w:val="Compact"/>
+      </w:pPr>
+      <w:r>
+        <w:t xml:space="preserve">无主键表：预检查提示一致性风险</w:t>
       </w:r>
     </w:p>
     <w:p>
@@ -8946,8 +9698,8 @@
         </w:pict>
       </w:r>
     </w:p>
-    <w:bookmarkEnd w:id="72"/>
-    <w:bookmarkStart w:id="73" w:name="fullverification"/>
+    <w:bookmarkEnd w:id="73"/>
+    <w:bookmarkStart w:id="74" w:name="fullverification"/>
     <w:p>
       <w:pPr>
         <w:pStyle w:val="Heading4"/>
@@ -9300,96 +10052,12 @@
       <w:pPr>
         <w:numPr>
           <w:ilvl w:val="0"/>
-          <w:numId w:val="1038"/>
+          <w:numId w:val="1040"/>
         </w:numPr>
         <w:pStyle w:val="Compact"/>
       </w:pPr>
       <w:r>
         <w:t xml:space="preserve">上游：工作流服务（增量追平后触发）</w:t>
-      </w:r>
-    </w:p>
-    <w:p>
-      <w:pPr>
-        <w:numPr>
-          <w:ilvl w:val="0"/>
-          <w:numId w:val="1038"/>
-        </w:numPr>
-        <w:pStyle w:val="Compact"/>
-      </w:pPr>
-      <w:r>
-        <w:t xml:space="preserve">下游：源/目标数据库</w:t>
-      </w:r>
-    </w:p>
-    <w:p>
-      <w:pPr>
-        <w:numPr>
-          <w:ilvl w:val="0"/>
-          <w:numId w:val="1038"/>
-        </w:numPr>
-        <w:pStyle w:val="Compact"/>
-      </w:pPr>
-      <w:r>
-        <w:t xml:space="preserve">依赖：元数据服务、数据源注册中心</w:t>
-      </w:r>
-    </w:p>
-    <w:p>
-      <w:pPr>
-        <w:pStyle w:val="FirstParagraph"/>
-      </w:pPr>
-      <w:r>
-        <w:rPr>
-          <w:bCs/>
-          <w:b/>
-        </w:rPr>
-        <w:t xml:space="preserve">关键机制</w:t>
-      </w:r>
-    </w:p>
-    <w:p>
-      <w:pPr>
-        <w:numPr>
-          <w:ilvl w:val="0"/>
-          <w:numId w:val="1039"/>
-        </w:numPr>
-        <w:pStyle w:val="Compact"/>
-      </w:pPr>
-      <w:r>
-        <w:t xml:space="preserve">增量延迟低于阈值才启动，避免误报</w:t>
-      </w:r>
-    </w:p>
-    <w:p>
-      <w:pPr>
-        <w:numPr>
-          <w:ilvl w:val="0"/>
-          <w:numId w:val="1039"/>
-        </w:numPr>
-        <w:pStyle w:val="Compact"/>
-      </w:pPr>
-      <w:r>
-        <w:t xml:space="preserve">表级并行，与全量类似可配置并发度</w:t>
-      </w:r>
-    </w:p>
-    <w:p>
-      <w:pPr>
-        <w:numPr>
-          <w:ilvl w:val="0"/>
-          <w:numId w:val="1039"/>
-        </w:numPr>
-        <w:pStyle w:val="Compact"/>
-      </w:pPr>
-      <w:r>
-        <w:t xml:space="preserve">差异订正后可自动进入复检</w:t>
-      </w:r>
-    </w:p>
-    <w:p>
-      <w:pPr>
-        <w:pStyle w:val="FirstParagraph"/>
-      </w:pPr>
-      <w:r>
-        <w:rPr>
-          <w:bCs/>
-          <w:b/>
-        </w:rPr>
-        <w:t xml:space="preserve">异常与容错</w:t>
       </w:r>
     </w:p>
     <w:p>
@@ -9401,7 +10069,7 @@
         <w:pStyle w:val="Compact"/>
       </w:pPr>
       <w:r>
-        <w:t xml:space="preserve">不支持 HA：失败后人工重试</w:t>
+        <w:t xml:space="preserve">下游：源/目标数据库</w:t>
       </w:r>
     </w:p>
     <w:p>
@@ -9413,14 +10081,98 @@
         <w:pStyle w:val="Compact"/>
       </w:pPr>
       <w:r>
-        <w:t xml:space="preserve">单分片超时：跳过并标记待重验</w:t>
+        <w:t xml:space="preserve">依赖：元数据服务、数据源注册中心</w:t>
+      </w:r>
+    </w:p>
+    <w:p>
+      <w:pPr>
+        <w:pStyle w:val="FirstParagraph"/>
+      </w:pPr>
+      <w:r>
+        <w:rPr>
+          <w:bCs/>
+          <w:b/>
+        </w:rPr>
+        <w:t xml:space="preserve">关键机制</w:t>
       </w:r>
     </w:p>
     <w:p>
       <w:pPr>
         <w:numPr>
           <w:ilvl w:val="0"/>
-          <w:numId w:val="1040"/>
+          <w:numId w:val="1041"/>
+        </w:numPr>
+        <w:pStyle w:val="Compact"/>
+      </w:pPr>
+      <w:r>
+        <w:t xml:space="preserve">增量延迟低于阈值才启动，避免误报</w:t>
+      </w:r>
+    </w:p>
+    <w:p>
+      <w:pPr>
+        <w:numPr>
+          <w:ilvl w:val="0"/>
+          <w:numId w:val="1041"/>
+        </w:numPr>
+        <w:pStyle w:val="Compact"/>
+      </w:pPr>
+      <w:r>
+        <w:t xml:space="preserve">表级并行，与全量类似可配置并发度</w:t>
+      </w:r>
+    </w:p>
+    <w:p>
+      <w:pPr>
+        <w:numPr>
+          <w:ilvl w:val="0"/>
+          <w:numId w:val="1041"/>
+        </w:numPr>
+        <w:pStyle w:val="Compact"/>
+      </w:pPr>
+      <w:r>
+        <w:t xml:space="preserve">差异订正后可自动进入复检</w:t>
+      </w:r>
+    </w:p>
+    <w:p>
+      <w:pPr>
+        <w:pStyle w:val="FirstParagraph"/>
+      </w:pPr>
+      <w:r>
+        <w:rPr>
+          <w:bCs/>
+          <w:b/>
+        </w:rPr>
+        <w:t xml:space="preserve">异常与容错</w:t>
+      </w:r>
+    </w:p>
+    <w:p>
+      <w:pPr>
+        <w:numPr>
+          <w:ilvl w:val="0"/>
+          <w:numId w:val="1042"/>
+        </w:numPr>
+        <w:pStyle w:val="Compact"/>
+      </w:pPr>
+      <w:r>
+        <w:t xml:space="preserve">不支持 HA：失败后人工重试</w:t>
+      </w:r>
+    </w:p>
+    <w:p>
+      <w:pPr>
+        <w:numPr>
+          <w:ilvl w:val="0"/>
+          <w:numId w:val="1042"/>
+        </w:numPr>
+        <w:pStyle w:val="Compact"/>
+      </w:pPr>
+      <w:r>
+        <w:t xml:space="preserve">单分片超时：跳过并标记待重验</w:t>
+      </w:r>
+    </w:p>
+    <w:p>
+      <w:pPr>
+        <w:numPr>
+          <w:ilvl w:val="0"/>
+          <w:numId w:val="1042"/>
         </w:numPr>
         <w:pStyle w:val="Compact"/>
       </w:pPr>
@@ -9435,8 +10187,8 @@
         </w:pict>
       </w:r>
     </w:p>
-    <w:bookmarkEnd w:id="73"/>
-    <w:bookmarkStart w:id="74" w:name="supervisor"/>
+    <w:bookmarkEnd w:id="74"/>
+    <w:bookmarkStart w:id="75" w:name="supervisor"/>
     <w:p>
       <w:pPr>
         <w:pStyle w:val="Heading4"/>
@@ -9801,111 +10553,12 @@
       <w:pPr>
         <w:numPr>
           <w:ilvl w:val="0"/>
-          <w:numId w:val="1041"/>
+          <w:numId w:val="1043"/>
         </w:numPr>
         <w:pStyle w:val="Compact"/>
       </w:pPr>
       <w:r>
         <w:t xml:space="preserve">监控对象：Store、IncrSync 等节点级组件</w:t>
-      </w:r>
-    </w:p>
-    <w:p>
-      <w:pPr>
-        <w:numPr>
-          <w:ilvl w:val="0"/>
-          <w:numId w:val="1041"/>
-        </w:numPr>
-        <w:pStyle w:val="Compact"/>
-      </w:pPr>
-      <w:r>
-        <w:t xml:space="preserve">协作：HA 组件、元数据服务、监控告警</w:t>
-      </w:r>
-    </w:p>
-    <w:p>
-      <w:pPr>
-        <w:pStyle w:val="FirstParagraph"/>
-      </w:pPr>
-      <w:r>
-        <w:rPr>
-          <w:bCs/>
-          <w:b/>
-        </w:rPr>
-        <w:t xml:space="preserve">关键机制</w:t>
-      </w:r>
-    </w:p>
-    <w:p>
-      <w:pPr>
-        <w:numPr>
-          <w:ilvl w:val="0"/>
-          <w:numId w:val="1042"/>
-        </w:numPr>
-        <w:pStyle w:val="Compact"/>
-      </w:pPr>
-      <w:r>
-        <w:t xml:space="preserve">可配置心跳间隔与宕机判定阈值（默认参考 OMS 540s）</w:t>
-      </w:r>
-    </w:p>
-    <w:p>
-      <w:pPr>
-        <w:numPr>
-          <w:ilvl w:val="0"/>
-          <w:numId w:val="1042"/>
-        </w:numPr>
-        <w:pStyle w:val="Compact"/>
-      </w:pPr>
-      <w:r>
-        <w:t xml:space="preserve">与 HA 开关联动（</w:t>
-      </w:r>
-      <w:r>
-        <w:rPr>
-          <w:rStyle w:val="VerbatimChar"/>
-        </w:rPr>
-        <w:t xml:space="preserve">enable</w:t>
-      </w:r>
-      <w:r>
-        <w:t xml:space="preserve">、</w:t>
-      </w:r>
-      <w:r>
-        <w:rPr>
-          <w:rStyle w:val="VerbatimChar"/>
-        </w:rPr>
-        <w:t xml:space="preserve">enableStore</w:t>
-      </w:r>
-      <w:r>
-        <w:t xml:space="preserve">、</w:t>
-      </w:r>
-      <w:r>
-        <w:rPr>
-          <w:rStyle w:val="VerbatimChar"/>
-        </w:rPr>
-        <w:t xml:space="preserve">enableConnector</w:t>
-      </w:r>
-      <w:r>
-        <w:t xml:space="preserve">）</w:t>
-      </w:r>
-    </w:p>
-    <w:p>
-      <w:pPr>
-        <w:numPr>
-          <w:ilvl w:val="0"/>
-          <w:numId w:val="1042"/>
-        </w:numPr>
-        <w:pStyle w:val="Compact"/>
-      </w:pPr>
-      <w:r>
-        <w:t xml:space="preserve">机器级与组件级检测分层</w:t>
-      </w:r>
-    </w:p>
-    <w:p>
-      <w:pPr>
-        <w:pStyle w:val="FirstParagraph"/>
-      </w:pPr>
-      <w:r>
-        <w:rPr>
-          <w:bCs/>
-          <w:b/>
-        </w:rPr>
-        <w:t xml:space="preserve">异常与容错</w:t>
       </w:r>
     </w:p>
     <w:p>
@@ -9917,26 +10570,125 @@
         <w:pStyle w:val="Compact"/>
       </w:pPr>
       <w:r>
-        <w:t xml:space="preserve">Supervisor 自身异常：由节点监控（K8s liveness）重启</w:t>
+        <w:t xml:space="preserve">协作：HA 组件、元数据服务、监控告警</w:t>
+      </w:r>
+    </w:p>
+    <w:p>
+      <w:pPr>
+        <w:pStyle w:val="FirstParagraph"/>
+      </w:pPr>
+      <w:r>
+        <w:rPr>
+          <w:bCs/>
+          <w:b/>
+        </w:rPr>
+        <w:t xml:space="preserve">关键机制</w:t>
       </w:r>
     </w:p>
     <w:p>
       <w:pPr>
         <w:numPr>
           <w:ilvl w:val="0"/>
-          <w:numId w:val="1043"/>
+          <w:numId w:val="1044"/>
         </w:numPr>
         <w:pStyle w:val="Compact"/>
       </w:pPr>
       <w:r>
-        <w:t xml:space="preserve">网络分区：依赖元数据库时间戳与 quorum 策略防脑裂</w:t>
+        <w:t xml:space="preserve">可配置心跳间隔与宕机判定阈值（默认参考 OMS 540s）</w:t>
       </w:r>
     </w:p>
     <w:p>
       <w:pPr>
         <w:numPr>
           <w:ilvl w:val="0"/>
-          <w:numId w:val="1043"/>
+          <w:numId w:val="1044"/>
+        </w:numPr>
+        <w:pStyle w:val="Compact"/>
+      </w:pPr>
+      <w:r>
+        <w:t xml:space="preserve">与 HA 开关联动（</w:t>
+      </w:r>
+      <w:r>
+        <w:rPr>
+          <w:rStyle w:val="VerbatimChar"/>
+        </w:rPr>
+        <w:t xml:space="preserve">enable</w:t>
+      </w:r>
+      <w:r>
+        <w:t xml:space="preserve">、</w:t>
+      </w:r>
+      <w:r>
+        <w:rPr>
+          <w:rStyle w:val="VerbatimChar"/>
+        </w:rPr>
+        <w:t xml:space="preserve">enableStore</w:t>
+      </w:r>
+      <w:r>
+        <w:t xml:space="preserve">、</w:t>
+      </w:r>
+      <w:r>
+        <w:rPr>
+          <w:rStyle w:val="VerbatimChar"/>
+        </w:rPr>
+        <w:t xml:space="preserve">enableConnector</w:t>
+      </w:r>
+      <w:r>
+        <w:t xml:space="preserve">）</w:t>
+      </w:r>
+    </w:p>
+    <w:p>
+      <w:pPr>
+        <w:numPr>
+          <w:ilvl w:val="0"/>
+          <w:numId w:val="1044"/>
+        </w:numPr>
+        <w:pStyle w:val="Compact"/>
+      </w:pPr>
+      <w:r>
+        <w:t xml:space="preserve">机器级与组件级检测分层</w:t>
+      </w:r>
+    </w:p>
+    <w:p>
+      <w:pPr>
+        <w:pStyle w:val="FirstParagraph"/>
+      </w:pPr>
+      <w:r>
+        <w:rPr>
+          <w:bCs/>
+          <w:b/>
+        </w:rPr>
+        <w:t xml:space="preserve">异常与容错</w:t>
+      </w:r>
+    </w:p>
+    <w:p>
+      <w:pPr>
+        <w:numPr>
+          <w:ilvl w:val="0"/>
+          <w:numId w:val="1045"/>
+        </w:numPr>
+        <w:pStyle w:val="Compact"/>
+      </w:pPr>
+      <w:r>
+        <w:t xml:space="preserve">Supervisor 自身异常：由节点监控（K8s liveness）重启</w:t>
+      </w:r>
+    </w:p>
+    <w:p>
+      <w:pPr>
+        <w:numPr>
+          <w:ilvl w:val="0"/>
+          <w:numId w:val="1045"/>
+        </w:numPr>
+        <w:pStyle w:val="Compact"/>
+      </w:pPr>
+      <w:r>
+        <w:t xml:space="preserve">网络分区：依赖元数据库时间戳与 quorum 策略防脑裂</w:t>
+      </w:r>
+    </w:p>
+    <w:p>
+      <w:pPr>
+        <w:numPr>
+          <w:ilvl w:val="0"/>
+          <w:numId w:val="1045"/>
         </w:numPr>
         <w:pStyle w:val="Compact"/>
       </w:pPr>
@@ -9951,9 +10703,9 @@
         </w:pict>
       </w:r>
     </w:p>
-    <w:bookmarkEnd w:id="74"/>
     <w:bookmarkEnd w:id="75"/>
-    <w:bookmarkStart w:id="80" w:name="基础设施模块"/>
+    <w:bookmarkEnd w:id="76"/>
+    <w:bookmarkStart w:id="81" w:name="基础设施模块"/>
     <w:p>
       <w:pPr>
         <w:pStyle w:val="Heading3"/>
@@ -9962,7 +10714,7 @@
         <w:t xml:space="preserve">4.4 基础设施模块</w:t>
       </w:r>
     </w:p>
-    <w:bookmarkStart w:id="76" w:name="调度器"/>
+    <w:bookmarkStart w:id="77" w:name="调度器"/>
     <w:p>
       <w:pPr>
         <w:pStyle w:val="Heading4"/>
@@ -9988,7 +10740,7 @@
         <w:pStyle w:val="BodyText"/>
       </w:pPr>
       <w:r>
-        <w:t xml:space="preserve">接收编排/工作流下发的作业调度请求，结合资源池状态将全量、增量等作业分配到合适 Worker/Flink 集群。</w:t>
+        <w:t xml:space="preserve">接收编排/工作流下发的作业调度请求，结合资源池状态将全量、增量等作业分配到合适 Worker 节点。</w:t>
       </w:r>
     </w:p>
     <w:p>
@@ -10008,7 +10760,7 @@
         <w:pStyle w:val="BodyText"/>
       </w:pPr>
       <w:r>
-        <w:t xml:space="preserve">对标 OMS 调度服务（8088）与 Flink ResourceManager，调度器是控制平面与数据平面的</w:t>
+        <w:t xml:space="preserve">对标 OMS 调度服务（8088）与 Flink ResourceManager 的调度思想，调度器是控制平面与数据平面的</w:t>
       </w:r>
       <w:r>
         <w:rPr>
@@ -10303,7 +11055,7 @@
               <w:jc w:val="left"/>
             </w:pPr>
             <w:r>
-              <w:t xml:space="preserve">Worker 作业分配、Flink Job 提交句柄</w:t>
+              <w:t xml:space="preserve">Worker 作业分配、StreamRuntime 作业句柄</w:t>
             </w:r>
           </w:p>
         </w:tc>
@@ -10319,102 +11071,6 @@
           <w:b/>
         </w:rPr>
         <w:t xml:space="preserve">依赖关系</w:t>
-      </w:r>
-    </w:p>
-    <w:p>
-      <w:pPr>
-        <w:numPr>
-          <w:ilvl w:val="0"/>
-          <w:numId w:val="1044"/>
-        </w:numPr>
-        <w:pStyle w:val="Compact"/>
-      </w:pPr>
-      <w:r>
-        <w:t xml:space="preserve">上游：工作流服务、任务编排服务</w:t>
-      </w:r>
-    </w:p>
-    <w:p>
-      <w:pPr>
-        <w:numPr>
-          <w:ilvl w:val="0"/>
-          <w:numId w:val="1044"/>
-        </w:numPr>
-        <w:pStyle w:val="Compact"/>
-      </w:pPr>
-      <w:r>
-        <w:t xml:space="preserve">下游：资源池、DataX 运行时、Flink 集群</w:t>
-      </w:r>
-    </w:p>
-    <w:p>
-      <w:pPr>
-        <w:numPr>
-          <w:ilvl w:val="0"/>
-          <w:numId w:val="1044"/>
-        </w:numPr>
-        <w:pStyle w:val="Compact"/>
-      </w:pPr>
-      <w:r>
-        <w:t xml:space="preserve">依赖：元数据服务（作业状态）</w:t>
-      </w:r>
-    </w:p>
-    <w:p>
-      <w:pPr>
-        <w:pStyle w:val="FirstParagraph"/>
-      </w:pPr>
-      <w:r>
-        <w:rPr>
-          <w:bCs/>
-          <w:b/>
-        </w:rPr>
-        <w:t xml:space="preserve">关键机制</w:t>
-      </w:r>
-    </w:p>
-    <w:p>
-      <w:pPr>
-        <w:numPr>
-          <w:ilvl w:val="0"/>
-          <w:numId w:val="1045"/>
-        </w:numPr>
-        <w:pStyle w:val="Compact"/>
-      </w:pPr>
-      <w:r>
-        <w:t xml:space="preserve">多队列：全量队列、增量队列分离</w:t>
-      </w:r>
-    </w:p>
-    <w:p>
-      <w:pPr>
-        <w:numPr>
-          <w:ilvl w:val="0"/>
-          <w:numId w:val="1045"/>
-        </w:numPr>
-        <w:pStyle w:val="Compact"/>
-      </w:pPr>
-      <w:r>
-        <w:t xml:space="preserve">租户配额：超配额作业排队</w:t>
-      </w:r>
-    </w:p>
-    <w:p>
-      <w:pPr>
-        <w:numPr>
-          <w:ilvl w:val="0"/>
-          <w:numId w:val="1045"/>
-        </w:numPr>
-        <w:pStyle w:val="Compact"/>
-      </w:pPr>
-      <w:r>
-        <w:t xml:space="preserve">失败重调度：节点失效时自动重新分配</w:t>
-      </w:r>
-    </w:p>
-    <w:p>
-      <w:pPr>
-        <w:pStyle w:val="FirstParagraph"/>
-      </w:pPr>
-      <w:r>
-        <w:rPr>
-          <w:bCs/>
-          <w:b/>
-        </w:rPr>
-        <w:t xml:space="preserve">异常与容错</w:t>
       </w:r>
     </w:p>
     <w:p>
@@ -10426,7 +11082,7 @@
         <w:pStyle w:val="Compact"/>
       </w:pPr>
       <w:r>
-        <w:t xml:space="preserve">无可用资源：作业排队并告警</w:t>
+        <w:t xml:space="preserve">上游：工作流服务、任务编排服务</w:t>
       </w:r>
     </w:p>
     <w:p>
@@ -10438,7 +11094,7 @@
         <w:pStyle w:val="Compact"/>
       </w:pPr>
       <w:r>
-        <w:t xml:space="preserve">调度器主备：基于 etcd/ZK 选主</w:t>
+        <w:t xml:space="preserve">下游：资源池、SyncWorker、StreamRuntime</w:t>
       </w:r>
     </w:p>
     <w:p>
@@ -10450,6 +11106,102 @@
         <w:pStyle w:val="Compact"/>
       </w:pPr>
       <w:r>
+        <w:t xml:space="preserve">依赖：元数据服务（作业状态）</w:t>
+      </w:r>
+    </w:p>
+    <w:p>
+      <w:pPr>
+        <w:pStyle w:val="FirstParagraph"/>
+      </w:pPr>
+      <w:r>
+        <w:rPr>
+          <w:bCs/>
+          <w:b/>
+        </w:rPr>
+        <w:t xml:space="preserve">关键机制</w:t>
+      </w:r>
+    </w:p>
+    <w:p>
+      <w:pPr>
+        <w:numPr>
+          <w:ilvl w:val="0"/>
+          <w:numId w:val="1047"/>
+        </w:numPr>
+        <w:pStyle w:val="Compact"/>
+      </w:pPr>
+      <w:r>
+        <w:t xml:space="preserve">多队列：全量队列、增量队列分离</w:t>
+      </w:r>
+    </w:p>
+    <w:p>
+      <w:pPr>
+        <w:numPr>
+          <w:ilvl w:val="0"/>
+          <w:numId w:val="1047"/>
+        </w:numPr>
+        <w:pStyle w:val="Compact"/>
+      </w:pPr>
+      <w:r>
+        <w:t xml:space="preserve">租户配额：超配额作业排队</w:t>
+      </w:r>
+    </w:p>
+    <w:p>
+      <w:pPr>
+        <w:numPr>
+          <w:ilvl w:val="0"/>
+          <w:numId w:val="1047"/>
+        </w:numPr>
+        <w:pStyle w:val="Compact"/>
+      </w:pPr>
+      <w:r>
+        <w:t xml:space="preserve">失败重调度：节点失效时自动重新分配</w:t>
+      </w:r>
+    </w:p>
+    <w:p>
+      <w:pPr>
+        <w:pStyle w:val="FirstParagraph"/>
+      </w:pPr>
+      <w:r>
+        <w:rPr>
+          <w:bCs/>
+          <w:b/>
+        </w:rPr>
+        <w:t xml:space="preserve">异常与容错</w:t>
+      </w:r>
+    </w:p>
+    <w:p>
+      <w:pPr>
+        <w:numPr>
+          <w:ilvl w:val="0"/>
+          <w:numId w:val="1048"/>
+        </w:numPr>
+        <w:pStyle w:val="Compact"/>
+      </w:pPr>
+      <w:r>
+        <w:t xml:space="preserve">无可用资源：作业排队并告警</w:t>
+      </w:r>
+    </w:p>
+    <w:p>
+      <w:pPr>
+        <w:numPr>
+          <w:ilvl w:val="0"/>
+          <w:numId w:val="1048"/>
+        </w:numPr>
+        <w:pStyle w:val="Compact"/>
+      </w:pPr>
+      <w:r>
+        <w:t xml:space="preserve">调度器主备：基于 etcd/ZK 选主</w:t>
+      </w:r>
+    </w:p>
+    <w:p>
+      <w:pPr>
+        <w:numPr>
+          <w:ilvl w:val="0"/>
+          <w:numId w:val="1048"/>
+        </w:numPr>
+        <w:pStyle w:val="Compact"/>
+      </w:pPr>
+      <w:r>
         <w:t xml:space="preserve">作业提交失败：指数退避重试</w:t>
       </w:r>
     </w:p>
@@ -10460,8 +11212,8 @@
         </w:pict>
       </w:r>
     </w:p>
-    <w:bookmarkEnd w:id="76"/>
-    <w:bookmarkStart w:id="77" w:name="资源池"/>
+    <w:bookmarkEnd w:id="77"/>
+    <w:bookmarkStart w:id="78" w:name="资源池"/>
     <w:p>
       <w:pPr>
         <w:pStyle w:val="Heading4"/>
@@ -10487,7 +11239,7 @@
         <w:pStyle w:val="BodyText"/>
       </w:pPr>
       <w:r>
-        <w:t xml:space="preserve">统一管理 DataX Worker 进程与 Flink Slot 等计算资源，提供配额、隔离与弹性能力。</w:t>
+        <w:t xml:space="preserve">统一管理 SyncWorker 与 StreamWorker 等计算资源，提供配额、隔离与弹性能力。</w:t>
       </w:r>
     </w:p>
     <w:p>
@@ -10507,7 +11259,7 @@
         <w:pStyle w:val="BodyText"/>
       </w:pPr>
       <w:r>
-        <w:t xml:space="preserve">将 Worker 节点池与 Flink 集群抽象为统一资源视图，供调度器消费。参考 OMS 资源池管理，支持按租户/项目限制 CPU、内存与并发作业数。</w:t>
+        <w:t xml:space="preserve">将 Worker 节点池抽象为统一资源视图，供调度器消费。参考 OMS 资源池管理与 Flink Slot 资源模型，支持按租户/项目限制 CPU、内存与并发作业数。</w:t>
       </w:r>
     </w:p>
     <w:p>
@@ -10814,7 +11566,7 @@
       <w:pPr>
         <w:numPr>
           <w:ilvl w:val="0"/>
-          <w:numId w:val="1047"/>
+          <w:numId w:val="1049"/>
         </w:numPr>
         <w:pStyle w:val="Compact"/>
       </w:pPr>
@@ -10826,19 +11578,19 @@
       <w:pPr>
         <w:numPr>
           <w:ilvl w:val="0"/>
-          <w:numId w:val="1047"/>
+          <w:numId w:val="1049"/>
         </w:numPr>
         <w:pStyle w:val="Compact"/>
       </w:pPr>
       <w:r>
-        <w:t xml:space="preserve">下游：DataX Worker 节点池、Flink 集群</w:t>
+        <w:t xml:space="preserve">下游：SyncWorker 节点池、StreamRuntime Worker</w:t>
       </w:r>
     </w:p>
     <w:p>
       <w:pPr>
         <w:numPr>
           <w:ilvl w:val="0"/>
-          <w:numId w:val="1047"/>
+          <w:numId w:val="1049"/>
         </w:numPr>
         <w:pStyle w:val="Compact"/>
       </w:pPr>
@@ -10907,7 +11659,7 @@
               <w:jc w:val="left"/>
             </w:pPr>
             <w:r>
-              <w:t xml:space="preserve">DataX Worker</w:t>
+              <w:t xml:space="preserve">SyncWorker</w:t>
             </w:r>
           </w:p>
         </w:tc>
@@ -10933,7 +11685,7 @@
               <w:jc w:val="left"/>
             </w:pPr>
             <w:r>
-              <w:t xml:space="preserve">Flink Slot</w:t>
+              <w:t xml:space="preserve">StreamWorker Slot</w:t>
             </w:r>
           </w:p>
         </w:tc>
@@ -10993,7 +11745,7 @@
       <w:pPr>
         <w:numPr>
           <w:ilvl w:val="0"/>
-          <w:numId w:val="1048"/>
+          <w:numId w:val="1050"/>
         </w:numPr>
         <w:pStyle w:val="Compact"/>
       </w:pPr>
@@ -11005,7 +11757,7 @@
       <w:pPr>
         <w:numPr>
           <w:ilvl w:val="0"/>
-          <w:numId w:val="1048"/>
+          <w:numId w:val="1050"/>
         </w:numPr>
         <w:pStyle w:val="Compact"/>
       </w:pPr>
@@ -11017,7 +11769,7 @@
       <w:pPr>
         <w:numPr>
           <w:ilvl w:val="0"/>
-          <w:numId w:val="1048"/>
+          <w:numId w:val="1050"/>
         </w:numPr>
         <w:pStyle w:val="Compact"/>
       </w:pPr>
@@ -11032,8 +11784,8 @@
         </w:pict>
       </w:r>
     </w:p>
-    <w:bookmarkEnd w:id="77"/>
-    <w:bookmarkStart w:id="78" w:name="ha-组件"/>
+    <w:bookmarkEnd w:id="78"/>
+    <w:bookmarkStart w:id="79" w:name="ha-组件"/>
     <w:p>
       <w:pPr>
         <w:pStyle w:val="Heading4"/>
@@ -11445,7 +12197,7 @@
       <w:pPr>
         <w:numPr>
           <w:ilvl w:val="0"/>
-          <w:numId w:val="1049"/>
+          <w:numId w:val="1051"/>
         </w:numPr>
         <w:pStyle w:val="Compact"/>
       </w:pPr>
@@ -11457,7 +12209,7 @@
       <w:pPr>
         <w:numPr>
           <w:ilvl w:val="0"/>
-          <w:numId w:val="1049"/>
+          <w:numId w:val="1051"/>
         </w:numPr>
         <w:pStyle w:val="Compact"/>
       </w:pPr>
@@ -11469,7 +12221,7 @@
       <w:pPr>
         <w:numPr>
           <w:ilvl w:val="0"/>
-          <w:numId w:val="1049"/>
+          <w:numId w:val="1051"/>
         </w:numPr>
         <w:pStyle w:val="Compact"/>
       </w:pPr>
@@ -11731,7 +12483,7 @@
       <w:pPr>
         <w:numPr>
           <w:ilvl w:val="0"/>
-          <w:numId w:val="1050"/>
+          <w:numId w:val="1052"/>
         </w:numPr>
         <w:pStyle w:val="Compact"/>
       </w:pPr>
@@ -11755,7 +12507,7 @@
       <w:pPr>
         <w:numPr>
           <w:ilvl w:val="0"/>
-          <w:numId w:val="1050"/>
+          <w:numId w:val="1052"/>
         </w:numPr>
         <w:pStyle w:val="Compact"/>
       </w:pPr>
@@ -11767,7 +12519,7 @@
       <w:pPr>
         <w:numPr>
           <w:ilvl w:val="0"/>
-          <w:numId w:val="1050"/>
+          <w:numId w:val="1052"/>
         </w:numPr>
         <w:pStyle w:val="Compact"/>
       </w:pPr>
@@ -11782,8 +12534,8 @@
         </w:pict>
       </w:r>
     </w:p>
-    <w:bookmarkEnd w:id="78"/>
-    <w:bookmarkStart w:id="79" w:name="监控告警"/>
+    <w:bookmarkEnd w:id="79"/>
+    <w:bookmarkStart w:id="80" w:name="监控告警"/>
     <w:p>
       <w:pPr>
         <w:pStyle w:val="Heading4"/>
@@ -11829,7 +12581,7 @@
         <w:pStyle w:val="BodyText"/>
       </w:pPr>
       <w:r>
-        <w:t xml:space="preserve">融合 DataX Communication 统计、Flink Metrics 与 Supervisor 心跳，写入时序库（Prometheus/InfluxDB），经 Grafana 大盘展示。AlertManager 对接邮件、钉钉、Webhook。</w:t>
+        <w:t xml:space="preserve">融合平台 Communication 统计、StreamRuntime Metrics 与 Supervisor 心跳，写入时序库（Prometheus/InfluxDB），经 Grafana 大盘展示。AlertManager 对接邮件、钉钉、Webhook。</w:t>
       </w:r>
     </w:p>
     <w:p>
@@ -12136,7 +12888,7 @@
       <w:pPr>
         <w:numPr>
           <w:ilvl w:val="0"/>
-          <w:numId w:val="1051"/>
+          <w:numId w:val="1053"/>
         </w:numPr>
         <w:pStyle w:val="Compact"/>
       </w:pPr>
@@ -12148,7 +12900,7 @@
       <w:pPr>
         <w:numPr>
           <w:ilvl w:val="0"/>
-          <w:numId w:val="1051"/>
+          <w:numId w:val="1053"/>
         </w:numPr>
         <w:pStyle w:val="Compact"/>
       </w:pPr>
@@ -12160,7 +12912,7 @@
       <w:pPr>
         <w:numPr>
           <w:ilvl w:val="0"/>
-          <w:numId w:val="1051"/>
+          <w:numId w:val="1053"/>
         </w:numPr>
         <w:pStyle w:val="Compact"/>
       </w:pPr>
@@ -12612,7 +13364,7 @@
       <w:pPr>
         <w:numPr>
           <w:ilvl w:val="0"/>
-          <w:numId w:val="1052"/>
+          <w:numId w:val="1054"/>
         </w:numPr>
         <w:pStyle w:val="Compact"/>
       </w:pPr>
@@ -12624,7 +13376,7 @@
       <w:pPr>
         <w:numPr>
           <w:ilvl w:val="0"/>
-          <w:numId w:val="1052"/>
+          <w:numId w:val="1054"/>
         </w:numPr>
         <w:pStyle w:val="Compact"/>
       </w:pPr>
@@ -12636,7 +13388,7 @@
       <w:pPr>
         <w:numPr>
           <w:ilvl w:val="0"/>
-          <w:numId w:val="1052"/>
+          <w:numId w:val="1054"/>
         </w:numPr>
         <w:pStyle w:val="Compact"/>
       </w:pPr>
@@ -12651,9 +13403,9 @@
         </w:pict>
       </w:r>
     </w:p>
-    <w:bookmarkEnd w:id="79"/>
     <w:bookmarkEnd w:id="80"/>
-    <w:bookmarkStart w:id="85" w:name="插件与运行时"/>
+    <w:bookmarkEnd w:id="81"/>
+    <w:bookmarkStart w:id="86" w:name="插件与运行时"/>
     <w:p>
       <w:pPr>
         <w:pStyle w:val="Heading3"/>
@@ -12662,7 +13414,7 @@
         <w:t xml:space="preserve">4.5 插件与运行时</w:t>
       </w:r>
     </w:p>
-    <w:bookmarkStart w:id="81" w:name="readerwriter-插件"/>
+    <w:bookmarkStart w:id="82" w:name="readerwriter-插件"/>
     <w:p>
       <w:pPr>
         <w:pStyle w:val="Heading4"/>
@@ -12688,7 +13440,7 @@
         <w:pStyle w:val="BodyText"/>
       </w:pPr>
       <w:r>
-        <w:t xml:space="preserve">DataX 风格的数据读取与写入插件，实现异构数据源的全量数据接入与写出。</w:t>
+        <w:t xml:space="preserve">平台自研的数据读取与写入插件体系，借鉴 DataX SPI 设计，为 FullImport 提供异构数据源接入能力。</w:t>
       </w:r>
     </w:p>
     <w:p>
@@ -12708,40 +13460,196 @@
         <w:pStyle w:val="BodyText"/>
       </w:pPr>
       <w:r>
-        <w:t xml:space="preserve">沿用 DataX SPI（</w:t>
-      </w:r>
+        <w:t xml:space="preserve">参考 DataX 插件分析文档，定义平台自有 Reader/Writer SPI：</w:t>
+      </w:r>
+    </w:p>
+    <w:p>
+      <w:pPr>
+        <w:numPr>
+          <w:ilvl w:val="0"/>
+          <w:numId w:val="1055"/>
+        </w:numPr>
+        <w:pStyle w:val="Compact"/>
+      </w:pPr>
       <w:r>
         <w:rPr>
           <w:rStyle w:val="VerbatimChar"/>
         </w:rPr>
-        <w:t xml:space="preserve">Job.init/split</w:t>
-      </w:r>
-      <w:r>
-        <w:t xml:space="preserve">、</w:t>
+        <w:t xml:space="preserve">Reader.Job</w:t>
+      </w:r>
+      <w:r>
+        <w:t xml:space="preserve">：</w:t>
       </w:r>
       <w:r>
         <w:rPr>
           <w:rStyle w:val="VerbatimChar"/>
         </w:rPr>
-        <w:t xml:space="preserve">Task.startRead/startWrite</w:t>
-      </w:r>
-      <w:r>
-        <w:t xml:space="preserve">），通过</w:t>
+        <w:t xml:space="preserve">init()</w:t>
       </w:r>
       <w:r>
         <w:t xml:space="preserve"> </w:t>
       </w:r>
       <w:r>
+        <w:t xml:space="preserve">→</w:t>
+      </w:r>
+      <w:r>
+        <w:t xml:space="preserve"> </w:t>
+      </w:r>
+      <w:r>
         <w:rPr>
           <w:rStyle w:val="VerbatimChar"/>
         </w:rPr>
+        <w:t xml:space="preserve">split(adviceNumber)</w:t>
+      </w:r>
+      <w:r>
+        <w:t xml:space="preserve"> </w:t>
+      </w:r>
+      <w:r>
+        <w:t xml:space="preserve">→</w:t>
+      </w:r>
+      <w:r>
+        <w:t xml:space="preserve"> </w:t>
+      </w:r>
+      <w:r>
+        <w:rPr>
+          <w:rStyle w:val="VerbatimChar"/>
+        </w:rPr>
+        <w:t xml:space="preserve">post()</w:t>
+      </w:r>
+      <w:r>
+        <w:t xml:space="preserve"> </w:t>
+      </w:r>
+      <w:r>
+        <w:t xml:space="preserve">→</w:t>
+      </w:r>
+      <w:r>
+        <w:t xml:space="preserve"> </w:t>
+      </w:r>
+      <w:r>
+        <w:rPr>
+          <w:rStyle w:val="VerbatimChar"/>
+        </w:rPr>
+        <w:t xml:space="preserve">destroy()</w:t>
+      </w:r>
+    </w:p>
+    <w:p>
+      <w:pPr>
+        <w:numPr>
+          <w:ilvl w:val="0"/>
+          <w:numId w:val="1055"/>
+        </w:numPr>
+        <w:pStyle w:val="Compact"/>
+      </w:pPr>
+      <w:r>
+        <w:rPr>
+          <w:rStyle w:val="VerbatimChar"/>
+        </w:rPr>
+        <w:t xml:space="preserve">Reader.Task</w:t>
+      </w:r>
+      <w:r>
+        <w:t xml:space="preserve">：</w:t>
+      </w:r>
+      <w:r>
+        <w:rPr>
+          <w:rStyle w:val="VerbatimChar"/>
+        </w:rPr>
+        <w:t xml:space="preserve">init()</w:t>
+      </w:r>
+      <w:r>
+        <w:t xml:space="preserve"> </w:t>
+      </w:r>
+      <w:r>
+        <w:t xml:space="preserve">→</w:t>
+      </w:r>
+      <w:r>
+        <w:t xml:space="preserve"> </w:t>
+      </w:r>
+      <w:r>
+        <w:rPr>
+          <w:rStyle w:val="VerbatimChar"/>
+        </w:rPr>
+        <w:t xml:space="preserve">startRead(RecordSender)</w:t>
+      </w:r>
+      <w:r>
+        <w:t xml:space="preserve"> </w:t>
+      </w:r>
+      <w:r>
+        <w:t xml:space="preserve">→</w:t>
+      </w:r>
+      <w:r>
+        <w:t xml:space="preserve"> </w:t>
+      </w:r>
+      <w:r>
+        <w:rPr>
+          <w:rStyle w:val="VerbatimChar"/>
+        </w:rPr>
+        <w:t xml:space="preserve">post()</w:t>
+      </w:r>
+      <w:r>
+        <w:t xml:space="preserve"> </w:t>
+      </w:r>
+      <w:r>
+        <w:t xml:space="preserve">→</w:t>
+      </w:r>
+      <w:r>
+        <w:t xml:space="preserve"> </w:t>
+      </w:r>
+      <w:r>
+        <w:rPr>
+          <w:rStyle w:val="VerbatimChar"/>
+        </w:rPr>
+        <w:t xml:space="preserve">destroy()</w:t>
+      </w:r>
+    </w:p>
+    <w:p>
+      <w:pPr>
+        <w:numPr>
+          <w:ilvl w:val="0"/>
+          <w:numId w:val="1055"/>
+        </w:numPr>
+        <w:pStyle w:val="Compact"/>
+      </w:pPr>
+      <w:r>
+        <w:rPr>
+          <w:rStyle w:val="VerbatimChar"/>
+        </w:rPr>
+        <w:t xml:space="preserve">Writer</w:t>
+      </w:r>
+      <w:r>
+        <w:t xml:space="preserve"> </w:t>
+      </w:r>
+      <w:r>
+        <w:t xml:space="preserve">对称定义</w:t>
+      </w:r>
+    </w:p>
+    <w:p>
+      <w:pPr>
+        <w:pStyle w:val="FirstParagraph"/>
+      </w:pPr>
+      <w:r>
+        <w:t xml:space="preserve">通过</w:t>
+      </w:r>
+      <w:r>
+        <w:t xml:space="preserve"> </w:t>
+      </w:r>
+      <w:r>
+        <w:rPr>
+          <w:rStyle w:val="VerbatimChar"/>
+        </w:rPr>
         <w:t xml:space="preserve">plugin.json</w:t>
       </w:r>
       <w:r>
         <w:t xml:space="preserve"> </w:t>
       </w:r>
       <w:r>
-        <w:t xml:space="preserve">注册。平台插件注册中心统一校验兼容性并供 FullImport 加载。ClassLoader 隔离避免依赖冲突。</w:t>
+        <w:t xml:space="preserve">注册，JarLoader 实现 ClassLoader 隔离（借鉴 DataX）。</w:t>
+      </w:r>
+      <w:r>
+        <w:rPr>
+          <w:bCs/>
+          <w:b/>
+        </w:rPr>
+        <w:t xml:space="preserve">插件为平台自有实现，非 DataX 官方插件直接复用。</w:t>
       </w:r>
     </w:p>
     <w:p>
@@ -12948,7 +13856,7 @@
               <w:jc w:val="left"/>
             </w:pPr>
             <w:r>
-              <w:t xml:space="preserve">DataX Task 配置、数据源连接</w:t>
+              <w:t xml:space="preserve">Task 配置、数据源连接</w:t>
             </w:r>
           </w:p>
         </w:tc>
@@ -12974,7 +13882,7 @@
               <w:jc w:val="left"/>
             </w:pPr>
             <w:r>
-              <w:t xml:space="preserve">DataX Record 流（Reader）或写入确认（Writer）</w:t>
+              <w:t xml:space="preserve">Column 行 Record 流（Reader）或写入确认（Writer）</w:t>
             </w:r>
           </w:p>
         </w:tc>
@@ -12996,19 +13904,19 @@
       <w:pPr>
         <w:numPr>
           <w:ilvl w:val="0"/>
-          <w:numId w:val="1053"/>
+          <w:numId w:val="1056"/>
         </w:numPr>
         <w:pStyle w:val="Compact"/>
       </w:pPr>
       <w:r>
-        <w:t xml:space="preserve">被依赖：FullImport、DataX 运行时</w:t>
+        <w:t xml:space="preserve">被依赖：FullImport、SyncWorker</w:t>
       </w:r>
     </w:p>
     <w:p>
       <w:pPr>
         <w:numPr>
           <w:ilvl w:val="0"/>
-          <w:numId w:val="1053"/>
+          <w:numId w:val="1056"/>
         </w:numPr>
         <w:pStyle w:val="Compact"/>
       </w:pPr>
@@ -13032,7 +13940,7 @@
       <w:pPr>
         <w:numPr>
           <w:ilvl w:val="0"/>
-          <w:numId w:val="1054"/>
+          <w:numId w:val="1057"/>
         </w:numPr>
         <w:pStyle w:val="Compact"/>
       </w:pPr>
@@ -13046,29 +13954,14 @@
         <w:t xml:space="preserve"> </w:t>
       </w:r>
       <w:r>
-        <w:t xml:space="preserve">元信息与</w:t>
-      </w:r>
-      <w:r>
-        <w:t xml:space="preserve"> </w:t>
-      </w:r>
-      <w:r>
-        <w:rPr>
-          <w:rStyle w:val="VerbatimChar"/>
-        </w:rPr>
-        <w:t xml:space="preserve">plugin_job_template.json</w:t>
-      </w:r>
-      <w:r>
-        <w:t xml:space="preserve"> </w:t>
-      </w:r>
-      <w:r>
-        <w:t xml:space="preserve">模板</w:t>
+        <w:t xml:space="preserve">元信息与作业模板</w:t>
       </w:r>
     </w:p>
     <w:p>
       <w:pPr>
         <w:numPr>
           <w:ilvl w:val="0"/>
-          <w:numId w:val="1054"/>
+          <w:numId w:val="1057"/>
         </w:numPr>
         <w:pStyle w:val="Compact"/>
       </w:pPr>
@@ -13080,12 +13973,12 @@
       <w:pPr>
         <w:numPr>
           <w:ilvl w:val="0"/>
-          <w:numId w:val="1054"/>
+          <w:numId w:val="1057"/>
         </w:numPr>
         <w:pStyle w:val="Compact"/>
       </w:pPr>
       <w:r>
-        <w:t xml:space="preserve">能力矩阵：MySQL、Oracle、PostgreSQL、OceanBase 等（详见 6.2 节）</w:t>
+        <w:t xml:space="preserve">支持 MySQL、Oracle、PostgreSQL、OceanBase 等（详见 6.2 节）</w:t>
       </w:r>
     </w:p>
     <w:p>
@@ -13104,7 +13997,7 @@
       <w:pPr>
         <w:numPr>
           <w:ilvl w:val="0"/>
-          <w:numId w:val="1055"/>
+          <w:numId w:val="1058"/>
         </w:numPr>
         <w:pStyle w:val="Compact"/>
       </w:pPr>
@@ -13116,7 +14009,7 @@
       <w:pPr>
         <w:numPr>
           <w:ilvl w:val="0"/>
-          <w:numId w:val="1055"/>
+          <w:numId w:val="1058"/>
         </w:numPr>
         <w:pStyle w:val="Compact"/>
       </w:pPr>
@@ -13128,7 +14021,7 @@
       <w:pPr>
         <w:numPr>
           <w:ilvl w:val="0"/>
-          <w:numId w:val="1055"/>
+          <w:numId w:val="1058"/>
         </w:numPr>
         <w:pStyle w:val="Compact"/>
       </w:pPr>
@@ -13143,14 +14036,14 @@
         </w:pict>
       </w:r>
     </w:p>
-    <w:bookmarkEnd w:id="81"/>
-    <w:bookmarkStart w:id="82" w:name="cdc-连接器"/>
+    <w:bookmarkEnd w:id="82"/>
+    <w:bookmarkStart w:id="83" w:name="logadapter-插件"/>
     <w:p>
       <w:pPr>
         <w:pStyle w:val="Heading4"/>
       </w:pPr>
       <w:r>
-        <w:t xml:space="preserve">4.5.2 CDC 连接器</w:t>
+        <w:t xml:space="preserve">4.5.2 LogAdapter 插件</w:t>
       </w:r>
     </w:p>
     <w:p>
@@ -13170,7 +14063,7 @@
         <w:pStyle w:val="BodyText"/>
       </w:pPr>
       <w:r>
-        <w:t xml:space="preserve">Flink FLIP-27 风格 CDC Source/Sink 连接器，为 Store 与 IncrSync 提供源端变更捕获与目标端写入能力。</w:t>
+        <w:t xml:space="preserve">平台自研的源端变更日志适配器，借鉴 Flink Connector SPI（FLIP-27）设计，为 Store 提供 binlog/redo 等日志拉取能力。</w:t>
       </w:r>
     </w:p>
     <w:p>
@@ -13190,7 +14083,7 @@
         <w:pStyle w:val="BodyText"/>
       </w:pPr>
       <w:r>
-        <w:t xml:space="preserve">复用 Flink CDC 生态（mysql-cdc、oracle-cdc 等），统一</w:t>
+        <w:t xml:space="preserve">参考 Flink</w:t>
       </w:r>
       <w:r>
         <w:t xml:space="preserve"> </w:t>
@@ -13205,12 +14098,66 @@
         <w:t xml:space="preserve"> </w:t>
       </w:r>
       <w:r>
-        <w:t xml:space="preserve">接口。Store 可内嵌连接器拉取日志，或由 Flink Source 直接消费。</w:t>
-      </w:r>
-    </w:p>
-    <w:p>
-      <w:pPr>
-        <w:pStyle w:val="BodyText"/>
+        <w:t xml:space="preserve">接口思想，定义平台 LogAdapter SPI：</w:t>
+      </w:r>
+    </w:p>
+    <w:p>
+      <w:pPr>
+        <w:numPr>
+          <w:ilvl w:val="0"/>
+          <w:numId w:val="1059"/>
+        </w:numPr>
+        <w:pStyle w:val="Compact"/>
+      </w:pPr>
+      <w:r>
+        <w:rPr>
+          <w:rStyle w:val="VerbatimChar"/>
+        </w:rPr>
+        <w:t xml:space="preserve">LogReader</w:t>
+      </w:r>
+      <w:r>
+        <w:t xml:space="preserve">：订阅源端变更日志，输出统一 Record</w:t>
+      </w:r>
+    </w:p>
+    <w:p>
+      <w:pPr>
+        <w:numPr>
+          <w:ilvl w:val="0"/>
+          <w:numId w:val="1059"/>
+        </w:numPr>
+        <w:pStyle w:val="Compact"/>
+      </w:pPr>
+      <w:r>
+        <w:rPr>
+          <w:rStyle w:val="VerbatimChar"/>
+        </w:rPr>
+        <w:t xml:space="preserve">SplitEnumerator</w:t>
+      </w:r>
+      <w:r>
+        <w:t xml:space="preserve">：管理日志分片（如按库表/分区）</w:t>
+      </w:r>
+    </w:p>
+    <w:p>
+      <w:pPr>
+        <w:numPr>
+          <w:ilvl w:val="0"/>
+          <w:numId w:val="1059"/>
+        </w:numPr>
+        <w:pStyle w:val="Compact"/>
+      </w:pPr>
+      <w:r>
+        <w:rPr>
+          <w:rStyle w:val="VerbatimChar"/>
+        </w:rPr>
+        <w:t xml:space="preserve">OffsetCommitter</w:t>
+      </w:r>
+      <w:r>
+        <w:t xml:space="preserve">：位点提交与 Checkpoint 对齐</w:t>
+      </w:r>
+    </w:p>
+    <w:p>
+      <w:pPr>
+        <w:pStyle w:val="FirstParagraph"/>
       </w:pPr>
       <w:r>
         <w:rPr>
@@ -13281,7 +14228,7 @@
               <w:jc w:val="left"/>
             </w:pPr>
             <w:r>
-              <w:t xml:space="preserve">源端 binlog/redo 订阅</w:t>
+              <w:t xml:space="preserve">MySQL Binlog、Oracle Redo、OB Liboblog 等</w:t>
             </w:r>
           </w:p>
         </w:tc>
@@ -13333,7 +14280,7 @@
               <w:jc w:val="left"/>
             </w:pPr>
             <w:r>
-              <w:t xml:space="preserve">Checkpoint 对齐</w:t>
+              <w:t xml:space="preserve">与 StreamRuntime Checkpoint 对齐</w:t>
             </w:r>
           </w:p>
         </w:tc>
@@ -13438,7 +14385,7 @@
               <w:jc w:val="left"/>
             </w:pPr>
             <w:r>
-              <w:t xml:space="preserve">连接器配置、起始位点、表过滤规则</w:t>
+              <w:t xml:space="preserve">适配器配置、起始位点、表过滤规则</w:t>
             </w:r>
           </w:p>
         </w:tc>
@@ -13464,7 +14411,7 @@
               <w:jc w:val="left"/>
             </w:pPr>
             <w:r>
-              <w:t xml:space="preserve">Flink Row/Record 流、Enumerator Checkpoint</w:t>
+              <w:t xml:space="preserve">DML/DDL/HB Record 流、Enumerator Checkpoint</w:t>
             </w:r>
           </w:p>
         </w:tc>
@@ -13486,19 +14433,19 @@
       <w:pPr>
         <w:numPr>
           <w:ilvl w:val="0"/>
-          <w:numId w:val="1056"/>
+          <w:numId w:val="1060"/>
         </w:numPr>
         <w:pStyle w:val="Compact"/>
       </w:pPr>
       <w:r>
-        <w:t xml:space="preserve">被依赖：Store、IncrSync、Flink 集群</w:t>
+        <w:t xml:space="preserve">被依赖：Store、IncrSync</w:t>
       </w:r>
     </w:p>
     <w:p>
       <w:pPr>
         <w:numPr>
           <w:ilvl w:val="0"/>
-          <w:numId w:val="1056"/>
+          <w:numId w:val="1060"/>
         </w:numPr>
         <w:pStyle w:val="Compact"/>
       </w:pPr>
@@ -13522,45 +14469,42 @@
       <w:pPr>
         <w:numPr>
           <w:ilvl w:val="0"/>
-          <w:numId w:val="1057"/>
+          <w:numId w:val="1061"/>
         </w:numPr>
         <w:pStyle w:val="Compact"/>
       </w:pPr>
       <w:r>
+        <w:t xml:space="preserve">SPI 注册：</w:t>
+      </w:r>
+      <w:r>
         <w:rPr>
           <w:rStyle w:val="VerbatimChar"/>
         </w:rPr>
-        <w:t xml:space="preserve">META-INF/services/org.apache.flink.table.factories.Factory</w:t>
-      </w:r>
-      <w:r>
-        <w:t xml:space="preserve"> </w:t>
-      </w:r>
-      <w:r>
-        <w:t xml:space="preserve">SPI 注册</w:t>
+        <w:t xml:space="preserve">META-INF/services/...LogAdapterFactory</w:t>
       </w:r>
     </w:p>
     <w:p>
       <w:pPr>
         <w:numPr>
           <w:ilvl w:val="0"/>
-          <w:numId w:val="1057"/>
+          <w:numId w:val="1061"/>
         </w:numPr>
         <w:pStyle w:val="Compact"/>
       </w:pPr>
       <w:r>
-        <w:t xml:space="preserve">Exactly-once 与 Checkpoint 对齐</w:t>
+        <w:t xml:space="preserve">与统一 DML/DDL/HB 模型衔接</w:t>
       </w:r>
     </w:p>
     <w:p>
       <w:pPr>
         <w:numPr>
           <w:ilvl w:val="0"/>
-          <w:numId w:val="1057"/>
+          <w:numId w:val="1061"/>
         </w:numPr>
         <w:pStyle w:val="Compact"/>
       </w:pPr>
       <w:r>
-        <w:t xml:space="preserve">与统一 DML/DDL/HB 模型转换层衔接</w:t>
+        <w:t xml:space="preserve">事务边界解析保证 Record 顺序语义</w:t>
       </w:r>
     </w:p>
     <w:p>
@@ -13579,19 +14523,19 @@
       <w:pPr>
         <w:numPr>
           <w:ilvl w:val="0"/>
-          <w:numId w:val="1058"/>
+          <w:numId w:val="1062"/>
         </w:numPr>
         <w:pStyle w:val="Compact"/>
       </w:pPr>
       <w:r>
-        <w:t xml:space="preserve">位点不可用：回退至最近有效 Snapshot</w:t>
+        <w:t xml:space="preserve">位点不可用：回退至最近有效 Checkpoint</w:t>
       </w:r>
     </w:p>
     <w:p>
       <w:pPr>
         <w:numPr>
           <w:ilvl w:val="0"/>
-          <w:numId w:val="1058"/>
+          <w:numId w:val="1062"/>
         </w:numPr>
         <w:pStyle w:val="Compact"/>
       </w:pPr>
@@ -13603,12 +14547,12 @@
       <w:pPr>
         <w:numPr>
           <w:ilvl w:val="0"/>
-          <w:numId w:val="1058"/>
+          <w:numId w:val="1062"/>
         </w:numPr>
         <w:pStyle w:val="Compact"/>
       </w:pPr>
       <w:r>
-        <w:t xml:space="preserve">连接器版本不匹配：启动前兼容性校验</w:t>
+        <w:t xml:space="preserve">适配器版本不匹配：启动前兼容性校验</w:t>
       </w:r>
     </w:p>
     <w:p>
@@ -13618,14 +14562,14 @@
         </w:pict>
       </w:r>
     </w:p>
-    <w:bookmarkEnd w:id="82"/>
-    <w:bookmarkStart w:id="83" w:name="datax-运行时"/>
+    <w:bookmarkEnd w:id="83"/>
+    <w:bookmarkStart w:id="84" w:name="syncworker全量执行运行时"/>
     <w:p>
       <w:pPr>
         <w:pStyle w:val="Heading4"/>
       </w:pPr>
       <w:r>
-        <w:t xml:space="preserve">4.5.3 DataX 运行时</w:t>
+        <w:t xml:space="preserve">4.5.3 SyncWorker（全量执行运行时）</w:t>
       </w:r>
     </w:p>
     <w:p>
@@ -13645,7 +14589,7 @@
         <w:pStyle w:val="BodyText"/>
       </w:pPr>
       <w:r>
-        <w:t xml:space="preserve">执行 DataX 全量 Job 的运行时环境，包含 JobContainer、TaskGroup、Channel 与通信统计模块。</w:t>
+        <w:t xml:space="preserve">平台自研全量迁移 Worker 运行时，借鉴 DataX Engine + JobContainer + TaskGroupContainer 设计，在 Worker 进程内执行 FullImport 作业。</w:t>
       </w:r>
     </w:p>
     <w:p>
@@ -13665,7 +14609,62 @@
         <w:pStyle w:val="BodyText"/>
       </w:pPr>
       <w:r>
-        <w:t xml:space="preserve">可内嵌于 Worker 进程或由调度器拉起独立 JVM。平台屏蔽 DataX 命令行细节，以「全量作业」抽象对外。继承 DataX 流控、脏数据与 Communication 统计机制。</w:t>
+        <w:t xml:space="preserve">参考 DataX 核心模块分析，在平台内实现等价运行时：</w:t>
+      </w:r>
+    </w:p>
+    <w:p>
+      <w:pPr>
+        <w:pStyle w:val="SourceCode"/>
+      </w:pPr>
+      <w:r>
+        <w:rPr>
+          <w:rStyle w:val="VerbatimChar"/>
+        </w:rPr>
+        <w:t xml:space="preserve">SyncEngine (入口)</w:t>
+      </w:r>
+      <w:r>
+        <w:br/>
+      </w:r>
+      <w:r>
+        <w:rPr>
+          <w:rStyle w:val="VerbatimChar"/>
+        </w:rPr>
+        <w:t xml:space="preserve">  └── JobContainer (作业级管理)</w:t>
+      </w:r>
+      <w:r>
+        <w:br/>
+      </w:r>
+      <w:r>
+        <w:rPr>
+          <w:rStyle w:val="VerbatimChar"/>
+        </w:rPr>
+        <w:t xml:space="preserve">        └── Scheduler (调度)</w:t>
+      </w:r>
+      <w:r>
+        <w:br/>
+      </w:r>
+      <w:r>
+        <w:rPr>
+          <w:rStyle w:val="VerbatimChar"/>
+        </w:rPr>
+        <w:t xml:space="preserve">              └── TaskGroupContainer (Channel 池)</w:t>
+      </w:r>
+      <w:r>
+        <w:br/>
+      </w:r>
+      <w:r>
+        <w:rPr>
+          <w:rStyle w:val="VerbatimChar"/>
+        </w:rPr>
+        <w:t xml:space="preserve">                    └── TaskExecutor (1 Reader : 1 Channel : 1 Writer)</w:t>
+      </w:r>
+    </w:p>
+    <w:p>
+      <w:pPr>
+        <w:pStyle w:val="FirstParagraph"/>
+      </w:pPr>
+      <w:r>
+        <w:t xml:space="preserve">平台屏蔽底层调度细节，以「全量作业」抽象对外。继承 Channel 背压、脏数据与 Communication 统计机制。</w:t>
       </w:r>
     </w:p>
     <w:p>
@@ -13741,7 +14740,7 @@
               <w:jc w:val="left"/>
             </w:pPr>
             <w:r>
-              <w:t xml:space="preserve">加载 job.json，初始化 JobContainer</w:t>
+              <w:t xml:space="preserve">加载作业配置，初始化 JobContainer</w:t>
             </w:r>
           </w:p>
         </w:tc>
@@ -13924,7 +14923,7 @@
               <w:jc w:val="left"/>
             </w:pPr>
             <w:r>
-              <w:t xml:space="preserve">job.json、插件 JAR、Worker 资源配额</w:t>
+              <w:t xml:space="preserve">作业配置、插件 JAR、Worker 资源配额</w:t>
             </w:r>
           </w:p>
         </w:tc>
@@ -13972,7 +14971,7 @@
       <w:pPr>
         <w:numPr>
           <w:ilvl w:val="0"/>
-          <w:numId w:val="1059"/>
+          <w:numId w:val="1063"/>
         </w:numPr>
         <w:pStyle w:val="Compact"/>
       </w:pPr>
@@ -13984,7 +14983,7 @@
       <w:pPr>
         <w:numPr>
           <w:ilvl w:val="0"/>
-          <w:numId w:val="1059"/>
+          <w:numId w:val="1063"/>
         </w:numPr>
         <w:pStyle w:val="Compact"/>
       </w:pPr>
@@ -13996,7 +14995,7 @@
       <w:pPr>
         <w:numPr>
           <w:ilvl w:val="0"/>
-          <w:numId w:val="1059"/>
+          <w:numId w:val="1063"/>
         </w:numPr>
         <w:pStyle w:val="Compact"/>
       </w:pPr>
@@ -14020,7 +15019,7 @@
       <w:pPr>
         <w:numPr>
           <w:ilvl w:val="0"/>
-          <w:numId w:val="1060"/>
+          <w:numId w:val="1064"/>
         </w:numPr>
         <w:pStyle w:val="Compact"/>
       </w:pPr>
@@ -14032,24 +15031,24 @@
       <w:pPr>
         <w:numPr>
           <w:ilvl w:val="0"/>
-          <w:numId w:val="1060"/>
+          <w:numId w:val="1064"/>
         </w:numPr>
         <w:pStyle w:val="Compact"/>
       </w:pPr>
       <w:r>
-        <w:t xml:space="preserve">Channel 数 ≠ Task 数：Task 排队</w:t>
+        <w:t xml:space="preserve">Channel 数限制 TaskGroup 内并发，Task 可排队</w:t>
       </w:r>
     </w:p>
     <w:p>
       <w:pPr>
         <w:numPr>
           <w:ilvl w:val="0"/>
-          <w:numId w:val="1060"/>
+          <w:numId w:val="1064"/>
         </w:numPr>
         <w:pStyle w:val="Compact"/>
       </w:pPr>
       <w:r>
-        <w:t xml:space="preserve">平台自动生成 job.json，用户零感知 DataX 配置</w:t>
+        <w:t xml:space="preserve">编排层自动生成作业配置，用户无需编写底层配置</w:t>
       </w:r>
     </w:p>
     <w:p>
@@ -14068,25 +15067,19 @@
       <w:pPr>
         <w:numPr>
           <w:ilvl w:val="0"/>
-          <w:numId w:val="1061"/>
+          <w:numId w:val="1065"/>
         </w:numPr>
         <w:pStyle w:val="Compact"/>
       </w:pPr>
       <w:r>
-        <w:t xml:space="preserve">Task Failover：</w:t>
-      </w:r>
-      <w:r>
-        <w:rPr>
-          <w:rStyle w:val="VerbatimChar"/>
-        </w:rPr>
-        <w:t xml:space="preserve">maxRetryTimes</w:t>
+        <w:t xml:space="preserve">Task Failover：可配置 maxRetryTimes</w:t>
       </w:r>
     </w:p>
     <w:p>
       <w:pPr>
         <w:numPr>
           <w:ilvl w:val="0"/>
-          <w:numId w:val="1061"/>
+          <w:numId w:val="1065"/>
         </w:numPr>
         <w:pStyle w:val="Compact"/>
       </w:pPr>
@@ -14098,7 +15091,7 @@
       <w:pPr>
         <w:numPr>
           <w:ilvl w:val="0"/>
-          <w:numId w:val="1061"/>
+          <w:numId w:val="1065"/>
         </w:numPr>
         <w:pStyle w:val="Compact"/>
       </w:pPr>
@@ -14113,14 +15106,14 @@
         </w:pict>
       </w:r>
     </w:p>
-    <w:bookmarkEnd w:id="83"/>
-    <w:bookmarkStart w:id="84" w:name="flink-集群"/>
+    <w:bookmarkEnd w:id="84"/>
+    <w:bookmarkStart w:id="85" w:name="streamruntime增量流式运行时"/>
     <w:p>
       <w:pPr>
         <w:pStyle w:val="Heading4"/>
       </w:pPr>
       <w:r>
-        <w:t xml:space="preserve">4.5.4 Flink 集群</w:t>
+        <w:t xml:space="preserve">4.5.4 StreamRuntime（增量流式运行时）</w:t>
       </w:r>
     </w:p>
     <w:p>
@@ -14140,7 +15133,7 @@
         <w:pStyle w:val="BodyText"/>
       </w:pPr>
       <w:r>
-        <w:t xml:space="preserve">增量 CDC 作业的分布式流处理运行时，提供 Slot 管理、Checkpoint 与 Savepoint 能力。</w:t>
+        <w:t xml:space="preserve">平台自研增量流式运行时，借鉴 Flink JobManager/TaskManager 分布式进程模型，调度 IncrSync 作业。</w:t>
       </w:r>
     </w:p>
     <w:p>
@@ -14160,19 +15153,7 @@
         <w:pStyle w:val="BodyText"/>
       </w:pPr>
       <w:r>
-        <w:t xml:space="preserve">支持 Session 与 Application 模式部署。迁移场景以低延迟、Exactly-once 为主，Checkpoint 间隔可配置。与资源池集成上报 Slot 使用率。</w:t>
-      </w:r>
-    </w:p>
-    <w:p>
-      <w:pPr>
-        <w:pStyle w:val="BodyText"/>
-      </w:pPr>
-      <w:r>
-        <w:rPr>
-          <w:bCs/>
-          <w:b/>
-        </w:rPr>
-        <w:t xml:space="preserve">功能职责</w:t>
+        <w:t xml:space="preserve">参考 Flink 运行时架构，在平台内实现：</w:t>
       </w:r>
     </w:p>
     <w:tbl>
@@ -14198,71 +15179,97 @@
               <w:jc w:val="left"/>
             </w:pPr>
             <w:r>
-              <w:t xml:space="preserve">功能</w:t>
-            </w:r>
-          </w:p>
-        </w:tc>
-        <w:tc>
-          <w:tcPr/>
-          <w:p>
-            <w:pPr>
-              <w:pStyle w:val="Compact"/>
-              <w:jc w:val="left"/>
-            </w:pPr>
-            <w:r>
-              <w:t xml:space="preserve">说明</w:t>
-            </w:r>
-          </w:p>
-        </w:tc>
-      </w:tr>
-      <w:tr>
-        <w:tc>
-          <w:tcPr/>
-          <w:p>
-            <w:pPr>
-              <w:pStyle w:val="Compact"/>
-              <w:jc w:val="left"/>
-            </w:pPr>
-            <w:r>
-              <w:t xml:space="preserve">Job 提交</w:t>
-            </w:r>
-          </w:p>
-        </w:tc>
-        <w:tc>
-          <w:tcPr/>
-          <w:p>
-            <w:pPr>
-              <w:pStyle w:val="Compact"/>
-              <w:jc w:val="left"/>
-            </w:pPr>
-            <w:r>
-              <w:t xml:space="preserve">接收 IncrSync 生成的 Flink JobGraph</w:t>
-            </w:r>
-          </w:p>
-        </w:tc>
-      </w:tr>
-      <w:tr>
-        <w:tc>
-          <w:tcPr/>
-          <w:p>
-            <w:pPr>
-              <w:pStyle w:val="Compact"/>
-              <w:jc w:val="left"/>
-            </w:pPr>
-            <w:r>
-              <w:t xml:space="preserve">资源管理</w:t>
-            </w:r>
-          </w:p>
-        </w:tc>
-        <w:tc>
-          <w:tcPr/>
-          <w:p>
-            <w:pPr>
-              <w:pStyle w:val="Compact"/>
-              <w:jc w:val="left"/>
-            </w:pPr>
-            <w:r>
-              <w:t xml:space="preserve">JobManager/TaskManager、Slot 分配</w:t>
+              <w:t xml:space="preserve">Flink 概念</w:t>
+            </w:r>
+          </w:p>
+        </w:tc>
+        <w:tc>
+          <w:tcPr/>
+          <w:p>
+            <w:pPr>
+              <w:pStyle w:val="Compact"/>
+              <w:jc w:val="left"/>
+            </w:pPr>
+            <w:r>
+              <w:t xml:space="preserve">本平台实现</w:t>
+            </w:r>
+          </w:p>
+        </w:tc>
+      </w:tr>
+      <w:tr>
+        <w:tc>
+          <w:tcPr/>
+          <w:p>
+            <w:pPr>
+              <w:pStyle w:val="Compact"/>
+              <w:jc w:val="left"/>
+            </w:pPr>
+            <w:r>
+              <w:t xml:space="preserve">JobManager</w:t>
+            </w:r>
+          </w:p>
+        </w:tc>
+        <w:tc>
+          <w:tcPr/>
+          <w:p>
+            <w:pPr>
+              <w:pStyle w:val="Compact"/>
+              <w:jc w:val="left"/>
+            </w:pPr>
+            <w:r>
+              <w:t xml:space="preserve">StreamCoordinator（作业协调、Checkpoint 触发）</w:t>
+            </w:r>
+          </w:p>
+        </w:tc>
+      </w:tr>
+      <w:tr>
+        <w:tc>
+          <w:tcPr/>
+          <w:p>
+            <w:pPr>
+              <w:pStyle w:val="Compact"/>
+              <w:jc w:val="left"/>
+            </w:pPr>
+            <w:r>
+              <w:t xml:space="preserve">TaskManager</w:t>
+            </w:r>
+          </w:p>
+        </w:tc>
+        <w:tc>
+          <w:tcPr/>
+          <w:p>
+            <w:pPr>
+              <w:pStyle w:val="Compact"/>
+              <w:jc w:val="left"/>
+            </w:pPr>
+            <w:r>
+              <w:t xml:space="preserve">StreamWorker（执行 IncrSync Task）</w:t>
+            </w:r>
+          </w:p>
+        </w:tc>
+      </w:tr>
+      <w:tr>
+        <w:tc>
+          <w:tcPr/>
+          <w:p>
+            <w:pPr>
+              <w:pStyle w:val="Compact"/>
+              <w:jc w:val="left"/>
+            </w:pPr>
+            <w:r>
+              <w:t xml:space="preserve">Slot</w:t>
+            </w:r>
+          </w:p>
+        </w:tc>
+        <w:tc>
+          <w:tcPr/>
+          <w:p>
+            <w:pPr>
+              <w:pStyle w:val="Compact"/>
+              <w:jc w:val="left"/>
+            </w:pPr>
+            <w:r>
+              <w:t xml:space="preserve">WorkerSlot（资源隔离单元）</w:t>
             </w:r>
           </w:p>
         </w:tc>
@@ -14288,7 +15295,7 @@
               <w:jc w:val="left"/>
             </w:pPr>
             <w:r>
-              <w:t xml:space="preserve">周期性分布式快照</w:t>
+              <w:t xml:space="preserve">平台 Checkpoint 协调器 + 状态后端</w:t>
             </w:r>
           </w:p>
         </w:tc>
@@ -14314,33 +15321,7 @@
               <w:jc w:val="left"/>
             </w:pPr>
             <w:r>
-              <w:t xml:space="preserve">版本升级与手动恢复</w:t>
-            </w:r>
-          </w:p>
-        </w:tc>
-      </w:tr>
-      <w:tr>
-        <w:tc>
-          <w:tcPr/>
-          <w:p>
-            <w:pPr>
-              <w:pStyle w:val="Compact"/>
-              <w:jc w:val="left"/>
-            </w:pPr>
-            <w:r>
-              <w:t xml:space="preserve">Web UI</w:t>
-            </w:r>
-          </w:p>
-        </w:tc>
-        <w:tc>
-          <w:tcPr/>
-          <w:p>
-            <w:pPr>
-              <w:pStyle w:val="Compact"/>
-              <w:jc w:val="left"/>
-            </w:pPr>
-            <w:r>
-              <w:t xml:space="preserve">Flink 原生监控（可集成至控制台）</w:t>
+              <w:t xml:space="preserve">手动一致性快照，用于升级与恢复</w:t>
             </w:r>
           </w:p>
         </w:tc>
@@ -14355,7 +15336,7 @@
           <w:bCs/>
           <w:b/>
         </w:rPr>
-        <w:t xml:space="preserve">输入/输出</w:t>
+        <w:t xml:space="preserve">功能职责</w:t>
       </w:r>
     </w:p>
     <w:tbl>
@@ -14381,71 +15362,149 @@
               <w:jc w:val="left"/>
             </w:pPr>
             <w:r>
-              <w:t xml:space="preserve">方向</w:t>
-            </w:r>
-          </w:p>
-        </w:tc>
-        <w:tc>
-          <w:tcPr/>
-          <w:p>
-            <w:pPr>
-              <w:pStyle w:val="Compact"/>
-              <w:jc w:val="left"/>
-            </w:pPr>
-            <w:r>
-              <w:t xml:space="preserve">内容</w:t>
-            </w:r>
-          </w:p>
-        </w:tc>
-      </w:tr>
-      <w:tr>
-        <w:tc>
-          <w:tcPr/>
-          <w:p>
-            <w:pPr>
-              <w:pStyle w:val="Compact"/>
-              <w:jc w:val="left"/>
-            </w:pPr>
-            <w:r>
-              <w:t xml:space="preserve">输入</w:t>
-            </w:r>
-          </w:p>
-        </w:tc>
-        <w:tc>
-          <w:tcPr/>
-          <w:p>
-            <w:pPr>
-              <w:pStyle w:val="Compact"/>
-              <w:jc w:val="left"/>
-            </w:pPr>
-            <w:r>
-              <w:t xml:space="preserve">JobGraph/JAR、并行度、Checkpoint 配置</w:t>
-            </w:r>
-          </w:p>
-        </w:tc>
-      </w:tr>
-      <w:tr>
-        <w:tc>
-          <w:tcPr/>
-          <w:p>
-            <w:pPr>
-              <w:pStyle w:val="Compact"/>
-              <w:jc w:val="left"/>
-            </w:pPr>
-            <w:r>
-              <w:t xml:space="preserve">输出</w:t>
-            </w:r>
-          </w:p>
-        </w:tc>
-        <w:tc>
-          <w:tcPr/>
-          <w:p>
-            <w:pPr>
-              <w:pStyle w:val="Compact"/>
-              <w:jc w:val="left"/>
-            </w:pPr>
-            <w:r>
-              <w:t xml:space="preserve">作业状态、Checkpoint 元数据、指标</w:t>
+              <w:t xml:space="preserve">功能</w:t>
+            </w:r>
+          </w:p>
+        </w:tc>
+        <w:tc>
+          <w:tcPr/>
+          <w:p>
+            <w:pPr>
+              <w:pStyle w:val="Compact"/>
+              <w:jc w:val="left"/>
+            </w:pPr>
+            <w:r>
+              <w:t xml:space="preserve">说明</w:t>
+            </w:r>
+          </w:p>
+        </w:tc>
+      </w:tr>
+      <w:tr>
+        <w:tc>
+          <w:tcPr/>
+          <w:p>
+            <w:pPr>
+              <w:pStyle w:val="Compact"/>
+              <w:jc w:val="left"/>
+            </w:pPr>
+            <w:r>
+              <w:t xml:space="preserve">作业提交</w:t>
+            </w:r>
+          </w:p>
+        </w:tc>
+        <w:tc>
+          <w:tcPr/>
+          <w:p>
+            <w:pPr>
+              <w:pStyle w:val="Compact"/>
+              <w:jc w:val="left"/>
+            </w:pPr>
+            <w:r>
+              <w:t xml:space="preserve">接收 IncrSync 生成的执行图</w:t>
+            </w:r>
+          </w:p>
+        </w:tc>
+      </w:tr>
+      <w:tr>
+        <w:tc>
+          <w:tcPr/>
+          <w:p>
+            <w:pPr>
+              <w:pStyle w:val="Compact"/>
+              <w:jc w:val="left"/>
+            </w:pPr>
+            <w:r>
+              <w:t xml:space="preserve">资源管理</w:t>
+            </w:r>
+          </w:p>
+        </w:tc>
+        <w:tc>
+          <w:tcPr/>
+          <w:p>
+            <w:pPr>
+              <w:pStyle w:val="Compact"/>
+              <w:jc w:val="left"/>
+            </w:pPr>
+            <w:r>
+              <w:t xml:space="preserve">StreamCoordinator/StreamWorker、Slot 分配</w:t>
+            </w:r>
+          </w:p>
+        </w:tc>
+      </w:tr>
+      <w:tr>
+        <w:tc>
+          <w:tcPr/>
+          <w:p>
+            <w:pPr>
+              <w:pStyle w:val="Compact"/>
+              <w:jc w:val="left"/>
+            </w:pPr>
+            <w:r>
+              <w:t xml:space="preserve">Checkpoint</w:t>
+            </w:r>
+          </w:p>
+        </w:tc>
+        <w:tc>
+          <w:tcPr/>
+          <w:p>
+            <w:pPr>
+              <w:pStyle w:val="Compact"/>
+              <w:jc w:val="left"/>
+            </w:pPr>
+            <w:r>
+              <w:t xml:space="preserve">周期性分布式快照</w:t>
+            </w:r>
+          </w:p>
+        </w:tc>
+      </w:tr>
+      <w:tr>
+        <w:tc>
+          <w:tcPr/>
+          <w:p>
+            <w:pPr>
+              <w:pStyle w:val="Compact"/>
+              <w:jc w:val="left"/>
+            </w:pPr>
+            <w:r>
+              <w:t xml:space="preserve">Savepoint</w:t>
+            </w:r>
+          </w:p>
+        </w:tc>
+        <w:tc>
+          <w:tcPr/>
+          <w:p>
+            <w:pPr>
+              <w:pStyle w:val="Compact"/>
+              <w:jc w:val="left"/>
+            </w:pPr>
+            <w:r>
+              <w:t xml:space="preserve">版本升级与手动恢复</w:t>
+            </w:r>
+          </w:p>
+        </w:tc>
+      </w:tr>
+      <w:tr>
+        <w:tc>
+          <w:tcPr/>
+          <w:p>
+            <w:pPr>
+              <w:pStyle w:val="Compact"/>
+              <w:jc w:val="left"/>
+            </w:pPr>
+            <w:r>
+              <w:t xml:space="preserve">监控集成</w:t>
+            </w:r>
+          </w:p>
+        </w:tc>
+        <w:tc>
+          <w:tcPr/>
+          <w:p>
+            <w:pPr>
+              <w:pStyle w:val="Compact"/>
+              <w:jc w:val="left"/>
+            </w:pPr>
+            <w:r>
+              <w:t xml:space="preserve">指标上报至平台控制台</w:t>
             </w:r>
           </w:p>
         </w:tc>
@@ -14460,6 +15519,111 @@
           <w:bCs/>
           <w:b/>
         </w:rPr>
+        <w:t xml:space="preserve">输入/输出</w:t>
+      </w:r>
+    </w:p>
+    <w:tbl>
+      <w:tblPr>
+        <w:tblStyle w:val="Table"/>
+        <w:tblW w:type="auto" w:w="0"/>
+        <w:tblLook w:firstRow="1" w:lastRow="0" w:firstColumn="0" w:lastColumn="0" w:noHBand="0" w:noVBand="0" w:val="0020"/>
+        <w:jc w:val="start"/>
+      </w:tblPr>
+      <w:tblGrid>
+        <w:gridCol w:w="3960"/>
+        <w:gridCol w:w="3960"/>
+      </w:tblGrid>
+      <w:tr>
+        <w:trPr>
+          <w:tblHeader w:val="true"/>
+        </w:trPr>
+        <w:tc>
+          <w:tcPr/>
+          <w:p>
+            <w:pPr>
+              <w:pStyle w:val="Compact"/>
+              <w:jc w:val="left"/>
+            </w:pPr>
+            <w:r>
+              <w:t xml:space="preserve">方向</w:t>
+            </w:r>
+          </w:p>
+        </w:tc>
+        <w:tc>
+          <w:tcPr/>
+          <w:p>
+            <w:pPr>
+              <w:pStyle w:val="Compact"/>
+              <w:jc w:val="left"/>
+            </w:pPr>
+            <w:r>
+              <w:t xml:space="preserve">内容</w:t>
+            </w:r>
+          </w:p>
+        </w:tc>
+      </w:tr>
+      <w:tr>
+        <w:tc>
+          <w:tcPr/>
+          <w:p>
+            <w:pPr>
+              <w:pStyle w:val="Compact"/>
+              <w:jc w:val="left"/>
+            </w:pPr>
+            <w:r>
+              <w:t xml:space="preserve">输入</w:t>
+            </w:r>
+          </w:p>
+        </w:tc>
+        <w:tc>
+          <w:tcPr/>
+          <w:p>
+            <w:pPr>
+              <w:pStyle w:val="Compact"/>
+              <w:jc w:val="left"/>
+            </w:pPr>
+            <w:r>
+              <w:t xml:space="preserve">执行图、并行度、Checkpoint 配置</w:t>
+            </w:r>
+          </w:p>
+        </w:tc>
+      </w:tr>
+      <w:tr>
+        <w:tc>
+          <w:tcPr/>
+          <w:p>
+            <w:pPr>
+              <w:pStyle w:val="Compact"/>
+              <w:jc w:val="left"/>
+            </w:pPr>
+            <w:r>
+              <w:t xml:space="preserve">输出</w:t>
+            </w:r>
+          </w:p>
+        </w:tc>
+        <w:tc>
+          <w:tcPr/>
+          <w:p>
+            <w:pPr>
+              <w:pStyle w:val="Compact"/>
+              <w:jc w:val="left"/>
+            </w:pPr>
+            <w:r>
+              <w:t xml:space="preserve">作业状态、Checkpoint 元数据、指标</w:t>
+            </w:r>
+          </w:p>
+        </w:tc>
+      </w:tr>
+    </w:tbl>
+    <w:p>
+      <w:pPr>
+        <w:pStyle w:val="BodyText"/>
+      </w:pPr>
+      <w:r>
+        <w:rPr>
+          <w:bCs/>
+          <w:b/>
+        </w:rPr>
         <w:t xml:space="preserve">依赖关系</w:t>
       </w:r>
     </w:p>
@@ -14467,7 +15631,7 @@
       <w:pPr>
         <w:numPr>
           <w:ilvl w:val="0"/>
-          <w:numId w:val="1062"/>
+          <w:numId w:val="1066"/>
         </w:numPr>
         <w:pStyle w:val="Compact"/>
       </w:pPr>
@@ -14479,19 +15643,19 @@
       <w:pPr>
         <w:numPr>
           <w:ilvl w:val="0"/>
-          <w:numId w:val="1062"/>
+          <w:numId w:val="1066"/>
         </w:numPr>
         <w:pStyle w:val="Compact"/>
       </w:pPr>
       <w:r>
-        <w:t xml:space="preserve">下游：CDC 连接器、目标数据库</w:t>
+        <w:t xml:space="preserve">下游：LogAdapter 插件、目标数据库</w:t>
       </w:r>
     </w:p>
     <w:p>
       <w:pPr>
         <w:numPr>
           <w:ilvl w:val="0"/>
-          <w:numId w:val="1062"/>
+          <w:numId w:val="1066"/>
         </w:numPr>
         <w:pStyle w:val="Compact"/>
       </w:pPr>
@@ -14515,19 +15679,19 @@
       <w:pPr>
         <w:numPr>
           <w:ilvl w:val="0"/>
-          <w:numId w:val="1063"/>
+          <w:numId w:val="1067"/>
         </w:numPr>
         <w:pStyle w:val="Compact"/>
       </w:pPr>
       <w:r>
-        <w:t xml:space="preserve">Checkpoint 持久化至 HDFS/S3</w:t>
+        <w:t xml:space="preserve">Checkpoint 持久化至分布式存储</w:t>
       </w:r>
     </w:p>
     <w:p>
       <w:pPr>
         <w:numPr>
           <w:ilvl w:val="0"/>
-          <w:numId w:val="1063"/>
+          <w:numId w:val="1067"/>
         </w:numPr>
         <w:pStyle w:val="Compact"/>
       </w:pPr>
@@ -14539,12 +15703,12 @@
       <w:pPr>
         <w:numPr>
           <w:ilvl w:val="0"/>
-          <w:numId w:val="1063"/>
+          <w:numId w:val="1067"/>
         </w:numPr>
         <w:pStyle w:val="Compact"/>
       </w:pPr>
       <w:r>
-        <w:t xml:space="preserve">Savepoint 用于 HA 重建后状态恢复</w:t>
+        <w:t xml:space="preserve">Mailbox 单线程模型处理事件（借鉴 Flink，避免锁竞争）</w:t>
       </w:r>
     </w:p>
     <w:p>
@@ -14563,31 +15727,31 @@
       <w:pPr>
         <w:numPr>
           <w:ilvl w:val="0"/>
-          <w:numId w:val="1064"/>
+          <w:numId w:val="1068"/>
         </w:numPr>
         <w:pStyle w:val="Compact"/>
       </w:pPr>
       <w:r>
-        <w:t xml:space="preserve">TaskManager 失败：自动重启 Task</w:t>
+        <w:t xml:space="preserve">StreamWorker 失败：自动重启 Task</w:t>
       </w:r>
     </w:p>
     <w:p>
       <w:pPr>
         <w:numPr>
           <w:ilvl w:val="0"/>
-          <w:numId w:val="1064"/>
+          <w:numId w:val="1068"/>
         </w:numPr>
         <w:pStyle w:val="Compact"/>
       </w:pPr>
       <w:r>
-        <w:t xml:space="preserve">JobManager HA：ZK 选主</w:t>
+        <w:t xml:space="preserve">StreamCoordinator HA：ZK/etcd 选主</w:t>
       </w:r>
     </w:p>
     <w:p>
       <w:pPr>
         <w:numPr>
           <w:ilvl w:val="0"/>
-          <w:numId w:val="1064"/>
+          <w:numId w:val="1068"/>
         </w:numPr>
         <w:pStyle w:val="Compact"/>
       </w:pPr>
@@ -14602,10 +15766,10 @@
         </w:pict>
       </w:r>
     </w:p>
-    <w:bookmarkEnd w:id="84"/>
     <w:bookmarkEnd w:id="85"/>
     <w:bookmarkEnd w:id="86"/>
-    <w:bookmarkStart w:id="106" w:name="流程设计"/>
+    <w:bookmarkEnd w:id="87"/>
+    <w:bookmarkStart w:id="107" w:name="流程设计"/>
     <w:p>
       <w:pPr>
         <w:pStyle w:val="Heading2"/>
@@ -14614,7 +15778,7 @@
         <w:t xml:space="preserve">5. 流程设计</w:t>
       </w:r>
     </w:p>
-    <w:bookmarkStart w:id="90" w:name="标准迁移流程"/>
+    <w:bookmarkStart w:id="91" w:name="标准迁移流程"/>
     <w:p>
       <w:pPr>
         <w:pStyle w:val="Heading3"/>
@@ -14632,18 +15796,18 @@
           <wp:inline>
             <wp:extent cx="5334000" cy="285750"/>
             <wp:effectExtent b="0" l="0" r="0" t="0"/>
-            <wp:docPr descr="图5-1 标准迁移流程图" title="" id="88" name="Picture"/>
+            <wp:docPr descr="图5-1 标准迁移流程图" title="" id="89" name="Picture"/>
             <a:graphic>
               <a:graphicData uri="http://schemas.openxmlformats.org/drawingml/2006/picture">
                 <pic:pic>
                   <pic:nvPicPr>
-                    <pic:cNvPr descr="images/fig5-1-migration-flow.png" id="89" name="Picture"/>
+                    <pic:cNvPr descr="images/fig5-1-migration-flow.png" id="90" name="Picture"/>
                     <pic:cNvPicPr>
                       <a:picLocks noChangeArrowheads="1" noChangeAspect="1"/>
                     </pic:cNvPicPr>
                   </pic:nvPicPr>
                   <pic:blipFill>
-                    <a:blip r:embed="rId87"/>
+                    <a:blip r:embed="rId88"/>
                     <a:stretch>
                       <a:fillRect/>
                     </a:stretch>
@@ -14708,8 +15872,8 @@
         <w:t xml:space="preserve">（可选反向增量，V3 规划）。</w:t>
       </w:r>
     </w:p>
-    <w:bookmarkEnd w:id="90"/>
-    <w:bookmarkStart w:id="91" w:name="流程设计-rationale为何是结构-全量-增量-校验-切换"/>
+    <w:bookmarkEnd w:id="91"/>
+    <w:bookmarkStart w:id="92" w:name="流程设计-rationale为何是结构-全量-增量-校验-切换"/>
     <w:p>
       <w:pPr>
         <w:pStyle w:val="Heading3"/>
@@ -14980,8 +16144,8 @@
         <w:t xml:space="preserve">。</w:t>
       </w:r>
     </w:p>
-    <w:bookmarkEnd w:id="91"/>
-    <w:bookmarkStart w:id="95" w:name="任务状态机"/>
+    <w:bookmarkEnd w:id="92"/>
+    <w:bookmarkStart w:id="96" w:name="任务状态机"/>
     <w:p>
       <w:pPr>
         <w:pStyle w:val="Heading3"/>
@@ -14999,18 +16163,18 @@
           <wp:inline>
             <wp:extent cx="5270500" cy="17119600"/>
             <wp:effectExtent b="0" l="0" r="0" t="0"/>
-            <wp:docPr descr="图5-2 迁移任务状态机" title="" id="93" name="Picture"/>
+            <wp:docPr descr="图5-2 迁移任务状态机" title="" id="94" name="Picture"/>
             <a:graphic>
               <a:graphicData uri="http://schemas.openxmlformats.org/drawingml/2006/picture">
                 <pic:pic>
                   <pic:nvPicPr>
-                    <pic:cNvPr descr="images/fig5-2-state-machine.png" id="94" name="Picture"/>
+                    <pic:cNvPr descr="images/fig5-2-state-machine.png" id="95" name="Picture"/>
                     <pic:cNvPicPr>
                       <a:picLocks noChangeArrowheads="1" noChangeAspect="1"/>
                     </pic:cNvPicPr>
                   </pic:nvPicPr>
                   <pic:blipFill>
-                    <a:blip r:embed="rId92"/>
+                    <a:blip r:embed="rId93"/>
                     <a:stretch>
                       <a:fillRect/>
                     </a:stretch>
@@ -15181,8 +16345,8 @@
         <w:t xml:space="preserve">复检回路。</w:t>
       </w:r>
     </w:p>
-    <w:bookmarkEnd w:id="95"/>
-    <w:bookmarkStart w:id="96" w:name="阶段衔接机制"/>
+    <w:bookmarkEnd w:id="96"/>
+    <w:bookmarkStart w:id="97" w:name="阶段衔接机制"/>
     <w:p>
       <w:pPr>
         <w:pStyle w:val="Heading3"/>
@@ -15514,7 +16678,7 @@
       <w:pPr>
         <w:numPr>
           <w:ilvl w:val="0"/>
-          <w:numId w:val="1065"/>
+          <w:numId w:val="1069"/>
         </w:numPr>
         <w:pStyle w:val="Compact"/>
       </w:pPr>
@@ -15535,7 +16699,7 @@
       <w:pPr>
         <w:numPr>
           <w:ilvl w:val="0"/>
-          <w:numId w:val="1065"/>
+          <w:numId w:val="1069"/>
         </w:numPr>
         <w:pStyle w:val="Compact"/>
       </w:pPr>
@@ -15547,7 +16711,7 @@
       <w:pPr>
         <w:numPr>
           <w:ilvl w:val="0"/>
-          <w:numId w:val="1065"/>
+          <w:numId w:val="1069"/>
         </w:numPr>
         <w:pStyle w:val="Compact"/>
       </w:pPr>
@@ -15574,16 +16738,16 @@
       <w:pPr>
         <w:numPr>
           <w:ilvl w:val="0"/>
-          <w:numId w:val="1065"/>
+          <w:numId w:val="1069"/>
         </w:numPr>
         <w:pStyle w:val="Compact"/>
       </w:pPr>
       <w:r>
-        <w:t xml:space="preserve">Flink Checkpoint 持久化 IncrSync 消费位点，与 Store 协同</w:t>
-      </w:r>
-    </w:p>
-    <w:bookmarkEnd w:id="96"/>
-    <w:bookmarkStart w:id="97" w:name="并行与串行策略"/>
+        <w:t xml:space="preserve">StreamRuntime Checkpoint 持久化 IncrSync 消费位点，与 Store 协同</w:t>
+      </w:r>
+    </w:p>
+    <w:bookmarkEnd w:id="97"/>
+    <w:bookmarkStart w:id="98" w:name="并行与串行策略"/>
     <w:p>
       <w:pPr>
         <w:pStyle w:val="Heading3"/>
@@ -15727,7 +16891,7 @@
               <w:jc w:val="left"/>
             </w:pPr>
             <w:r>
-              <w:t xml:space="preserve">表间无强一致依赖，DataX Task/TaskGroup 可水平扩展吞吐</w:t>
+              <w:t xml:space="preserve">表间无强一致依赖，SyncWorker Task/TaskGroup 可水平扩展吞吐</w:t>
             </w:r>
           </w:p>
         </w:tc>
@@ -15769,7 +16933,7 @@
               <w:jc w:val="left"/>
             </w:pPr>
             <w:r>
-              <w:t xml:space="preserve">全局位点顺序语义，并行分片在 Flink 作业内由 Connector 管理</w:t>
+              <w:t xml:space="preserve">全局位点顺序语义，并行分片在 StreamRuntime 内由 LogAdapter 管理</w:t>
             </w:r>
           </w:p>
         </w:tc>
@@ -15878,8 +17042,8 @@
         <w:t xml:space="preserve">工作流服务负责按策略拆分子任务：全量/校验阶段为每表生成独立 SubTask 并行调度；增量阶段仅创建一个 IncrSync SubTask。</w:t>
       </w:r>
     </w:p>
-    <w:bookmarkEnd w:id="97"/>
-    <w:bookmarkStart w:id="105" w:name="核心数据流"/>
+    <w:bookmarkEnd w:id="98"/>
+    <w:bookmarkStart w:id="106" w:name="核心数据流"/>
     <w:p>
       <w:pPr>
         <w:pStyle w:val="Heading3"/>
@@ -15895,20 +17059,20 @@
       <w:r>
         <w:drawing>
           <wp:inline>
-            <wp:extent cx="5334000" cy="7541172"/>
+            <wp:extent cx="5334000" cy="7587342"/>
             <wp:effectExtent b="0" l="0" r="0" t="0"/>
-            <wp:docPr descr="图5-3 核心数据流图" title="" id="99" name="Picture"/>
+            <wp:docPr descr="图5-3 核心数据流图" title="" id="100" name="Picture"/>
             <a:graphic>
               <a:graphicData uri="http://schemas.openxmlformats.org/drawingml/2006/picture">
                 <pic:pic>
                   <pic:nvPicPr>
-                    <pic:cNvPr descr="images/fig5-3-data-flow.png" id="100" name="Picture"/>
+                    <pic:cNvPr descr="images/fig5-3-data-flow.png" id="101" name="Picture"/>
                     <pic:cNvPicPr>
                       <a:picLocks noChangeArrowheads="1" noChangeAspect="1"/>
                     </pic:cNvPicPr>
                   </pic:nvPicPr>
                   <pic:blipFill>
-                    <a:blip r:embed="rId98"/>
+                    <a:blip r:embed="rId99"/>
                     <a:stretch>
                       <a:fillRect/>
                     </a:stretch>
@@ -15916,7 +17080,7 @@
                   <pic:spPr bwMode="auto">
                     <a:xfrm>
                       <a:off x="0" y="0"/>
-                      <a:ext cx="5334000" cy="7541172"/>
+                      <a:ext cx="5334000" cy="7587342"/>
                     </a:xfrm>
                     <a:prstGeom prst="rect">
                       <a:avLst/>
@@ -15955,7 +17119,7 @@
         <w:t xml:space="preserve">图 5-3 核心数据流图</w:t>
       </w:r>
     </w:p>
-    <w:bookmarkStart w:id="101" w:name="结构迁移dbcat"/>
+    <w:bookmarkStart w:id="102" w:name="结构迁移dbcat"/>
     <w:p>
       <w:pPr>
         <w:pStyle w:val="Heading4"/>
@@ -15972,14 +17136,14 @@
         <w:t xml:space="preserve">源端 DDL 采集 → 语法解析 → 类型映射 → 目标端 DDL 生成与执行 → 映射元数据存储。处理对象包括表、索引、约束、视图、序列等（视目标端支持情况而定）。</w:t>
       </w:r>
     </w:p>
-    <w:bookmarkEnd w:id="101"/>
-    <w:bookmarkStart w:id="102" w:name="全量迁移datax"/>
+    <w:bookmarkEnd w:id="102"/>
+    <w:bookmarkStart w:id="103" w:name="全量迁移fullimport-syncworker"/>
     <w:p>
       <w:pPr>
         <w:pStyle w:val="Heading4"/>
       </w:pPr>
       <w:r>
-        <w:t xml:space="preserve">5.6.2 全量迁移（DataX）</w:t>
+        <w:t xml:space="preserve">5.6.2 全量迁移（FullImport + SyncWorker）</w:t>
       </w:r>
     </w:p>
     <w:p>
@@ -15987,17 +17151,17 @@
         <w:pStyle w:val="FirstParagraph"/>
       </w:pPr>
       <w:r>
-        <w:t xml:space="preserve">job.json → JobContainer → Task 切分 → TaskGroup → Reader → Channel → Writer。平台根据任务配置自动生成 job.json，严格 1:1 Reader-Writer 配对。</w:t>
-      </w:r>
-    </w:p>
-    <w:bookmarkEnd w:id="102"/>
-    <w:bookmarkStart w:id="103" w:name="增量同步store-flink-cdc"/>
+        <w:t xml:space="preserve">作业配置 → JobContainer → Task 切分 → TaskGroup → Reader → Channel → Writer。编排层根据任务配置自动生成作业规格，严格 1:1 Reader-Writer 配对（借鉴 DataX 管道模型）。</w:t>
+      </w:r>
+    </w:p>
+    <w:bookmarkEnd w:id="103"/>
+    <w:bookmarkStart w:id="104" w:name="增量同步store-incrsync-streamruntime"/>
     <w:p>
       <w:pPr>
         <w:pStyle w:val="Heading4"/>
       </w:pPr>
       <w:r>
-        <w:t xml:space="preserve">5.6.3 增量同步（Store + Flink CDC）</w:t>
+        <w:t xml:space="preserve">5.6.3 增量同步（Store + IncrSync + StreamRuntime）</w:t>
       </w:r>
     </w:p>
     <w:p>
@@ -16005,7 +17169,7 @@
         <w:pStyle w:val="FirstParagraph"/>
       </w:pPr>
       <w:r>
-        <w:t xml:space="preserve">源端 Binlog/Redo → Store 拉取解析 → Record 队列 → Flink CDC Source → 转换算子 → Sink → 目标库；Checkpoint 持久化位点。</w:t>
+        <w:t xml:space="preserve">源端 Binlog/Redo → Store 拉取解析 → Record 队列 → IncrSync 消费应用 → 目标库；StreamRuntime Checkpoint 持久化位点（借鉴 Flink 快照机制）。</w:t>
       </w:r>
     </w:p>
     <w:p>
@@ -16142,8 +17306,8 @@
         </w:tc>
       </w:tr>
     </w:tbl>
-    <w:bookmarkEnd w:id="103"/>
-    <w:bookmarkStart w:id="104" w:name="数据校验"/>
+    <w:bookmarkEnd w:id="104"/>
+    <w:bookmarkStart w:id="105" w:name="数据校验"/>
     <w:p>
       <w:pPr>
         <w:pStyle w:val="Heading4"/>
@@ -16167,10 +17331,10 @@
         </w:pict>
       </w:r>
     </w:p>
-    <w:bookmarkEnd w:id="104"/>
     <w:bookmarkEnd w:id="105"/>
     <w:bookmarkEnd w:id="106"/>
-    <w:bookmarkStart w:id="112" w:name="数据与接口设计"/>
+    <w:bookmarkEnd w:id="107"/>
+    <w:bookmarkStart w:id="113" w:name="数据与接口设计"/>
     <w:p>
       <w:pPr>
         <w:pStyle w:val="Heading2"/>
@@ -16179,7 +17343,7 @@
         <w:t xml:space="preserve">6. 数据与接口设计</w:t>
       </w:r>
     </w:p>
-    <w:bookmarkStart w:id="107" w:name="核心数据模型"/>
+    <w:bookmarkStart w:id="108" w:name="核心数据模型"/>
     <w:p>
       <w:pPr>
         <w:pStyle w:val="Heading3"/>
@@ -16508,8 +17672,8 @@
         </w:tc>
       </w:tr>
     </w:tbl>
-    <w:bookmarkEnd w:id="107"/>
-    <w:bookmarkStart w:id="108" w:name="插件能力矩阵"/>
+    <w:bookmarkEnd w:id="108"/>
+    <w:bookmarkStart w:id="109" w:name="插件能力矩阵"/>
     <w:p>
       <w:pPr>
         <w:pStyle w:val="Heading3"/>
@@ -17102,8 +18266,8 @@
         <w:t xml:space="preserve">✅ 已支持 / 🔲 规划中 / — 不适用</w:t>
       </w:r>
     </w:p>
-    <w:bookmarkEnd w:id="108"/>
-    <w:bookmarkStart w:id="109" w:name="插件注册机制"/>
+    <w:bookmarkEnd w:id="109"/>
+    <w:bookmarkStart w:id="110" w:name="插件注册机制"/>
     <w:p>
       <w:pPr>
         <w:pStyle w:val="Heading3"/>
@@ -17158,8 +18322,8 @@
         <w:t xml:space="preserve">插件包 → 注册中心 → 兼容性校验 → 插件目录 → 运行时 ClassLoader 加载 → 执行引擎。</w:t>
       </w:r>
     </w:p>
-    <w:bookmarkEnd w:id="109"/>
-    <w:bookmarkStart w:id="110" w:name="对外接口概要"/>
+    <w:bookmarkEnd w:id="110"/>
+    <w:bookmarkStart w:id="111" w:name="对外接口概要"/>
     <w:p>
       <w:pPr>
         <w:pStyle w:val="Heading3"/>
@@ -17476,8 +18640,8 @@
         <w:t xml:space="preserve">详细请求/响应 Schema 另见《迁移平台 API 接口规范》。</w:t>
       </w:r>
     </w:p>
-    <w:bookmarkEnd w:id="110"/>
-    <w:bookmarkStart w:id="111" w:name="内部接口原则"/>
+    <w:bookmarkEnd w:id="111"/>
+    <w:bookmarkStart w:id="112" w:name="内部接口原则"/>
     <w:p>
       <w:pPr>
         <w:pStyle w:val="Heading3"/>
@@ -17490,7 +18654,7 @@
       <w:pPr>
         <w:numPr>
           <w:ilvl w:val="0"/>
-          <w:numId w:val="1066"/>
+          <w:numId w:val="1070"/>
         </w:numPr>
         <w:pStyle w:val="Compact"/>
       </w:pPr>
@@ -17502,7 +18666,7 @@
       <w:pPr>
         <w:numPr>
           <w:ilvl w:val="0"/>
-          <w:numId w:val="1066"/>
+          <w:numId w:val="1070"/>
         </w:numPr>
         <w:pStyle w:val="Compact"/>
       </w:pPr>
@@ -17514,7 +18678,7 @@
       <w:pPr>
         <w:numPr>
           <w:ilvl w:val="0"/>
-          <w:numId w:val="1066"/>
+          <w:numId w:val="1070"/>
         </w:numPr>
         <w:pStyle w:val="Compact"/>
       </w:pPr>
@@ -17544,9 +18708,9 @@
         </w:pict>
       </w:r>
     </w:p>
-    <w:bookmarkEnd w:id="111"/>
     <w:bookmarkEnd w:id="112"/>
-    <w:bookmarkStart w:id="116" w:name="调度与资源管理"/>
+    <w:bookmarkEnd w:id="113"/>
+    <w:bookmarkStart w:id="117" w:name="调度与资源管理"/>
     <w:p>
       <w:pPr>
         <w:pStyle w:val="Heading2"/>
@@ -17555,7 +18719,7 @@
         <w:t xml:space="preserve">7. 调度与资源管理</w:t>
       </w:r>
     </w:p>
-    <w:bookmarkStart w:id="113" w:name="调度架构"/>
+    <w:bookmarkStart w:id="114" w:name="调度架构"/>
     <w:p>
       <w:pPr>
         <w:pStyle w:val="Heading3"/>
@@ -17569,41 +18733,11 @@
         <w:pStyle w:val="FirstParagraph"/>
       </w:pPr>
       <w:r>
-        <w:t xml:space="preserve">编排服务 → 调度器 → 资源管理器 → Worker 节点池 / Flink 集群。调度决策考虑：</w:t>
-      </w:r>
-      <w:r>
-        <w:rPr>
-          <w:bCs/>
-          <w:b/>
-        </w:rPr>
-        <w:t xml:space="preserve">优先级队列</w:t>
-      </w:r>
-      <w:r>
-        <w:t xml:space="preserve">、</w:t>
-      </w:r>
-      <w:r>
-        <w:rPr>
-          <w:bCs/>
-          <w:b/>
-        </w:rPr>
-        <w:t xml:space="preserve">节点亲和性</w:t>
-      </w:r>
-      <w:r>
-        <w:t xml:space="preserve">、</w:t>
-      </w:r>
-      <w:r>
-        <w:rPr>
-          <w:bCs/>
-          <w:b/>
-        </w:rPr>
-        <w:t xml:space="preserve">资源配额</w:t>
-      </w:r>
-      <w:r>
-        <w:t xml:space="preserve">。</w:t>
-      </w:r>
-    </w:p>
-    <w:bookmarkEnd w:id="113"/>
-    <w:bookmarkStart w:id="114" w:name="调度策略"/>
+        <w:t xml:space="preserve">编排服务 → 调度器 → 资源管理器 → Worker 节点池（SyncWorker / StreamWorker）。</w:t>
+      </w:r>
+    </w:p>
+    <w:bookmarkEnd w:id="114"/>
+    <w:bookmarkStart w:id="115" w:name="调度策略"/>
     <w:p>
       <w:pPr>
         <w:pStyle w:val="Heading3"/>
@@ -17757,8 +18891,8 @@
         </w:tc>
       </w:tr>
     </w:tbl>
-    <w:bookmarkEnd w:id="114"/>
-    <w:bookmarkStart w:id="115" w:name="资源与作业映射"/>
+    <w:bookmarkEnd w:id="115"/>
+    <w:bookmarkStart w:id="116" w:name="资源与作业映射"/>
     <w:p>
       <w:pPr>
         <w:pStyle w:val="Heading3"/>
@@ -17841,7 +18975,7 @@
               <w:jc w:val="left"/>
             </w:pPr>
             <w:r>
-              <w:t xml:space="preserve">1 DataX Worker / Job</w:t>
+              <w:t xml:space="preserve">1 SyncWorker / Job</w:t>
             </w:r>
           </w:p>
         </w:tc>
@@ -17879,19 +19013,19 @@
               <w:jc w:val="left"/>
             </w:pPr>
             <w:r>
-              <w:t xml:space="preserve">N Flink Slot / Job</w:t>
-            </w:r>
-          </w:p>
-        </w:tc>
-        <w:tc>
-          <w:tcPr/>
-          <w:p>
-            <w:pPr>
-              <w:pStyle w:val="Compact"/>
-              <w:jc w:val="left"/>
-            </w:pPr>
-            <w:r>
-              <w:t xml:space="preserve">Flink JobGraph</w:t>
+              <w:t xml:space="preserve">N StreamWorker Slot / Job</w:t>
+            </w:r>
+          </w:p>
+        </w:tc>
+        <w:tc>
+          <w:tcPr/>
+          <w:p>
+            <w:pPr>
+              <w:pStyle w:val="Compact"/>
+              <w:jc w:val="left"/>
+            </w:pPr>
+            <w:r>
+              <w:t xml:space="preserve">StreamRuntime 执行图</w:t>
             </w:r>
           </w:p>
         </w:tc>
@@ -17942,9 +19076,9 @@
         </w:pict>
       </w:r>
     </w:p>
-    <w:bookmarkEnd w:id="115"/>
     <w:bookmarkEnd w:id="116"/>
-    <w:bookmarkStart w:id="122" w:name="非功能设计"/>
+    <w:bookmarkEnd w:id="117"/>
+    <w:bookmarkStart w:id="123" w:name="非功能设计"/>
     <w:p>
       <w:pPr>
         <w:pStyle w:val="Heading2"/>
@@ -17953,7 +19087,7 @@
         <w:t xml:space="preserve">8. 非功能设计</w:t>
       </w:r>
     </w:p>
-    <w:bookmarkStart w:id="117" w:name="容错体系"/>
+    <w:bookmarkStart w:id="118" w:name="容错体系"/>
     <w:p>
       <w:pPr>
         <w:pStyle w:val="Heading3"/>
@@ -18048,7 +19182,7 @@
               <w:jc w:val="left"/>
             </w:pPr>
             <w:r>
-              <w:t xml:space="preserve">DataX</w:t>
+              <w:t xml:space="preserve">借鉴 DataX</w:t>
             </w:r>
           </w:p>
         </w:tc>
@@ -18086,7 +19220,7 @@
               <w:jc w:val="left"/>
             </w:pPr>
             <w:r>
-              <w:t xml:space="preserve">Flink</w:t>
+              <w:t xml:space="preserve">借鉴 Flink</w:t>
             </w:r>
           </w:p>
         </w:tc>
@@ -18124,7 +19258,7 @@
               <w:jc w:val="left"/>
             </w:pPr>
             <w:r>
-              <w:t xml:space="preserve">OMS 借鉴</w:t>
+              <w:t xml:space="preserve">借鉴 OMS</w:t>
             </w:r>
           </w:p>
         </w:tc>
@@ -18162,14 +19296,14 @@
               <w:jc w:val="left"/>
             </w:pPr>
             <w:r>
-              <w:t xml:space="preserve">DataX + OMS</w:t>
+              <w:t xml:space="preserve">借鉴 DataX + OMS</w:t>
             </w:r>
           </w:p>
         </w:tc>
       </w:tr>
     </w:tbl>
-    <w:bookmarkEnd w:id="117"/>
-    <w:bookmarkStart w:id="118" w:name="安全设计"/>
+    <w:bookmarkEnd w:id="118"/>
+    <w:bookmarkStart w:id="119" w:name="安全设计"/>
     <w:p>
       <w:pPr>
         <w:pStyle w:val="Heading3"/>
@@ -18182,7 +19316,7 @@
       <w:pPr>
         <w:numPr>
           <w:ilvl w:val="0"/>
-          <w:numId w:val="1067"/>
+          <w:numId w:val="1071"/>
         </w:numPr>
         <w:pStyle w:val="Compact"/>
       </w:pPr>
@@ -18194,7 +19328,7 @@
       <w:pPr>
         <w:numPr>
           <w:ilvl w:val="0"/>
-          <w:numId w:val="1067"/>
+          <w:numId w:val="1071"/>
         </w:numPr>
         <w:pStyle w:val="Compact"/>
       </w:pPr>
@@ -18206,7 +19340,7 @@
       <w:pPr>
         <w:numPr>
           <w:ilvl w:val="0"/>
-          <w:numId w:val="1067"/>
+          <w:numId w:val="1071"/>
         </w:numPr>
         <w:pStyle w:val="Compact"/>
       </w:pPr>
@@ -18218,7 +19352,7 @@
       <w:pPr>
         <w:numPr>
           <w:ilvl w:val="0"/>
-          <w:numId w:val="1067"/>
+          <w:numId w:val="1071"/>
         </w:numPr>
         <w:pStyle w:val="Compact"/>
       </w:pPr>
@@ -18226,8 +19360,8 @@
         <w:t xml:space="preserve">切换等高危操作二次确认</w:t>
       </w:r>
     </w:p>
-    <w:bookmarkEnd w:id="118"/>
-    <w:bookmarkStart w:id="119" w:name="性能设计"/>
+    <w:bookmarkEnd w:id="119"/>
+    <w:bookmarkStart w:id="120" w:name="性能设计"/>
     <w:p>
       <w:pPr>
         <w:pStyle w:val="Heading3"/>
@@ -18240,7 +19374,7 @@
       <w:pPr>
         <w:numPr>
           <w:ilvl w:val="0"/>
-          <w:numId w:val="1068"/>
+          <w:numId w:val="1072"/>
         </w:numPr>
         <w:pStyle w:val="Compact"/>
       </w:pPr>
@@ -18252,7 +19386,7 @@
       <w:pPr>
         <w:numPr>
           <w:ilvl w:val="0"/>
-          <w:numId w:val="1068"/>
+          <w:numId w:val="1072"/>
         </w:numPr>
         <w:pStyle w:val="Compact"/>
       </w:pPr>
@@ -18264,7 +19398,7 @@
       <w:pPr>
         <w:numPr>
           <w:ilvl w:val="0"/>
-          <w:numId w:val="1068"/>
+          <w:numId w:val="1072"/>
         </w:numPr>
         <w:pStyle w:val="Compact"/>
       </w:pPr>
@@ -18272,8 +19406,8 @@
         <w:t xml:space="preserve">校验：流式读取 + 分片并行，避免大表 OOM</w:t>
       </w:r>
     </w:p>
-    <w:bookmarkEnd w:id="119"/>
-    <w:bookmarkStart w:id="120" w:name="可观测性"/>
+    <w:bookmarkEnd w:id="120"/>
+    <w:bookmarkStart w:id="121" w:name="可观测性"/>
     <w:p>
       <w:pPr>
         <w:pStyle w:val="Heading3"/>
@@ -18290,8 +19424,8 @@
         <w:t xml:space="preserve">指标经 Prometheus 采集，Grafana 可视化，AlertManager 告警。Supervisor 心跳与组件状态纳入健康面板。任务进度由编排层聚合后供控制台展示。</w:t>
       </w:r>
     </w:p>
-    <w:bookmarkEnd w:id="120"/>
-    <w:bookmarkStart w:id="121" w:name="兼容性"/>
+    <w:bookmarkEnd w:id="121"/>
+    <w:bookmarkStart w:id="122" w:name="兼容性"/>
     <w:p>
       <w:pPr>
         <w:pStyle w:val="Heading3"/>
@@ -18304,7 +19438,7 @@
       <w:pPr>
         <w:numPr>
           <w:ilvl w:val="0"/>
-          <w:numId w:val="1069"/>
+          <w:numId w:val="1073"/>
         </w:numPr>
         <w:pStyle w:val="Compact"/>
       </w:pPr>
@@ -18316,7 +19450,7 @@
       <w:pPr>
         <w:numPr>
           <w:ilvl w:val="0"/>
-          <w:numId w:val="1069"/>
+          <w:numId w:val="1073"/>
         </w:numPr>
         <w:pStyle w:val="Compact"/>
       </w:pPr>
@@ -18328,7 +19462,7 @@
       <w:pPr>
         <w:numPr>
           <w:ilvl w:val="0"/>
-          <w:numId w:val="1069"/>
+          <w:numId w:val="1073"/>
         </w:numPr>
         <w:pStyle w:val="Compact"/>
       </w:pPr>
@@ -18343,9 +19477,9 @@
         </w:pict>
       </w:r>
     </w:p>
-    <w:bookmarkEnd w:id="121"/>
     <w:bookmarkEnd w:id="122"/>
-    <w:bookmarkStart w:id="127" w:name="附录"/>
+    <w:bookmarkEnd w:id="123"/>
+    <w:bookmarkStart w:id="128" w:name="附录"/>
     <w:p>
       <w:pPr>
         <w:pStyle w:val="Heading2"/>
@@ -18354,28 +19488,46 @@
         <w:t xml:space="preserve">9. 附录</w:t>
       </w:r>
     </w:p>
-    <w:bookmarkStart w:id="123" w:name="与参考系统的能力映射"/>
+    <w:bookmarkStart w:id="124" w:name="设计借鉴对照表"/>
     <w:p>
       <w:pPr>
         <w:pStyle w:val="Heading3"/>
       </w:pPr>
       <w:r>
-        <w:t xml:space="preserve">9.1 与参考系统的能力映射</w:t>
+        <w:t xml:space="preserve">9.1 设计借鉴对照表</w:t>
+      </w:r>
+    </w:p>
+    <w:p>
+      <w:pPr>
+        <w:pStyle w:val="FirstParagraph"/>
+      </w:pPr>
+      <w:r>
+        <w:t xml:space="preserve">本节说明本平台与三套参考系统的</w:t>
+      </w:r>
+      <w:r>
+        <w:rPr>
+          <w:bCs/>
+          <w:b/>
+        </w:rPr>
+        <w:t xml:space="preserve">设计层关系</w:t>
+      </w:r>
+      <w:r>
+        <w:t xml:space="preserve">（借鉴其架构思想，非集成调用）：</w:t>
       </w:r>
     </w:p>
     <w:tbl>
       <w:tblPr>
         <w:tblStyle w:val="Table"/>
-        <w:tblW w:type="auto" w:w="0"/>
+        <w:tblW w:type="pct" w:w="5000"/>
         <w:tblLook w:firstRow="1" w:lastRow="0" w:firstColumn="0" w:lastColumn="0" w:noHBand="0" w:noVBand="0" w:val="0020"/>
         <w:jc w:val="start"/>
       </w:tblPr>
       <w:tblGrid>
-        <w:gridCol w:w="1584"/>
-        <w:gridCol w:w="1584"/>
-        <w:gridCol w:w="1584"/>
-        <w:gridCol w:w="1584"/>
-        <w:gridCol w:w="1584"/>
+        <w:gridCol w:w="1523"/>
+        <w:gridCol w:w="1675"/>
+        <w:gridCol w:w="1675"/>
+        <w:gridCol w:w="1370"/>
+        <w:gridCol w:w="1675"/>
       </w:tblGrid>
       <w:tr>
         <w:trPr>
@@ -18389,55 +19541,117 @@
               <w:jc w:val="left"/>
             </w:pPr>
             <w:r>
-              <w:t xml:space="preserve">能力</w:t>
-            </w:r>
-          </w:p>
-        </w:tc>
-        <w:tc>
-          <w:tcPr/>
-          <w:p>
-            <w:pPr>
-              <w:pStyle w:val="Compact"/>
-              <w:jc w:val="left"/>
-            </w:pPr>
-            <w:r>
-              <w:t xml:space="preserve">DataX</w:t>
-            </w:r>
-          </w:p>
-        </w:tc>
-        <w:tc>
-          <w:tcPr/>
-          <w:p>
-            <w:pPr>
-              <w:pStyle w:val="Compact"/>
-              <w:jc w:val="left"/>
-            </w:pPr>
-            <w:r>
-              <w:t xml:space="preserve">Flink CDC</w:t>
-            </w:r>
-          </w:p>
-        </w:tc>
-        <w:tc>
-          <w:tcPr/>
-          <w:p>
-            <w:pPr>
-              <w:pStyle w:val="Compact"/>
-              <w:jc w:val="left"/>
-            </w:pPr>
-            <w:r>
-              <w:t xml:space="preserve">OMS</w:t>
-            </w:r>
-          </w:p>
-        </w:tc>
-        <w:tc>
-          <w:tcPr/>
-          <w:p>
-            <w:pPr>
-              <w:pStyle w:val="Compact"/>
-              <w:jc w:val="left"/>
-            </w:pPr>
-            <w:r>
-              <w:t xml:space="preserve">本平台</w:t>
+              <w:t xml:space="preserve">设计要素</w:t>
+            </w:r>
+          </w:p>
+        </w:tc>
+        <w:tc>
+          <w:tcPr/>
+          <w:p>
+            <w:pPr>
+              <w:pStyle w:val="Compact"/>
+              <w:jc w:val="left"/>
+            </w:pPr>
+            <w:r>
+              <w:t xml:space="preserve">DataX 借鉴</w:t>
+            </w:r>
+          </w:p>
+        </w:tc>
+        <w:tc>
+          <w:tcPr/>
+          <w:p>
+            <w:pPr>
+              <w:pStyle w:val="Compact"/>
+              <w:jc w:val="left"/>
+            </w:pPr>
+            <w:r>
+              <w:t xml:space="preserve">Flink 借鉴</w:t>
+            </w:r>
+          </w:p>
+        </w:tc>
+        <w:tc>
+          <w:tcPr/>
+          <w:p>
+            <w:pPr>
+              <w:pStyle w:val="Compact"/>
+              <w:jc w:val="left"/>
+            </w:pPr>
+            <w:r>
+              <w:t xml:space="preserve">OMS 借鉴</w:t>
+            </w:r>
+          </w:p>
+        </w:tc>
+        <w:tc>
+          <w:tcPr/>
+          <w:p>
+            <w:pPr>
+              <w:pStyle w:val="Compact"/>
+              <w:jc w:val="left"/>
+            </w:pPr>
+            <w:r>
+              <w:t xml:space="preserve">本平台实现</w:t>
+            </w:r>
+          </w:p>
+        </w:tc>
+      </w:tr>
+      <w:tr>
+        <w:tc>
+          <w:tcPr/>
+          <w:p>
+            <w:pPr>
+              <w:pStyle w:val="Compact"/>
+              <w:jc w:val="left"/>
+            </w:pPr>
+            <w:r>
+              <w:t xml:space="preserve">产品流程</w:t>
+            </w:r>
+          </w:p>
+        </w:tc>
+        <w:tc>
+          <w:tcPr/>
+          <w:p>
+            <w:pPr>
+              <w:pStyle w:val="Compact"/>
+              <w:jc w:val="left"/>
+            </w:pPr>
+            <w:r>
+              <w:t xml:space="preserve">—</w:t>
+            </w:r>
+          </w:p>
+        </w:tc>
+        <w:tc>
+          <w:tcPr/>
+          <w:p>
+            <w:pPr>
+              <w:pStyle w:val="Compact"/>
+              <w:jc w:val="left"/>
+            </w:pPr>
+            <w:r>
+              <w:t xml:space="preserve">—</w:t>
+            </w:r>
+          </w:p>
+        </w:tc>
+        <w:tc>
+          <w:tcPr/>
+          <w:p>
+            <w:pPr>
+              <w:pStyle w:val="Compact"/>
+              <w:jc w:val="left"/>
+            </w:pPr>
+            <w:r>
+              <w:t xml:space="preserve">结构→全量→增量→校验→切换</w:t>
+            </w:r>
+          </w:p>
+        </w:tc>
+        <w:tc>
+          <w:tcPr/>
+          <w:p>
+            <w:pPr>
+              <w:pStyle w:val="Compact"/>
+              <w:jc w:val="left"/>
+            </w:pPr>
+            <w:r>
+              <w:t xml:space="preserve">工作流服务 + 状态机</w:t>
             </w:r>
           </w:p>
         </w:tc>
@@ -18463,167 +19677,229 @@
               <w:jc w:val="left"/>
             </w:pPr>
             <w:r>
-              <w:t xml:space="preserve">❌</w:t>
-            </w:r>
-          </w:p>
-        </w:tc>
-        <w:tc>
-          <w:tcPr/>
-          <w:p>
-            <w:pPr>
-              <w:pStyle w:val="Compact"/>
-              <w:jc w:val="left"/>
-            </w:pPr>
-            <w:r>
-              <w:t xml:space="preserve">部分</w:t>
-            </w:r>
-          </w:p>
-        </w:tc>
-        <w:tc>
-          <w:tcPr/>
-          <w:p>
-            <w:pPr>
-              <w:pStyle w:val="Compact"/>
-              <w:jc w:val="left"/>
-            </w:pPr>
-            <w:r>
-              <w:t xml:space="preserve">✅</w:t>
-            </w:r>
-          </w:p>
-        </w:tc>
-        <w:tc>
-          <w:tcPr/>
-          <w:p>
-            <w:pPr>
-              <w:pStyle w:val="Compact"/>
-              <w:jc w:val="left"/>
-            </w:pPr>
-            <w:r>
-              <w:t xml:space="preserve">✅ DBCat</w:t>
-            </w:r>
-          </w:p>
-        </w:tc>
-      </w:tr>
-      <w:tr>
-        <w:tc>
-          <w:tcPr/>
-          <w:p>
-            <w:pPr>
-              <w:pStyle w:val="Compact"/>
-              <w:jc w:val="left"/>
-            </w:pPr>
-            <w:r>
-              <w:t xml:space="preserve">全量迁移</w:t>
-            </w:r>
-          </w:p>
-        </w:tc>
-        <w:tc>
-          <w:tcPr/>
-          <w:p>
-            <w:pPr>
-              <w:pStyle w:val="Compact"/>
-              <w:jc w:val="left"/>
-            </w:pPr>
-            <w:r>
-              <w:t xml:space="preserve">✅</w:t>
-            </w:r>
-          </w:p>
-        </w:tc>
-        <w:tc>
-          <w:tcPr/>
-          <w:p>
-            <w:pPr>
-              <w:pStyle w:val="Compact"/>
-              <w:jc w:val="left"/>
-            </w:pPr>
-            <w:r>
-              <w:t xml:space="preserve">✅</w:t>
-            </w:r>
-          </w:p>
-        </w:tc>
-        <w:tc>
-          <w:tcPr/>
-          <w:p>
-            <w:pPr>
-              <w:pStyle w:val="Compact"/>
-              <w:jc w:val="left"/>
-            </w:pPr>
-            <w:r>
-              <w:t xml:space="preserve">✅</w:t>
-            </w:r>
-          </w:p>
-        </w:tc>
-        <w:tc>
-          <w:tcPr/>
-          <w:p>
-            <w:pPr>
-              <w:pStyle w:val="Compact"/>
-              <w:jc w:val="left"/>
-            </w:pPr>
-            <w:r>
-              <w:t xml:space="preserve">✅ DataX</w:t>
-            </w:r>
-          </w:p>
-        </w:tc>
-      </w:tr>
-      <w:tr>
-        <w:tc>
-          <w:tcPr/>
-          <w:p>
-            <w:pPr>
-              <w:pStyle w:val="Compact"/>
-              <w:jc w:val="left"/>
-            </w:pPr>
-            <w:r>
-              <w:t xml:space="preserve">增量同步</w:t>
-            </w:r>
-          </w:p>
-        </w:tc>
-        <w:tc>
-          <w:tcPr/>
-          <w:p>
-            <w:pPr>
-              <w:pStyle w:val="Compact"/>
-              <w:jc w:val="left"/>
-            </w:pPr>
-            <w:r>
-              <w:t xml:space="preserve">❌</w:t>
-            </w:r>
-          </w:p>
-        </w:tc>
-        <w:tc>
-          <w:tcPr/>
-          <w:p>
-            <w:pPr>
-              <w:pStyle w:val="Compact"/>
-              <w:jc w:val="left"/>
-            </w:pPr>
-            <w:r>
-              <w:t xml:space="preserve">✅</w:t>
-            </w:r>
-          </w:p>
-        </w:tc>
-        <w:tc>
-          <w:tcPr/>
-          <w:p>
-            <w:pPr>
-              <w:pStyle w:val="Compact"/>
-              <w:jc w:val="left"/>
-            </w:pPr>
-            <w:r>
-              <w:t xml:space="preserve">✅</w:t>
-            </w:r>
-          </w:p>
-        </w:tc>
-        <w:tc>
-          <w:tcPr/>
-          <w:p>
-            <w:pPr>
-              <w:pStyle w:val="Compact"/>
-              <w:jc w:val="left"/>
-            </w:pPr>
-            <w:r>
-              <w:t xml:space="preserve">✅ Flink</w:t>
+              <w:t xml:space="preserve">—</w:t>
+            </w:r>
+          </w:p>
+        </w:tc>
+        <w:tc>
+          <w:tcPr/>
+          <w:p>
+            <w:pPr>
+              <w:pStyle w:val="Compact"/>
+              <w:jc w:val="left"/>
+            </w:pPr>
+            <w:r>
+              <w:t xml:space="preserve">—</w:t>
+            </w:r>
+          </w:p>
+        </w:tc>
+        <w:tc>
+          <w:tcPr/>
+          <w:p>
+            <w:pPr>
+              <w:pStyle w:val="Compact"/>
+              <w:jc w:val="left"/>
+            </w:pPr>
+            <w:r>
+              <w:t xml:space="preserve">DBCat Schema 转换</w:t>
+            </w:r>
+          </w:p>
+        </w:tc>
+        <w:tc>
+          <w:tcPr/>
+          <w:p>
+            <w:pPr>
+              <w:pStyle w:val="Compact"/>
+              <w:jc w:val="left"/>
+            </w:pPr>
+            <w:r>
+              <w:t xml:space="preserve">DBCat</w:t>
+            </w:r>
+          </w:p>
+        </w:tc>
+      </w:tr>
+      <w:tr>
+        <w:tc>
+          <w:tcPr/>
+          <w:p>
+            <w:pPr>
+              <w:pStyle w:val="Compact"/>
+              <w:jc w:val="left"/>
+            </w:pPr>
+            <w:r>
+              <w:t xml:space="preserve">全量管道</w:t>
+            </w:r>
+          </w:p>
+        </w:tc>
+        <w:tc>
+          <w:tcPr/>
+          <w:p>
+            <w:pPr>
+              <w:pStyle w:val="Compact"/>
+              <w:jc w:val="left"/>
+            </w:pPr>
+            <w:r>
+              <w:t xml:space="preserve">Reader-Channel-Writer、Task 调度</w:t>
+            </w:r>
+          </w:p>
+        </w:tc>
+        <w:tc>
+          <w:tcPr/>
+          <w:p>
+            <w:pPr>
+              <w:pStyle w:val="Compact"/>
+              <w:jc w:val="left"/>
+            </w:pPr>
+            <w:r>
+              <w:t xml:space="preserve">—</w:t>
+            </w:r>
+          </w:p>
+        </w:tc>
+        <w:tc>
+          <w:tcPr/>
+          <w:p>
+            <w:pPr>
+              <w:pStyle w:val="Compact"/>
+              <w:jc w:val="left"/>
+            </w:pPr>
+            <w:r>
+              <w:t xml:space="preserve">Full-Import 四阶段</w:t>
+            </w:r>
+          </w:p>
+        </w:tc>
+        <w:tc>
+          <w:tcPr/>
+          <w:p>
+            <w:pPr>
+              <w:pStyle w:val="Compact"/>
+              <w:jc w:val="left"/>
+            </w:pPr>
+            <w:r>
+              <w:t xml:space="preserve">FullImport + SyncWorker</w:t>
+            </w:r>
+          </w:p>
+        </w:tc>
+      </w:tr>
+      <w:tr>
+        <w:tc>
+          <w:tcPr/>
+          <w:p>
+            <w:pPr>
+              <w:pStyle w:val="Compact"/>
+              <w:jc w:val="left"/>
+            </w:pPr>
+            <w:r>
+              <w:t xml:space="preserve">增量拉取</w:t>
+            </w:r>
+          </w:p>
+        </w:tc>
+        <w:tc>
+          <w:tcPr/>
+          <w:p>
+            <w:pPr>
+              <w:pStyle w:val="Compact"/>
+              <w:jc w:val="left"/>
+            </w:pPr>
+            <w:r>
+              <w:t xml:space="preserve">—</w:t>
+            </w:r>
+          </w:p>
+        </w:tc>
+        <w:tc>
+          <w:tcPr/>
+          <w:p>
+            <w:pPr>
+              <w:pStyle w:val="Compact"/>
+              <w:jc w:val="left"/>
+            </w:pPr>
+            <w:r>
+              <w:t xml:space="preserve">Source/Split 思想</w:t>
+            </w:r>
+          </w:p>
+        </w:tc>
+        <w:tc>
+          <w:tcPr/>
+          <w:p>
+            <w:pPr>
+              <w:pStyle w:val="Compact"/>
+              <w:jc w:val="left"/>
+            </w:pPr>
+            <w:r>
+              <w:t xml:space="preserve">Store 组件</w:t>
+            </w:r>
+          </w:p>
+        </w:tc>
+        <w:tc>
+          <w:tcPr/>
+          <w:p>
+            <w:pPr>
+              <w:pStyle w:val="Compact"/>
+              <w:jc w:val="left"/>
+            </w:pPr>
+            <w:r>
+              <w:t xml:space="preserve">Store + LogAdapter</w:t>
+            </w:r>
+          </w:p>
+        </w:tc>
+      </w:tr>
+      <w:tr>
+        <w:tc>
+          <w:tcPr/>
+          <w:p>
+            <w:pPr>
+              <w:pStyle w:val="Compact"/>
+              <w:jc w:val="left"/>
+            </w:pPr>
+            <w:r>
+              <w:t xml:space="preserve">增量应用</w:t>
+            </w:r>
+          </w:p>
+        </w:tc>
+        <w:tc>
+          <w:tcPr/>
+          <w:p>
+            <w:pPr>
+              <w:pStyle w:val="Compact"/>
+              <w:jc w:val="left"/>
+            </w:pPr>
+            <w:r>
+              <w:t xml:space="preserve">—</w:t>
+            </w:r>
+          </w:p>
+        </w:tc>
+        <w:tc>
+          <w:tcPr/>
+          <w:p>
+            <w:pPr>
+              <w:pStyle w:val="Compact"/>
+              <w:jc w:val="left"/>
+            </w:pPr>
+            <w:r>
+              <w:t xml:space="preserve">Checkpoint、流式运行时</w:t>
+            </w:r>
+          </w:p>
+        </w:tc>
+        <w:tc>
+          <w:tcPr/>
+          <w:p>
+            <w:pPr>
+              <w:pStyle w:val="Compact"/>
+              <w:jc w:val="left"/>
+            </w:pPr>
+            <w:r>
+              <w:t xml:space="preserve">Incr-Sync、DML/DDL/HB</w:t>
+            </w:r>
+          </w:p>
+        </w:tc>
+        <w:tc>
+          <w:tcPr/>
+          <w:p>
+            <w:pPr>
+              <w:pStyle w:val="Compact"/>
+              <w:jc w:val="left"/>
+            </w:pPr>
+            <w:r>
+              <w:t xml:space="preserve">IncrSync + StreamRuntime</w:t>
             </w:r>
           </w:p>
         </w:tc>
@@ -18649,204 +19925,173 @@
               <w:jc w:val="left"/>
             </w:pPr>
             <w:r>
-              <w:t xml:space="preserve">❌</w:t>
-            </w:r>
-          </w:p>
-        </w:tc>
-        <w:tc>
-          <w:tcPr/>
-          <w:p>
-            <w:pPr>
-              <w:pStyle w:val="Compact"/>
-              <w:jc w:val="left"/>
-            </w:pPr>
-            <w:r>
-              <w:t xml:space="preserve">❌</w:t>
-            </w:r>
-          </w:p>
-        </w:tc>
-        <w:tc>
-          <w:tcPr/>
-          <w:p>
-            <w:pPr>
-              <w:pStyle w:val="Compact"/>
-              <w:jc w:val="left"/>
-            </w:pPr>
-            <w:r>
-              <w:t xml:space="preserve">✅</w:t>
-            </w:r>
-          </w:p>
-        </w:tc>
-        <w:tc>
-          <w:tcPr/>
-          <w:p>
-            <w:pPr>
-              <w:pStyle w:val="Compact"/>
-              <w:jc w:val="left"/>
-            </w:pPr>
-            <w:r>
-              <w:t xml:space="preserve">✅</w:t>
-            </w:r>
-          </w:p>
-        </w:tc>
-      </w:tr>
-      <w:tr>
-        <w:tc>
-          <w:tcPr/>
-          <w:p>
-            <w:pPr>
-              <w:pStyle w:val="Compact"/>
-              <w:jc w:val="left"/>
-            </w:pPr>
-            <w:r>
-              <w:t xml:space="preserve">插件扩展</w:t>
-            </w:r>
-          </w:p>
-        </w:tc>
-        <w:tc>
-          <w:tcPr/>
-          <w:p>
-            <w:pPr>
-              <w:pStyle w:val="Compact"/>
-              <w:jc w:val="left"/>
-            </w:pPr>
-            <w:r>
-              <w:t xml:space="preserve">✅ 70+</w:t>
-            </w:r>
-          </w:p>
-        </w:tc>
-        <w:tc>
-          <w:tcPr/>
-          <w:p>
-            <w:pPr>
-              <w:pStyle w:val="Compact"/>
-              <w:jc w:val="left"/>
-            </w:pPr>
-            <w:r>
-              <w:t xml:space="preserve">✅</w:t>
-            </w:r>
-          </w:p>
-        </w:tc>
-        <w:tc>
-          <w:tcPr/>
-          <w:p>
-            <w:pPr>
-              <w:pStyle w:val="Compact"/>
-              <w:jc w:val="left"/>
-            </w:pPr>
-            <w:r>
-              <w:t xml:space="preserve">有限</w:t>
-            </w:r>
-          </w:p>
-        </w:tc>
-        <w:tc>
-          <w:tcPr/>
-          <w:p>
-            <w:pPr>
-              <w:pStyle w:val="Compact"/>
-              <w:jc w:val="left"/>
-            </w:pPr>
-            <w:r>
-              <w:t xml:space="preserve">✅ 统一注册</w:t>
-            </w:r>
-          </w:p>
-        </w:tc>
-      </w:tr>
-      <w:tr>
-        <w:tc>
-          <w:tcPr/>
-          <w:p>
-            <w:pPr>
-              <w:pStyle w:val="Compact"/>
-              <w:jc w:val="left"/>
-            </w:pPr>
-            <w:r>
-              <w:t xml:space="preserve">HA</w:t>
-            </w:r>
-          </w:p>
-        </w:tc>
-        <w:tc>
-          <w:tcPr/>
-          <w:p>
-            <w:pPr>
-              <w:pStyle w:val="Compact"/>
-              <w:jc w:val="left"/>
-            </w:pPr>
-            <w:r>
-              <w:t xml:space="preserve">❌</w:t>
-            </w:r>
-          </w:p>
-        </w:tc>
-        <w:tc>
-          <w:tcPr/>
-          <w:p>
-            <w:pPr>
-              <w:pStyle w:val="Compact"/>
-              <w:jc w:val="left"/>
-            </w:pPr>
-            <w:r>
-              <w:t xml:space="preserve">✅</w:t>
-            </w:r>
-          </w:p>
-        </w:tc>
-        <w:tc>
-          <w:tcPr/>
-          <w:p>
-            <w:pPr>
-              <w:pStyle w:val="Compact"/>
-              <w:jc w:val="left"/>
-            </w:pPr>
-            <w:r>
-              <w:t xml:space="preserve">✅</w:t>
-            </w:r>
-          </w:p>
-        </w:tc>
-        <w:tc>
-          <w:tcPr/>
-          <w:p>
-            <w:pPr>
-              <w:pStyle w:val="Compact"/>
-              <w:jc w:val="left"/>
-            </w:pPr>
-            <w:r>
-              <w:t xml:space="preserve">✅ Store/IncrSync</w:t>
+              <w:t xml:space="preserve">—</w:t>
+            </w:r>
+          </w:p>
+        </w:tc>
+        <w:tc>
+          <w:tcPr/>
+          <w:p>
+            <w:pPr>
+              <w:pStyle w:val="Compact"/>
+              <w:jc w:val="left"/>
+            </w:pPr>
+            <w:r>
+              <w:t xml:space="preserve">—</w:t>
+            </w:r>
+          </w:p>
+        </w:tc>
+        <w:tc>
+          <w:tcPr/>
+          <w:p>
+            <w:pPr>
+              <w:pStyle w:val="Compact"/>
+              <w:jc w:val="left"/>
+            </w:pPr>
+            <w:r>
+              <w:t xml:space="preserve">Full-Verification</w:t>
+            </w:r>
+          </w:p>
+        </w:tc>
+        <w:tc>
+          <w:tcPr/>
+          <w:p>
+            <w:pPr>
+              <w:pStyle w:val="Compact"/>
+              <w:jc w:val="left"/>
+            </w:pPr>
+            <w:r>
+              <w:t xml:space="preserve">FullVerification</w:t>
+            </w:r>
+          </w:p>
+        </w:tc>
+      </w:tr>
+      <w:tr>
+        <w:tc>
+          <w:tcPr/>
+          <w:p>
+            <w:pPr>
+              <w:pStyle w:val="Compact"/>
+              <w:jc w:val="left"/>
+            </w:pPr>
+            <w:r>
+              <w:t xml:space="preserve">插件体系</w:t>
+            </w:r>
+          </w:p>
+        </w:tc>
+        <w:tc>
+          <w:tcPr/>
+          <w:p>
+            <w:pPr>
+              <w:pStyle w:val="Compact"/>
+              <w:jc w:val="left"/>
+            </w:pPr>
+            <w:r>
+              <w:t xml:space="preserve">Framework+Plugin SPI</w:t>
+            </w:r>
+          </w:p>
+        </w:tc>
+        <w:tc>
+          <w:tcPr/>
+          <w:p>
+            <w:pPr>
+              <w:pStyle w:val="Compact"/>
+              <w:jc w:val="left"/>
+            </w:pPr>
+            <w:r>
+              <w:t xml:space="preserve">Connector SPI</w:t>
+            </w:r>
+          </w:p>
+        </w:tc>
+        <w:tc>
+          <w:tcPr/>
+          <w:p>
+            <w:pPr>
+              <w:pStyle w:val="Compact"/>
+              <w:jc w:val="left"/>
+            </w:pPr>
+            <w:r>
+              <w:t xml:space="preserve">—</w:t>
+            </w:r>
+          </w:p>
+        </w:tc>
+        <w:tc>
+          <w:tcPr/>
+          <w:p>
+            <w:pPr>
+              <w:pStyle w:val="Compact"/>
+              <w:jc w:val="left"/>
+            </w:pPr>
+            <w:r>
+              <w:t xml:space="preserve">Reader/Writer + LogAdapter</w:t>
+            </w:r>
+          </w:p>
+        </w:tc>
+      </w:tr>
+      <w:tr>
+        <w:tc>
+          <w:tcPr/>
+          <w:p>
+            <w:pPr>
+              <w:pStyle w:val="Compact"/>
+              <w:jc w:val="left"/>
+            </w:pPr>
+            <w:r>
+              <w:t xml:space="preserve">HA/监控</w:t>
+            </w:r>
+          </w:p>
+        </w:tc>
+        <w:tc>
+          <w:tcPr/>
+          <w:p>
+            <w:pPr>
+              <w:pStyle w:val="Compact"/>
+              <w:jc w:val="left"/>
+            </w:pPr>
+            <w:r>
+              <w:t xml:space="preserve">—</w:t>
+            </w:r>
+          </w:p>
+        </w:tc>
+        <w:tc>
+          <w:tcPr/>
+          <w:p>
+            <w:pPr>
+              <w:pStyle w:val="Compact"/>
+              <w:jc w:val="left"/>
+            </w:pPr>
+            <w:r>
+              <w:t xml:space="preserve">JobManager HA</w:t>
+            </w:r>
+          </w:p>
+        </w:tc>
+        <w:tc>
+          <w:tcPr/>
+          <w:p>
+            <w:pPr>
+              <w:pStyle w:val="Compact"/>
+              <w:jc w:val="left"/>
+            </w:pPr>
+            <w:r>
+              <w:t xml:space="preserve">Supervisor、组件 HA</w:t>
+            </w:r>
+          </w:p>
+        </w:tc>
+        <w:tc>
+          <w:tcPr/>
+          <w:p>
+            <w:pPr>
+              <w:pStyle w:val="Compact"/>
+              <w:jc w:val="left"/>
+            </w:pPr>
+            <w:r>
+              <w:t xml:space="preserve">Supervisor + HA 组件</w:t>
             </w:r>
           </w:p>
         </w:tc>
       </w:tr>
     </w:tbl>
-    <w:p>
-      <w:pPr>
-        <w:pStyle w:val="BodyText"/>
-      </w:pPr>
-      <w:r>
-        <w:t xml:space="preserve">架构融合关系：DataX 贡献 Framework+Plugin 与脏数据流控；Flink 贡献分布式运行时与 Checkpoint；OMS 贡献产品化流程与组件 HA。详见</w:t>
-      </w:r>
-      <w:r>
-        <w:t xml:space="preserve"> </w:t>
-      </w:r>
-      <w:hyperlink r:id="rId21">
-        <w:r>
-          <w:rPr>
-            <w:rStyle w:val="Hyperlink"/>
-          </w:rPr>
-          <w:t xml:space="preserve">OMS架构参考</w:t>
-        </w:r>
-      </w:hyperlink>
-      <w:r>
-        <w:t xml:space="preserve">。</w:t>
-      </w:r>
-    </w:p>
-    <w:bookmarkEnd w:id="123"/>
-    <w:bookmarkStart w:id="124" w:name="关键设计决策"/>
-    <w:p>
-      <w:pPr>
-        <w:pStyle w:val="Heading3"/>
-      </w:pPr>
-      <w:r>
-        <w:t xml:space="preserve">9.2 关键设计决策</w:t>
-      </w:r>
-    </w:p>
+    <w:p/>
     <w:tbl>
       <w:tblPr>
         <w:tblStyle w:val="Table"/>
@@ -18871,6 +20116,323 @@
               <w:jc w:val="left"/>
             </w:pPr>
             <w:r>
+              <w:t xml:space="preserve">能力</w:t>
+            </w:r>
+          </w:p>
+        </w:tc>
+        <w:tc>
+          <w:tcPr/>
+          <w:p>
+            <w:pPr>
+              <w:pStyle w:val="Compact"/>
+              <w:jc w:val="left"/>
+            </w:pPr>
+            <w:r>
+              <w:t xml:space="preserve">参考系统具备</w:t>
+            </w:r>
+          </w:p>
+        </w:tc>
+        <w:tc>
+          <w:tcPr/>
+          <w:p>
+            <w:pPr>
+              <w:pStyle w:val="Compact"/>
+              <w:jc w:val="left"/>
+            </w:pPr>
+            <w:r>
+              <w:t xml:space="preserve">本平台（自研实现）</w:t>
+            </w:r>
+          </w:p>
+        </w:tc>
+      </w:tr>
+      <w:tr>
+        <w:tc>
+          <w:tcPr/>
+          <w:p>
+            <w:pPr>
+              <w:pStyle w:val="Compact"/>
+              <w:jc w:val="left"/>
+            </w:pPr>
+            <w:r>
+              <w:t xml:space="preserve">结构迁移</w:t>
+            </w:r>
+          </w:p>
+        </w:tc>
+        <w:tc>
+          <w:tcPr/>
+          <w:p>
+            <w:pPr>
+              <w:pStyle w:val="Compact"/>
+              <w:jc w:val="left"/>
+            </w:pPr>
+            <w:r>
+              <w:t xml:space="preserve">OMS</w:t>
+            </w:r>
+          </w:p>
+        </w:tc>
+        <w:tc>
+          <w:tcPr/>
+          <w:p>
+            <w:pPr>
+              <w:pStyle w:val="Compact"/>
+              <w:jc w:val="left"/>
+            </w:pPr>
+            <w:r>
+              <w:t xml:space="preserve">✅ DBCat</w:t>
+            </w:r>
+          </w:p>
+        </w:tc>
+      </w:tr>
+      <w:tr>
+        <w:tc>
+          <w:tcPr/>
+          <w:p>
+            <w:pPr>
+              <w:pStyle w:val="Compact"/>
+              <w:jc w:val="left"/>
+            </w:pPr>
+            <w:r>
+              <w:t xml:space="preserve">全量迁移</w:t>
+            </w:r>
+          </w:p>
+        </w:tc>
+        <w:tc>
+          <w:tcPr/>
+          <w:p>
+            <w:pPr>
+              <w:pStyle w:val="Compact"/>
+              <w:jc w:val="left"/>
+            </w:pPr>
+            <w:r>
+              <w:t xml:space="preserve">DataX、OMS</w:t>
+            </w:r>
+          </w:p>
+        </w:tc>
+        <w:tc>
+          <w:tcPr/>
+          <w:p>
+            <w:pPr>
+              <w:pStyle w:val="Compact"/>
+              <w:jc w:val="left"/>
+            </w:pPr>
+            <w:r>
+              <w:t xml:space="preserve">✅ FullImport（借鉴 DataX 管道）</w:t>
+            </w:r>
+          </w:p>
+        </w:tc>
+      </w:tr>
+      <w:tr>
+        <w:tc>
+          <w:tcPr/>
+          <w:p>
+            <w:pPr>
+              <w:pStyle w:val="Compact"/>
+              <w:jc w:val="left"/>
+            </w:pPr>
+            <w:r>
+              <w:t xml:space="preserve">增量同步</w:t>
+            </w:r>
+          </w:p>
+        </w:tc>
+        <w:tc>
+          <w:tcPr/>
+          <w:p>
+            <w:pPr>
+              <w:pStyle w:val="Compact"/>
+              <w:jc w:val="left"/>
+            </w:pPr>
+            <w:r>
+              <w:t xml:space="preserve">Flink、OMS</w:t>
+            </w:r>
+          </w:p>
+        </w:tc>
+        <w:tc>
+          <w:tcPr/>
+          <w:p>
+            <w:pPr>
+              <w:pStyle w:val="Compact"/>
+              <w:jc w:val="left"/>
+            </w:pPr>
+            <w:r>
+              <w:t xml:space="preserve">✅ Store + IncrSync（借鉴 Flink 运行时）</w:t>
+            </w:r>
+          </w:p>
+        </w:tc>
+      </w:tr>
+      <w:tr>
+        <w:tc>
+          <w:tcPr/>
+          <w:p>
+            <w:pPr>
+              <w:pStyle w:val="Compact"/>
+              <w:jc w:val="left"/>
+            </w:pPr>
+            <w:r>
+              <w:t xml:space="preserve">数据校验</w:t>
+            </w:r>
+          </w:p>
+        </w:tc>
+        <w:tc>
+          <w:tcPr/>
+          <w:p>
+            <w:pPr>
+              <w:pStyle w:val="Compact"/>
+              <w:jc w:val="left"/>
+            </w:pPr>
+            <w:r>
+              <w:t xml:space="preserve">OMS</w:t>
+            </w:r>
+          </w:p>
+        </w:tc>
+        <w:tc>
+          <w:tcPr/>
+          <w:p>
+            <w:pPr>
+              <w:pStyle w:val="Compact"/>
+              <w:jc w:val="left"/>
+            </w:pPr>
+            <w:r>
+              <w:t xml:space="preserve">✅ FullVerification</w:t>
+            </w:r>
+          </w:p>
+        </w:tc>
+      </w:tr>
+      <w:tr>
+        <w:tc>
+          <w:tcPr/>
+          <w:p>
+            <w:pPr>
+              <w:pStyle w:val="Compact"/>
+              <w:jc w:val="left"/>
+            </w:pPr>
+            <w:r>
+              <w:t xml:space="preserve">端到端编排</w:t>
+            </w:r>
+          </w:p>
+        </w:tc>
+        <w:tc>
+          <w:tcPr/>
+          <w:p>
+            <w:pPr>
+              <w:pStyle w:val="Compact"/>
+              <w:jc w:val="left"/>
+            </w:pPr>
+            <w:r>
+              <w:t xml:space="preserve">OMS</w:t>
+            </w:r>
+          </w:p>
+        </w:tc>
+        <w:tc>
+          <w:tcPr/>
+          <w:p>
+            <w:pPr>
+              <w:pStyle w:val="Compact"/>
+              <w:jc w:val="left"/>
+            </w:pPr>
+            <w:r>
+              <w:t xml:space="preserve">✅ 控制台 + 工作流</w:t>
+            </w:r>
+          </w:p>
+        </w:tc>
+      </w:tr>
+      <w:tr>
+        <w:tc>
+          <w:tcPr/>
+          <w:p>
+            <w:pPr>
+              <w:pStyle w:val="Compact"/>
+              <w:jc w:val="left"/>
+            </w:pPr>
+            <w:r>
+              <w:t xml:space="preserve">组件 HA</w:t>
+            </w:r>
+          </w:p>
+        </w:tc>
+        <w:tc>
+          <w:tcPr/>
+          <w:p>
+            <w:pPr>
+              <w:pStyle w:val="Compact"/>
+              <w:jc w:val="left"/>
+            </w:pPr>
+            <w:r>
+              <w:t xml:space="preserve">OMS、Flink</w:t>
+            </w:r>
+          </w:p>
+        </w:tc>
+        <w:tc>
+          <w:tcPr/>
+          <w:p>
+            <w:pPr>
+              <w:pStyle w:val="Compact"/>
+              <w:jc w:val="left"/>
+            </w:pPr>
+            <w:r>
+              <w:t xml:space="preserve">✅ Store/IncrSync HA</w:t>
+            </w:r>
+          </w:p>
+        </w:tc>
+      </w:tr>
+    </w:tbl>
+    <w:p>
+      <w:pPr>
+        <w:pStyle w:val="BodyText"/>
+      </w:pPr>
+      <w:r>
+        <w:t xml:space="preserve">详见</w:t>
+      </w:r>
+      <w:r>
+        <w:t xml:space="preserve"> </w:t>
+      </w:r>
+      <w:hyperlink r:id="rId21">
+        <w:r>
+          <w:rPr>
+            <w:rStyle w:val="Hyperlink"/>
+          </w:rPr>
+          <w:t xml:space="preserve">OMS架构参考</w:t>
+        </w:r>
+      </w:hyperlink>
+      <w:r>
+        <w:t xml:space="preserve"> </w:t>
+      </w:r>
+      <w:r>
+        <w:t xml:space="preserve">中的差异对照章节。</w:t>
+      </w:r>
+    </w:p>
+    <w:bookmarkEnd w:id="124"/>
+    <w:bookmarkStart w:id="125" w:name="关键设计决策"/>
+    <w:p>
+      <w:pPr>
+        <w:pStyle w:val="Heading3"/>
+      </w:pPr>
+      <w:r>
+        <w:t xml:space="preserve">9.2 关键设计决策</w:t>
+      </w:r>
+    </w:p>
+    <w:tbl>
+      <w:tblPr>
+        <w:tblStyle w:val="Table"/>
+        <w:tblW w:type="pct" w:w="5000"/>
+        <w:tblLook w:firstRow="1" w:lastRow="0" w:firstColumn="0" w:lastColumn="0" w:noHBand="0" w:noVBand="0" w:val="0020"/>
+        <w:jc w:val="start"/>
+      </w:tblPr>
+      <w:tblGrid>
+        <w:gridCol w:w="2640"/>
+        <w:gridCol w:w="2640"/>
+        <w:gridCol w:w="2640"/>
+      </w:tblGrid>
+      <w:tr>
+        <w:trPr>
+          <w:tblHeader w:val="true"/>
+        </w:trPr>
+        <w:tc>
+          <w:tcPr/>
+          <w:p>
+            <w:pPr>
+              <w:pStyle w:val="Compact"/>
+              <w:jc w:val="left"/>
+            </w:pPr>
+            <w:r>
               <w:t xml:space="preserve">决策</w:t>
             </w:r>
           </w:p>
@@ -18909,31 +20471,31 @@
               <w:jc w:val="left"/>
             </w:pPr>
             <w:r>
-              <w:t xml:space="preserve">双引擎 vs 单引擎</w:t>
-            </w:r>
-          </w:p>
-        </w:tc>
-        <w:tc>
-          <w:tcPr/>
-          <w:p>
-            <w:pPr>
-              <w:pStyle w:val="Compact"/>
-              <w:jc w:val="left"/>
-            </w:pPr>
-            <w:r>
-              <w:t xml:space="preserve">DataX + Flink</w:t>
-            </w:r>
-          </w:p>
-        </w:tc>
-        <w:tc>
-          <w:tcPr/>
-          <w:p>
-            <w:pPr>
-              <w:pStyle w:val="Compact"/>
-              <w:jc w:val="left"/>
-            </w:pPr>
-            <w:r>
-              <w:t xml:space="preserve">全量与增量场景差异大，各取所长</w:t>
+              <w:t xml:space="preserve">平台定位</w:t>
+            </w:r>
+          </w:p>
+        </w:tc>
+        <w:tc>
+          <w:tcPr/>
+          <w:p>
+            <w:pPr>
+              <w:pStyle w:val="Compact"/>
+              <w:jc w:val="left"/>
+            </w:pPr>
+            <w:r>
+              <w:t xml:space="preserve">自研一体化迁移平台</w:t>
+            </w:r>
+          </w:p>
+        </w:tc>
+        <w:tc>
+          <w:tcPr/>
+          <w:p>
+            <w:pPr>
+              <w:pStyle w:val="Compact"/>
+              <w:jc w:val="left"/>
+            </w:pPr>
+            <w:r>
+              <w:t xml:space="preserve">非 DataX/Flink 集成封装，形成完整产品能力</w:t>
             </w:r>
           </w:p>
         </w:tc>
@@ -18959,19 +20521,19 @@
               <w:jc w:val="left"/>
             </w:pPr>
             <w:r>
-              <w:t xml:space="preserve">DataX 而非自研</w:t>
-            </w:r>
-          </w:p>
-        </w:tc>
-        <w:tc>
-          <w:tcPr/>
-          <w:p>
-            <w:pPr>
-              <w:pStyle w:val="Compact"/>
-              <w:jc w:val="left"/>
-            </w:pPr>
-            <w:r>
-              <w:t xml:space="preserve">复用 70+ 插件生态</w:t>
+              <w:t xml:space="preserve">自研，借鉴 DataX 管道模型</w:t>
+            </w:r>
+          </w:p>
+        </w:tc>
+        <w:tc>
+          <w:tcPr/>
+          <w:p>
+            <w:pPr>
+              <w:pStyle w:val="Compact"/>
+              <w:jc w:val="left"/>
+            </w:pPr>
+            <w:r>
+              <w:t xml:space="preserve">吸收 Framework+Plugin、Channel 流控等成熟设计</w:t>
             </w:r>
           </w:p>
         </w:tc>
@@ -18997,19 +20559,57 @@
               <w:jc w:val="left"/>
             </w:pPr>
             <w:r>
-              <w:t xml:space="preserve">Flink CDC + Store 抽象</w:t>
-            </w:r>
-          </w:p>
-        </w:tc>
-        <w:tc>
-          <w:tcPr/>
-          <w:p>
-            <w:pPr>
-              <w:pStyle w:val="Compact"/>
-              <w:jc w:val="left"/>
-            </w:pPr>
-            <w:r>
-              <w:t xml:space="preserve">Exactly-once 与 Connector 生态</w:t>
+              <w:t xml:space="preserve">自研，借鉴 Flink 运行时模型</w:t>
+            </w:r>
+          </w:p>
+        </w:tc>
+        <w:tc>
+          <w:tcPr/>
+          <w:p>
+            <w:pPr>
+              <w:pStyle w:val="Compact"/>
+              <w:jc w:val="left"/>
+            </w:pPr>
+            <w:r>
+              <w:t xml:space="preserve">吸收 Checkpoint、分布式调度等流式容错设计</w:t>
+            </w:r>
+          </w:p>
+        </w:tc>
+      </w:tr>
+      <w:tr>
+        <w:tc>
+          <w:tcPr/>
+          <w:p>
+            <w:pPr>
+              <w:pStyle w:val="Compact"/>
+              <w:jc w:val="left"/>
+            </w:pPr>
+            <w:r>
+              <w:t xml:space="preserve">产品骨架</w:t>
+            </w:r>
+          </w:p>
+        </w:tc>
+        <w:tc>
+          <w:tcPr/>
+          <w:p>
+            <w:pPr>
+              <w:pStyle w:val="Compact"/>
+              <w:jc w:val="left"/>
+            </w:pPr>
+            <w:r>
+              <w:t xml:space="preserve">借鉴 OMS 组件划分与流程</w:t>
+            </w:r>
+          </w:p>
+        </w:tc>
+        <w:tc>
+          <w:tcPr/>
+          <w:p>
+            <w:pPr>
+              <w:pStyle w:val="Compact"/>
+              <w:jc w:val="left"/>
+            </w:pPr>
+            <w:r>
+              <w:t xml:space="preserve">迁移阶段划分、组件命名、HA 模型经过生产验证</w:t>
             </w:r>
           </w:p>
         </w:tc>
@@ -19035,7 +20635,7 @@
               <w:jc w:val="left"/>
             </w:pPr>
             <w:r>
-              <w:t xml:space="preserve">开放</w:t>
+              <w:t xml:space="preserve">开放多种数据库</w:t>
             </w:r>
           </w:p>
         </w:tc>
@@ -19073,19 +20673,19 @@
               <w:jc w:val="left"/>
             </w:pPr>
             <w:r>
-              <w:t xml:space="preserve">DML/DDL/HB</w:t>
-            </w:r>
-          </w:p>
-        </w:tc>
-        <w:tc>
-          <w:tcPr/>
-          <w:p>
-            <w:pPr>
-              <w:pStyle w:val="Compact"/>
-              <w:jc w:val="left"/>
-            </w:pPr>
-            <w:r>
-              <w:t xml:space="preserve">借鉴 OMS，屏蔽源端差异</w:t>
+              <w:t xml:space="preserve">DML/DDL/HB（借鉴 OMS）</w:t>
+            </w:r>
+          </w:p>
+        </w:tc>
+        <w:tc>
+          <w:tcPr/>
+          <w:p>
+            <w:pPr>
+              <w:pStyle w:val="Compact"/>
+              <w:jc w:val="left"/>
+            </w:pPr>
+            <w:r>
+              <w:t xml:space="preserve">屏蔽源端差异，统一 IncrSync 处理</w:t>
             </w:r>
           </w:p>
         </w:tc>
@@ -19111,26 +20711,26 @@
               <w:jc w:val="left"/>
             </w:pPr>
             <w:r>
-              <w:t xml:space="preserve">ClassLoader 隔离</w:t>
-            </w:r>
-          </w:p>
-        </w:tc>
-        <w:tc>
-          <w:tcPr/>
-          <w:p>
-            <w:pPr>
-              <w:pStyle w:val="Compact"/>
-              <w:jc w:val="left"/>
-            </w:pPr>
-            <w:r>
-              <w:t xml:space="preserve">避免依赖冲突</w:t>
+              <w:t xml:space="preserve">ClassLoader 隔离（借鉴 DataX）</w:t>
+            </w:r>
+          </w:p>
+        </w:tc>
+        <w:tc>
+          <w:tcPr/>
+          <w:p>
+            <w:pPr>
+              <w:pStyle w:val="Compact"/>
+              <w:jc w:val="left"/>
+            </w:pPr>
+            <w:r>
+              <w:t xml:space="preserve">避免插件依赖冲突</w:t>
             </w:r>
           </w:p>
         </w:tc>
       </w:tr>
     </w:tbl>
-    <w:bookmarkEnd w:id="124"/>
-    <w:bookmarkStart w:id="125" w:name="演进路线"/>
+    <w:bookmarkEnd w:id="125"/>
+    <w:bookmarkStart w:id="126" w:name="演进路线"/>
     <w:p>
       <w:pPr>
         <w:pStyle w:val="Heading3"/>
@@ -19345,8 +20945,8 @@
         </w:tc>
       </w:tr>
     </w:tbl>
-    <w:bookmarkEnd w:id="125"/>
-    <w:bookmarkStart w:id="126" w:name="文档索引"/>
+    <w:bookmarkEnd w:id="126"/>
+    <w:bookmarkStart w:id="127" w:name="文档索引"/>
     <w:p>
       <w:pPr>
         <w:pStyle w:val="Heading3"/>
@@ -19512,12 +21112,12 @@
           <w:iCs/>
           <w:i/>
         </w:rPr>
-        <w:t xml:space="preserve">文档结束 — 迁移平台软件设计说明书 v1.0（评审稿）</w:t>
-      </w:r>
-    </w:p>
-    <w:bookmarkEnd w:id="126"/>
+        <w:t xml:space="preserve">文档结束 — 迁移平台软件设计说明书 v2.0（评审稿）</w:t>
+      </w:r>
+    </w:p>
     <w:bookmarkEnd w:id="127"/>
     <w:bookmarkEnd w:id="128"/>
+    <w:bookmarkEnd w:id="129"/>
     <w:sectPr/>
   </w:body>
 </w:document>
@@ -20035,6 +21635,18 @@
     <w:abstractNumId w:val="991"/>
   </w:num>
   <w:num w:numId="1065">
+    <w:abstractNumId w:val="991"/>
+  </w:num>
+  <w:num w:numId="1066">
+    <w:abstractNumId w:val="991"/>
+  </w:num>
+  <w:num w:numId="1067">
+    <w:abstractNumId w:val="991"/>
+  </w:num>
+  <w:num w:numId="1068">
+    <w:abstractNumId w:val="991"/>
+  </w:num>
+  <w:num w:numId="1069">
     <w:abstractNumId w:val="99411"/>
     <w:lvlOverride w:ilvl="0">
       <w:startOverride w:val="1"/>
@@ -20064,16 +21676,16 @@
       <w:startOverride w:val="1"/>
     </w:lvlOverride>
   </w:num>
-  <w:num w:numId="1066">
+  <w:num w:numId="1070">
     <w:abstractNumId w:val="991"/>
   </w:num>
-  <w:num w:numId="1067">
+  <w:num w:numId="1071">
     <w:abstractNumId w:val="991"/>
   </w:num>
-  <w:num w:numId="1068">
+  <w:num w:numId="1072">
     <w:abstractNumId w:val="991"/>
   </w:num>
-  <w:num w:numId="1069">
+  <w:num w:numId="1073">
     <w:abstractNumId w:val="991"/>
   </w:num>
 </w:numbering>

--- a/doc/迁移平台软件设计说明书.docx
+++ b/doc/迁移平台软件设计说明书.docx
@@ -106,7 +106,7 @@
               <w:jc w:val="left"/>
             </w:pPr>
             <w:r>
-              <w:t xml:space="preserve">v3.0</w:t>
+              <w:t xml:space="preserve">v3.1</w:t>
             </w:r>
           </w:p>
         </w:tc>
@@ -201,41 +201,6 @@
           </w:p>
         </w:tc>
       </w:tr>
-      <w:tr>
-        <w:tc>
-          <w:tcPr/>
-          <w:p>
-            <w:pPr>
-              <w:pStyle w:val="Compact"/>
-              <w:jc w:val="left"/>
-            </w:pPr>
-            <w:r>
-              <w:rPr>
-                <w:bCs/>
-                <w:b/>
-              </w:rPr>
-              <w:t xml:space="preserve">关联文档</w:t>
-            </w:r>
-          </w:p>
-        </w:tc>
-        <w:tc>
-          <w:tcPr/>
-          <w:p>
-            <w:pPr>
-              <w:pStyle w:val="Compact"/>
-              <w:jc w:val="left"/>
-            </w:pPr>
-            <w:hyperlink r:id="rId20">
-              <w:r>
-                <w:rPr>
-                  <w:rStyle w:val="Hyperlink"/>
-                </w:rPr>
-                <w:t xml:space="preserve">迁移平台总体设计</w:t>
-              </w:r>
-            </w:hyperlink>
-          </w:p>
-        </w:tc>
-      </w:tr>
     </w:tbl>
     <w:p>
       <w:r>
@@ -244,7 +209,7 @@
         </w:pict>
       </w:r>
     </w:p>
-    <w:bookmarkStart w:id="21" w:name="修订历史"/>
+    <w:bookmarkStart w:id="20" w:name="修订历史"/>
     <w:p>
       <w:pPr>
         <w:pStyle w:val="Heading2"/>
@@ -501,7 +466,69 @@
               <w:jc w:val="left"/>
             </w:pPr>
             <w:r>
-              <w:t xml:space="preserve">本版：去除外部工具引用；模块图改为分层嵌套风格；精简模块介绍；规范架构与流程写法</w:t>
+              <w:t xml:space="preserve">模块图改为分层嵌套风格；精简模块介绍；规范架构与流程写法</w:t>
+            </w:r>
+          </w:p>
+        </w:tc>
+        <w:tc>
+          <w:tcPr/>
+          <w:p>
+            <w:pPr>
+              <w:pStyle w:val="Compact"/>
+              <w:jc w:val="left"/>
+            </w:pPr>
+            <w:r>
+              <w:t xml:space="preserve">已归档</w:t>
+            </w:r>
+          </w:p>
+        </w:tc>
+      </w:tr>
+      <w:tr>
+        <w:tc>
+          <w:tcPr/>
+          <w:p>
+            <w:pPr>
+              <w:pStyle w:val="Compact"/>
+              <w:jc w:val="left"/>
+            </w:pPr>
+            <w:r>
+              <w:t xml:space="preserve">v3.1</w:t>
+            </w:r>
+          </w:p>
+        </w:tc>
+        <w:tc>
+          <w:tcPr/>
+          <w:p>
+            <w:pPr>
+              <w:pStyle w:val="Compact"/>
+              <w:jc w:val="left"/>
+            </w:pPr>
+            <w:r>
+              <w:t xml:space="preserve">2026-07-10</w:t>
+            </w:r>
+          </w:p>
+        </w:tc>
+        <w:tc>
+          <w:tcPr/>
+          <w:p>
+            <w:pPr>
+              <w:pStyle w:val="Compact"/>
+              <w:jc w:val="left"/>
+            </w:pPr>
+            <w:r>
+              <w:t xml:space="preserve">—</w:t>
+            </w:r>
+          </w:p>
+        </w:tc>
+        <w:tc>
+          <w:tcPr/>
+          <w:p>
+            <w:pPr>
+              <w:pStyle w:val="Compact"/>
+              <w:jc w:val="left"/>
+            </w:pPr>
+            <w:r>
+              <w:t xml:space="preserve">优化流程/模块图可读性；完善交付文档索引与概述</w:t>
             </w:r>
           </w:p>
         </w:tc>
@@ -526,8 +553,8 @@
         </w:pict>
       </w:r>
     </w:p>
-    <w:bookmarkEnd w:id="21"/>
-    <w:bookmarkStart w:id="22" w:name="目录"/>
+    <w:bookmarkEnd w:id="20"/>
+    <w:bookmarkStart w:id="21" w:name="目录"/>
     <w:p>
       <w:pPr>
         <w:pStyle w:val="Heading2"/>
@@ -696,43 +723,43 @@
         </w:pict>
       </w:r>
     </w:p>
+    <w:bookmarkEnd w:id="21"/>
+    <w:bookmarkStart w:id="26" w:name="引言"/>
+    <w:p>
+      <w:pPr>
+        <w:pStyle w:val="Heading2"/>
+      </w:pPr>
+      <w:r>
+        <w:t xml:space="preserve">1. 引言</w:t>
+      </w:r>
+    </w:p>
+    <w:bookmarkStart w:id="22" w:name="编写目的"/>
+    <w:p>
+      <w:pPr>
+        <w:pStyle w:val="Heading3"/>
+      </w:pPr>
+      <w:r>
+        <w:t xml:space="preserve">1.1 编写目的</w:t>
+      </w:r>
+    </w:p>
+    <w:p>
+      <w:pPr>
+        <w:pStyle w:val="FirstParagraph"/>
+      </w:pPr>
+      <w:r>
+        <w:t xml:space="preserve">本文档是迁移平台软件设计说明书，描述系统架构、模块划分与迁移流程，供研发与评审使用。</w:t>
+      </w:r>
+    </w:p>
+    <w:p>
+      <w:pPr>
+        <w:pStyle w:val="BodyText"/>
+      </w:pPr>
+      <w:r>
+        <w:t xml:space="preserve">读者对象：架构师、后端/前端开发、测试工程师、运维工程师及项目评审人员。</w:t>
+      </w:r>
+    </w:p>
     <w:bookmarkEnd w:id="22"/>
-    <w:bookmarkStart w:id="27" w:name="引言"/>
-    <w:p>
-      <w:pPr>
-        <w:pStyle w:val="Heading2"/>
-      </w:pPr>
-      <w:r>
-        <w:t xml:space="preserve">1. 引言</w:t>
-      </w:r>
-    </w:p>
-    <w:bookmarkStart w:id="23" w:name="编写目的"/>
-    <w:p>
-      <w:pPr>
-        <w:pStyle w:val="Heading3"/>
-      </w:pPr>
-      <w:r>
-        <w:t xml:space="preserve">1.1 编写目的</w:t>
-      </w:r>
-    </w:p>
-    <w:p>
-      <w:pPr>
-        <w:pStyle w:val="FirstParagraph"/>
-      </w:pPr>
-      <w:r>
-        <w:t xml:space="preserve">本文档是迁移平台软件设计说明书，描述系统架构、模块划分与迁移流程，供研发与评审使用。</w:t>
-      </w:r>
-    </w:p>
-    <w:p>
-      <w:pPr>
-        <w:pStyle w:val="BodyText"/>
-      </w:pPr>
-      <w:r>
-        <w:t xml:space="preserve">读者对象：架构师、后端/前端开发、测试工程师、运维工程师及项目评审人员。</w:t>
-      </w:r>
-    </w:p>
-    <w:bookmarkEnd w:id="23"/>
-    <w:bookmarkStart w:id="24" w:name="文档范围"/>
+    <w:bookmarkStart w:id="23" w:name="文档范围"/>
     <w:p>
       <w:pPr>
         <w:pStyle w:val="Heading3"/>
@@ -861,8 +888,8 @@
         <w:t xml:space="preserve">运维手册、安装部署步骤书</w:t>
       </w:r>
     </w:p>
-    <w:bookmarkEnd w:id="24"/>
-    <w:bookmarkStart w:id="25" w:name="术语与缩略语"/>
+    <w:bookmarkEnd w:id="23"/>
+    <w:bookmarkStart w:id="24" w:name="术语与缩略语"/>
     <w:p>
       <w:pPr>
         <w:pStyle w:val="Heading3"/>
@@ -1198,8 +1225,8 @@
         </w:tc>
       </w:tr>
     </w:tbl>
-    <w:bookmarkEnd w:id="25"/>
-    <w:bookmarkStart w:id="26" w:name="参考文档"/>
+    <w:bookmarkEnd w:id="24"/>
+    <w:bookmarkStart w:id="25" w:name="参考文档"/>
     <w:p>
       <w:pPr>
         <w:pStyle w:val="Heading3"/>
@@ -1211,7 +1238,7 @@
     <w:tbl>
       <w:tblPr>
         <w:tblStyle w:val="Table"/>
-        <w:tblW w:type="pct" w:w="5000"/>
+        <w:tblW w:type="auto" w:w="0"/>
         <w:tblLook w:firstRow="1" w:lastRow="0" w:firstColumn="0" w:lastColumn="0" w:noHBand="0" w:noVBand="0" w:val="0020"/>
         <w:jc w:val="start"/>
       </w:tblPr>
@@ -1281,25 +1308,20 @@
               <w:pStyle w:val="Compact"/>
               <w:jc w:val="left"/>
             </w:pPr>
-            <w:hyperlink r:id="rId20">
-              <w:r>
-                <w:rPr>
-                  <w:rStyle w:val="Hyperlink"/>
-                </w:rPr>
-                <w:t xml:space="preserve">迁移平台总体设计</w:t>
-              </w:r>
-            </w:hyperlink>
-          </w:p>
-        </w:tc>
-        <w:tc>
-          <w:tcPr/>
-          <w:p>
-            <w:pPr>
-              <w:pStyle w:val="Compact"/>
-              <w:jc w:val="left"/>
-            </w:pPr>
-            <w:r>
-              <w:t xml:space="preserve">总体架构、能力范围与演进路线</w:t>
+            <w:r>
+              <w:t xml:space="preserve">本文档</w:t>
+            </w:r>
+          </w:p>
+        </w:tc>
+        <w:tc>
+          <w:tcPr/>
+          <w:p>
+            <w:pPr>
+              <w:pStyle w:val="Compact"/>
+              <w:jc w:val="left"/>
+            </w:pPr>
+            <w:r>
+              <w:t xml:space="preserve">软件设计说明书正文</w:t>
             </w:r>
           </w:p>
         </w:tc>
@@ -1324,35 +1346,23 @@
               <w:pStyle w:val="Compact"/>
               <w:jc w:val="left"/>
             </w:pPr>
-            <w:r>
-              <w:t xml:space="preserve">本文档（本仓库）</w:t>
-            </w:r>
-          </w:p>
-        </w:tc>
-        <w:tc>
-          <w:tcPr/>
-          <w:p>
-            <w:pPr>
-              <w:pStyle w:val="Compact"/>
-              <w:jc w:val="left"/>
-            </w:pPr>
-            <w:r>
-              <w:t xml:space="preserve">软件设计说明书正文及</w:t>
-            </w:r>
-            <w:r>
-              <w:t xml:space="preserve"> </w:t>
-            </w:r>
             <w:r>
               <w:rPr>
                 <w:rStyle w:val="VerbatimChar"/>
               </w:rPr>
-              <w:t xml:space="preserve">doc/images</w:t>
-            </w:r>
-            <w:r>
-              <w:t xml:space="preserve"> </w:t>
-            </w:r>
-            <w:r>
-              <w:t xml:space="preserve">架构图</w:t>
+              <w:t xml:space="preserve">doc/images/</w:t>
+            </w:r>
+          </w:p>
+        </w:tc>
+        <w:tc>
+          <w:tcPr/>
+          <w:p>
+            <w:pPr>
+              <w:pStyle w:val="Compact"/>
+              <w:jc w:val="left"/>
+            </w:pPr>
+            <w:r>
+              <w:t xml:space="preserve">架构图、模块图、流程图</w:t>
             </w:r>
           </w:p>
         </w:tc>
@@ -1365,9 +1375,9 @@
         </w:pict>
       </w:r>
     </w:p>
+    <w:bookmarkEnd w:id="25"/>
     <w:bookmarkEnd w:id="26"/>
-    <w:bookmarkEnd w:id="27"/>
-    <w:bookmarkStart w:id="32" w:name="系统概述"/>
+    <w:bookmarkStart w:id="31" w:name="系统概述"/>
     <w:p>
       <w:pPr>
         <w:pStyle w:val="Heading2"/>
@@ -1376,7 +1386,7 @@
         <w:t xml:space="preserve">2. 系统概述</w:t>
       </w:r>
     </w:p>
-    <w:bookmarkStart w:id="28" w:name="背景"/>
+    <w:bookmarkStart w:id="27" w:name="背景"/>
     <w:p>
       <w:pPr>
         <w:pStyle w:val="Heading3"/>
@@ -1477,8 +1487,8 @@
         <w:t xml:space="preserve">本平台面向上述挑战，建设端到端的异构数据迁移能力，覆盖从任务创建到业务切换的完整生命周期。</w:t>
       </w:r>
     </w:p>
-    <w:bookmarkEnd w:id="28"/>
-    <w:bookmarkStart w:id="29" w:name="设计目标"/>
+    <w:bookmarkEnd w:id="27"/>
+    <w:bookmarkStart w:id="28" w:name="设计目标"/>
     <w:p>
       <w:pPr>
         <w:pStyle w:val="Heading3"/>
@@ -1684,8 +1694,8 @@
         </w:tc>
       </w:tr>
     </w:tbl>
-    <w:bookmarkEnd w:id="29"/>
-    <w:bookmarkStart w:id="30" w:name="设计原则"/>
+    <w:bookmarkEnd w:id="28"/>
+    <w:bookmarkStart w:id="29" w:name="设计原则"/>
     <w:p>
       <w:pPr>
         <w:pStyle w:val="Heading3"/>
@@ -1823,8 +1833,8 @@
         <w:t xml:space="preserve">：指标、日志、链路与告警贯穿任务全生命周期，支撑运维决策与 SLA 保障。</w:t>
       </w:r>
     </w:p>
-    <w:bookmarkEnd w:id="30"/>
-    <w:bookmarkStart w:id="31" w:name="能力范围"/>
+    <w:bookmarkEnd w:id="29"/>
+    <w:bookmarkStart w:id="30" w:name="能力范围"/>
     <w:p>
       <w:pPr>
         <w:pStyle w:val="Heading3"/>
@@ -2037,36 +2047,36 @@
         </w:pict>
       </w:r>
     </w:p>
+    <w:bookmarkEnd w:id="30"/>
     <w:bookmarkEnd w:id="31"/>
+    <w:bookmarkStart w:id="55" w:name="系统架构设计"/>
+    <w:p>
+      <w:pPr>
+        <w:pStyle w:val="Heading2"/>
+      </w:pPr>
+      <w:r>
+        <w:t xml:space="preserve">3. 系统架构设计</w:t>
+      </w:r>
+    </w:p>
+    <w:bookmarkStart w:id="32" w:name="设计目标与约束"/>
+    <w:p>
+      <w:pPr>
+        <w:pStyle w:val="Heading3"/>
+      </w:pPr>
+      <w:r>
+        <w:t xml:space="preserve">3.1 设计目标与约束</w:t>
+      </w:r>
+    </w:p>
+    <w:p>
+      <w:pPr>
+        <w:pStyle w:val="FirstParagraph"/>
+      </w:pPr>
+      <w:r>
+        <w:t xml:space="preserve">架构设计以「端到端可编排、执行可扩展、运行可观测」为目标：控制平面负责任务意图与状态，数据平面负责吞吐与延迟；执行能力通过插件适配异构库，横切能力保障调度、资源、HA 与监控。约束方面，平台需同时支持单机 PoC 与多节点生产部署，元数据为权威状态源，增量链路必须支持位点衔接与组件级高可用。</w:t>
+      </w:r>
+    </w:p>
     <w:bookmarkEnd w:id="32"/>
-    <w:bookmarkStart w:id="56" w:name="系统架构设计"/>
-    <w:p>
-      <w:pPr>
-        <w:pStyle w:val="Heading2"/>
-      </w:pPr>
-      <w:r>
-        <w:t xml:space="preserve">3. 系统架构设计</w:t>
-      </w:r>
-    </w:p>
-    <w:bookmarkStart w:id="33" w:name="设计目标与约束"/>
-    <w:p>
-      <w:pPr>
-        <w:pStyle w:val="Heading3"/>
-      </w:pPr>
-      <w:r>
-        <w:t xml:space="preserve">3.1 设计目标与约束</w:t>
-      </w:r>
-    </w:p>
-    <w:p>
-      <w:pPr>
-        <w:pStyle w:val="FirstParagraph"/>
-      </w:pPr>
-      <w:r>
-        <w:t xml:space="preserve">架构设计以「端到端可编排、执行可扩展、运行可观测」为目标：控制平面负责任务意图与状态，数据平面负责吞吐与延迟；执行能力通过插件适配异构库，横切能力保障调度、资源、HA 与监控。约束方面，平台需同时支持单机 PoC 与多节点生产部署，元数据为权威状态源，增量链路必须支持位点衔接与组件级高可用。</w:t>
-      </w:r>
-    </w:p>
-    <w:bookmarkEnd w:id="33"/>
-    <w:bookmarkStart w:id="37" w:name="总体逻辑架构"/>
+    <w:bookmarkStart w:id="36" w:name="总体逻辑架构"/>
     <w:p>
       <w:pPr>
         <w:pStyle w:val="Heading3"/>
@@ -2106,20 +2116,20 @@
       <w:r>
         <w:drawing>
           <wp:inline>
-            <wp:extent cx="5334000" cy="3258910"/>
+            <wp:extent cx="5334000" cy="4143099"/>
             <wp:effectExtent b="0" l="0" r="0" t="0"/>
-            <wp:docPr descr="图3-1 系统逻辑架构图" title="" id="35" name="Picture"/>
+            <wp:docPr descr="图3-1 系统逻辑架构图" title="" id="34" name="Picture"/>
             <a:graphic>
               <a:graphicData uri="http://schemas.openxmlformats.org/drawingml/2006/picture">
                 <pic:pic>
                   <pic:nvPicPr>
-                    <pic:cNvPr descr="images/fig3-1-logical-architecture.png" id="36" name="Picture"/>
+                    <pic:cNvPr descr="images/fig3-1-logical-architecture.png" id="35" name="Picture"/>
                     <pic:cNvPicPr>
                       <a:picLocks noChangeArrowheads="1" noChangeAspect="1"/>
                     </pic:cNvPicPr>
                   </pic:nvPicPr>
                   <pic:blipFill>
-                    <a:blip r:embed="rId34"/>
+                    <a:blip r:embed="rId33"/>
                     <a:stretch>
                       <a:fillRect/>
                     </a:stretch>
@@ -2127,7 +2137,7 @@
                   <pic:spPr bwMode="auto">
                     <a:xfrm>
                       <a:off x="0" y="0"/>
-                      <a:ext cx="5334000" cy="3258910"/>
+                      <a:ext cx="5334000" cy="4143099"/>
                     </a:xfrm>
                     <a:prstGeom prst="rect">
                       <a:avLst/>
@@ -2241,8 +2251,8 @@
         <w:t xml:space="preserve">：用户经接入层发起任务 → 编排层完成预检查并推进状态机 → 调度器为执行组件申请资源 → 执行引擎在数据平面读写 → 位点与状态回写元数据 → 监控与 HA 持续守护运行态。控制指令自上而下，状态与指标自下而上，形成闭环。</w:t>
       </w:r>
     </w:p>
-    <w:bookmarkEnd w:id="37"/>
-    <w:bookmarkStart w:id="41" w:name="模块划分"/>
+    <w:bookmarkEnd w:id="36"/>
+    <w:bookmarkStart w:id="40" w:name="模块划分"/>
     <w:p>
       <w:pPr>
         <w:pStyle w:val="Heading3"/>
@@ -2258,20 +2268,20 @@
       <w:r>
         <w:drawing>
           <wp:inline>
-            <wp:extent cx="5334000" cy="6980464"/>
+            <wp:extent cx="5334000" cy="1109965"/>
             <wp:effectExtent b="0" l="0" r="0" t="0"/>
-            <wp:docPr descr="图3-2 模块组成图" title="" id="39" name="Picture"/>
+            <wp:docPr descr="图3-2 模块组成图" title="" id="38" name="Picture"/>
             <a:graphic>
               <a:graphicData uri="http://schemas.openxmlformats.org/drawingml/2006/picture">
                 <pic:pic>
                   <pic:nvPicPr>
-                    <pic:cNvPr descr="images/fig3-2-module-composition.png" id="40" name="Picture"/>
+                    <pic:cNvPr descr="images/fig3-2-module-composition.png" id="39" name="Picture"/>
                     <pic:cNvPicPr>
                       <a:picLocks noChangeArrowheads="1" noChangeAspect="1"/>
                     </pic:cNvPicPr>
                   </pic:nvPicPr>
                   <pic:blipFill>
-                    <a:blip r:embed="rId38"/>
+                    <a:blip r:embed="rId37"/>
                     <a:stretch>
                       <a:fillRect/>
                     </a:stretch>
@@ -2279,7 +2289,7 @@
                   <pic:spPr bwMode="auto">
                     <a:xfrm>
                       <a:off x="0" y="0"/>
-                      <a:ext cx="5334000" cy="6980464"/>
+                      <a:ext cx="5334000" cy="1109965"/>
                     </a:xfrm>
                     <a:prstGeom prst="rect">
                       <a:avLst/>
@@ -2323,7 +2333,7 @@
         <w:pStyle w:val="BodyText"/>
       </w:pPr>
       <w:r>
-        <w:t xml:space="preserve">模块组成采用分层嵌套布局，整体可理解为「外框平台、内框框架、底层核心、侧向外部系统」：</w:t>
+        <w:t xml:space="preserve">模块组成采用分层嵌套布局：</w:t>
       </w:r>
     </w:p>
     <w:p>
@@ -2342,7 +2352,7 @@
         <w:t xml:space="preserve">外层「迁移平台」</w:t>
       </w:r>
       <w:r>
-        <w:t xml:space="preserve">：面向产品与运维的完整系统边界，包含控制台、网关、认证、编排与工作流等接入编排能力，以及调度、资源、HA、监控、Supervisor 等横切能力。</w:t>
+        <w:t xml:space="preserve">：完整系统边界。</w:t>
       </w:r>
     </w:p>
     <w:p>
@@ -2361,7 +2371,7 @@
         <w:t xml:space="preserve">内层「迁移框架」</w:t>
       </w:r>
       <w:r>
-        <w:t xml:space="preserve">：承载执行能力与运行时，组织 DBCat、FullImport、Store、IncrSync、FullVerification，以及 SyncWorker、StreamRuntime 与各类插件。</w:t>
+        <w:t xml:space="preserve">：中部为功能模块（接入与编排、结构与元数据、全量与校验、增量同步）；侧向为横切能力（监控、调度与 HA、Supervisor）；底部为 Migration Core。</w:t>
       </w:r>
     </w:p>
     <w:p>
@@ -2377,10 +2387,10 @@
           <w:bCs/>
           <w:b/>
         </w:rPr>
-        <w:t xml:space="preserve">底层 Migration Core</w:t>
-      </w:r>
-      <w:r>
-        <w:t xml:space="preserve">：提供统一 Record 模型、Channel 传输、插件容器、配置中心与通信统计，是全量管道与增量流式处理的公共底座。</w:t>
+        <w:t xml:space="preserve">Migration Core</w:t>
+      </w:r>
+      <w:r>
+        <w:t xml:space="preserve">：Record 模型、Channel、插件容器、配置中心、通信统计。</w:t>
       </w:r>
     </w:p>
     <w:p>
@@ -2396,29 +2406,10 @@
           <w:bCs/>
           <w:b/>
         </w:rPr>
-        <w:t xml:space="preserve">横切能力</w:t>
-      </w:r>
-      <w:r>
-        <w:t xml:space="preserve">：贯穿各层，不归属单一业务阶段，但为任务稳定运行提供调度、资源、高可用与可观测支撑。</w:t>
-      </w:r>
-    </w:p>
-    <w:p>
-      <w:pPr>
-        <w:numPr>
-          <w:ilvl w:val="0"/>
-          <w:numId w:val="1006"/>
-        </w:numPr>
-        <w:pStyle w:val="Compact"/>
-      </w:pPr>
-      <w:r>
-        <w:rPr>
-          <w:bCs/>
-          <w:b/>
-        </w:rPr>
-        <w:t xml:space="preserve">侧向外部系统</w:t>
-      </w:r>
-      <w:r>
-        <w:t xml:space="preserve">：源库、目标库、元库与对象/日志存储位于平台边界之外，由数据源注册中心与执行组件受控访问。</w:t>
+        <w:t xml:space="preserve">外部系统</w:t>
+      </w:r>
+      <w:r>
+        <w:t xml:space="preserve">：源库、目标库、元库、消息与对象存储，由平台受控访问。</w:t>
       </w:r>
     </w:p>
     <w:p>
@@ -2426,11 +2417,11 @@
         <w:pStyle w:val="FirstParagraph"/>
       </w:pPr>
       <w:r>
-        <w:t xml:space="preserve">功能块之间的主链路为：控制台 → API 网关 → 任务编排 / 工作流 → 执行组件 → SyncWorker / StreamRuntime → 插件 → 源/目标库；元数据与监控贯穿全程。</w:t>
-      </w:r>
-    </w:p>
-    <w:bookmarkEnd w:id="41"/>
-    <w:bookmarkStart w:id="45" w:name="控制平面与数据平面"/>
+        <w:t xml:space="preserve">主链路：控制台 → API → 任务编排 / 工作流 → 执行模块 → 源/目标库；元数据与监控贯穿全程。</w:t>
+      </w:r>
+    </w:p>
+    <w:bookmarkEnd w:id="40"/>
+    <w:bookmarkStart w:id="44" w:name="控制平面与数据平面"/>
     <w:p>
       <w:pPr>
         <w:pStyle w:val="Heading3"/>
@@ -2448,18 +2439,18 @@
           <wp:inline>
             <wp:extent cx="5334000" cy="1986642"/>
             <wp:effectExtent b="0" l="0" r="0" t="0"/>
-            <wp:docPr descr="图3-3 控制平面与数据平面分离图" title="" id="43" name="Picture"/>
+            <wp:docPr descr="图3-3 控制平面与数据平面分离图" title="" id="42" name="Picture"/>
             <a:graphic>
               <a:graphicData uri="http://schemas.openxmlformats.org/drawingml/2006/picture">
                 <pic:pic>
                   <pic:nvPicPr>
-                    <pic:cNvPr descr="images/fig3-3-control-data-plane.png" id="44" name="Picture"/>
+                    <pic:cNvPr descr="images/fig3-3-control-data-plane.png" id="43" name="Picture"/>
                     <pic:cNvPicPr>
                       <a:picLocks noChangeArrowheads="1" noChangeAspect="1"/>
                     </pic:cNvPicPr>
                   </pic:nvPicPr>
                   <pic:blipFill>
-                    <a:blip r:embed="rId42"/>
+                    <a:blip r:embed="rId41"/>
                     <a:stretch>
                       <a:fillRect/>
                     </a:stretch>
@@ -2551,8 +2542,8 @@
         <w:t xml:space="preserve">：控制平面通过调度器下发作业规格与启停指令；数据平面通过回调与位点上报回写元数据；Supervisor / HA 在数据平面异常时由控制平面决策重建。两者解耦后，编排升级不影响在途数据作业，Worker 扩容也不必改动控制服务拓扑。</w:t>
       </w:r>
     </w:p>
-    <w:bookmarkEnd w:id="45"/>
-    <w:bookmarkStart w:id="54" w:name="部署视图"/>
+    <w:bookmarkEnd w:id="44"/>
+    <w:bookmarkStart w:id="53" w:name="部署视图"/>
     <w:p>
       <w:pPr>
         <w:pStyle w:val="Heading3"/>
@@ -2561,7 +2552,7 @@
         <w:t xml:space="preserve">3.5 部署视图</w:t>
       </w:r>
     </w:p>
-    <w:bookmarkStart w:id="49" w:name="单机部署"/>
+    <w:bookmarkStart w:id="48" w:name="单机部署"/>
     <w:p>
       <w:pPr>
         <w:pStyle w:val="Heading4"/>
@@ -2579,18 +2570,18 @@
           <wp:inline>
             <wp:extent cx="5334000" cy="4539915"/>
             <wp:effectExtent b="0" l="0" r="0" t="0"/>
-            <wp:docPr descr="图3-4 单机部署架构图" title="" id="47" name="Picture"/>
+            <wp:docPr descr="图3-4 单机部署架构图" title="" id="46" name="Picture"/>
             <a:graphic>
               <a:graphicData uri="http://schemas.openxmlformats.org/drawingml/2006/picture">
                 <pic:pic>
                   <pic:nvPicPr>
-                    <pic:cNvPr descr="images/fig3-4-single-node-deploy.png" id="48" name="Picture"/>
+                    <pic:cNvPr descr="images/fig3-4-single-node-deploy.png" id="47" name="Picture"/>
                     <pic:cNvPicPr>
                       <a:picLocks noChangeArrowheads="1" noChangeAspect="1"/>
                     </pic:cNvPicPr>
                   </pic:nvPicPr>
                   <pic:blipFill>
-                    <a:blip r:embed="rId46"/>
+                    <a:blip r:embed="rId45"/>
                     <a:stretch>
                       <a:fillRect/>
                     </a:stretch>
@@ -2645,8 +2636,8 @@
         <w:t xml:space="preserve">单机（All-in-One）模式将控制台、API、编排服务、元数据库、SyncWorker 与 StreamRuntime 部署于同一节点，适用于开发调试与 PoC 验证。该模式下 HA 可关闭，重点验证流程正确性与插件连通性。</w:t>
       </w:r>
     </w:p>
-    <w:bookmarkEnd w:id="49"/>
-    <w:bookmarkStart w:id="53" w:name="多节点部署"/>
+    <w:bookmarkEnd w:id="48"/>
+    <w:bookmarkStart w:id="52" w:name="多节点部署"/>
     <w:p>
       <w:pPr>
         <w:pStyle w:val="Heading4"/>
@@ -2664,18 +2655,18 @@
           <wp:inline>
             <wp:extent cx="5334000" cy="2474976"/>
             <wp:effectExtent b="0" l="0" r="0" t="0"/>
-            <wp:docPr descr="图3-5 多节点 HA 部署架构图" title="" id="51" name="Picture"/>
+            <wp:docPr descr="图3-5 多节点 HA 部署架构图" title="" id="50" name="Picture"/>
             <a:graphic>
               <a:graphicData uri="http://schemas.openxmlformats.org/drawingml/2006/picture">
                 <pic:pic>
                   <pic:nvPicPr>
-                    <pic:cNvPr descr="images/fig3-5-multi-node-ha.png" id="52" name="Picture"/>
+                    <pic:cNvPr descr="images/fig3-5-multi-node-ha.png" id="51" name="Picture"/>
                     <pic:cNvPicPr>
                       <a:picLocks noChangeArrowheads="1" noChangeAspect="1"/>
                     </pic:cNvPicPr>
                   </pic:nvPicPr>
                   <pic:blipFill>
-                    <a:blip r:embed="rId50"/>
+                    <a:blip r:embed="rId49"/>
                     <a:stretch>
                       <a:fillRect/>
                     </a:stretch>
@@ -2738,9 +2729,9 @@
         <w:t xml:space="preserve">多地域场景（演进项）可将 Store 部署在源端地域、IncrSync 部署在目标端地域，由统一元数据与集群管理跨地域协调。</w:t>
       </w:r>
     </w:p>
+    <w:bookmarkEnd w:id="52"/>
     <w:bookmarkEnd w:id="53"/>
-    <w:bookmarkEnd w:id="54"/>
-    <w:bookmarkStart w:id="55" w:name="技术选型"/>
+    <w:bookmarkStart w:id="54" w:name="技术选型"/>
     <w:p>
       <w:pPr>
         <w:pStyle w:val="Heading3"/>
@@ -3152,9 +3143,9 @@
         </w:pict>
       </w:r>
     </w:p>
+    <w:bookmarkEnd w:id="54"/>
     <w:bookmarkEnd w:id="55"/>
-    <w:bookmarkEnd w:id="56"/>
-    <w:bookmarkStart w:id="83" w:name="模块设计"/>
+    <w:bookmarkStart w:id="82" w:name="模块设计"/>
     <w:p>
       <w:pPr>
         <w:pStyle w:val="Heading2"/>
@@ -3187,7 +3178,7 @@
         <w:t xml:space="preserve">分区介绍。各模块仅描述职责、能力要点与对外接口。</w:t>
       </w:r>
     </w:p>
-    <w:bookmarkStart w:id="57" w:name="migration-core核心层"/>
+    <w:bookmarkStart w:id="56" w:name="migration-core核心层"/>
     <w:p>
       <w:pPr>
         <w:pStyle w:val="Heading3"/>
@@ -3321,8 +3312,8 @@
         </w:pict>
       </w:r>
     </w:p>
-    <w:bookmarkEnd w:id="57"/>
-    <w:bookmarkStart w:id="65" w:name="接入与编排"/>
+    <w:bookmarkEnd w:id="56"/>
+    <w:bookmarkStart w:id="64" w:name="接入与编排"/>
     <w:p>
       <w:pPr>
         <w:pStyle w:val="Heading3"/>
@@ -3331,7 +3322,7 @@
         <w:t xml:space="preserve">4.1 接入与编排</w:t>
       </w:r>
     </w:p>
-    <w:bookmarkStart w:id="58" w:name="控制台-ui"/>
+    <w:bookmarkStart w:id="57" w:name="控制台-ui"/>
     <w:p>
       <w:pPr>
         <w:pStyle w:val="Heading4"/>
@@ -3480,8 +3471,8 @@
         <w:t xml:space="preserve">依赖：API 网关</w:t>
       </w:r>
     </w:p>
-    <w:bookmarkEnd w:id="58"/>
-    <w:bookmarkStart w:id="59" w:name="api-网关"/>
+    <w:bookmarkEnd w:id="57"/>
+    <w:bookmarkStart w:id="58" w:name="api-网关"/>
     <w:p>
       <w:pPr>
         <w:pStyle w:val="Heading4"/>
@@ -3642,8 +3633,8 @@
         <w:t xml:space="preserve">依赖：认证鉴权、任务编排、元数据服务</w:t>
       </w:r>
     </w:p>
-    <w:bookmarkEnd w:id="59"/>
-    <w:bookmarkStart w:id="60" w:name="认证鉴权"/>
+    <w:bookmarkEnd w:id="58"/>
+    <w:bookmarkStart w:id="59" w:name="认证鉴权"/>
     <w:p>
       <w:pPr>
         <w:pStyle w:val="Heading4"/>
@@ -3792,8 +3783,8 @@
         <w:t xml:space="preserve">依赖：元数据库、密钥管理（KMS）</w:t>
       </w:r>
     </w:p>
-    <w:bookmarkEnd w:id="60"/>
-    <w:bookmarkStart w:id="61" w:name="任务编排服务"/>
+    <w:bookmarkEnd w:id="59"/>
+    <w:bookmarkStart w:id="60" w:name="任务编排服务"/>
     <w:p>
       <w:pPr>
         <w:pStyle w:val="Heading4"/>
@@ -3942,8 +3933,8 @@
         <w:t xml:space="preserve">依赖：工作流、元数据、数据源注册中心、调度器</w:t>
       </w:r>
     </w:p>
-    <w:bookmarkEnd w:id="61"/>
-    <w:bookmarkStart w:id="62" w:name="工作流服务"/>
+    <w:bookmarkEnd w:id="60"/>
+    <w:bookmarkStart w:id="61" w:name="工作流服务"/>
     <w:p>
       <w:pPr>
         <w:pStyle w:val="Heading4"/>
@@ -4092,8 +4083,8 @@
         <w:t xml:space="preserve">依赖：各执行组件、调度器、元数据服务</w:t>
       </w:r>
     </w:p>
-    <w:bookmarkEnd w:id="62"/>
-    <w:bookmarkStart w:id="63" w:name="元数据服务"/>
+    <w:bookmarkEnd w:id="61"/>
+    <w:bookmarkStart w:id="62" w:name="元数据服务"/>
     <w:p>
       <w:pPr>
         <w:pStyle w:val="Heading4"/>
@@ -4254,8 +4245,8 @@
         <w:t xml:space="preserve">依赖：元数据库（MySQL / PostgreSQL）</w:t>
       </w:r>
     </w:p>
-    <w:bookmarkEnd w:id="63"/>
-    <w:bookmarkStart w:id="64" w:name="数据源注册中心"/>
+    <w:bookmarkEnd w:id="62"/>
+    <w:bookmarkStart w:id="63" w:name="数据源注册中心"/>
     <w:p>
       <w:pPr>
         <w:pStyle w:val="Heading4"/>
@@ -4411,9 +4402,9 @@
         </w:pict>
       </w:r>
     </w:p>
+    <w:bookmarkEnd w:id="63"/>
     <w:bookmarkEnd w:id="64"/>
-    <w:bookmarkEnd w:id="65"/>
-    <w:bookmarkStart w:id="71" w:name="执行能力"/>
+    <w:bookmarkStart w:id="70" w:name="执行能力"/>
     <w:p>
       <w:pPr>
         <w:pStyle w:val="Heading3"/>
@@ -4422,7 +4413,7 @@
         <w:t xml:space="preserve">4.2 执行能力</w:t>
       </w:r>
     </w:p>
-    <w:bookmarkStart w:id="66" w:name="dbcat"/>
+    <w:bookmarkStart w:id="65" w:name="dbcat"/>
     <w:p>
       <w:pPr>
         <w:pStyle w:val="Heading4"/>
@@ -4571,8 +4562,8 @@
         <w:t xml:space="preserve">依赖：工作流、数据源注册中心、元数据服务、TypeMapper 插件</w:t>
       </w:r>
     </w:p>
-    <w:bookmarkEnd w:id="66"/>
-    <w:bookmarkStart w:id="67" w:name="fullimport"/>
+    <w:bookmarkEnd w:id="65"/>
+    <w:bookmarkStart w:id="66" w:name="fullimport"/>
     <w:p>
       <w:pPr>
         <w:pStyle w:val="Heading4"/>
@@ -4745,8 +4736,8 @@
         <w:t xml:space="preserve">依赖：工作流、调度器、SyncWorker、Reader/Writer 插件、元数据与数据源服务</w:t>
       </w:r>
     </w:p>
-    <w:bookmarkEnd w:id="67"/>
-    <w:bookmarkStart w:id="68" w:name="store"/>
+    <w:bookmarkEnd w:id="66"/>
+    <w:bookmarkStart w:id="67" w:name="store"/>
     <w:p>
       <w:pPr>
         <w:pStyle w:val="Heading4"/>
@@ -4919,8 +4910,8 @@
         <w:t xml:space="preserve">依赖：工作流、元数据、数据源注册中心、LogAdapter；协作 Supervisor / HA</w:t>
       </w:r>
     </w:p>
-    <w:bookmarkEnd w:id="68"/>
-    <w:bookmarkStart w:id="69" w:name="incrsync"/>
+    <w:bookmarkEnd w:id="67"/>
+    <w:bookmarkStart w:id="68" w:name="incrsync"/>
     <w:p>
       <w:pPr>
         <w:pStyle w:val="Heading4"/>
@@ -5069,8 +5060,8 @@
         <w:t xml:space="preserve">依赖：Store、StreamRuntime、元数据；协作 Supervisor / HA</w:t>
       </w:r>
     </w:p>
-    <w:bookmarkEnd w:id="69"/>
-    <w:bookmarkStart w:id="70" w:name="fullverification"/>
+    <w:bookmarkEnd w:id="68"/>
+    <w:bookmarkStart w:id="69" w:name="fullverification"/>
     <w:p>
       <w:pPr>
         <w:pStyle w:val="Heading4"/>
@@ -5226,9 +5217,9 @@
         </w:pict>
       </w:r>
     </w:p>
+    <w:bookmarkEnd w:id="69"/>
     <w:bookmarkEnd w:id="70"/>
-    <w:bookmarkEnd w:id="71"/>
-    <w:bookmarkStart w:id="77" w:name="横切能力"/>
+    <w:bookmarkStart w:id="76" w:name="横切能力"/>
     <w:p>
       <w:pPr>
         <w:pStyle w:val="Heading3"/>
@@ -5237,7 +5228,7 @@
         <w:t xml:space="preserve">4.3 横切能力</w:t>
       </w:r>
     </w:p>
-    <w:bookmarkStart w:id="72" w:name="调度器"/>
+    <w:bookmarkStart w:id="71" w:name="调度器"/>
     <w:p>
       <w:pPr>
         <w:pStyle w:val="Heading4"/>
@@ -5386,8 +5377,8 @@
         <w:t xml:space="preserve">依赖：资源池、SyncWorker、StreamRuntime、元数据服务</w:t>
       </w:r>
     </w:p>
-    <w:bookmarkEnd w:id="72"/>
-    <w:bookmarkStart w:id="73" w:name="资源池"/>
+    <w:bookmarkEnd w:id="71"/>
+    <w:bookmarkStart w:id="72" w:name="资源池"/>
     <w:p>
       <w:pPr>
         <w:pStyle w:val="Heading4"/>
@@ -5536,8 +5527,8 @@
         <w:t xml:space="preserve">依赖：元数据服务、监控告警；被调度器消费</w:t>
       </w:r>
     </w:p>
-    <w:bookmarkEnd w:id="73"/>
-    <w:bookmarkStart w:id="74" w:name="ha-组件"/>
+    <w:bookmarkEnd w:id="72"/>
+    <w:bookmarkStart w:id="73" w:name="ha-组件"/>
     <w:p>
       <w:pPr>
         <w:pStyle w:val="Heading4"/>
@@ -5686,8 +5677,8 @@
         <w:t xml:space="preserve">依赖：元数据、协调服务（etcd/ZK）、调度器</w:t>
       </w:r>
     </w:p>
-    <w:bookmarkEnd w:id="74"/>
-    <w:bookmarkStart w:id="75" w:name="监控告警"/>
+    <w:bookmarkEnd w:id="73"/>
+    <w:bookmarkStart w:id="74" w:name="监控告警"/>
     <w:p>
       <w:pPr>
         <w:pStyle w:val="Heading4"/>
@@ -5836,8 +5827,8 @@
         <w:t xml:space="preserve">依赖：时序库、AlertManager、控制台；协作编排服务</w:t>
       </w:r>
     </w:p>
-    <w:bookmarkEnd w:id="75"/>
-    <w:bookmarkStart w:id="76" w:name="supervisor"/>
+    <w:bookmarkEnd w:id="74"/>
+    <w:bookmarkStart w:id="75" w:name="supervisor"/>
     <w:p>
       <w:pPr>
         <w:pStyle w:val="Heading4"/>
@@ -5993,9 +5984,9 @@
         </w:pict>
       </w:r>
     </w:p>
+    <w:bookmarkEnd w:id="75"/>
     <w:bookmarkEnd w:id="76"/>
-    <w:bookmarkEnd w:id="77"/>
-    <w:bookmarkStart w:id="82" w:name="运行时与插件"/>
+    <w:bookmarkStart w:id="81" w:name="运行时与插件"/>
     <w:p>
       <w:pPr>
         <w:pStyle w:val="Heading3"/>
@@ -6004,7 +5995,7 @@
         <w:t xml:space="preserve">4.4 运行时与插件</w:t>
       </w:r>
     </w:p>
-    <w:bookmarkStart w:id="78" w:name="syncworker"/>
+    <w:bookmarkStart w:id="77" w:name="syncworker"/>
     <w:p>
       <w:pPr>
         <w:pStyle w:val="Heading4"/>
@@ -6153,8 +6144,8 @@
         <w:t xml:space="preserve">依赖：调度器、FullImport、Reader/Writer 插件、资源池</w:t>
       </w:r>
     </w:p>
-    <w:bookmarkEnd w:id="78"/>
-    <w:bookmarkStart w:id="79" w:name="streamruntime"/>
+    <w:bookmarkEnd w:id="77"/>
+    <w:bookmarkStart w:id="78" w:name="streamruntime"/>
     <w:p>
       <w:pPr>
         <w:pStyle w:val="Heading4"/>
@@ -6303,8 +6294,8 @@
         <w:t xml:space="preserve">依赖：调度器、IncrSync、资源池、元数据服务</w:t>
       </w:r>
     </w:p>
-    <w:bookmarkEnd w:id="79"/>
-    <w:bookmarkStart w:id="80" w:name="readerwriter-插件"/>
+    <w:bookmarkEnd w:id="78"/>
+    <w:bookmarkStart w:id="79" w:name="readerwriter-插件"/>
     <w:p>
       <w:pPr>
         <w:pStyle w:val="Heading4"/>
@@ -6462,8 +6453,8 @@
         <w:t xml:space="preserve">依赖：FullImport、SyncWorker、数据源注册中心、插件注册中心</w:t>
       </w:r>
     </w:p>
-    <w:bookmarkEnd w:id="80"/>
-    <w:bookmarkStart w:id="81" w:name="logadapter-插件"/>
+    <w:bookmarkEnd w:id="79"/>
+    <w:bookmarkStart w:id="80" w:name="logadapter-插件"/>
     <w:p>
       <w:pPr>
         <w:pStyle w:val="Heading4"/>
@@ -6619,10 +6610,10 @@
         </w:pict>
       </w:r>
     </w:p>
+    <w:bookmarkEnd w:id="80"/>
     <w:bookmarkEnd w:id="81"/>
     <w:bookmarkEnd w:id="82"/>
-    <w:bookmarkEnd w:id="83"/>
-    <w:bookmarkStart w:id="107" w:name="流程设计"/>
+    <w:bookmarkStart w:id="106" w:name="流程设计"/>
     <w:p>
       <w:pPr>
         <w:pStyle w:val="Heading2"/>
@@ -6631,7 +6622,7 @@
         <w:t xml:space="preserve">5. 流程设计</w:t>
       </w:r>
     </w:p>
-    <w:bookmarkStart w:id="87" w:name="迁移业务流程概述"/>
+    <w:bookmarkStart w:id="86" w:name="迁移业务流程概述"/>
     <w:p>
       <w:pPr>
         <w:pStyle w:val="Heading3"/>
@@ -6647,20 +6638,20 @@
       <w:r>
         <w:drawing>
           <wp:inline>
-            <wp:extent cx="5334000" cy="285750"/>
+            <wp:extent cx="5334000" cy="12375767"/>
             <wp:effectExtent b="0" l="0" r="0" t="0"/>
-            <wp:docPr descr="图5-1 标准迁移流程图" title="" id="85" name="Picture"/>
+            <wp:docPr descr="图5-1 标准迁移流程图" title="" id="84" name="Picture"/>
             <a:graphic>
               <a:graphicData uri="http://schemas.openxmlformats.org/drawingml/2006/picture">
                 <pic:pic>
                   <pic:nvPicPr>
-                    <pic:cNvPr descr="images/fig5-1-migration-flow.png" id="86" name="Picture"/>
+                    <pic:cNvPr descr="images/fig5-1-migration-flow.png" id="85" name="Picture"/>
                     <pic:cNvPicPr>
                       <a:picLocks noChangeArrowheads="1" noChangeAspect="1"/>
                     </pic:cNvPicPr>
                   </pic:nvPicPr>
                   <pic:blipFill>
-                    <a:blip r:embed="rId84"/>
+                    <a:blip r:embed="rId83"/>
                     <a:stretch>
                       <a:fillRect/>
                     </a:stretch>
@@ -6668,7 +6659,7 @@
                   <pic:spPr bwMode="auto">
                     <a:xfrm>
                       <a:off x="0" y="0"/>
-                      <a:ext cx="5334000" cy="285750"/>
+                      <a:ext cx="5334000" cy="12375767"/>
                     </a:xfrm>
                     <a:prstGeom prst="rect">
                       <a:avLst/>
@@ -6712,45 +6703,35 @@
         <w:pStyle w:val="BodyText"/>
       </w:pPr>
       <w:r>
-        <w:t xml:space="preserve">标准在线迁移按阶段推进，各阶段一句话说明如下：</w:t>
-      </w:r>
-    </w:p>
-    <w:p>
-      <w:pPr>
-        <w:numPr>
-          <w:ilvl w:val="0"/>
-          <w:numId w:val="1050"/>
-        </w:numPr>
-        <w:pStyle w:val="Compact"/>
-      </w:pPr>
+        <w:t xml:space="preserve">流程按</w:t>
+      </w:r>
+      <w:r>
+        <w:t xml:space="preserve"> </w:t>
+      </w:r>
       <w:r>
         <w:rPr>
           <w:bCs/>
           <w:b/>
         </w:rPr>
-        <w:t xml:space="preserve">创建任务</w:t>
-      </w:r>
-      <w:r>
-        <w:t xml:space="preserve">：注册源/目标数据源，选择迁移对象与策略，生成 MigrationTask。</w:t>
-      </w:r>
-    </w:p>
-    <w:p>
-      <w:pPr>
-        <w:numPr>
-          <w:ilvl w:val="0"/>
-          <w:numId w:val="1050"/>
-        </w:numPr>
-        <w:pStyle w:val="Compact"/>
+        <w:t xml:space="preserve">准备 → 执行 → 收尾</w:t>
+      </w:r>
+      <w:r>
+        <w:t xml:space="preserve"> </w:t>
+      </w:r>
+      <w:r>
+        <w:t xml:space="preserve">三段推进，各阶段说明如下：</w:t>
+      </w:r>
+    </w:p>
+    <w:p>
+      <w:pPr>
+        <w:pStyle w:val="BodyText"/>
       </w:pPr>
       <w:r>
         <w:rPr>
           <w:bCs/>
           <w:b/>
         </w:rPr>
-        <w:t xml:space="preserve">预检查</w:t>
-      </w:r>
-      <w:r>
-        <w:t xml:space="preserve">：验证网络连通、账号权限、版本兼容与对象可迁移性。</w:t>
+        <w:t xml:space="preserve">准备阶段</w:t>
       </w:r>
     </w:p>
     <w:p>
@@ -6766,10 +6747,10 @@
           <w:bCs/>
           <w:b/>
         </w:rPr>
-        <w:t xml:space="preserve">结构迁移</w:t>
-      </w:r>
-      <w:r>
-        <w:t xml:space="preserve">：DBCat 完成 Schema 转换并在目标端落地对象。</w:t>
+        <w:t xml:space="preserve">创建任务</w:t>
+      </w:r>
+      <w:r>
+        <w:t xml:space="preserve">：注册源/目标数据源，选择迁移对象与策略，生成 MigrationTask。</w:t>
       </w:r>
     </w:p>
     <w:p>
@@ -6785,36 +6766,29 @@
           <w:bCs/>
           <w:b/>
         </w:rPr>
-        <w:t xml:space="preserve">全量迁移</w:t>
-      </w:r>
-      <w:r>
-        <w:t xml:space="preserve">：FullImport 搬运存量数据，同时记录增量起始位点。</w:t>
-      </w:r>
-    </w:p>
-    <w:p>
-      <w:pPr>
-        <w:numPr>
-          <w:ilvl w:val="0"/>
-          <w:numId w:val="1050"/>
-        </w:numPr>
-        <w:pStyle w:val="Compact"/>
+        <w:t xml:space="preserve">预检查</w:t>
+      </w:r>
+      <w:r>
+        <w:t xml:space="preserve">：验证网络连通、账号权限、版本兼容与对象可迁移性；失败则终止或返回修改。</w:t>
+      </w:r>
+    </w:p>
+    <w:p>
+      <w:pPr>
+        <w:pStyle w:val="FirstParagraph"/>
       </w:pPr>
       <w:r>
         <w:rPr>
           <w:bCs/>
           <w:b/>
         </w:rPr>
-        <w:t xml:space="preserve">增量同步</w:t>
-      </w:r>
-      <w:r>
-        <w:t xml:space="preserve">：Store 自位点拉取变更，IncrSync 持续追平目标端。</w:t>
-      </w:r>
-    </w:p>
-    <w:p>
-      <w:pPr>
-        <w:numPr>
-          <w:ilvl w:val="0"/>
-          <w:numId w:val="1050"/>
+        <w:t xml:space="preserve">执行阶段</w:t>
+      </w:r>
+    </w:p>
+    <w:p>
+      <w:pPr>
+        <w:numPr>
+          <w:ilvl w:val="0"/>
+          <w:numId w:val="1051"/>
         </w:numPr>
         <w:pStyle w:val="Compact"/>
       </w:pPr>
@@ -6823,17 +6797,17 @@
           <w:bCs/>
           <w:b/>
         </w:rPr>
-        <w:t xml:space="preserve">数据校验</w:t>
-      </w:r>
-      <w:r>
-        <w:t xml:space="preserve">：延迟达标后 FullVerification 对比源/目标并处理差异。</w:t>
-      </w:r>
-    </w:p>
-    <w:p>
-      <w:pPr>
-        <w:numPr>
-          <w:ilvl w:val="0"/>
-          <w:numId w:val="1050"/>
+        <w:t xml:space="preserve">结构迁移（DBCat）</w:t>
+      </w:r>
+      <w:r>
+        <w:t xml:space="preserve">：完成 Schema 转换并在目标端落地对象，写入映射版本。</w:t>
+      </w:r>
+    </w:p>
+    <w:p>
+      <w:pPr>
+        <w:numPr>
+          <w:ilvl w:val="0"/>
+          <w:numId w:val="1051"/>
         </w:numPr>
         <w:pStyle w:val="Compact"/>
       </w:pPr>
@@ -6842,164 +6816,252 @@
           <w:bCs/>
           <w:b/>
         </w:rPr>
-        <w:t xml:space="preserve">业务切换</w:t>
-      </w:r>
-      <w:r>
-        <w:t xml:space="preserve">：校验通过后切换连接，压缩停机窗口并归档任务。</w:t>
-      </w:r>
-    </w:p>
-    <w:bookmarkEnd w:id="87"/>
-    <w:bookmarkStart w:id="88" w:name="流程设计说明"/>
-    <w:p>
-      <w:pPr>
-        <w:pStyle w:val="Heading3"/>
-      </w:pPr>
-      <w:r>
-        <w:t xml:space="preserve">5.2 流程设计说明</w:t>
-      </w:r>
-    </w:p>
-    <w:p>
-      <w:pPr>
-        <w:pStyle w:val="FirstParagraph"/>
-      </w:pPr>
-      <w:r>
-        <w:t xml:space="preserve">迁移阶段顺序由数据依赖、一致性约束与停机最小化共同决定，不可随意调换。</w:t>
-      </w:r>
-    </w:p>
-    <w:p>
-      <w:pPr>
-        <w:pStyle w:val="BodyText"/>
+        <w:t xml:space="preserve">全量迁移（FullImport）</w:t>
+      </w:r>
+      <w:r>
+        <w:t xml:space="preserve">：搬运存量数据，启动时记录增量起始位点。</w:t>
+      </w:r>
+    </w:p>
+    <w:p>
+      <w:pPr>
+        <w:numPr>
+          <w:ilvl w:val="0"/>
+          <w:numId w:val="1051"/>
+        </w:numPr>
+        <w:pStyle w:val="Compact"/>
       </w:pPr>
       <w:r>
         <w:rPr>
           <w:bCs/>
           <w:b/>
         </w:rPr>
-        <w:t xml:space="preserve">结构迁移必须先行。</w:t>
-      </w:r>
-      <w:r>
-        <w:t xml:space="preserve"> </w:t>
-      </w:r>
-      <w:r>
-        <w:t xml:space="preserve">目标端需要先具备与源端语义对齐的表、索引与约束，全量 Writer 与增量应用才有承载对象。若跳过结构直接写数，将出现建表失败、类型不兼容或约束冲突。结构阶段还将映射结果版本化写入元数据，供后续阶段按统一对象名与类型语义执行。</w:t>
-      </w:r>
-    </w:p>
-    <w:p>
-      <w:pPr>
-        <w:pStyle w:val="BodyText"/>
+        <w:t xml:space="preserve">增量同步（Store + IncrSync）</w:t>
+      </w:r>
+      <w:r>
+        <w:t xml:space="preserve">：自位点拉取变更并持续追平目标端。</w:t>
+      </w:r>
+    </w:p>
+    <w:p>
+      <w:pPr>
+        <w:pStyle w:val="FirstParagraph"/>
       </w:pPr>
       <w:r>
         <w:rPr>
           <w:bCs/>
           <w:b/>
         </w:rPr>
-        <w:t xml:space="preserve">全量迁移建立存量基线。</w:t>
-      </w:r>
-      <w:r>
-        <w:t xml:space="preserve"> </w:t>
-      </w:r>
-      <w:r>
-        <w:t xml:space="preserve">在增量启动前，必须将历史数据搬至目标端。若仅做增量不同步全量，目标端缺少基线，无法还原完整数据集。全量启动瞬间记录源端日志位点</w:t>
-      </w:r>
-      <w:r>
-        <w:t xml:space="preserve"> </w:t>
-      </w:r>
-      <w:r>
-        <w:rPr>
-          <w:rStyle w:val="VerbatimChar"/>
-        </w:rPr>
-        <w:t xml:space="preserve">startPosition</w:t>
-      </w:r>
-      <w:r>
-        <w:t xml:space="preserve">，为后续增量覆盖「全量期间并发写入」提供锚点。</w:t>
-      </w:r>
-    </w:p>
-    <w:p>
-      <w:pPr>
-        <w:pStyle w:val="BodyText"/>
+        <w:t xml:space="preserve">收尾阶段</w:t>
+      </w:r>
+    </w:p>
+    <w:p>
+      <w:pPr>
+        <w:numPr>
+          <w:ilvl w:val="0"/>
+          <w:numId w:val="1052"/>
+        </w:numPr>
+        <w:pStyle w:val="Compact"/>
       </w:pPr>
       <w:r>
         <w:rPr>
           <w:bCs/>
           <w:b/>
         </w:rPr>
-        <w:t xml:space="preserve">增量同步补齐运行期变更。</w:t>
-      </w:r>
-      <w:r>
-        <w:t xml:space="preserve"> </w:t>
-      </w:r>
-      <w:r>
-        <w:t xml:space="preserve">全量执行期间源端业务持续写入，全量结束至切换前的变更必须由增量链路追平。Store 从</w:t>
-      </w:r>
-      <w:r>
-        <w:t xml:space="preserve"> </w:t>
-      </w:r>
-      <w:r>
-        <w:rPr>
-          <w:rStyle w:val="VerbatimChar"/>
-        </w:rPr>
-        <w:t xml:space="preserve">startPosition</w:t>
-      </w:r>
-      <w:r>
-        <w:t xml:space="preserve"> </w:t>
-      </w:r>
-      <w:r>
-        <w:t xml:space="preserve">拉取，IncrSync 幂等应用至目标端；Checkpoint 保障故障后可续传。增量将停机需求从「全量窗口」推迟到「切换瞬间」。</w:t>
-      </w:r>
-    </w:p>
-    <w:p>
-      <w:pPr>
-        <w:pStyle w:val="BodyText"/>
+        <w:t xml:space="preserve">数据校验（FullVerification）</w:t>
+      </w:r>
+      <w:r>
+        <w:t xml:space="preserve">：延迟达标后对比源/目标；有差异则订正后复检。</w:t>
+      </w:r>
+    </w:p>
+    <w:p>
+      <w:pPr>
+        <w:numPr>
+          <w:ilvl w:val="0"/>
+          <w:numId w:val="1052"/>
+        </w:numPr>
+        <w:pStyle w:val="Compact"/>
       </w:pPr>
       <w:r>
         <w:rPr>
           <w:bCs/>
           <w:b/>
         </w:rPr>
-        <w:t xml:space="preserve">数据校验独立验真。</w:t>
-      </w:r>
-      <w:r>
-        <w:t xml:space="preserve"> </w:t>
-      </w:r>
-      <w:r>
-        <w:t xml:space="preserve">结构、全量、增量完成后，需在切换前用 FullVerification 验证一致性。校验启动前要求增量延迟低于阈值，避免追平过程中的假差异。发现差异进入订正与复检回路，未通过则阻塞切换。</w:t>
-      </w:r>
-    </w:p>
-    <w:p>
-      <w:pPr>
-        <w:pStyle w:val="BodyText"/>
+        <w:t xml:space="preserve">业务切换</w:t>
+      </w:r>
+      <w:r>
+        <w:t xml:space="preserve">：校验通过后切换连接，压缩停机窗口。</w:t>
+      </w:r>
+    </w:p>
+    <w:p>
+      <w:pPr>
+        <w:numPr>
+          <w:ilvl w:val="0"/>
+          <w:numId w:val="1052"/>
+        </w:numPr>
+        <w:pStyle w:val="Compact"/>
       </w:pPr>
       <w:r>
         <w:rPr>
           <w:bCs/>
           <w:b/>
         </w:rPr>
-        <w:t xml:space="preserve">业务切换是最后一步。</w:t>
-      </w:r>
-      <w:r>
-        <w:t xml:space="preserve"> </w:t>
-      </w:r>
-      <w:r>
-        <w:t xml:space="preserve">仅当校验通过（差异为 0 或已订正复检通过）才执行 DNS/连接串切换并停止源端写入。提前切换会导致双写与一致性风险；延后切换则拉长并行运行成本。切换将停机窗口压缩到可预期的短暂操作。</w:t>
+        <w:t xml:space="preserve">完成</w:t>
+      </w:r>
+      <w:r>
+        <w:t xml:space="preserve">：任务归档。</w:t>
+      </w:r>
+    </w:p>
+    <w:bookmarkEnd w:id="86"/>
+    <w:bookmarkStart w:id="87" w:name="流程设计说明"/>
+    <w:p>
+      <w:pPr>
+        <w:pStyle w:val="Heading3"/>
+      </w:pPr>
+      <w:r>
+        <w:t xml:space="preserve">5.2 流程设计说明</w:t>
+      </w:r>
+    </w:p>
+    <w:p>
+      <w:pPr>
+        <w:pStyle w:val="FirstParagraph"/>
+      </w:pPr>
+      <w:r>
+        <w:t xml:space="preserve">迁移阶段顺序由数据依赖、一致性约束与停机最小化共同决定，不可随意调换。</w:t>
       </w:r>
     </w:p>
     <w:p>
       <w:pPr>
         <w:pStyle w:val="BodyText"/>
       </w:pPr>
-      <w:r>
-        <w:t xml:space="preserve">概括而言：</w:t>
-      </w:r>
       <w:r>
         <w:rPr>
           <w:bCs/>
           <w:b/>
         </w:rPr>
+        <w:t xml:space="preserve">结构迁移必须先行。</w:t>
+      </w:r>
+      <w:r>
+        <w:t xml:space="preserve"> </w:t>
+      </w:r>
+      <w:r>
+        <w:t xml:space="preserve">目标端需要先具备与源端语义对齐的表、索引与约束，全量 Writer 与增量应用才有承载对象。若跳过结构直接写数，将出现建表失败、类型不兼容或约束冲突。结构阶段还将映射结果版本化写入元数据，供后续阶段按统一对象名与类型语义执行。</w:t>
+      </w:r>
+    </w:p>
+    <w:p>
+      <w:pPr>
+        <w:pStyle w:val="BodyText"/>
+      </w:pPr>
+      <w:r>
+        <w:rPr>
+          <w:bCs/>
+          <w:b/>
+        </w:rPr>
+        <w:t xml:space="preserve">全量迁移建立存量基线。</w:t>
+      </w:r>
+      <w:r>
+        <w:t xml:space="preserve"> </w:t>
+      </w:r>
+      <w:r>
+        <w:t xml:space="preserve">在增量启动前，必须将历史数据搬至目标端。若仅做增量不同步全量，目标端缺少基线，无法还原完整数据集。全量启动瞬间记录源端日志位点</w:t>
+      </w:r>
+      <w:r>
+        <w:t xml:space="preserve"> </w:t>
+      </w:r>
+      <w:r>
+        <w:rPr>
+          <w:rStyle w:val="VerbatimChar"/>
+        </w:rPr>
+        <w:t xml:space="preserve">startPosition</w:t>
+      </w:r>
+      <w:r>
+        <w:t xml:space="preserve">，为后续增量覆盖「全量期间并发写入」提供锚点。</w:t>
+      </w:r>
+    </w:p>
+    <w:p>
+      <w:pPr>
+        <w:pStyle w:val="BodyText"/>
+      </w:pPr>
+      <w:r>
+        <w:rPr>
+          <w:bCs/>
+          <w:b/>
+        </w:rPr>
+        <w:t xml:space="preserve">增量同步补齐运行期变更。</w:t>
+      </w:r>
+      <w:r>
+        <w:t xml:space="preserve"> </w:t>
+      </w:r>
+      <w:r>
+        <w:t xml:space="preserve">全量执行期间源端业务持续写入，全量结束至切换前的变更必须由增量链路追平。Store 从</w:t>
+      </w:r>
+      <w:r>
+        <w:t xml:space="preserve"> </w:t>
+      </w:r>
+      <w:r>
+        <w:rPr>
+          <w:rStyle w:val="VerbatimChar"/>
+        </w:rPr>
+        <w:t xml:space="preserve">startPosition</w:t>
+      </w:r>
+      <w:r>
+        <w:t xml:space="preserve"> </w:t>
+      </w:r>
+      <w:r>
+        <w:t xml:space="preserve">拉取，IncrSync 幂等应用至目标端；Checkpoint 保障故障后可续传。增量将停机需求从「全量窗口」推迟到「切换瞬间」。</w:t>
+      </w:r>
+    </w:p>
+    <w:p>
+      <w:pPr>
+        <w:pStyle w:val="BodyText"/>
+      </w:pPr>
+      <w:r>
+        <w:rPr>
+          <w:bCs/>
+          <w:b/>
+        </w:rPr>
+        <w:t xml:space="preserve">数据校验独立验真。</w:t>
+      </w:r>
+      <w:r>
+        <w:t xml:space="preserve"> </w:t>
+      </w:r>
+      <w:r>
+        <w:t xml:space="preserve">结构、全量、增量完成后，需在切换前用 FullVerification 验证一致性。校验启动前要求增量延迟低于阈值，避免追平过程中的假差异。发现差异进入订正与复检回路，未通过则阻塞切换。</w:t>
+      </w:r>
+    </w:p>
+    <w:p>
+      <w:pPr>
+        <w:pStyle w:val="BodyText"/>
+      </w:pPr>
+      <w:r>
+        <w:rPr>
+          <w:bCs/>
+          <w:b/>
+        </w:rPr>
+        <w:t xml:space="preserve">业务切换是最后一步。</w:t>
+      </w:r>
+      <w:r>
+        <w:t xml:space="preserve"> </w:t>
+      </w:r>
+      <w:r>
+        <w:t xml:space="preserve">仅当校验通过（差异为 0 或已订正复检通过）才执行 DNS/连接串切换并停止源端写入。提前切换会导致双写与一致性风险；延后切换则拉长并行运行成本。切换将停机窗口压缩到可预期的短暂操作。</w:t>
+      </w:r>
+    </w:p>
+    <w:p>
+      <w:pPr>
+        <w:pStyle w:val="BodyText"/>
+      </w:pPr>
+      <w:r>
+        <w:t xml:space="preserve">概括而言：</w:t>
+      </w:r>
+      <w:r>
+        <w:rPr>
+          <w:bCs/>
+          <w:b/>
+        </w:rPr>
         <w:t xml:space="preserve">先有可写容器（结构），再有存量基线（全量），再补运行期变更（增量），再独立验真（校验），最后切流量（切换）。</w:t>
       </w:r>
     </w:p>
-    <w:bookmarkEnd w:id="88"/>
-    <w:bookmarkStart w:id="92" w:name="任务状态机"/>
+    <w:bookmarkEnd w:id="87"/>
+    <w:bookmarkStart w:id="91" w:name="任务状态机"/>
     <w:p>
       <w:pPr>
         <w:pStyle w:val="Heading3"/>
@@ -7015,20 +7077,20 @@
       <w:r>
         <w:drawing>
           <wp:inline>
-            <wp:extent cx="5270500" cy="17119600"/>
+            <wp:extent cx="4343400" cy="11023600"/>
             <wp:effectExtent b="0" l="0" r="0" t="0"/>
-            <wp:docPr descr="图5-2 迁移任务状态机" title="" id="90" name="Picture"/>
+            <wp:docPr descr="图5-2 迁移任务状态机" title="" id="89" name="Picture"/>
             <a:graphic>
               <a:graphicData uri="http://schemas.openxmlformats.org/drawingml/2006/picture">
                 <pic:pic>
                   <pic:nvPicPr>
-                    <pic:cNvPr descr="images/fig5-2-state-machine.png" id="91" name="Picture"/>
+                    <pic:cNvPr descr="images/fig5-2-state-machine.png" id="90" name="Picture"/>
                     <pic:cNvPicPr>
                       <a:picLocks noChangeArrowheads="1" noChangeAspect="1"/>
                     </pic:cNvPicPr>
                   </pic:nvPicPr>
                   <pic:blipFill>
-                    <a:blip r:embed="rId89"/>
+                    <a:blip r:embed="rId88"/>
                     <a:stretch>
                       <a:fillRect/>
                     </a:stretch>
@@ -7036,7 +7098,7 @@
                   <pic:spPr bwMode="auto">
                     <a:xfrm>
                       <a:off x="0" y="0"/>
-                      <a:ext cx="5270500" cy="17119600"/>
+                      <a:ext cx="4343400" cy="11023600"/>
                     </a:xfrm>
                     <a:prstGeom prst="rect">
                       <a:avLst/>
@@ -7166,7 +7228,7 @@
         <w:rPr>
           <w:rStyle w:val="VerbatimChar"/>
         </w:rPr>
-        <w:t xml:space="preserve">Created → SchemaMigrating → SchemaDone → FullMigrating → FullDone → IncrStarting → IncrSyncing → Verifying → VerifyDone → Switching → Completed</w:t>
+        <w:t xml:space="preserve">已创建 → 结构中 → 全量中 → 增量中 → 校验中 → 切换中 → 已完成</w:t>
       </w:r>
       <w:r>
         <w:t xml:space="preserve">。</w:t>
@@ -7184,7 +7246,7 @@
         <w:t xml:space="preserve">异常路径</w:t>
       </w:r>
       <w:r>
-        <w:t xml:space="preserve">：任一 SubTask 不可恢复失败进入</w:t>
+        <w:t xml:space="preserve">：结构/全量/增量阶段不可恢复失败进入</w:t>
       </w:r>
       <w:r>
         <w:t xml:space="preserve"> </w:t>
@@ -7193,10 +7255,10 @@
         <w:rPr>
           <w:rStyle w:val="VerbatimChar"/>
         </w:rPr>
-        <w:t xml:space="preserve">Failed</w:t>
-      </w:r>
-      <w:r>
-        <w:t xml:space="preserve">；支持按子任务重试或人工介入后恢复。编排层以元数据库状态为准，定时对账修复短暂不一致。</w:t>
+        <w:t xml:space="preserve">失败</w:t>
+      </w:r>
+      <w:r>
+        <w:t xml:space="preserve">；支持按子任务重试或人工介入后恢复。编排层以元数据库状态为准。</w:t>
       </w:r>
     </w:p>
     <w:p>
@@ -7220,10 +7282,10 @@
         <w:rPr>
           <w:rStyle w:val="VerbatimChar"/>
         </w:rPr>
-        <w:t xml:space="preserve">Repairing</w:t>
-      </w:r>
-      <w:r>
-        <w:t xml:space="preserve">，完成订正后回到</w:t>
+        <w:t xml:space="preserve">订正中</w:t>
+      </w:r>
+      <w:r>
+        <w:t xml:space="preserve">，完成后回到</w:t>
       </w:r>
       <w:r>
         <w:t xml:space="preserve"> </w:t>
@@ -7232,26 +7294,14 @@
         <w:rPr>
           <w:rStyle w:val="VerbatimChar"/>
         </w:rPr>
-        <w:t xml:space="preserve">Verifying</w:t>
-      </w:r>
-      <w:r>
-        <w:t xml:space="preserve">；多轮复检通过后进入</w:t>
-      </w:r>
-      <w:r>
-        <w:t xml:space="preserve"> </w:t>
-      </w:r>
-      <w:r>
-        <w:rPr>
-          <w:rStyle w:val="VerbatimChar"/>
-        </w:rPr>
-        <w:t xml:space="preserve">VerifyDone</w:t>
-      </w:r>
-      <w:r>
-        <w:t xml:space="preserve">，方可切换。</w:t>
-      </w:r>
-    </w:p>
-    <w:bookmarkEnd w:id="92"/>
-    <w:bookmarkStart w:id="93" w:name="阶段衔接设计"/>
+        <w:t xml:space="preserve">校验中</w:t>
+      </w:r>
+      <w:r>
+        <w:t xml:space="preserve">；多轮复检通过后方可切换。</w:t>
+      </w:r>
+    </w:p>
+    <w:bookmarkEnd w:id="91"/>
+    <w:bookmarkStart w:id="92" w:name="阶段衔接设计"/>
     <w:p>
       <w:pPr>
         <w:pStyle w:val="Heading3"/>
@@ -7641,8 +7691,8 @@
         <w:t xml:space="preserve">：允许进入校验的最大增量延迟。阈值过低会频繁阻塞校验，过高则增加假差异；建议按业务 RPO 与表规模调参，并在大表场景适当放宽后配合复检。</w:t>
       </w:r>
     </w:p>
-    <w:bookmarkEnd w:id="93"/>
-    <w:bookmarkStart w:id="94" w:name="并行与串行策略"/>
+    <w:bookmarkEnd w:id="92"/>
+    <w:bookmarkStart w:id="93" w:name="并行与串行策略"/>
     <w:p>
       <w:pPr>
         <w:pStyle w:val="Heading3"/>
@@ -7914,8 +7964,8 @@
         <w:t xml:space="preserve">工作流按策略拆分 SubTask：全量/校验为每表生成可并行子任务；增量仅创建一个 IncrSync 子任务。</w:t>
       </w:r>
     </w:p>
-    <w:bookmarkEnd w:id="94"/>
-    <w:bookmarkStart w:id="102" w:name="核心数据流"/>
+    <w:bookmarkEnd w:id="93"/>
+    <w:bookmarkStart w:id="101" w:name="核心数据流"/>
     <w:p>
       <w:pPr>
         <w:pStyle w:val="Heading3"/>
@@ -7931,20 +7981,20 @@
       <w:r>
         <w:drawing>
           <wp:inline>
-            <wp:extent cx="5334000" cy="7587342"/>
+            <wp:extent cx="5334000" cy="2038790"/>
             <wp:effectExtent b="0" l="0" r="0" t="0"/>
-            <wp:docPr descr="图5-3 核心数据流图" title="" id="96" name="Picture"/>
+            <wp:docPr descr="图5-3 核心数据流图" title="" id="95" name="Picture"/>
             <a:graphic>
               <a:graphicData uri="http://schemas.openxmlformats.org/drawingml/2006/picture">
                 <pic:pic>
                   <pic:nvPicPr>
-                    <pic:cNvPr descr="images/fig5-3-data-flow.png" id="97" name="Picture"/>
+                    <pic:cNvPr descr="images/fig5-3-data-flow.png" id="96" name="Picture"/>
                     <pic:cNvPicPr>
                       <a:picLocks noChangeArrowheads="1" noChangeAspect="1"/>
                     </pic:cNvPicPr>
                   </pic:nvPicPr>
                   <pic:blipFill>
-                    <a:blip r:embed="rId95"/>
+                    <a:blip r:embed="rId94"/>
                     <a:stretch>
                       <a:fillRect/>
                     </a:stretch>
@@ -7952,7 +8002,7 @@
                   <pic:spPr bwMode="auto">
                     <a:xfrm>
                       <a:off x="0" y="0"/>
-                      <a:ext cx="5334000" cy="7587342"/>
+                      <a:ext cx="5334000" cy="2038790"/>
                     </a:xfrm>
                     <a:prstGeom prst="rect">
                       <a:avLst/>
@@ -7991,81 +8041,25 @@
         <w:t xml:space="preserve">图 5-3 核心数据流图</w:t>
       </w:r>
     </w:p>
-    <w:bookmarkStart w:id="98" w:name="结构迁移数据流"/>
-    <w:p>
-      <w:pPr>
-        <w:pStyle w:val="Heading4"/>
-      </w:pPr>
-      <w:r>
-        <w:t xml:space="preserve">5.6.1 结构迁移数据流</w:t>
-      </w:r>
-    </w:p>
-    <w:p>
-      <w:pPr>
-        <w:pStyle w:val="FirstParagraph"/>
-      </w:pPr>
-      <w:r>
-        <w:t xml:space="preserve">源端 Schema 采集 → 方言语法解析 → TypeMapper 类型映射 → 目标端 DDL 生成与按拓扑序执行 → 映射元数据与 mapping version 写入元数据服务。处理对象包括表、索引、约束、视图、序列等（视目标端支持情况而定）。</w:t>
-      </w:r>
-    </w:p>
-    <w:bookmarkEnd w:id="98"/>
-    <w:bookmarkStart w:id="99" w:name="全量迁移数据流"/>
-    <w:p>
-      <w:pPr>
-        <w:pStyle w:val="Heading4"/>
-      </w:pPr>
-      <w:r>
-        <w:t xml:space="preserve">5.6.2 全量迁移数据流</w:t>
-      </w:r>
-    </w:p>
-    <w:p>
-      <w:pPr>
-        <w:pStyle w:val="FirstParagraph"/>
-      </w:pPr>
-      <w:r>
-        <w:t xml:space="preserve">编排层根据任务与映射生成作业规格 → SyncWorker JobContainer 切分 Task → TaskGroup 内 Reader 读取源端 → Channel 传输（背压/限速）→ Writer 写入目标端。严格 1:1 Reader-Writer 配对；全量启动时落盘</w:t>
-      </w:r>
-      <w:r>
-        <w:t xml:space="preserve"> </w:t>
-      </w:r>
-      <w:r>
-        <w:rPr>
-          <w:rStyle w:val="VerbatimChar"/>
-        </w:rPr>
-        <w:t xml:space="preserve">startPosition</w:t>
-      </w:r>
-      <w:r>
-        <w:t xml:space="preserve">。</w:t>
-      </w:r>
-    </w:p>
-    <w:bookmarkEnd w:id="99"/>
-    <w:bookmarkStart w:id="100" w:name="增量同步数据流"/>
-    <w:p>
-      <w:pPr>
-        <w:pStyle w:val="Heading4"/>
-      </w:pPr>
-      <w:r>
-        <w:t xml:space="preserve">5.6.3 增量同步数据流</w:t>
-      </w:r>
-    </w:p>
-    <w:p>
-      <w:pPr>
-        <w:pStyle w:val="FirstParagraph"/>
-      </w:pPr>
-      <w:r>
-        <w:t xml:space="preserve">源端变更日志 → Store（LogAdapter）拉取解析 → 统一 DML/DDL/HB Record 队列 → IncrSync 消费并应用至目标库；StreamRuntime Checkpoint 持久化消费位点，与 Store 位点协同，保障故障恢复后不丢不乱。</w:t>
+    <w:p>
+      <w:pPr>
+        <w:pStyle w:val="BodyText"/>
+      </w:pPr>
+      <w:r>
+        <w:t xml:space="preserve">图中分三条路径，便于对照阅读：</w:t>
       </w:r>
     </w:p>
     <w:tbl>
       <w:tblPr>
         <w:tblStyle w:val="Table"/>
-        <w:tblW w:type="auto" w:w="0"/>
+        <w:tblW w:type="pct" w:w="5000"/>
         <w:tblLook w:firstRow="1" w:lastRow="0" w:firstColumn="0" w:lastColumn="0" w:noHBand="0" w:noVBand="0" w:val="0020"/>
         <w:jc w:val="start"/>
       </w:tblPr>
       <w:tblGrid>
-        <w:gridCol w:w="3960"/>
-        <w:gridCol w:w="3960"/>
+        <w:gridCol w:w="2640"/>
+        <w:gridCol w:w="2640"/>
+        <w:gridCol w:w="2640"/>
       </w:tblGrid>
       <w:tr>
         <w:trPr>
@@ -8079,7 +8073,19 @@
               <w:jc w:val="left"/>
             </w:pPr>
             <w:r>
-              <w:t xml:space="preserve">Record 类型</w:t>
+              <w:t xml:space="preserve">路径</w:t>
+            </w:r>
+          </w:p>
+        </w:tc>
+        <w:tc>
+          <w:tcPr/>
+          <w:p>
+            <w:pPr>
+              <w:pStyle w:val="Compact"/>
+              <w:jc w:val="left"/>
+            </w:pPr>
+            <w:r>
+              <w:t xml:space="preserve">走向</w:t>
             </w:r>
           </w:p>
         </w:tc>
@@ -8105,97 +8111,198 @@
               <w:jc w:val="left"/>
             </w:pPr>
             <w:r>
-              <w:t xml:space="preserve">DML</w:t>
-            </w:r>
-          </w:p>
-        </w:tc>
-        <w:tc>
-          <w:tcPr/>
-          <w:p>
-            <w:pPr>
-              <w:pStyle w:val="Compact"/>
-              <w:jc w:val="left"/>
-            </w:pPr>
-            <w:r>
-              <w:t xml:space="preserve">INSERT / UPDATE / DELETE</w:t>
-            </w:r>
-          </w:p>
-        </w:tc>
-      </w:tr>
-      <w:tr>
-        <w:tc>
-          <w:tcPr/>
-          <w:p>
-            <w:pPr>
-              <w:pStyle w:val="Compact"/>
-              <w:jc w:val="left"/>
-            </w:pPr>
-            <w:r>
-              <w:t xml:space="preserve">DDL</w:t>
-            </w:r>
-          </w:p>
-        </w:tc>
-        <w:tc>
-          <w:tcPr/>
-          <w:p>
-            <w:pPr>
-              <w:pStyle w:val="Compact"/>
-              <w:jc w:val="left"/>
-            </w:pPr>
-            <w:r>
-              <w:t xml:space="preserve">ALTER TABLE / CREATE INDEX 等结构变更</w:t>
-            </w:r>
-          </w:p>
-        </w:tc>
-      </w:tr>
-      <w:tr>
-        <w:tc>
-          <w:tcPr/>
-          <w:p>
-            <w:pPr>
-              <w:pStyle w:val="Compact"/>
-              <w:jc w:val="left"/>
-            </w:pPr>
-            <w:r>
-              <w:t xml:space="preserve">HB</w:t>
-            </w:r>
-          </w:p>
-        </w:tc>
-        <w:tc>
-          <w:tcPr/>
-          <w:p>
-            <w:pPr>
-              <w:pStyle w:val="Compact"/>
-              <w:jc w:val="left"/>
-            </w:pPr>
-            <w:r>
-              <w:t xml:space="preserve">心跳，用于延迟检测与位点推进</w:t>
+              <w:t xml:space="preserve">全量</w:t>
+            </w:r>
+          </w:p>
+        </w:tc>
+        <w:tc>
+          <w:tcPr/>
+          <w:p>
+            <w:pPr>
+              <w:pStyle w:val="Compact"/>
+              <w:jc w:val="left"/>
+            </w:pPr>
+            <w:r>
+              <w:t xml:space="preserve">源库 → Reader → Channel → Writer → 目标库</w:t>
+            </w:r>
+          </w:p>
+        </w:tc>
+        <w:tc>
+          <w:tcPr/>
+          <w:p>
+            <w:pPr>
+              <w:pStyle w:val="Compact"/>
+              <w:jc w:val="left"/>
+            </w:pPr>
+            <w:r>
+              <w:t xml:space="preserve">SyncWorker 内 1:1 管道搬运存量</w:t>
+            </w:r>
+          </w:p>
+        </w:tc>
+      </w:tr>
+      <w:tr>
+        <w:tc>
+          <w:tcPr/>
+          <w:p>
+            <w:pPr>
+              <w:pStyle w:val="Compact"/>
+              <w:jc w:val="left"/>
+            </w:pPr>
+            <w:r>
+              <w:t xml:space="preserve">增量</w:t>
+            </w:r>
+          </w:p>
+        </w:tc>
+        <w:tc>
+          <w:tcPr/>
+          <w:p>
+            <w:pPr>
+              <w:pStyle w:val="Compact"/>
+              <w:jc w:val="left"/>
+            </w:pPr>
+            <w:r>
+              <w:t xml:space="preserve">源库变更日志 → Store → Record 队列 → IncrSync → 目标库</w:t>
+            </w:r>
+          </w:p>
+        </w:tc>
+        <w:tc>
+          <w:tcPr/>
+          <w:p>
+            <w:pPr>
+              <w:pStyle w:val="Compact"/>
+              <w:jc w:val="left"/>
+            </w:pPr>
+            <w:r>
+              <w:t xml:space="preserve">自全量位点持续追平</w:t>
+            </w:r>
+          </w:p>
+        </w:tc>
+      </w:tr>
+      <w:tr>
+        <w:tc>
+          <w:tcPr/>
+          <w:p>
+            <w:pPr>
+              <w:pStyle w:val="Compact"/>
+              <w:jc w:val="left"/>
+            </w:pPr>
+            <w:r>
+              <w:t xml:space="preserve">校验</w:t>
+            </w:r>
+          </w:p>
+        </w:tc>
+        <w:tc>
+          <w:tcPr/>
+          <w:p>
+            <w:pPr>
+              <w:pStyle w:val="Compact"/>
+              <w:jc w:val="left"/>
+            </w:pPr>
+            <w:r>
+              <w:t xml:space="preserve">源库 + 目标库 → FullVerification → 差异报告</w:t>
+            </w:r>
+          </w:p>
+        </w:tc>
+        <w:tc>
+          <w:tcPr/>
+          <w:p>
+            <w:pPr>
+              <w:pStyle w:val="Compact"/>
+              <w:jc w:val="left"/>
+            </w:pPr>
+            <w:r>
+              <w:t xml:space="preserve">延迟达标后独立验真</w:t>
             </w:r>
           </w:p>
         </w:tc>
       </w:tr>
     </w:tbl>
+    <w:bookmarkStart w:id="97" w:name="结构迁移数据流"/>
+    <w:p>
+      <w:pPr>
+        <w:pStyle w:val="Heading4"/>
+      </w:pPr>
+      <w:r>
+        <w:t xml:space="preserve">5.6.1 结构迁移数据流</w:t>
+      </w:r>
+    </w:p>
+    <w:p>
+      <w:pPr>
+        <w:pStyle w:val="FirstParagraph"/>
+      </w:pPr>
+      <w:r>
+        <w:t xml:space="preserve">源端 Schema 采集 → 方言语法解析 → TypeMapper 类型映射 → 目标端 DDL 按拓扑序执行 → 映射元数据与 mapping version 写入元数据服务。</w:t>
+      </w:r>
+    </w:p>
+    <w:bookmarkEnd w:id="97"/>
+    <w:bookmarkStart w:id="98" w:name="全量迁移数据流"/>
+    <w:p>
+      <w:pPr>
+        <w:pStyle w:val="Heading4"/>
+      </w:pPr>
+      <w:r>
+        <w:t xml:space="preserve">5.6.2 全量迁移数据流</w:t>
+      </w:r>
+    </w:p>
+    <w:p>
+      <w:pPr>
+        <w:pStyle w:val="FirstParagraph"/>
+      </w:pPr>
+      <w:r>
+        <w:t xml:space="preserve">编排层生成作业规格 → SyncWorker 切分 Task → Reader 读源端 → Channel 传输（背压/限速）→ Writer 写目标端；启动时落盘</w:t>
+      </w:r>
+      <w:r>
+        <w:t xml:space="preserve"> </w:t>
+      </w:r>
+      <w:r>
+        <w:rPr>
+          <w:rStyle w:val="VerbatimChar"/>
+        </w:rPr>
+        <w:t xml:space="preserve">startPosition</w:t>
+      </w:r>
+      <w:r>
+        <w:t xml:space="preserve">。</w:t>
+      </w:r>
+    </w:p>
+    <w:bookmarkEnd w:id="98"/>
+    <w:bookmarkStart w:id="99" w:name="增量同步数据流"/>
+    <w:p>
+      <w:pPr>
+        <w:pStyle w:val="Heading4"/>
+      </w:pPr>
+      <w:r>
+        <w:t xml:space="preserve">5.6.3 增量同步数据流</w:t>
+      </w:r>
+    </w:p>
+    <w:p>
+      <w:pPr>
+        <w:pStyle w:val="FirstParagraph"/>
+      </w:pPr>
+      <w:r>
+        <w:t xml:space="preserve">变更日志经 LogAdapter 由 Store 拉取解析为 DML/DDL/HB → 进入 Record 队列 → IncrSync 应用至目标库；StreamRuntime Checkpoint 持久化消费位点。</w:t>
+      </w:r>
+    </w:p>
+    <w:bookmarkEnd w:id="99"/>
+    <w:bookmarkStart w:id="100" w:name="数据校验数据流"/>
+    <w:p>
+      <w:pPr>
+        <w:pStyle w:val="Heading4"/>
+      </w:pPr>
+      <w:r>
+        <w:t xml:space="preserve">5.6.4 数据校验数据流</w:t>
+      </w:r>
+    </w:p>
+    <w:p>
+      <w:pPr>
+        <w:pStyle w:val="FirstParagraph"/>
+      </w:pPr>
+      <w:r>
+        <w:t xml:space="preserve">按主键/索引切片 → 源/目标流式读取 → 类型格式化对比 → 输出差异报告与订正 SQL → 可选进入订正复检循环。</w:t>
+      </w:r>
+    </w:p>
     <w:bookmarkEnd w:id="100"/>
-    <w:bookmarkStart w:id="101" w:name="数据校验数据流"/>
-    <w:p>
-      <w:pPr>
-        <w:pStyle w:val="Heading4"/>
-      </w:pPr>
-      <w:r>
-        <w:t xml:space="preserve">5.6.4 数据校验数据流</w:t>
-      </w:r>
-    </w:p>
-    <w:p>
-      <w:pPr>
-        <w:pStyle w:val="FirstParagraph"/>
-      </w:pPr>
-      <w:r>
-        <w:t xml:space="preserve">校验配置与表清单 → 按主键/索引切片 → 源/目标流式读取 → 类型格式化 → 逐行对比 → 差异报告与订正 SQL → 可选进入 Repairing 复检循环，直至通过或人工终止。</w:t>
-      </w:r>
-    </w:p>
     <w:bookmarkEnd w:id="101"/>
-    <w:bookmarkEnd w:id="102"/>
-    <w:bookmarkStart w:id="106" w:name="端到端时序"/>
+    <w:bookmarkStart w:id="105" w:name="端到端时序"/>
     <w:p>
       <w:pPr>
         <w:pStyle w:val="Heading3"/>
@@ -8211,20 +8318,20 @@
       <w:r>
         <w:drawing>
           <wp:inline>
-            <wp:extent cx="5334000" cy="2660196"/>
+            <wp:extent cx="5334000" cy="3530417"/>
             <wp:effectExtent b="0" l="0" r="0" t="0"/>
-            <wp:docPr descr="图5-4 端到端迁移时序图" title="" id="104" name="Picture"/>
+            <wp:docPr descr="图5-4 端到端迁移时序图" title="" id="103" name="Picture"/>
             <a:graphic>
               <a:graphicData uri="http://schemas.openxmlformats.org/drawingml/2006/picture">
                 <pic:pic>
                   <pic:nvPicPr>
-                    <pic:cNvPr descr="images/fig5-4-sequence.png" id="105" name="Picture"/>
+                    <pic:cNvPr descr="images/fig5-4-sequence.png" id="104" name="Picture"/>
                     <pic:cNvPicPr>
                       <a:picLocks noChangeArrowheads="1" noChangeAspect="1"/>
                     </pic:cNvPicPr>
                   </pic:nvPicPr>
                   <pic:blipFill>
-                    <a:blip r:embed="rId103"/>
+                    <a:blip r:embed="rId102"/>
                     <a:stretch>
                       <a:fillRect/>
                     </a:stretch>
@@ -8232,7 +8339,7 @@
                   <pic:spPr bwMode="auto">
                     <a:xfrm>
                       <a:off x="0" y="0"/>
-                      <a:ext cx="5334000" cy="2660196"/>
+                      <a:ext cx="5334000" cy="3530417"/>
                     </a:xfrm>
                     <a:prstGeom prst="rect">
                       <a:avLst/>
@@ -8276,14 +8383,14 @@
         <w:pStyle w:val="BodyText"/>
       </w:pPr>
       <w:r>
-        <w:t xml:space="preserve">端到端时序描述一次标准迁移中控制指令与执行回调的先后关系：</w:t>
-      </w:r>
-    </w:p>
-    <w:p>
-      <w:pPr>
-        <w:numPr>
-          <w:ilvl w:val="0"/>
-          <w:numId w:val="1051"/>
+        <w:t xml:space="preserve">时序按准备 / 执行 / 收尾三段组织，参与者精简为：用户、编排服务、结构迁移、全量迁移、增量链路、数据校验。</w:t>
+      </w:r>
+    </w:p>
+    <w:p>
+      <w:pPr>
+        <w:numPr>
+          <w:ilvl w:val="0"/>
+          <w:numId w:val="1053"/>
         </w:numPr>
         <w:pStyle w:val="Compact"/>
       </w:pPr>
@@ -8292,17 +8399,17 @@
           <w:bCs/>
           <w:b/>
         </w:rPr>
-        <w:t xml:space="preserve">User → 编排</w:t>
-      </w:r>
-      <w:r>
-        <w:t xml:space="preserve">：用户在控制台创建并启动任务；编排完成预检查后启动工作流。</w:t>
-      </w:r>
-    </w:p>
-    <w:p>
-      <w:pPr>
-        <w:numPr>
-          <w:ilvl w:val="0"/>
-          <w:numId w:val="1051"/>
+        <w:t xml:space="preserve">准备</w:t>
+      </w:r>
+      <w:r>
+        <w:t xml:space="preserve">：用户创建并启动任务；编排完成预检查。</w:t>
+      </w:r>
+    </w:p>
+    <w:p>
+      <w:pPr>
+        <w:numPr>
+          <w:ilvl w:val="0"/>
+          <w:numId w:val="1053"/>
         </w:numPr>
         <w:pStyle w:val="Compact"/>
       </w:pPr>
@@ -8311,17 +8418,17 @@
           <w:bCs/>
           <w:b/>
         </w:rPr>
-        <w:t xml:space="preserve">Orch → DBCat</w:t>
-      </w:r>
-      <w:r>
-        <w:t xml:space="preserve">：工作流调度 DBCat；结构完成后回写映射元数据与 mapping version，状态进入 SchemaDone。</w:t>
-      </w:r>
-    </w:p>
-    <w:p>
-      <w:pPr>
-        <w:numPr>
-          <w:ilvl w:val="0"/>
-          <w:numId w:val="1051"/>
+        <w:t xml:space="preserve">执行</w:t>
+      </w:r>
+      <w:r>
+        <w:t xml:space="preserve">：编排依次调度结构迁移 → 全量迁移（记录位点）→ 增量链路（Store + IncrSync）；增量延迟达标后进入收尾。</w:t>
+      </w:r>
+    </w:p>
+    <w:p>
+      <w:pPr>
+        <w:numPr>
+          <w:ilvl w:val="0"/>
+          <w:numId w:val="1053"/>
         </w:numPr>
         <w:pStyle w:val="Compact"/>
       </w:pPr>
@@ -8330,48 +8437,10 @@
           <w:bCs/>
           <w:b/>
         </w:rPr>
-        <w:t xml:space="preserve">Orch → FullImport</w:t>
-      </w:r>
-      <w:r>
-        <w:t xml:space="preserve">：启动全量；FullImport/SyncWorker 记录 startPosition 并完成存量搬运，回报 FullDone。</w:t>
-      </w:r>
-    </w:p>
-    <w:p>
-      <w:pPr>
-        <w:numPr>
-          <w:ilvl w:val="0"/>
-          <w:numId w:val="1051"/>
-        </w:numPr>
-        <w:pStyle w:val="Compact"/>
-      </w:pPr>
-      <w:r>
-        <w:rPr>
-          <w:bCs/>
-          <w:b/>
-        </w:rPr>
-        <w:t xml:space="preserve">Orch → Store / IncrSync</w:t>
-      </w:r>
-      <w:r>
-        <w:t xml:space="preserve">：自 startPosition 启动 Store，再启动 IncrSync；增量追平过程中持续上报延迟与 Checkpoint。</w:t>
-      </w:r>
-    </w:p>
-    <w:p>
-      <w:pPr>
-        <w:numPr>
-          <w:ilvl w:val="0"/>
-          <w:numId w:val="1051"/>
-        </w:numPr>
-        <w:pStyle w:val="Compact"/>
-      </w:pPr>
-      <w:r>
-        <w:rPr>
-          <w:bCs/>
-          <w:b/>
-        </w:rPr>
-        <w:t xml:space="preserve">Orch → Verify</w:t>
-      </w:r>
-      <w:r>
-        <w:t xml:space="preserve">：延迟低于阈值后启动 FullVerification；通过后进入切换，编排执行业务切换并归档为 Completed。</w:t>
+        <w:t xml:space="preserve">收尾</w:t>
+      </w:r>
+      <w:r>
+        <w:t xml:space="preserve">：启动校验；通过后通知用户可执行业务切换。</w:t>
       </w:r>
     </w:p>
     <w:p>
@@ -8379,7 +8448,7 @@
         <w:pStyle w:val="FirstParagraph"/>
       </w:pPr>
       <w:r>
-        <w:t xml:space="preserve">异常时任一阶段失败回调编排，状态机进入 Failed 或 Repairing；HA 场景下 Supervisor 检测 Store/IncrSync 异常，由 HA 组件重建后继续增量时序，无需用户重跑全量（在位点可恢复前提下）。</w:t>
+        <w:t xml:space="preserve">异常时失败回调编排进入失败或订正复检；HA 场景下 Supervisor 检测增量链路异常并由 HA 重建，位点可恢复时无需重跑全量。</w:t>
       </w:r>
     </w:p>
     <w:p>
@@ -8389,9 +8458,9 @@
         </w:pict>
       </w:r>
     </w:p>
+    <w:bookmarkEnd w:id="105"/>
     <w:bookmarkEnd w:id="106"/>
-    <w:bookmarkEnd w:id="107"/>
-    <w:bookmarkStart w:id="113" w:name="数据与接口设计"/>
+    <w:bookmarkStart w:id="112" w:name="数据与接口设计"/>
     <w:p>
       <w:pPr>
         <w:pStyle w:val="Heading2"/>
@@ -8400,7 +8469,7 @@
         <w:t xml:space="preserve">6. 数据与接口设计</w:t>
       </w:r>
     </w:p>
-    <w:bookmarkStart w:id="108" w:name="核心数据模型"/>
+    <w:bookmarkStart w:id="107" w:name="核心数据模型"/>
     <w:p>
       <w:pPr>
         <w:pStyle w:val="Heading3"/>
@@ -8843,8 +8912,8 @@
         </w:tc>
       </w:tr>
     </w:tbl>
-    <w:bookmarkEnd w:id="108"/>
-    <w:bookmarkStart w:id="109" w:name="插件能力矩阵"/>
+    <w:bookmarkEnd w:id="107"/>
+    <w:bookmarkStart w:id="108" w:name="插件能力矩阵"/>
     <w:p>
       <w:pPr>
         <w:pStyle w:val="Heading3"/>
@@ -9375,64 +9444,64 @@
         <w:t xml:space="preserve">✅ 已支持 / 🔲 规划中 / — 不适用</w:t>
       </w:r>
     </w:p>
+    <w:bookmarkEnd w:id="108"/>
+    <w:bookmarkStart w:id="109" w:name="插件注册机制"/>
+    <w:p>
+      <w:pPr>
+        <w:pStyle w:val="Heading3"/>
+      </w:pPr>
+      <w:r>
+        <w:t xml:space="preserve">6.3 插件注册机制</w:t>
+      </w:r>
+    </w:p>
+    <w:p>
+      <w:pPr>
+        <w:pStyle w:val="SourceCode"/>
+      </w:pPr>
+      <w:r>
+        <w:rPr>
+          <w:rStyle w:val="VerbatimChar"/>
+        </w:rPr>
+        <w:t xml:space="preserve">plugin/reader/mysqlreader/</w:t>
+      </w:r>
+      <w:r>
+        <w:br/>
+      </w:r>
+      <w:r>
+        <w:rPr>
+          <w:rStyle w:val="VerbatimChar"/>
+        </w:rPr>
+        <w:t xml:space="preserve">  ├── plugin.json</w:t>
+      </w:r>
+      <w:r>
+        <w:br/>
+      </w:r>
+      <w:r>
+        <w:rPr>
+          <w:rStyle w:val="VerbatimChar"/>
+        </w:rPr>
+        <w:t xml:space="preserve">  ├── plugin_job_template.json</w:t>
+      </w:r>
+      <w:r>
+        <w:br/>
+      </w:r>
+      <w:r>
+        <w:rPr>
+          <w:rStyle w:val="VerbatimChar"/>
+        </w:rPr>
+        <w:t xml:space="preserve">  └── mysqlreader-0.0.1-SNAPSHOT.jar</w:t>
+      </w:r>
+    </w:p>
+    <w:p>
+      <w:pPr>
+        <w:pStyle w:val="FirstParagraph"/>
+      </w:pPr>
+      <w:r>
+        <w:t xml:space="preserve">流程：插件包提交 → 注册中心登记 → 兼容性校验 → 写入插件目录 → 运行时 ClassLoader 隔离加载 → 执行引擎按名称引用。LogAdapter 另通过 SPI 描述文件注册 Factory。</w:t>
+      </w:r>
+    </w:p>
     <w:bookmarkEnd w:id="109"/>
-    <w:bookmarkStart w:id="110" w:name="插件注册机制"/>
-    <w:p>
-      <w:pPr>
-        <w:pStyle w:val="Heading3"/>
-      </w:pPr>
-      <w:r>
-        <w:t xml:space="preserve">6.3 插件注册机制</w:t>
-      </w:r>
-    </w:p>
-    <w:p>
-      <w:pPr>
-        <w:pStyle w:val="SourceCode"/>
-      </w:pPr>
-      <w:r>
-        <w:rPr>
-          <w:rStyle w:val="VerbatimChar"/>
-        </w:rPr>
-        <w:t xml:space="preserve">plugin/reader/mysqlreader/</w:t>
-      </w:r>
-      <w:r>
-        <w:br/>
-      </w:r>
-      <w:r>
-        <w:rPr>
-          <w:rStyle w:val="VerbatimChar"/>
-        </w:rPr>
-        <w:t xml:space="preserve">  ├── plugin.json</w:t>
-      </w:r>
-      <w:r>
-        <w:br/>
-      </w:r>
-      <w:r>
-        <w:rPr>
-          <w:rStyle w:val="VerbatimChar"/>
-        </w:rPr>
-        <w:t xml:space="preserve">  ├── plugin_job_template.json</w:t>
-      </w:r>
-      <w:r>
-        <w:br/>
-      </w:r>
-      <w:r>
-        <w:rPr>
-          <w:rStyle w:val="VerbatimChar"/>
-        </w:rPr>
-        <w:t xml:space="preserve">  └── mysqlreader-0.0.1-SNAPSHOT.jar</w:t>
-      </w:r>
-    </w:p>
-    <w:p>
-      <w:pPr>
-        <w:pStyle w:val="FirstParagraph"/>
-      </w:pPr>
-      <w:r>
-        <w:t xml:space="preserve">流程：插件包提交 → 注册中心登记 → 兼容性校验 → 写入插件目录 → 运行时 ClassLoader 隔离加载 → 执行引擎按名称引用。LogAdapter 另通过 SPI 描述文件注册 Factory。</w:t>
-      </w:r>
-    </w:p>
-    <w:bookmarkEnd w:id="110"/>
-    <w:bookmarkStart w:id="111" w:name="对外接口概要"/>
+    <w:bookmarkStart w:id="110" w:name="对外接口概要"/>
     <w:p>
       <w:pPr>
         <w:pStyle w:val="Heading3"/>
@@ -9749,8 +9818,8 @@
         <w:t xml:space="preserve">详细请求/响应 Schema 另见《迁移平台 API 接口规范》。</w:t>
       </w:r>
     </w:p>
-    <w:bookmarkEnd w:id="111"/>
-    <w:bookmarkStart w:id="112" w:name="内部接口原则"/>
+    <w:bookmarkEnd w:id="110"/>
+    <w:bookmarkStart w:id="111" w:name="内部接口原则"/>
     <w:p>
       <w:pPr>
         <w:pStyle w:val="Heading3"/>
@@ -9763,7 +9832,7 @@
       <w:pPr>
         <w:numPr>
           <w:ilvl w:val="0"/>
-          <w:numId w:val="1052"/>
+          <w:numId w:val="1054"/>
         </w:numPr>
         <w:pStyle w:val="Compact"/>
       </w:pPr>
@@ -9775,7 +9844,7 @@
       <w:pPr>
         <w:numPr>
           <w:ilvl w:val="0"/>
-          <w:numId w:val="1052"/>
+          <w:numId w:val="1054"/>
         </w:numPr>
         <w:pStyle w:val="Compact"/>
       </w:pPr>
@@ -9787,7 +9856,7 @@
       <w:pPr>
         <w:numPr>
           <w:ilvl w:val="0"/>
-          <w:numId w:val="1052"/>
+          <w:numId w:val="1054"/>
         </w:numPr>
         <w:pStyle w:val="Compact"/>
       </w:pPr>
@@ -9814,7 +9883,7 @@
       <w:pPr>
         <w:numPr>
           <w:ilvl w:val="0"/>
-          <w:numId w:val="1052"/>
+          <w:numId w:val="1054"/>
         </w:numPr>
         <w:pStyle w:val="Compact"/>
       </w:pPr>
@@ -9829,36 +9898,36 @@
         </w:pict>
       </w:r>
     </w:p>
+    <w:bookmarkEnd w:id="111"/>
     <w:bookmarkEnd w:id="112"/>
+    <w:bookmarkStart w:id="116" w:name="调度与资源管理"/>
+    <w:p>
+      <w:pPr>
+        <w:pStyle w:val="Heading2"/>
+      </w:pPr>
+      <w:r>
+        <w:t xml:space="preserve">7. 调度与资源管理</w:t>
+      </w:r>
+    </w:p>
+    <w:bookmarkStart w:id="113" w:name="调度架构"/>
+    <w:p>
+      <w:pPr>
+        <w:pStyle w:val="Heading3"/>
+      </w:pPr>
+      <w:r>
+        <w:t xml:space="preserve">7.1 调度架构</w:t>
+      </w:r>
+    </w:p>
+    <w:p>
+      <w:pPr>
+        <w:pStyle w:val="FirstParagraph"/>
+      </w:pPr>
+      <w:r>
+        <w:t xml:space="preserve">调度链路为：编排服务 / 工作流 → 调度器 → 资源池 → Worker 节点池（SyncWorker / StreamWorker）。调度器是控制平面与数据平面的衔接枢纽：上游接收作业规格，下游落实到具体进程与 Slot，并向元数据回写作业生命周期状态。</w:t>
+      </w:r>
+    </w:p>
     <w:bookmarkEnd w:id="113"/>
-    <w:bookmarkStart w:id="117" w:name="调度与资源管理"/>
-    <w:p>
-      <w:pPr>
-        <w:pStyle w:val="Heading2"/>
-      </w:pPr>
-      <w:r>
-        <w:t xml:space="preserve">7. 调度与资源管理</w:t>
-      </w:r>
-    </w:p>
-    <w:bookmarkStart w:id="114" w:name="调度架构"/>
-    <w:p>
-      <w:pPr>
-        <w:pStyle w:val="Heading3"/>
-      </w:pPr>
-      <w:r>
-        <w:t xml:space="preserve">7.1 调度架构</w:t>
-      </w:r>
-    </w:p>
-    <w:p>
-      <w:pPr>
-        <w:pStyle w:val="FirstParagraph"/>
-      </w:pPr>
-      <w:r>
-        <w:t xml:space="preserve">调度链路为：编排服务 / 工作流 → 调度器 → 资源池 → Worker 节点池（SyncWorker / StreamWorker）。调度器是控制平面与数据平面的衔接枢纽：上游接收作业规格，下游落实到具体进程与 Slot，并向元数据回写作业生命周期状态。</w:t>
-      </w:r>
-    </w:p>
-    <w:bookmarkEnd w:id="114"/>
-    <w:bookmarkStart w:id="115" w:name="调度策略"/>
+    <w:bookmarkStart w:id="114" w:name="调度策略"/>
     <w:p>
       <w:pPr>
         <w:pStyle w:val="Heading3"/>
@@ -10012,8 +10081,8 @@
         </w:tc>
       </w:tr>
     </w:tbl>
-    <w:bookmarkEnd w:id="115"/>
-    <w:bookmarkStart w:id="116" w:name="资源与作业映射"/>
+    <w:bookmarkEnd w:id="114"/>
+    <w:bookmarkStart w:id="115" w:name="资源与作业映射"/>
     <w:p>
       <w:pPr>
         <w:pStyle w:val="Heading3"/>
@@ -10205,9 +10274,9 @@
         </w:pict>
       </w:r>
     </w:p>
+    <w:bookmarkEnd w:id="115"/>
     <w:bookmarkEnd w:id="116"/>
-    <w:bookmarkEnd w:id="117"/>
-    <w:bookmarkStart w:id="123" w:name="非功能设计"/>
+    <w:bookmarkStart w:id="122" w:name="非功能设计"/>
     <w:p>
       <w:pPr>
         <w:pStyle w:val="Heading2"/>
@@ -10216,7 +10285,7 @@
         <w:t xml:space="preserve">8. 非功能设计</w:t>
       </w:r>
     </w:p>
-    <w:bookmarkStart w:id="118" w:name="容错"/>
+    <w:bookmarkStart w:id="117" w:name="容错"/>
     <w:p>
       <w:pPr>
         <w:pStyle w:val="Heading3"/>
@@ -10431,136 +10500,136 @@
         </w:tc>
       </w:tr>
     </w:tbl>
+    <w:bookmarkEnd w:id="117"/>
+    <w:bookmarkStart w:id="118" w:name="安全"/>
+    <w:p>
+      <w:pPr>
+        <w:pStyle w:val="Heading3"/>
+      </w:pPr>
+      <w:r>
+        <w:t xml:space="preserve">8.2 安全</w:t>
+      </w:r>
+    </w:p>
+    <w:p>
+      <w:pPr>
+        <w:numPr>
+          <w:ilvl w:val="0"/>
+          <w:numId w:val="1055"/>
+        </w:numPr>
+        <w:pStyle w:val="Compact"/>
+      </w:pPr>
+      <w:r>
+        <w:t xml:space="preserve">传输层 TLS 加密</w:t>
+      </w:r>
+    </w:p>
+    <w:p>
+      <w:pPr>
+        <w:numPr>
+          <w:ilvl w:val="0"/>
+          <w:numId w:val="1055"/>
+        </w:numPr>
+        <w:pStyle w:val="Compact"/>
+      </w:pPr>
+      <w:r>
+        <w:t xml:space="preserve">数据源凭证加密存储，执行侧最小权限账号</w:t>
+      </w:r>
+    </w:p>
+    <w:p>
+      <w:pPr>
+        <w:numPr>
+          <w:ilvl w:val="0"/>
+          <w:numId w:val="1055"/>
+        </w:numPr>
+        <w:pStyle w:val="Compact"/>
+      </w:pPr>
+      <w:r>
+        <w:t xml:space="preserve">RBAC + 多租户隔离 + 操作审计</w:t>
+      </w:r>
+    </w:p>
+    <w:p>
+      <w:pPr>
+        <w:numPr>
+          <w:ilvl w:val="0"/>
+          <w:numId w:val="1055"/>
+        </w:numPr>
+        <w:pStyle w:val="Compact"/>
+      </w:pPr>
+      <w:r>
+        <w:t xml:space="preserve">敏感操作（删除任务、业务切换）二次确认或更高权限</w:t>
+      </w:r>
+    </w:p>
+    <w:p>
+      <w:pPr>
+        <w:numPr>
+          <w:ilvl w:val="0"/>
+          <w:numId w:val="1055"/>
+        </w:numPr>
+        <w:pStyle w:val="Compact"/>
+      </w:pPr>
+      <w:r>
+        <w:t xml:space="preserve">鉴权失败默认拒绝（fail-close）</w:t>
+      </w:r>
+    </w:p>
     <w:bookmarkEnd w:id="118"/>
-    <w:bookmarkStart w:id="119" w:name="安全"/>
+    <w:bookmarkStart w:id="119" w:name="性能"/>
     <w:p>
       <w:pPr>
         <w:pStyle w:val="Heading3"/>
       </w:pPr>
       <w:r>
-        <w:t xml:space="preserve">8.2 安全</w:t>
-      </w:r>
-    </w:p>
-    <w:p>
-      <w:pPr>
-        <w:numPr>
-          <w:ilvl w:val="0"/>
-          <w:numId w:val="1053"/>
-        </w:numPr>
-        <w:pStyle w:val="Compact"/>
-      </w:pPr>
-      <w:r>
-        <w:t xml:space="preserve">传输层 TLS 加密</w:t>
-      </w:r>
-    </w:p>
-    <w:p>
-      <w:pPr>
-        <w:numPr>
-          <w:ilvl w:val="0"/>
-          <w:numId w:val="1053"/>
-        </w:numPr>
-        <w:pStyle w:val="Compact"/>
-      </w:pPr>
-      <w:r>
-        <w:t xml:space="preserve">数据源凭证加密存储，执行侧最小权限账号</w:t>
-      </w:r>
-    </w:p>
-    <w:p>
-      <w:pPr>
-        <w:numPr>
-          <w:ilvl w:val="0"/>
-          <w:numId w:val="1053"/>
-        </w:numPr>
-        <w:pStyle w:val="Compact"/>
-      </w:pPr>
-      <w:r>
-        <w:t xml:space="preserve">RBAC + 多租户隔离 + 操作审计</w:t>
-      </w:r>
-    </w:p>
-    <w:p>
-      <w:pPr>
-        <w:numPr>
-          <w:ilvl w:val="0"/>
-          <w:numId w:val="1053"/>
-        </w:numPr>
-        <w:pStyle w:val="Compact"/>
-      </w:pPr>
-      <w:r>
-        <w:t xml:space="preserve">敏感操作（删除任务、业务切换）二次确认或更高权限</w:t>
-      </w:r>
-    </w:p>
-    <w:p>
-      <w:pPr>
-        <w:numPr>
-          <w:ilvl w:val="0"/>
-          <w:numId w:val="1053"/>
-        </w:numPr>
-        <w:pStyle w:val="Compact"/>
-      </w:pPr>
-      <w:r>
-        <w:t xml:space="preserve">鉴权失败默认拒绝（fail-close）</w:t>
+        <w:t xml:space="preserve">8.3 性能</w:t>
+      </w:r>
+    </w:p>
+    <w:p>
+      <w:pPr>
+        <w:numPr>
+          <w:ilvl w:val="0"/>
+          <w:numId w:val="1056"/>
+        </w:numPr>
+        <w:pStyle w:val="Compact"/>
+      </w:pPr>
+      <w:r>
+        <w:t xml:space="preserve">全量：表级并行 + Channel 并发 + 限速可配，避免压垮源/目标</w:t>
+      </w:r>
+    </w:p>
+    <w:p>
+      <w:pPr>
+        <w:numPr>
+          <w:ilvl w:val="0"/>
+          <w:numId w:val="1056"/>
+        </w:numPr>
+        <w:pStyle w:val="Compact"/>
+      </w:pPr>
+      <w:r>
+        <w:t xml:space="preserve">增量：并行度与 Slot 匹配；Store 与 IncrSync 部署亲和降低链路延迟</w:t>
+      </w:r>
+    </w:p>
+    <w:p>
+      <w:pPr>
+        <w:numPr>
+          <w:ilvl w:val="0"/>
+          <w:numId w:val="1056"/>
+        </w:numPr>
+        <w:pStyle w:val="Compact"/>
+      </w:pPr>
+      <w:r>
+        <w:t xml:space="preserve">元数据：位点与统计异步批量刷盘</w:t>
+      </w:r>
+    </w:p>
+    <w:p>
+      <w:pPr>
+        <w:numPr>
+          <w:ilvl w:val="0"/>
+          <w:numId w:val="1056"/>
+        </w:numPr>
+        <w:pStyle w:val="Compact"/>
+      </w:pPr>
+      <w:r>
+        <w:t xml:space="preserve">大表校验：分片流式对比，避免内存爆炸</w:t>
       </w:r>
     </w:p>
     <w:bookmarkEnd w:id="119"/>
-    <w:bookmarkStart w:id="120" w:name="性能"/>
-    <w:p>
-      <w:pPr>
-        <w:pStyle w:val="Heading3"/>
-      </w:pPr>
-      <w:r>
-        <w:t xml:space="preserve">8.3 性能</w:t>
-      </w:r>
-    </w:p>
-    <w:p>
-      <w:pPr>
-        <w:numPr>
-          <w:ilvl w:val="0"/>
-          <w:numId w:val="1054"/>
-        </w:numPr>
-        <w:pStyle w:val="Compact"/>
-      </w:pPr>
-      <w:r>
-        <w:t xml:space="preserve">全量：表级并行 + Channel 并发 + 限速可配，避免压垮源/目标</w:t>
-      </w:r>
-    </w:p>
-    <w:p>
-      <w:pPr>
-        <w:numPr>
-          <w:ilvl w:val="0"/>
-          <w:numId w:val="1054"/>
-        </w:numPr>
-        <w:pStyle w:val="Compact"/>
-      </w:pPr>
-      <w:r>
-        <w:t xml:space="preserve">增量：并行度与 Slot 匹配；Store 与 IncrSync 部署亲和降低链路延迟</w:t>
-      </w:r>
-    </w:p>
-    <w:p>
-      <w:pPr>
-        <w:numPr>
-          <w:ilvl w:val="0"/>
-          <w:numId w:val="1054"/>
-        </w:numPr>
-        <w:pStyle w:val="Compact"/>
-      </w:pPr>
-      <w:r>
-        <w:t xml:space="preserve">元数据：位点与统计异步批量刷盘</w:t>
-      </w:r>
-    </w:p>
-    <w:p>
-      <w:pPr>
-        <w:numPr>
-          <w:ilvl w:val="0"/>
-          <w:numId w:val="1054"/>
-        </w:numPr>
-        <w:pStyle w:val="Compact"/>
-      </w:pPr>
-      <w:r>
-        <w:t xml:space="preserve">大表校验：分片流式对比，避免内存爆炸</w:t>
-      </w:r>
-    </w:p>
-    <w:bookmarkEnd w:id="120"/>
-    <w:bookmarkStart w:id="121" w:name="可观测性"/>
+    <w:bookmarkStart w:id="120" w:name="可观测性"/>
     <w:p>
       <w:pPr>
         <w:pStyle w:val="Heading3"/>
@@ -10748,8 +10817,8 @@
         <w:t xml:space="preserve">告警覆盖任务失败、延迟过高、脏数据超限、校验差异、组件异常等，支持分级、抑制与多渠道通知。</w:t>
       </w:r>
     </w:p>
-    <w:bookmarkEnd w:id="121"/>
-    <w:bookmarkStart w:id="122" w:name="兼容性"/>
+    <w:bookmarkEnd w:id="120"/>
+    <w:bookmarkStart w:id="121" w:name="兼容性"/>
     <w:p>
       <w:pPr>
         <w:pStyle w:val="Heading3"/>
@@ -10762,7 +10831,7 @@
       <w:pPr>
         <w:numPr>
           <w:ilvl w:val="0"/>
-          <w:numId w:val="1055"/>
+          <w:numId w:val="1057"/>
         </w:numPr>
         <w:pStyle w:val="Compact"/>
       </w:pPr>
@@ -10774,7 +10843,7 @@
       <w:pPr>
         <w:numPr>
           <w:ilvl w:val="0"/>
-          <w:numId w:val="1055"/>
+          <w:numId w:val="1057"/>
         </w:numPr>
         <w:pStyle w:val="Compact"/>
       </w:pPr>
@@ -10804,7 +10873,7 @@
       <w:pPr>
         <w:numPr>
           <w:ilvl w:val="0"/>
-          <w:numId w:val="1055"/>
+          <w:numId w:val="1057"/>
         </w:numPr>
         <w:pStyle w:val="Compact"/>
       </w:pPr>
@@ -10816,7 +10885,7 @@
       <w:pPr>
         <w:numPr>
           <w:ilvl w:val="0"/>
-          <w:numId w:val="1055"/>
+          <w:numId w:val="1057"/>
         </w:numPr>
         <w:pStyle w:val="Compact"/>
       </w:pPr>
@@ -10831,8 +10900,8 @@
         </w:pict>
       </w:r>
     </w:p>
+    <w:bookmarkEnd w:id="121"/>
     <w:bookmarkEnd w:id="122"/>
-    <w:bookmarkEnd w:id="123"/>
     <w:bookmarkStart w:id="129" w:name="附录"/>
     <w:p>
       <w:pPr>
@@ -10842,7 +10911,7 @@
         <w:t xml:space="preserve">9. 附录</w:t>
       </w:r>
     </w:p>
-    <w:bookmarkStart w:id="124" w:name="关键设计决策"/>
+    <w:bookmarkStart w:id="123" w:name="关键设计决策"/>
     <w:p>
       <w:pPr>
         <w:pStyle w:val="Heading3"/>
@@ -11209,8 +11278,8 @@
         </w:tc>
       </w:tr>
     </w:tbl>
-    <w:bookmarkEnd w:id="124"/>
-    <w:bookmarkStart w:id="125" w:name="演进路线"/>
+    <w:bookmarkEnd w:id="123"/>
+    <w:bookmarkStart w:id="124" w:name="演进路线"/>
     <w:p>
       <w:pPr>
         <w:pStyle w:val="Heading3"/>
@@ -11441,8 +11510,8 @@
         </w:tc>
       </w:tr>
     </w:tbl>
-    <w:bookmarkEnd w:id="125"/>
-    <w:bookmarkStart w:id="126" w:name="图索引"/>
+    <w:bookmarkEnd w:id="124"/>
+    <w:bookmarkStart w:id="125" w:name="图索引"/>
     <w:p>
       <w:pPr>
         <w:pStyle w:val="Heading3"/>
@@ -11874,7 +11943,7 @@
         </w:tc>
       </w:tr>
     </w:tbl>
-    <w:bookmarkEnd w:id="126"/>
+    <w:bookmarkEnd w:id="125"/>
     <w:bookmarkStart w:id="128" w:name="文档索引"/>
     <w:p>
       <w:pPr>
@@ -11933,18 +12002,49 @@
               <w:jc w:val="left"/>
             </w:pPr>
             <w:r>
-              <w:t xml:space="preserve">迁移平台总体设计</w:t>
-            </w:r>
-          </w:p>
-        </w:tc>
-        <w:tc>
-          <w:tcPr/>
-          <w:p>
-            <w:pPr>
-              <w:pStyle w:val="Compact"/>
-              <w:jc w:val="left"/>
-            </w:pPr>
-            <w:hyperlink r:id="rId20">
+              <w:t xml:space="preserve">迁移平台软件设计说明书（本文）</w:t>
+            </w:r>
+          </w:p>
+        </w:tc>
+        <w:tc>
+          <w:tcPr/>
+          <w:p>
+            <w:pPr>
+              <w:pStyle w:val="Compact"/>
+              <w:jc w:val="left"/>
+            </w:pPr>
+            <w:hyperlink r:id="rId126">
+              <w:r>
+                <w:rPr>
+                  <w:rStyle w:val="Hyperlink"/>
+                </w:rPr>
+                <w:t xml:space="preserve">迁移平台软件设计说明书.md</w:t>
+              </w:r>
+            </w:hyperlink>
+          </w:p>
+        </w:tc>
+      </w:tr>
+      <w:tr>
+        <w:tc>
+          <w:tcPr/>
+          <w:p>
+            <w:pPr>
+              <w:pStyle w:val="Compact"/>
+              <w:jc w:val="left"/>
+            </w:pPr>
+            <w:r>
+              <w:t xml:space="preserve">平台概述索引</w:t>
+            </w:r>
+          </w:p>
+        </w:tc>
+        <w:tc>
+          <w:tcPr/>
+          <w:p>
+            <w:pPr>
+              <w:pStyle w:val="Compact"/>
+              <w:jc w:val="left"/>
+            </w:pPr>
+            <w:hyperlink r:id="rId127">
               <w:r>
                 <w:rPr>
                   <w:rStyle w:val="Hyperlink"/>
@@ -11964,37 +12064,6 @@
               <w:jc w:val="left"/>
             </w:pPr>
             <w:r>
-              <w:t xml:space="preserve">迁移平台软件设计说明书（本文）</w:t>
-            </w:r>
-          </w:p>
-        </w:tc>
-        <w:tc>
-          <w:tcPr/>
-          <w:p>
-            <w:pPr>
-              <w:pStyle w:val="Compact"/>
-              <w:jc w:val="left"/>
-            </w:pPr>
-            <w:hyperlink r:id="rId127">
-              <w:r>
-                <w:rPr>
-                  <w:rStyle w:val="Hyperlink"/>
-                </w:rPr>
-                <w:t xml:space="preserve">迁移平台软件设计说明书.md</w:t>
-              </w:r>
-            </w:hyperlink>
-          </w:p>
-        </w:tc>
-      </w:tr>
-      <w:tr>
-        <w:tc>
-          <w:tcPr/>
-          <w:p>
-            <w:pPr>
-              <w:pStyle w:val="Compact"/>
-              <w:jc w:val="left"/>
-            </w:pPr>
-            <w:r>
               <w:t xml:space="preserve">架构与流程图资源</w:t>
             </w:r>
           </w:p>
@@ -12041,7 +12110,7 @@
           <w:iCs/>
           <w:i/>
         </w:rPr>
-        <w:t xml:space="preserve">文档结束 — 迁移平台软件设计说明书 v3.0（评审稿）</w:t>
+        <w:t xml:space="preserve">文档结束 — 迁移平台软件设计说明书 v3.1（评审稿）</w:t>
       </w:r>
     </w:p>
     <w:bookmarkEnd w:id="128"/>
@@ -12308,6 +12377,176 @@
     <w:lvl w:ilvl="8">
       <w:numFmt w:val="bullet"/>
       <w:lvlText w:val="•"/>
+      <w:lvlJc w:val="left"/>
+      <w:pPr>
+        <w:ind w:left="6480" w:hanging="480"/>
+      </w:pPr>
+    </w:lvl>
+  </w:abstractNum>
+  <w:abstractNum w:abstractNumId="99413">
+    <w:nsid w:val="A99413"/>
+    <w:multiLevelType w:val="multilevel"/>
+    <w:lvl w:ilvl="0">
+      <w:start w:val="3"/>
+      <w:numFmt w:val="decimal"/>
+      <w:lvlText w:val="%1."/>
+      <w:lvlJc w:val="left"/>
+      <w:pPr>
+        <w:ind w:left="720" w:hanging="480"/>
+      </w:pPr>
+    </w:lvl>
+    <w:lvl w:ilvl="1">
+      <w:start w:val="3"/>
+      <w:numFmt w:val="decimal"/>
+      <w:lvlText w:val="%2."/>
+      <w:lvlJc w:val="left"/>
+      <w:pPr>
+        <w:ind w:left="1440" w:hanging="480"/>
+      </w:pPr>
+    </w:lvl>
+    <w:lvl w:ilvl="2">
+      <w:start w:val="3"/>
+      <w:numFmt w:val="decimal"/>
+      <w:lvlText w:val="%3."/>
+      <w:lvlJc w:val="left"/>
+      <w:pPr>
+        <w:ind w:left="2160" w:hanging="480"/>
+      </w:pPr>
+    </w:lvl>
+    <w:lvl w:ilvl="3">
+      <w:start w:val="3"/>
+      <w:numFmt w:val="decimal"/>
+      <w:lvlText w:val="%4."/>
+      <w:lvlJc w:val="left"/>
+      <w:pPr>
+        <w:ind w:left="2880" w:hanging="480"/>
+      </w:pPr>
+    </w:lvl>
+    <w:lvl w:ilvl="4">
+      <w:start w:val="3"/>
+      <w:numFmt w:val="decimal"/>
+      <w:lvlText w:val="%5."/>
+      <w:lvlJc w:val="left"/>
+      <w:pPr>
+        <w:ind w:left="3600" w:hanging="480"/>
+      </w:pPr>
+    </w:lvl>
+    <w:lvl w:ilvl="5">
+      <w:start w:val="3"/>
+      <w:numFmt w:val="decimal"/>
+      <w:lvlText w:val="%6."/>
+      <w:lvlJc w:val="left"/>
+      <w:pPr>
+        <w:ind w:left="4320" w:hanging="480"/>
+      </w:pPr>
+    </w:lvl>
+    <w:lvl w:ilvl="6">
+      <w:start w:val="3"/>
+      <w:numFmt w:val="decimal"/>
+      <w:lvlText w:val="%7."/>
+      <w:lvlJc w:val="left"/>
+      <w:pPr>
+        <w:ind w:left="5040" w:hanging="480"/>
+      </w:pPr>
+    </w:lvl>
+    <w:lvl w:ilvl="7">
+      <w:start w:val="3"/>
+      <w:numFmt w:val="decimal"/>
+      <w:lvlText w:val="%8."/>
+      <w:lvlJc w:val="left"/>
+      <w:pPr>
+        <w:ind w:left="5760" w:hanging="480"/>
+      </w:pPr>
+    </w:lvl>
+    <w:lvl w:ilvl="8">
+      <w:start w:val="3"/>
+      <w:numFmt w:val="decimal"/>
+      <w:lvlText w:val="%9."/>
+      <w:lvlJc w:val="left"/>
+      <w:pPr>
+        <w:ind w:left="6480" w:hanging="480"/>
+      </w:pPr>
+    </w:lvl>
+  </w:abstractNum>
+  <w:abstractNum w:abstractNumId="99416">
+    <w:nsid w:val="A99416"/>
+    <w:multiLevelType w:val="multilevel"/>
+    <w:lvl w:ilvl="0">
+      <w:start w:val="6"/>
+      <w:numFmt w:val="decimal"/>
+      <w:lvlText w:val="%1."/>
+      <w:lvlJc w:val="left"/>
+      <w:pPr>
+        <w:ind w:left="720" w:hanging="480"/>
+      </w:pPr>
+    </w:lvl>
+    <w:lvl w:ilvl="1">
+      <w:start w:val="6"/>
+      <w:numFmt w:val="decimal"/>
+      <w:lvlText w:val="%2."/>
+      <w:lvlJc w:val="left"/>
+      <w:pPr>
+        <w:ind w:left="1440" w:hanging="480"/>
+      </w:pPr>
+    </w:lvl>
+    <w:lvl w:ilvl="2">
+      <w:start w:val="6"/>
+      <w:numFmt w:val="decimal"/>
+      <w:lvlText w:val="%3."/>
+      <w:lvlJc w:val="left"/>
+      <w:pPr>
+        <w:ind w:left="2160" w:hanging="480"/>
+      </w:pPr>
+    </w:lvl>
+    <w:lvl w:ilvl="3">
+      <w:start w:val="6"/>
+      <w:numFmt w:val="decimal"/>
+      <w:lvlText w:val="%4."/>
+      <w:lvlJc w:val="left"/>
+      <w:pPr>
+        <w:ind w:left="2880" w:hanging="480"/>
+      </w:pPr>
+    </w:lvl>
+    <w:lvl w:ilvl="4">
+      <w:start w:val="6"/>
+      <w:numFmt w:val="decimal"/>
+      <w:lvlText w:val="%5."/>
+      <w:lvlJc w:val="left"/>
+      <w:pPr>
+        <w:ind w:left="3600" w:hanging="480"/>
+      </w:pPr>
+    </w:lvl>
+    <w:lvl w:ilvl="5">
+      <w:start w:val="6"/>
+      <w:numFmt w:val="decimal"/>
+      <w:lvlText w:val="%6."/>
+      <w:lvlJc w:val="left"/>
+      <w:pPr>
+        <w:ind w:left="4320" w:hanging="480"/>
+      </w:pPr>
+    </w:lvl>
+    <w:lvl w:ilvl="6">
+      <w:start w:val="6"/>
+      <w:numFmt w:val="decimal"/>
+      <w:lvlText w:val="%7."/>
+      <w:lvlJc w:val="left"/>
+      <w:pPr>
+        <w:ind w:left="5040" w:hanging="480"/>
+      </w:pPr>
+    </w:lvl>
+    <w:lvl w:ilvl="7">
+      <w:start w:val="6"/>
+      <w:numFmt w:val="decimal"/>
+      <w:lvlText w:val="%8."/>
+      <w:lvlJc w:val="left"/>
+      <w:pPr>
+        <w:ind w:left="5760" w:hanging="480"/>
+      </w:pPr>
+    </w:lvl>
+    <w:lvl w:ilvl="8">
+      <w:start w:val="6"/>
+      <w:numFmt w:val="decimal"/>
+      <w:lvlText w:val="%9."/>
       <w:lvlJc w:val="left"/>
       <w:pPr>
         <w:ind w:left="6480" w:hanging="480"/>
@@ -12549,6 +12788,66 @@
     </w:lvlOverride>
   </w:num>
   <w:num w:numId="1051">
+    <w:abstractNumId w:val="99413"/>
+    <w:lvlOverride w:ilvl="0">
+      <w:startOverride w:val="3"/>
+    </w:lvlOverride>
+    <w:lvlOverride w:ilvl="1">
+      <w:startOverride w:val="3"/>
+    </w:lvlOverride>
+    <w:lvlOverride w:ilvl="2">
+      <w:startOverride w:val="3"/>
+    </w:lvlOverride>
+    <w:lvlOverride w:ilvl="3">
+      <w:startOverride w:val="3"/>
+    </w:lvlOverride>
+    <w:lvlOverride w:ilvl="4">
+      <w:startOverride w:val="3"/>
+    </w:lvlOverride>
+    <w:lvlOverride w:ilvl="5">
+      <w:startOverride w:val="3"/>
+    </w:lvlOverride>
+    <w:lvlOverride w:ilvl="6">
+      <w:startOverride w:val="3"/>
+    </w:lvlOverride>
+    <w:lvlOverride w:ilvl="7">
+      <w:startOverride w:val="3"/>
+    </w:lvlOverride>
+    <w:lvlOverride w:ilvl="8">
+      <w:startOverride w:val="3"/>
+    </w:lvlOverride>
+  </w:num>
+  <w:num w:numId="1052">
+    <w:abstractNumId w:val="99416"/>
+    <w:lvlOverride w:ilvl="0">
+      <w:startOverride w:val="6"/>
+    </w:lvlOverride>
+    <w:lvlOverride w:ilvl="1">
+      <w:startOverride w:val="6"/>
+    </w:lvlOverride>
+    <w:lvlOverride w:ilvl="2">
+      <w:startOverride w:val="6"/>
+    </w:lvlOverride>
+    <w:lvlOverride w:ilvl="3">
+      <w:startOverride w:val="6"/>
+    </w:lvlOverride>
+    <w:lvlOverride w:ilvl="4">
+      <w:startOverride w:val="6"/>
+    </w:lvlOverride>
+    <w:lvlOverride w:ilvl="5">
+      <w:startOverride w:val="6"/>
+    </w:lvlOverride>
+    <w:lvlOverride w:ilvl="6">
+      <w:startOverride w:val="6"/>
+    </w:lvlOverride>
+    <w:lvlOverride w:ilvl="7">
+      <w:startOverride w:val="6"/>
+    </w:lvlOverride>
+    <w:lvlOverride w:ilvl="8">
+      <w:startOverride w:val="6"/>
+    </w:lvlOverride>
+  </w:num>
+  <w:num w:numId="1053">
     <w:abstractNumId w:val="99411"/>
     <w:lvlOverride w:ilvl="0">
       <w:startOverride w:val="1"/>
@@ -12578,16 +12877,16 @@
       <w:startOverride w:val="1"/>
     </w:lvlOverride>
   </w:num>
-  <w:num w:numId="1052">
-    <w:abstractNumId w:val="991"/>
-  </w:num>
-  <w:num w:numId="1053">
-    <w:abstractNumId w:val="991"/>
-  </w:num>
   <w:num w:numId="1054">
     <w:abstractNumId w:val="991"/>
   </w:num>
   <w:num w:numId="1055">
+    <w:abstractNumId w:val="991"/>
+  </w:num>
+  <w:num w:numId="1056">
+    <w:abstractNumId w:val="991"/>
+  </w:num>
+  <w:num w:numId="1057">
     <w:abstractNumId w:val="991"/>
   </w:num>
 </w:numbering>

--- a/doc/迁移平台软件设计说明书.docx
+++ b/doc/迁移平台软件设计说明书.docx
@@ -2,7 +2,7 @@
 <file path=word/document.xml><?xml version="1.0" encoding="utf-8"?>
 <w:document xmlns:w="http://schemas.openxmlformats.org/wordprocessingml/2006/main" xmlns:m="http://schemas.openxmlformats.org/officeDocument/2006/math" xmlns:r="http://schemas.openxmlformats.org/officeDocument/2006/relationships" xmlns:o="urn:schemas-microsoft-com:office:office" xmlns:v="urn:schemas-microsoft-com:vml" xmlns:w10="urn:schemas-microsoft-com:office:word" xmlns:a="http://schemas.openxmlformats.org/drawingml/2006/main" xmlns:pic="http://schemas.openxmlformats.org/drawingml/2006/picture" xmlns:wp="http://schemas.openxmlformats.org/drawingml/2006/wordprocessingDrawing">
   <w:body>
-    <w:bookmarkStart w:id="130" w:name="迁移平台软件设计说明书"/>
+    <w:bookmarkStart w:id="122" w:name="迁移平台软件设计说明书"/>
     <w:p>
       <w:pPr>
         <w:pStyle w:val="Heading1"/>
@@ -106,7 +106,7 @@
               <w:jc w:val="left"/>
             </w:pPr>
             <w:r>
-              <w:t xml:space="preserve">v3.1</w:t>
+              <w:t xml:space="preserve">v3.2</w:t>
             </w:r>
           </w:p>
         </w:tc>
@@ -342,7 +342,7 @@
               <w:jc w:val="left"/>
             </w:pPr>
             <w:r>
-              <w:t xml:space="preserve">初稿：基于总体设计编制 SDD，完成架构、模块、流程与非功能设计</w:t>
+              <w:t xml:space="preserve">初稿：完成架构、模块、流程与非功能设计</w:t>
             </w:r>
           </w:p>
         </w:tc>
@@ -404,7 +404,7 @@
               <w:jc w:val="left"/>
             </w:pPr>
             <w:r>
-              <w:t xml:space="preserve">修订：完善模块划分、流程衔接与部署视图</w:t>
+              <w:t xml:space="preserve">修订：完善模块划分与流程衔接</w:t>
             </w:r>
           </w:p>
         </w:tc>
@@ -466,7 +466,7 @@
               <w:jc w:val="left"/>
             </w:pPr>
             <w:r>
-              <w:t xml:space="preserve">模块图改为分层嵌套风格；精简模块介绍；规范架构与流程写法</w:t>
+              <w:t xml:space="preserve">模块图改为分层嵌套风格；精简模块介绍</w:t>
             </w:r>
           </w:p>
         </w:tc>
@@ -528,7 +528,69 @@
               <w:jc w:val="left"/>
             </w:pPr>
             <w:r>
-              <w:t xml:space="preserve">优化流程/模块图可读性；完善交付文档索引与概述</w:t>
+              <w:t xml:space="preserve">优化流程/模块图可读性</w:t>
+            </w:r>
+          </w:p>
+        </w:tc>
+        <w:tc>
+          <w:tcPr/>
+          <w:p>
+            <w:pPr>
+              <w:pStyle w:val="Compact"/>
+              <w:jc w:val="left"/>
+            </w:pPr>
+            <w:r>
+              <w:t xml:space="preserve">已归档</w:t>
+            </w:r>
+          </w:p>
+        </w:tc>
+      </w:tr>
+      <w:tr>
+        <w:tc>
+          <w:tcPr/>
+          <w:p>
+            <w:pPr>
+              <w:pStyle w:val="Compact"/>
+              <w:jc w:val="left"/>
+            </w:pPr>
+            <w:r>
+              <w:t xml:space="preserve">v3.2</w:t>
+            </w:r>
+          </w:p>
+        </w:tc>
+        <w:tc>
+          <w:tcPr/>
+          <w:p>
+            <w:pPr>
+              <w:pStyle w:val="Compact"/>
+              <w:jc w:val="left"/>
+            </w:pPr>
+            <w:r>
+              <w:t xml:space="preserve">2026-07-10</w:t>
+            </w:r>
+          </w:p>
+        </w:tc>
+        <w:tc>
+          <w:tcPr/>
+          <w:p>
+            <w:pPr>
+              <w:pStyle w:val="Compact"/>
+              <w:jc w:val="left"/>
+            </w:pPr>
+            <w:r>
+              <w:t xml:space="preserve">—</w:t>
+            </w:r>
+          </w:p>
+        </w:tc>
+        <w:tc>
+          <w:tcPr/>
+          <w:p>
+            <w:pPr>
+              <w:pStyle w:val="Compact"/>
+              <w:jc w:val="left"/>
+            </w:pPr>
+            <w:r>
+              <w:t xml:space="preserve">架构改为源-平台-目标；三层模块图；新增 AIEngine；精简架构章节</w:t>
             </w:r>
           </w:p>
         </w:tc>
@@ -789,7 +851,7 @@
         <w:pStyle w:val="Compact"/>
       </w:pPr>
       <w:r>
-        <w:t xml:space="preserve">四层逻辑架构与控制面/数据面分离设计</w:t>
+        <w:t xml:space="preserve">逻辑架构（源库 → 迁移平台 → 目标库/消息队列）与控制面/数据面分离设计</w:t>
       </w:r>
     </w:p>
     <w:p>
@@ -801,7 +863,7 @@
         <w:pStyle w:val="Compact"/>
       </w:pPr>
       <w:r>
-        <w:t xml:space="preserve">部署视图（单机、多节点）与技术选型</w:t>
+        <w:t xml:space="preserve">三层模块划分（服务接入层 / 流程编排层 / 组件层）与技术选型</w:t>
       </w:r>
     </w:p>
     <w:p>
@@ -813,7 +875,7 @@
         <w:pStyle w:val="Compact"/>
       </w:pPr>
       <w:r>
-        <w:t xml:space="preserve">Migration Core、接入编排、执行能力、横切能力、运行时与插件的模块边界</w:t>
+        <w:t xml:space="preserve">执行组件（含 AIEngine）与 Supervisor 监控边界</w:t>
       </w:r>
     </w:p>
     <w:p>
@@ -1064,6 +1126,32 @@
             </w:pPr>
             <w:r>
               <w:t xml:space="preserve">源/目标全字段对比校验组件</w:t>
+            </w:r>
+          </w:p>
+        </w:tc>
+      </w:tr>
+      <w:tr>
+        <w:tc>
+          <w:tcPr/>
+          <w:p>
+            <w:pPr>
+              <w:pStyle w:val="Compact"/>
+              <w:jc w:val="left"/>
+            </w:pPr>
+            <w:r>
+              <w:t xml:space="preserve">AIEngine</w:t>
+            </w:r>
+          </w:p>
+        </w:tc>
+        <w:tc>
+          <w:tcPr/>
+          <w:p>
+            <w:pPr>
+              <w:pStyle w:val="Compact"/>
+              <w:jc w:val="left"/>
+            </w:pPr>
+            <w:r>
+              <w:t xml:space="preserve">智能辅助组件：映射建议、异常诊断与差异解释</w:t>
             </w:r>
           </w:p>
         </w:tc>
@@ -1720,7 +1808,7 @@
         <w:t xml:space="preserve">分层解耦</w:t>
       </w:r>
       <w:r>
-        <w:t xml:space="preserve">：服务接入层、流程编排层、执行引擎层、基础设施层职责清晰，各层可独立演进与扩缩容。</w:t>
+        <w:t xml:space="preserve">：服务接入层、流程编排层、组件层职责清晰，各层可独立演进。</w:t>
       </w:r>
     </w:p>
     <w:p>
@@ -1812,6 +1900,25 @@
       </w:r>
       <w:r>
         <w:t xml:space="preserve">：编排、调度、元数据属于控制平面；实际读写与日志消费属于数据平面，便于独立扩缩与故障隔离。</w:t>
+      </w:r>
+    </w:p>
+    <w:p>
+      <w:pPr>
+        <w:numPr>
+          <w:ilvl w:val="0"/>
+          <w:numId w:val="1005"/>
+        </w:numPr>
+        <w:pStyle w:val="Compact"/>
+      </w:pPr>
+      <w:r>
+        <w:rPr>
+          <w:bCs/>
+          <w:b/>
+        </w:rPr>
+        <w:t xml:space="preserve">智能辅助</w:t>
+      </w:r>
+      <w:r>
+        <w:t xml:space="preserve">：AIEngine 提供映射与诊断建议，默认人工确认，不替代确定性执行链路。</w:t>
       </w:r>
     </w:p>
     <w:p>
@@ -2039,6 +2146,32 @@
           </w:p>
         </w:tc>
       </w:tr>
+      <w:tr>
+        <w:tc>
+          <w:tcPr/>
+          <w:p>
+            <w:pPr>
+              <w:pStyle w:val="Compact"/>
+              <w:jc w:val="left"/>
+            </w:pPr>
+            <w:r>
+              <w:t xml:space="preserve">智能辅助</w:t>
+            </w:r>
+          </w:p>
+        </w:tc>
+        <w:tc>
+          <w:tcPr/>
+          <w:p>
+            <w:pPr>
+              <w:pStyle w:val="Compact"/>
+              <w:jc w:val="left"/>
+            </w:pPr>
+            <w:r>
+              <w:t xml:space="preserve">AIEngine 提供映射建议、异常诊断与校验差异解释</w:t>
+            </w:r>
+          </w:p>
+        </w:tc>
+      </w:tr>
     </w:tbl>
     <w:p>
       <w:r>
@@ -2049,7 +2182,7 @@
     </w:p>
     <w:bookmarkEnd w:id="30"/>
     <w:bookmarkEnd w:id="31"/>
-    <w:bookmarkStart w:id="55" w:name="系统架构设计"/>
+    <w:bookmarkStart w:id="46" w:name="系统架构设计"/>
     <w:p>
       <w:pPr>
         <w:pStyle w:val="Heading2"/>
@@ -2072,7 +2205,7 @@
         <w:pStyle w:val="FirstParagraph"/>
       </w:pPr>
       <w:r>
-        <w:t xml:space="preserve">架构设计以「端到端可编排、执行可扩展、运行可观测」为目标：控制平面负责任务意图与状态，数据平面负责吞吐与延迟；执行能力通过插件适配异构库，横切能力保障调度、资源、HA 与监控。约束方面，平台需同时支持单机 PoC 与多节点生产部署，元数据为权威状态源，增量链路必须支持位点衔接与组件级高可用。</w:t>
+        <w:t xml:space="preserve">架构设计以「端到端可编排、执行可扩展、运行可观测、智能可辅助」为目标：左侧对接源库，中间为迁移平台，右侧输出到目标库或消息队列。控制平面负责任务意图与状态，数据平面负责吞吐与延迟；元数据为权威状态源；增量链路必须支持位点衔接与组件级高可用；AI 仅作辅助决策，不替代核心执行链路。</w:t>
       </w:r>
     </w:p>
     <w:bookmarkEnd w:id="32"/>
@@ -2100,13 +2233,13 @@
           <w:bCs/>
           <w:b/>
         </w:rPr>
-        <w:t xml:space="preserve">四层架构 + 数据平面</w:t>
+        <w:t xml:space="preserve">源库 → 迁移平台 → 目标库/消息队列</w:t>
       </w:r>
       <w:r>
         <w:t xml:space="preserve"> </w:t>
       </w:r>
       <w:r>
-        <w:t xml:space="preserve">模型：自上而下为服务接入层、流程编排层、执行引擎层、基础设施层；源库、目标库与增量日志存储构成独立数据平面。</w:t>
+        <w:t xml:space="preserve">的端到端结构。平台内部自上而下划分为：集中管控、基础服务、结构与全量、增量日志管道，以及 AI 智能辅助。</w:t>
       </w:r>
     </w:p>
     <w:p>
@@ -2116,7 +2249,7 @@
       <w:r>
         <w:drawing>
           <wp:inline>
-            <wp:extent cx="5334000" cy="4143099"/>
+            <wp:extent cx="5334000" cy="6139525"/>
             <wp:effectExtent b="0" l="0" r="0" t="0"/>
             <wp:docPr descr="图3-1 系统逻辑架构图" title="" id="34" name="Picture"/>
             <a:graphic>
@@ -2137,7 +2270,7 @@
                   <pic:spPr bwMode="auto">
                     <a:xfrm>
                       <a:off x="0" y="0"/>
-                      <a:ext cx="5334000" cy="4143099"/>
+                      <a:ext cx="5334000" cy="6139525"/>
                     </a:xfrm>
                     <a:prstGeom prst="rect">
                       <a:avLst/>
@@ -2185,10 +2318,10 @@
           <w:bCs/>
           <w:b/>
         </w:rPr>
-        <w:t xml:space="preserve">服务接入层</w:t>
-      </w:r>
-      <w:r>
-        <w:t xml:space="preserve">面向用户与外部系统，提供控制台 UI、统一 API 网关与认证鉴权。该层不承载迁移业务逻辑，而是将操作请求规范化后下发至编排层，并回传任务状态、进度与告警信息。通过网关集中处理鉴权、限流、路由与审计，业务服务可专注领域能力。</w:t>
+        <w:t xml:space="preserve">集中管控</w:t>
+      </w:r>
+      <w:r>
+        <w:t xml:space="preserve">提供控制台、OpenAPI 与认证鉴权，是用户与运维的统一入口，负责任务创建、进度查看与告警处置，不直接搬运业务数据。</w:t>
       </w:r>
     </w:p>
     <w:p>
@@ -2200,10 +2333,10 @@
           <w:bCs/>
           <w:b/>
         </w:rPr>
-        <w:t xml:space="preserve">流程编排层</w:t>
-      </w:r>
-      <w:r>
-        <w:t xml:space="preserve">是迁移任务的「大脑」，包含任务编排服务、工作流服务、元数据服务与数据源注册中心。编排服务维护 MigrationProject / MigrationTask 生命周期；工作流以状态机驱动各阶段子任务；元数据服务持久化配置、位点、映射与组件注册；数据源注册中心统一管理连接与凭证。该层只做决策与状态管理，不直接搬运业务数据。</w:t>
+        <w:t xml:space="preserve">基础服务</w:t>
+      </w:r>
+      <w:r>
+        <w:t xml:space="preserve">包括集群管理、资源管理、高可用与元数据管理，为迁移组件提供注册、配额、选主与配置/位点持久化能力。</w:t>
       </w:r>
     </w:p>
     <w:p>
@@ -2215,10 +2348,10 @@
           <w:bCs/>
           <w:b/>
         </w:rPr>
-        <w:t xml:space="preserve">执行引擎层</w:t>
-      </w:r>
-      <w:r>
-        <w:t xml:space="preserve">落实具体迁移动作，包括 DBCat（结构）、FullImport（全量）、Store（增量拉取）、IncrSync（增量应用）与 FullVerification（校验）。各组件由工作流按阶段启动，通过 SyncWorker / StreamRuntime 与插件完成读写。执行层向上回报进度与完成事件，向下访问源/目标库及增量日志存储。</w:t>
+        <w:t xml:space="preserve">结构与全量</w:t>
+      </w:r>
+      <w:r>
+        <w:t xml:space="preserve">覆盖结构采集与转化、结构迁移以及全量数据流：先完成 Schema 落地，再按切片并发搬运存量数据，并在全量启动时记录增量起始位点。</w:t>
       </w:r>
     </w:p>
     <w:p>
@@ -2230,10 +2363,10 @@
           <w:bCs/>
           <w:b/>
         </w:rPr>
-        <w:t xml:space="preserve">基础设施层</w:t>
-      </w:r>
-      <w:r>
-        <w:t xml:space="preserve">为上层提供调度器、资源池、HA 组件、监控告警与 Supervisor 等横切支撑。调度器将作业分配到 Worker；资源池管理配额与弹性；HA 与 Supervisor 保障 Store / IncrSync 可用性；监控告警汇聚吞吐、延迟与健康指标。</w:t>
+        <w:t xml:space="preserve">增量管道</w:t>
+      </w:r>
+      <w:r>
+        <w:t xml:space="preserve">分为日志读取与同步写入两侧：读取侧完成 Reader → Filter → Queue；写入侧完成 Filter → Mapping → 冲突检测，两侧通过队列解耦，保障变更持续追平。</w:t>
       </w:r>
     </w:p>
     <w:p>
@@ -2245,10 +2378,25 @@
           <w:bCs/>
           <w:b/>
         </w:rPr>
-        <w:t xml:space="preserve">层间交互</w:t>
-      </w:r>
-      <w:r>
-        <w:t xml:space="preserve">：用户经接入层发起任务 → 编排层完成预检查并推进状态机 → 调度器为执行组件申请资源 → 执行引擎在数据平面读写 → 位点与状态回写元数据 → 监控与 HA 持续守护运行态。控制指令自上而下，状态与指标自下而上，形成闭环。</w:t>
+        <w:t xml:space="preserve">AI 智能</w:t>
+      </w:r>
+      <w:r>
+        <w:t xml:space="preserve">为结构映射与运维诊断提供建议（类型映射/DDL 改写、失败归因、差异解释），结果供 DBCat、编排或人工确认，不阻断主链路。</w:t>
+      </w:r>
+    </w:p>
+    <w:p>
+      <w:pPr>
+        <w:pStyle w:val="BodyText"/>
+      </w:pPr>
+      <w:r>
+        <w:rPr>
+          <w:bCs/>
+          <w:b/>
+        </w:rPr>
+        <w:t xml:space="preserve">数据出口</w:t>
+      </w:r>
+      <w:r>
+        <w:t xml:space="preserve">：迁移结果写入目标数据库；也可将变更投递至消息队列，供下游消费。</w:t>
       </w:r>
     </w:p>
     <w:bookmarkEnd w:id="36"/>
@@ -2263,12 +2411,36 @@
     </w:p>
     <w:p>
       <w:pPr>
+        <w:pStyle w:val="FirstParagraph"/>
+      </w:pPr>
+      <w:r>
+        <w:t xml:space="preserve">模块按</w:t>
+      </w:r>
+      <w:r>
+        <w:t xml:space="preserve"> </w:t>
+      </w:r>
+      <w:r>
+        <w:rPr>
+          <w:bCs/>
+          <w:b/>
+        </w:rPr>
+        <w:t xml:space="preserve">服务接入层 → 流程编排层 → 组件层</w:t>
+      </w:r>
+      <w:r>
+        <w:t xml:space="preserve"> </w:t>
+      </w:r>
+      <w:r>
+        <w:t xml:space="preserve">三层组织，组件层由 Supervisor 统一监控。</w:t>
+      </w:r>
+    </w:p>
+    <w:p>
+      <w:pPr>
         <w:pStyle w:val="CaptionedFigure"/>
       </w:pPr>
       <w:r>
         <w:drawing>
           <wp:inline>
-            <wp:extent cx="5334000" cy="1109965"/>
+            <wp:extent cx="3340100" cy="25196800"/>
             <wp:effectExtent b="0" l="0" r="0" t="0"/>
             <wp:docPr descr="图3-2 模块组成图" title="" id="38" name="Picture"/>
             <a:graphic>
@@ -2289,7 +2461,7 @@
                   <pic:spPr bwMode="auto">
                     <a:xfrm>
                       <a:off x="0" y="0"/>
-                      <a:ext cx="5334000" cy="1109965"/>
+                      <a:ext cx="3340100" cy="25196800"/>
                     </a:xfrm>
                     <a:prstGeom prst="rect">
                       <a:avLst/>
@@ -2333,91 +2505,68 @@
         <w:pStyle w:val="BodyText"/>
       </w:pPr>
       <w:r>
-        <w:t xml:space="preserve">模块组成采用分层嵌套布局：</w:t>
-      </w:r>
-    </w:p>
-    <w:p>
-      <w:pPr>
-        <w:numPr>
-          <w:ilvl w:val="0"/>
-          <w:numId w:val="1006"/>
-        </w:numPr>
-        <w:pStyle w:val="Compact"/>
-      </w:pPr>
-      <w:r>
         <w:rPr>
           <w:bCs/>
           <w:b/>
         </w:rPr>
-        <w:t xml:space="preserve">外层「迁移平台」</w:t>
-      </w:r>
-      <w:r>
-        <w:t xml:space="preserve">：完整系统边界。</w:t>
-      </w:r>
-    </w:p>
-    <w:p>
-      <w:pPr>
-        <w:numPr>
-          <w:ilvl w:val="0"/>
-          <w:numId w:val="1006"/>
-        </w:numPr>
-        <w:pStyle w:val="Compact"/>
+        <w:t xml:space="preserve">服务接入层</w:t>
+      </w:r>
+      <w:r>
+        <w:t xml:space="preserve">：传输项目管理、数据源管理、运维监控、告警设置。面向用户与运维，完成项目配置、连接管理与可观测入口。</w:t>
+      </w:r>
+    </w:p>
+    <w:p>
+      <w:pPr>
+        <w:pStyle w:val="BodyText"/>
       </w:pPr>
       <w:r>
         <w:rPr>
           <w:bCs/>
           <w:b/>
         </w:rPr>
-        <w:t xml:space="preserve">内层「迁移框架」</w:t>
-      </w:r>
-      <w:r>
-        <w:t xml:space="preserve">：中部为功能模块（接入与编排、结构与元数据、全量与校验、增量同步）；侧向为横切能力（监控、调度与 HA、Supervisor）；底部为 Migration Core。</w:t>
-      </w:r>
-    </w:p>
-    <w:p>
-      <w:pPr>
-        <w:numPr>
-          <w:ilvl w:val="0"/>
-          <w:numId w:val="1006"/>
-        </w:numPr>
-        <w:pStyle w:val="Compact"/>
+        <w:t xml:space="preserve">流程编排层</w:t>
+      </w:r>
+      <w:r>
+        <w:t xml:space="preserve">：数据库对象迁移、数据迁移、数据同步、数据校验、链路切换。以状态机驱动端到端阶段，负责任务门控、并行策略与失败重试，不直接读写业务数据。</w:t>
+      </w:r>
+    </w:p>
+    <w:p>
+      <w:pPr>
+        <w:pStyle w:val="BodyText"/>
       </w:pPr>
       <w:r>
         <w:rPr>
           <w:bCs/>
           <w:b/>
         </w:rPr>
-        <w:t xml:space="preserve">Migration Core</w:t>
-      </w:r>
-      <w:r>
-        <w:t xml:space="preserve">：Record 模型、Channel、插件容器、配置中心、通信统计。</w:t>
-      </w:r>
-    </w:p>
-    <w:p>
-      <w:pPr>
-        <w:numPr>
-          <w:ilvl w:val="0"/>
-          <w:numId w:val="1006"/>
-        </w:numPr>
-        <w:pStyle w:val="Compact"/>
-      </w:pPr>
+        <w:t xml:space="preserve">组件层</w:t>
+      </w:r>
+      <w:r>
+        <w:t xml:space="preserve">：DBCat（转换引擎）、Store（增量拉取）、FullImport（全量导入）、IncrSync（增量同步）、FullVerification（全量校验）、AIEngine（智能辅助）。各组件由编排层按阶段调度，由</w:t>
+      </w:r>
+      <w:r>
+        <w:t xml:space="preserve"> </w:t>
+      </w:r>
       <w:r>
         <w:rPr>
           <w:bCs/>
           <w:b/>
         </w:rPr>
-        <w:t xml:space="preserve">外部系统</w:t>
-      </w:r>
-      <w:r>
-        <w:t xml:space="preserve">：源库、目标库、元库、消息与对象存储，由平台受控访问。</w:t>
-      </w:r>
-    </w:p>
-    <w:p>
-      <w:pPr>
-        <w:pStyle w:val="FirstParagraph"/>
-      </w:pPr>
-      <w:r>
-        <w:t xml:space="preserve">主链路：控制台 → API → 任务编排 / 工作流 → 执行模块 → 源/目标库；元数据与监控贯穿全程。</w:t>
+        <w:t xml:space="preserve">Supervisor</w:t>
+      </w:r>
+      <w:r>
+        <w:t xml:space="preserve"> </w:t>
+      </w:r>
+      <w:r>
+        <w:t xml:space="preserve">统一监控健康并触发 HA。</w:t>
+      </w:r>
+    </w:p>
+    <w:p>
+      <w:pPr>
+        <w:pStyle w:val="BodyText"/>
+      </w:pPr>
+      <w:r>
+        <w:t xml:space="preserve">主链路：接入层创建项目 → 编排层推进阶段 → 组件层执行 → Supervisor 守护；AIEngine 在结构映射与异常/差异分析时被编排或组件调用。</w:t>
       </w:r>
     </w:p>
     <w:bookmarkEnd w:id="40"/>
@@ -2509,7 +2658,7 @@
         <w:t xml:space="preserve">控制平面</w:t>
       </w:r>
       <w:r>
-        <w:t xml:space="preserve">包含 API 服务、编排引擎、工作流、调度器、元数据库与认证鉴权，负责任务意图表达、阶段推进、资源配置与状态持久化。控制平面不承载大流量数据拷贝，其可用性优先于吞吐。</w:t>
+        <w:t xml:space="preserve">包含接入层、编排层、调度器、元数据、认证鉴权与 AI 建议服务，负责任务意图、阶段推进、资源配置与状态持久化，不承载大流量数据拷贝。</w:t>
       </w:r>
     </w:p>
     <w:p>
@@ -2524,7 +2673,7 @@
         <w:t xml:space="preserve">数据平面</w:t>
       </w:r>
       <w:r>
-        <w:t xml:space="preserve">包含 SyncWorker、StreamRuntime、执行组件进程以及源/目标数据库与增量日志存储，负责实际数据读写、日志解析与 Record 应用。数据平面按吞吐与延迟目标独立扩缩。</w:t>
+        <w:t xml:space="preserve">包含 FullImport / Store / IncrSync / FullVerification 等执行进程以及源/目标库与日志队列，负责实际读写、解析与 Record 应用，按吞吐与延迟目标独立扩缩。</w:t>
       </w:r>
     </w:p>
     <w:p>
@@ -2539,205 +2688,17 @@
         <w:t xml:space="preserve">边界与交互</w:t>
       </w:r>
       <w:r>
-        <w:t xml:space="preserve">：控制平面通过调度器下发作业规格与启停指令；数据平面通过回调与位点上报回写元数据；Supervisor / HA 在数据平面异常时由控制平面决策重建。两者解耦后，编排升级不影响在途数据作业，Worker 扩容也不必改动控制服务拓扑。</w:t>
+        <w:t xml:space="preserve">：控制平面下发作业规格与启停指令；数据平面回写位点与进度；Supervisor / HA 在数据平面异常时由控制平面决策重建。AIEngine 读取元数据与监控摘要，输出建议报告，不直接写入业务库。</w:t>
       </w:r>
     </w:p>
     <w:bookmarkEnd w:id="44"/>
-    <w:bookmarkStart w:id="53" w:name="部署视图"/>
+    <w:bookmarkStart w:id="45" w:name="技术选型"/>
     <w:p>
       <w:pPr>
         <w:pStyle w:val="Heading3"/>
       </w:pPr>
       <w:r>
-        <w:t xml:space="preserve">3.5 部署视图</w:t>
-      </w:r>
-    </w:p>
-    <w:bookmarkStart w:id="48" w:name="单机部署"/>
-    <w:p>
-      <w:pPr>
-        <w:pStyle w:val="Heading4"/>
-      </w:pPr>
-      <w:r>
-        <w:t xml:space="preserve">3.5.1 单机部署</w:t>
-      </w:r>
-    </w:p>
-    <w:p>
-      <w:pPr>
-        <w:pStyle w:val="CaptionedFigure"/>
-      </w:pPr>
-      <w:r>
-        <w:drawing>
-          <wp:inline>
-            <wp:extent cx="5334000" cy="4539915"/>
-            <wp:effectExtent b="0" l="0" r="0" t="0"/>
-            <wp:docPr descr="图3-4 单机部署架构图" title="" id="46" name="Picture"/>
-            <a:graphic>
-              <a:graphicData uri="http://schemas.openxmlformats.org/drawingml/2006/picture">
-                <pic:pic>
-                  <pic:nvPicPr>
-                    <pic:cNvPr descr="images/fig3-4-single-node-deploy.png" id="47" name="Picture"/>
-                    <pic:cNvPicPr>
-                      <a:picLocks noChangeArrowheads="1" noChangeAspect="1"/>
-                    </pic:cNvPicPr>
-                  </pic:nvPicPr>
-                  <pic:blipFill>
-                    <a:blip r:embed="rId45"/>
-                    <a:stretch>
-                      <a:fillRect/>
-                    </a:stretch>
-                  </pic:blipFill>
-                  <pic:spPr bwMode="auto">
-                    <a:xfrm>
-                      <a:off x="0" y="0"/>
-                      <a:ext cx="5334000" cy="4539915"/>
-                    </a:xfrm>
-                    <a:prstGeom prst="rect">
-                      <a:avLst/>
-                    </a:prstGeom>
-                    <a:noFill/>
-                    <a:ln w="9525">
-                      <a:noFill/>
-                      <a:headEnd/>
-                      <a:tailEnd/>
-                    </a:ln>
-                  </pic:spPr>
-                </pic:pic>
-              </a:graphicData>
-            </a:graphic>
-          </wp:inline>
-        </w:drawing>
-      </w:r>
-    </w:p>
-    <w:p>
-      <w:pPr>
-        <w:pStyle w:val="ImageCaption"/>
-      </w:pPr>
-      <w:r>
-        <w:t xml:space="preserve">图3-4 单机部署架构图</w:t>
-      </w:r>
-    </w:p>
-    <w:p>
-      <w:pPr>
-        <w:pStyle w:val="BodyText"/>
-      </w:pPr>
-      <w:r>
-        <w:rPr>
-          <w:bCs/>
-          <w:b/>
-        </w:rPr>
-        <w:t xml:space="preserve">图 3-4 单机部署架构图</w:t>
-      </w:r>
-    </w:p>
-    <w:p>
-      <w:pPr>
-        <w:pStyle w:val="BodyText"/>
-      </w:pPr>
-      <w:r>
-        <w:t xml:space="preserve">单机（All-in-One）模式将控制台、API、编排服务、元数据库、SyncWorker 与 StreamRuntime 部署于同一节点，适用于开发调试与 PoC 验证。该模式下 HA 可关闭，重点验证流程正确性与插件连通性。</w:t>
-      </w:r>
-    </w:p>
-    <w:bookmarkEnd w:id="48"/>
-    <w:bookmarkStart w:id="52" w:name="多节点部署"/>
-    <w:p>
-      <w:pPr>
-        <w:pStyle w:val="Heading4"/>
-      </w:pPr>
-      <w:r>
-        <w:t xml:space="preserve">3.5.2 多节点部署</w:t>
-      </w:r>
-    </w:p>
-    <w:p>
-      <w:pPr>
-        <w:pStyle w:val="CaptionedFigure"/>
-      </w:pPr>
-      <w:r>
-        <w:drawing>
-          <wp:inline>
-            <wp:extent cx="5334000" cy="2474976"/>
-            <wp:effectExtent b="0" l="0" r="0" t="0"/>
-            <wp:docPr descr="图3-5 多节点 HA 部署架构图" title="" id="50" name="Picture"/>
-            <a:graphic>
-              <a:graphicData uri="http://schemas.openxmlformats.org/drawingml/2006/picture">
-                <pic:pic>
-                  <pic:nvPicPr>
-                    <pic:cNvPr descr="images/fig3-5-multi-node-ha.png" id="51" name="Picture"/>
-                    <pic:cNvPicPr>
-                      <a:picLocks noChangeArrowheads="1" noChangeAspect="1"/>
-                    </pic:cNvPicPr>
-                  </pic:nvPicPr>
-                  <pic:blipFill>
-                    <a:blip r:embed="rId49"/>
-                    <a:stretch>
-                      <a:fillRect/>
-                    </a:stretch>
-                  </pic:blipFill>
-                  <pic:spPr bwMode="auto">
-                    <a:xfrm>
-                      <a:off x="0" y="0"/>
-                      <a:ext cx="5334000" cy="2474976"/>
-                    </a:xfrm>
-                    <a:prstGeom prst="rect">
-                      <a:avLst/>
-                    </a:prstGeom>
-                    <a:noFill/>
-                    <a:ln w="9525">
-                      <a:noFill/>
-                      <a:headEnd/>
-                      <a:tailEnd/>
-                    </a:ln>
-                  </pic:spPr>
-                </pic:pic>
-              </a:graphicData>
-            </a:graphic>
-          </wp:inline>
-        </w:drawing>
-      </w:r>
-    </w:p>
-    <w:p>
-      <w:pPr>
-        <w:pStyle w:val="ImageCaption"/>
-      </w:pPr>
-      <w:r>
-        <w:t xml:space="preserve">图3-5 多节点 HA 部署架构图</w:t>
-      </w:r>
-    </w:p>
-    <w:p>
-      <w:pPr>
-        <w:pStyle w:val="BodyText"/>
-      </w:pPr>
-      <w:r>
-        <w:rPr>
-          <w:bCs/>
-          <w:b/>
-        </w:rPr>
-        <w:t xml:space="preserve">图 3-5 多节点 HA 部署架构图</w:t>
-      </w:r>
-    </w:p>
-    <w:p>
-      <w:pPr>
-        <w:pStyle w:val="BodyText"/>
-      </w:pPr>
-      <w:r>
-        <w:t xml:space="preserve">生产环境采用多节点部署：接入与编排服务经负载均衡/VIP 对外提供；元数据库与协调服务（ZooKeeper / etcd）独立高可用；Worker 节点池承载 SyncWorker 与 StreamRuntime；每台 Worker 部署 Supervisor。Store 宜靠近源端，IncrSync 宜靠近目标端，由调度亲和策略落实。Store / IncrSync 支持跨节点 HA 切换。</w:t>
-      </w:r>
-    </w:p>
-    <w:p>
-      <w:pPr>
-        <w:pStyle w:val="BodyText"/>
-      </w:pPr>
-      <w:r>
-        <w:t xml:space="preserve">多地域场景（演进项）可将 Store 部署在源端地域、IncrSync 部署在目标端地域，由统一元数据与集群管理跨地域协调。</w:t>
-      </w:r>
-    </w:p>
-    <w:bookmarkEnd w:id="52"/>
-    <w:bookmarkEnd w:id="53"/>
-    <w:bookmarkStart w:id="54" w:name="技术选型"/>
-    <w:p>
-      <w:pPr>
-        <w:pStyle w:val="Heading3"/>
-      </w:pPr>
-      <w:r>
-        <w:t xml:space="preserve">3.6 技术选型</w:t>
+        <w:t xml:space="preserve">3.5 技术选型</w:t>
       </w:r>
     </w:p>
     <w:tbl>
@@ -2916,6 +2877,44 @@
               <w:jc w:val="left"/>
             </w:pPr>
             <w:r>
+              <w:t xml:space="preserve">AI 推理</w:t>
+            </w:r>
+          </w:p>
+        </w:tc>
+        <w:tc>
+          <w:tcPr/>
+          <w:p>
+            <w:pPr>
+              <w:pStyle w:val="Compact"/>
+              <w:jc w:val="left"/>
+            </w:pPr>
+            <w:r>
+              <w:t xml:space="preserve">本地或远程 LLM API</w:t>
+            </w:r>
+          </w:p>
+        </w:tc>
+        <w:tc>
+          <w:tcPr/>
+          <w:p>
+            <w:pPr>
+              <w:pStyle w:val="Compact"/>
+              <w:jc w:val="left"/>
+            </w:pPr>
+            <w:r>
+              <w:t xml:space="preserve">映射建议、日志诊断与差异解释</w:t>
+            </w:r>
+          </w:p>
+        </w:tc>
+      </w:tr>
+      <w:tr>
+        <w:tc>
+          <w:tcPr/>
+          <w:p>
+            <w:pPr>
+              <w:pStyle w:val="Compact"/>
+              <w:jc w:val="left"/>
+            </w:pPr>
+            <w:r>
               <w:t xml:space="preserve">前端控制台</w:t>
             </w:r>
           </w:p>
@@ -3093,44 +3092,6 @@
             </w:pPr>
             <w:r>
               <w:t xml:space="preserve">HA 选主、组件注册</w:t>
-            </w:r>
-          </w:p>
-        </w:tc>
-      </w:tr>
-      <w:tr>
-        <w:tc>
-          <w:tcPr/>
-          <w:p>
-            <w:pPr>
-              <w:pStyle w:val="Compact"/>
-              <w:jc w:val="left"/>
-            </w:pPr>
-            <w:r>
-              <w:t xml:space="preserve">容器编排</w:t>
-            </w:r>
-          </w:p>
-        </w:tc>
-        <w:tc>
-          <w:tcPr/>
-          <w:p>
-            <w:pPr>
-              <w:pStyle w:val="Compact"/>
-              <w:jc w:val="left"/>
-            </w:pPr>
-            <w:r>
-              <w:t xml:space="preserve">Kubernetes</w:t>
-            </w:r>
-          </w:p>
-        </w:tc>
-        <w:tc>
-          <w:tcPr/>
-          <w:p>
-            <w:pPr>
-              <w:pStyle w:val="Compact"/>
-              <w:jc w:val="left"/>
-            </w:pPr>
-            <w:r>
-              <w:t xml:space="preserve">Worker 节点弹性调度</w:t>
             </w:r>
           </w:p>
         </w:tc>
@@ -3143,9 +3104,9 @@
         </w:pict>
       </w:r>
     </w:p>
-    <w:bookmarkEnd w:id="54"/>
-    <w:bookmarkEnd w:id="55"/>
-    <w:bookmarkStart w:id="82" w:name="模块设计"/>
+    <w:bookmarkEnd w:id="45"/>
+    <w:bookmarkEnd w:id="46"/>
+    <w:bookmarkStart w:id="74" w:name="模块设计"/>
     <w:p>
       <w:pPr>
         <w:pStyle w:val="Heading2"/>
@@ -3169,7 +3130,7 @@
           <w:bCs/>
           <w:b/>
         </w:rPr>
-        <w:t xml:space="preserve">Migration Core、接入与编排、执行能力、横切能力、运行时与插件</w:t>
+        <w:t xml:space="preserve">Migration Core、接入与编排、执行能力（含 AIEngine）、横切能力、运行时与插件</w:t>
       </w:r>
       <w:r>
         <w:t xml:space="preserve"> </w:t>
@@ -3178,7 +3139,7 @@
         <w:t xml:space="preserve">分区介绍。各模块仅描述职责、能力要点与对外接口。</w:t>
       </w:r>
     </w:p>
-    <w:bookmarkStart w:id="56" w:name="migration-core核心层"/>
+    <w:bookmarkStart w:id="47" w:name="migration-core核心层"/>
     <w:p>
       <w:pPr>
         <w:pStyle w:val="Heading3"/>
@@ -3199,7 +3160,7 @@
       <w:pPr>
         <w:numPr>
           <w:ilvl w:val="0"/>
-          <w:numId w:val="1007"/>
+          <w:numId w:val="1006"/>
         </w:numPr>
         <w:pStyle w:val="Compact"/>
       </w:pPr>
@@ -3218,7 +3179,7 @@
       <w:pPr>
         <w:numPr>
           <w:ilvl w:val="0"/>
-          <w:numId w:val="1007"/>
+          <w:numId w:val="1006"/>
         </w:numPr>
         <w:pStyle w:val="Compact"/>
       </w:pPr>
@@ -3237,7 +3198,7 @@
       <w:pPr>
         <w:numPr>
           <w:ilvl w:val="0"/>
-          <w:numId w:val="1007"/>
+          <w:numId w:val="1006"/>
         </w:numPr>
         <w:pStyle w:val="Compact"/>
       </w:pPr>
@@ -3271,7 +3232,7 @@
       <w:pPr>
         <w:numPr>
           <w:ilvl w:val="0"/>
-          <w:numId w:val="1007"/>
+          <w:numId w:val="1006"/>
         </w:numPr>
         <w:pStyle w:val="Compact"/>
       </w:pPr>
@@ -3290,7 +3251,7 @@
       <w:pPr>
         <w:numPr>
           <w:ilvl w:val="0"/>
-          <w:numId w:val="1007"/>
+          <w:numId w:val="1006"/>
         </w:numPr>
         <w:pStyle w:val="Compact"/>
       </w:pPr>
@@ -3312,8 +3273,8 @@
         </w:pict>
       </w:r>
     </w:p>
-    <w:bookmarkEnd w:id="56"/>
-    <w:bookmarkStart w:id="64" w:name="接入与编排"/>
+    <w:bookmarkEnd w:id="47"/>
+    <w:bookmarkStart w:id="55" w:name="接入与编排"/>
     <w:p>
       <w:pPr>
         <w:pStyle w:val="Heading3"/>
@@ -3322,7 +3283,7 @@
         <w:t xml:space="preserve">4.1 接入与编排</w:t>
       </w:r>
     </w:p>
-    <w:bookmarkStart w:id="57" w:name="控制台-ui"/>
+    <w:bookmarkStart w:id="48" w:name="控制台-ui"/>
     <w:p>
       <w:pPr>
         <w:pStyle w:val="Heading4"/>
@@ -3367,7 +3328,7 @@
       <w:pPr>
         <w:numPr>
           <w:ilvl w:val="0"/>
-          <w:numId w:val="1008"/>
+          <w:numId w:val="1007"/>
         </w:numPr>
         <w:pStyle w:val="Compact"/>
       </w:pPr>
@@ -3379,7 +3340,7 @@
       <w:pPr>
         <w:numPr>
           <w:ilvl w:val="0"/>
-          <w:numId w:val="1008"/>
+          <w:numId w:val="1007"/>
         </w:numPr>
         <w:pStyle w:val="Compact"/>
       </w:pPr>
@@ -3391,7 +3352,7 @@
       <w:pPr>
         <w:numPr>
           <w:ilvl w:val="0"/>
-          <w:numId w:val="1008"/>
+          <w:numId w:val="1007"/>
         </w:numPr>
         <w:pStyle w:val="Compact"/>
       </w:pPr>
@@ -3403,7 +3364,7 @@
       <w:pPr>
         <w:numPr>
           <w:ilvl w:val="0"/>
-          <w:numId w:val="1008"/>
+          <w:numId w:val="1007"/>
         </w:numPr>
         <w:pStyle w:val="Compact"/>
       </w:pPr>
@@ -3415,7 +3376,7 @@
       <w:pPr>
         <w:numPr>
           <w:ilvl w:val="0"/>
-          <w:numId w:val="1008"/>
+          <w:numId w:val="1007"/>
         </w:numPr>
         <w:pStyle w:val="Compact"/>
       </w:pPr>
@@ -3439,7 +3400,7 @@
       <w:pPr>
         <w:numPr>
           <w:ilvl w:val="0"/>
-          <w:numId w:val="1009"/>
+          <w:numId w:val="1008"/>
         </w:numPr>
         <w:pStyle w:val="Compact"/>
       </w:pPr>
@@ -3451,7 +3412,7 @@
       <w:pPr>
         <w:numPr>
           <w:ilvl w:val="0"/>
-          <w:numId w:val="1009"/>
+          <w:numId w:val="1008"/>
         </w:numPr>
         <w:pStyle w:val="Compact"/>
       </w:pPr>
@@ -3463,7 +3424,7 @@
       <w:pPr>
         <w:numPr>
           <w:ilvl w:val="0"/>
-          <w:numId w:val="1009"/>
+          <w:numId w:val="1008"/>
         </w:numPr>
         <w:pStyle w:val="Compact"/>
       </w:pPr>
@@ -3471,8 +3432,8 @@
         <w:t xml:space="preserve">依赖：API 网关</w:t>
       </w:r>
     </w:p>
-    <w:bookmarkEnd w:id="57"/>
-    <w:bookmarkStart w:id="58" w:name="api-网关"/>
+    <w:bookmarkEnd w:id="48"/>
+    <w:bookmarkStart w:id="49" w:name="api-网关"/>
     <w:p>
       <w:pPr>
         <w:pStyle w:val="Heading4"/>
@@ -3517,7 +3478,7 @@
       <w:pPr>
         <w:numPr>
           <w:ilvl w:val="0"/>
-          <w:numId w:val="1010"/>
+          <w:numId w:val="1009"/>
         </w:numPr>
         <w:pStyle w:val="Compact"/>
       </w:pPr>
@@ -3541,7 +3502,7 @@
       <w:pPr>
         <w:numPr>
           <w:ilvl w:val="0"/>
-          <w:numId w:val="1010"/>
+          <w:numId w:val="1009"/>
         </w:numPr>
         <w:pStyle w:val="Compact"/>
       </w:pPr>
@@ -3553,7 +3514,7 @@
       <w:pPr>
         <w:numPr>
           <w:ilvl w:val="0"/>
-          <w:numId w:val="1010"/>
+          <w:numId w:val="1009"/>
         </w:numPr>
         <w:pStyle w:val="Compact"/>
       </w:pPr>
@@ -3565,7 +3526,7 @@
       <w:pPr>
         <w:numPr>
           <w:ilvl w:val="0"/>
-          <w:numId w:val="1010"/>
+          <w:numId w:val="1009"/>
         </w:numPr>
         <w:pStyle w:val="Compact"/>
       </w:pPr>
@@ -3577,7 +3538,7 @@
       <w:pPr>
         <w:numPr>
           <w:ilvl w:val="0"/>
-          <w:numId w:val="1010"/>
+          <w:numId w:val="1009"/>
         </w:numPr>
         <w:pStyle w:val="Compact"/>
       </w:pPr>
@@ -3601,7 +3562,7 @@
       <w:pPr>
         <w:numPr>
           <w:ilvl w:val="0"/>
-          <w:numId w:val="1011"/>
+          <w:numId w:val="1010"/>
         </w:numPr>
         <w:pStyle w:val="Compact"/>
       </w:pPr>
@@ -3613,7 +3574,7 @@
       <w:pPr>
         <w:numPr>
           <w:ilvl w:val="0"/>
-          <w:numId w:val="1011"/>
+          <w:numId w:val="1010"/>
         </w:numPr>
         <w:pStyle w:val="Compact"/>
       </w:pPr>
@@ -3625,7 +3586,7 @@
       <w:pPr>
         <w:numPr>
           <w:ilvl w:val="0"/>
-          <w:numId w:val="1011"/>
+          <w:numId w:val="1010"/>
         </w:numPr>
         <w:pStyle w:val="Compact"/>
       </w:pPr>
@@ -3633,8 +3594,8 @@
         <w:t xml:space="preserve">依赖：认证鉴权、任务编排、元数据服务</w:t>
       </w:r>
     </w:p>
-    <w:bookmarkEnd w:id="58"/>
-    <w:bookmarkStart w:id="59" w:name="认证鉴权"/>
+    <w:bookmarkEnd w:id="49"/>
+    <w:bookmarkStart w:id="50" w:name="认证鉴权"/>
     <w:p>
       <w:pPr>
         <w:pStyle w:val="Heading4"/>
@@ -3679,7 +3640,7 @@
       <w:pPr>
         <w:numPr>
           <w:ilvl w:val="0"/>
-          <w:numId w:val="1012"/>
+          <w:numId w:val="1011"/>
         </w:numPr>
         <w:pStyle w:val="Compact"/>
       </w:pPr>
@@ -3691,7 +3652,7 @@
       <w:pPr>
         <w:numPr>
           <w:ilvl w:val="0"/>
-          <w:numId w:val="1012"/>
+          <w:numId w:val="1011"/>
         </w:numPr>
         <w:pStyle w:val="Compact"/>
       </w:pPr>
@@ -3703,7 +3664,7 @@
       <w:pPr>
         <w:numPr>
           <w:ilvl w:val="0"/>
-          <w:numId w:val="1012"/>
+          <w:numId w:val="1011"/>
         </w:numPr>
         <w:pStyle w:val="Compact"/>
       </w:pPr>
@@ -3715,7 +3676,7 @@
       <w:pPr>
         <w:numPr>
           <w:ilvl w:val="0"/>
-          <w:numId w:val="1012"/>
+          <w:numId w:val="1011"/>
         </w:numPr>
         <w:pStyle w:val="Compact"/>
       </w:pPr>
@@ -3727,7 +3688,7 @@
       <w:pPr>
         <w:numPr>
           <w:ilvl w:val="0"/>
-          <w:numId w:val="1012"/>
+          <w:numId w:val="1011"/>
         </w:numPr>
         <w:pStyle w:val="Compact"/>
       </w:pPr>
@@ -3751,7 +3712,7 @@
       <w:pPr>
         <w:numPr>
           <w:ilvl w:val="0"/>
-          <w:numId w:val="1013"/>
+          <w:numId w:val="1012"/>
         </w:numPr>
         <w:pStyle w:val="Compact"/>
       </w:pPr>
@@ -3763,7 +3724,7 @@
       <w:pPr>
         <w:numPr>
           <w:ilvl w:val="0"/>
-          <w:numId w:val="1013"/>
+          <w:numId w:val="1012"/>
         </w:numPr>
         <w:pStyle w:val="Compact"/>
       </w:pPr>
@@ -3775,7 +3736,7 @@
       <w:pPr>
         <w:numPr>
           <w:ilvl w:val="0"/>
-          <w:numId w:val="1013"/>
+          <w:numId w:val="1012"/>
         </w:numPr>
         <w:pStyle w:val="Compact"/>
       </w:pPr>
@@ -3783,8 +3744,8 @@
         <w:t xml:space="preserve">依赖：元数据库、密钥管理（KMS）</w:t>
       </w:r>
     </w:p>
-    <w:bookmarkEnd w:id="59"/>
-    <w:bookmarkStart w:id="60" w:name="任务编排服务"/>
+    <w:bookmarkEnd w:id="50"/>
+    <w:bookmarkStart w:id="51" w:name="任务编排服务"/>
     <w:p>
       <w:pPr>
         <w:pStyle w:val="Heading4"/>
@@ -3829,7 +3790,7 @@
       <w:pPr>
         <w:numPr>
           <w:ilvl w:val="0"/>
-          <w:numId w:val="1014"/>
+          <w:numId w:val="1013"/>
         </w:numPr>
         <w:pStyle w:val="Compact"/>
       </w:pPr>
@@ -3841,7 +3802,7 @@
       <w:pPr>
         <w:numPr>
           <w:ilvl w:val="0"/>
-          <w:numId w:val="1014"/>
+          <w:numId w:val="1013"/>
         </w:numPr>
         <w:pStyle w:val="Compact"/>
       </w:pPr>
@@ -3853,7 +3814,7 @@
       <w:pPr>
         <w:numPr>
           <w:ilvl w:val="0"/>
-          <w:numId w:val="1014"/>
+          <w:numId w:val="1013"/>
         </w:numPr>
         <w:pStyle w:val="Compact"/>
       </w:pPr>
@@ -3865,7 +3826,7 @@
       <w:pPr>
         <w:numPr>
           <w:ilvl w:val="0"/>
-          <w:numId w:val="1014"/>
+          <w:numId w:val="1013"/>
         </w:numPr>
         <w:pStyle w:val="Compact"/>
       </w:pPr>
@@ -3877,7 +3838,7 @@
       <w:pPr>
         <w:numPr>
           <w:ilvl w:val="0"/>
-          <w:numId w:val="1014"/>
+          <w:numId w:val="1013"/>
         </w:numPr>
         <w:pStyle w:val="Compact"/>
       </w:pPr>
@@ -3901,7 +3862,7 @@
       <w:pPr>
         <w:numPr>
           <w:ilvl w:val="0"/>
-          <w:numId w:val="1015"/>
+          <w:numId w:val="1014"/>
         </w:numPr>
         <w:pStyle w:val="Compact"/>
       </w:pPr>
@@ -3913,7 +3874,7 @@
       <w:pPr>
         <w:numPr>
           <w:ilvl w:val="0"/>
-          <w:numId w:val="1015"/>
+          <w:numId w:val="1014"/>
         </w:numPr>
         <w:pStyle w:val="Compact"/>
       </w:pPr>
@@ -3925,7 +3886,7 @@
       <w:pPr>
         <w:numPr>
           <w:ilvl w:val="0"/>
-          <w:numId w:val="1015"/>
+          <w:numId w:val="1014"/>
         </w:numPr>
         <w:pStyle w:val="Compact"/>
       </w:pPr>
@@ -3933,8 +3894,8 @@
         <w:t xml:space="preserve">依赖：工作流、元数据、数据源注册中心、调度器</w:t>
       </w:r>
     </w:p>
-    <w:bookmarkEnd w:id="60"/>
-    <w:bookmarkStart w:id="61" w:name="工作流服务"/>
+    <w:bookmarkEnd w:id="51"/>
+    <w:bookmarkStart w:id="52" w:name="工作流服务"/>
     <w:p>
       <w:pPr>
         <w:pStyle w:val="Heading4"/>
@@ -3979,7 +3940,7 @@
       <w:pPr>
         <w:numPr>
           <w:ilvl w:val="0"/>
-          <w:numId w:val="1016"/>
+          <w:numId w:val="1015"/>
         </w:numPr>
         <w:pStyle w:val="Compact"/>
       </w:pPr>
@@ -3991,7 +3952,7 @@
       <w:pPr>
         <w:numPr>
           <w:ilvl w:val="0"/>
-          <w:numId w:val="1016"/>
+          <w:numId w:val="1015"/>
         </w:numPr>
         <w:pStyle w:val="Compact"/>
       </w:pPr>
@@ -4003,7 +3964,7 @@
       <w:pPr>
         <w:numPr>
           <w:ilvl w:val="0"/>
-          <w:numId w:val="1016"/>
+          <w:numId w:val="1015"/>
         </w:numPr>
         <w:pStyle w:val="Compact"/>
       </w:pPr>
@@ -4015,7 +3976,7 @@
       <w:pPr>
         <w:numPr>
           <w:ilvl w:val="0"/>
-          <w:numId w:val="1016"/>
+          <w:numId w:val="1015"/>
         </w:numPr>
         <w:pStyle w:val="Compact"/>
       </w:pPr>
@@ -4027,7 +3988,7 @@
       <w:pPr>
         <w:numPr>
           <w:ilvl w:val="0"/>
-          <w:numId w:val="1016"/>
+          <w:numId w:val="1015"/>
         </w:numPr>
         <w:pStyle w:val="Compact"/>
       </w:pPr>
@@ -4051,7 +4012,7 @@
       <w:pPr>
         <w:numPr>
           <w:ilvl w:val="0"/>
-          <w:numId w:val="1017"/>
+          <w:numId w:val="1016"/>
         </w:numPr>
         <w:pStyle w:val="Compact"/>
       </w:pPr>
@@ -4063,7 +4024,7 @@
       <w:pPr>
         <w:numPr>
           <w:ilvl w:val="0"/>
-          <w:numId w:val="1017"/>
+          <w:numId w:val="1016"/>
         </w:numPr>
         <w:pStyle w:val="Compact"/>
       </w:pPr>
@@ -4075,7 +4036,7 @@
       <w:pPr>
         <w:numPr>
           <w:ilvl w:val="0"/>
-          <w:numId w:val="1017"/>
+          <w:numId w:val="1016"/>
         </w:numPr>
         <w:pStyle w:val="Compact"/>
       </w:pPr>
@@ -4083,8 +4044,8 @@
         <w:t xml:space="preserve">依赖：各执行组件、调度器、元数据服务</w:t>
       </w:r>
     </w:p>
-    <w:bookmarkEnd w:id="61"/>
-    <w:bookmarkStart w:id="62" w:name="元数据服务"/>
+    <w:bookmarkEnd w:id="52"/>
+    <w:bookmarkStart w:id="53" w:name="元数据服务"/>
     <w:p>
       <w:pPr>
         <w:pStyle w:val="Heading4"/>
@@ -4129,7 +4090,7 @@
       <w:pPr>
         <w:numPr>
           <w:ilvl w:val="0"/>
-          <w:numId w:val="1018"/>
+          <w:numId w:val="1017"/>
         </w:numPr>
         <w:pStyle w:val="Compact"/>
       </w:pPr>
@@ -4141,7 +4102,7 @@
       <w:pPr>
         <w:numPr>
           <w:ilvl w:val="0"/>
-          <w:numId w:val="1018"/>
+          <w:numId w:val="1017"/>
         </w:numPr>
         <w:pStyle w:val="Compact"/>
       </w:pPr>
@@ -4165,7 +4126,7 @@
       <w:pPr>
         <w:numPr>
           <w:ilvl w:val="0"/>
-          <w:numId w:val="1018"/>
+          <w:numId w:val="1017"/>
         </w:numPr>
         <w:pStyle w:val="Compact"/>
       </w:pPr>
@@ -4177,7 +4138,7 @@
       <w:pPr>
         <w:numPr>
           <w:ilvl w:val="0"/>
-          <w:numId w:val="1018"/>
+          <w:numId w:val="1017"/>
         </w:numPr>
         <w:pStyle w:val="Compact"/>
       </w:pPr>
@@ -4189,7 +4150,7 @@
       <w:pPr>
         <w:numPr>
           <w:ilvl w:val="0"/>
-          <w:numId w:val="1018"/>
+          <w:numId w:val="1017"/>
         </w:numPr>
         <w:pStyle w:val="Compact"/>
       </w:pPr>
@@ -4213,7 +4174,7 @@
       <w:pPr>
         <w:numPr>
           <w:ilvl w:val="0"/>
-          <w:numId w:val="1019"/>
+          <w:numId w:val="1018"/>
         </w:numPr>
         <w:pStyle w:val="Compact"/>
       </w:pPr>
@@ -4225,7 +4186,7 @@
       <w:pPr>
         <w:numPr>
           <w:ilvl w:val="0"/>
-          <w:numId w:val="1019"/>
+          <w:numId w:val="1018"/>
         </w:numPr>
         <w:pStyle w:val="Compact"/>
       </w:pPr>
@@ -4237,7 +4198,7 @@
       <w:pPr>
         <w:numPr>
           <w:ilvl w:val="0"/>
-          <w:numId w:val="1019"/>
+          <w:numId w:val="1018"/>
         </w:numPr>
         <w:pStyle w:val="Compact"/>
       </w:pPr>
@@ -4245,8 +4206,8 @@
         <w:t xml:space="preserve">依赖：元数据库（MySQL / PostgreSQL）</w:t>
       </w:r>
     </w:p>
-    <w:bookmarkEnd w:id="62"/>
-    <w:bookmarkStart w:id="63" w:name="数据源注册中心"/>
+    <w:bookmarkEnd w:id="53"/>
+    <w:bookmarkStart w:id="54" w:name="数据源注册中心"/>
     <w:p>
       <w:pPr>
         <w:pStyle w:val="Heading4"/>
@@ -4291,7 +4252,7 @@
       <w:pPr>
         <w:numPr>
           <w:ilvl w:val="0"/>
-          <w:numId w:val="1020"/>
+          <w:numId w:val="1019"/>
         </w:numPr>
         <w:pStyle w:val="Compact"/>
       </w:pPr>
@@ -4303,7 +4264,7 @@
       <w:pPr>
         <w:numPr>
           <w:ilvl w:val="0"/>
-          <w:numId w:val="1020"/>
+          <w:numId w:val="1019"/>
         </w:numPr>
         <w:pStyle w:val="Compact"/>
       </w:pPr>
@@ -4315,7 +4276,7 @@
       <w:pPr>
         <w:numPr>
           <w:ilvl w:val="0"/>
-          <w:numId w:val="1020"/>
+          <w:numId w:val="1019"/>
         </w:numPr>
         <w:pStyle w:val="Compact"/>
       </w:pPr>
@@ -4327,7 +4288,7 @@
       <w:pPr>
         <w:numPr>
           <w:ilvl w:val="0"/>
-          <w:numId w:val="1020"/>
+          <w:numId w:val="1019"/>
         </w:numPr>
         <w:pStyle w:val="Compact"/>
       </w:pPr>
@@ -4339,7 +4300,7 @@
       <w:pPr>
         <w:numPr>
           <w:ilvl w:val="0"/>
-          <w:numId w:val="1020"/>
+          <w:numId w:val="1019"/>
         </w:numPr>
         <w:pStyle w:val="Compact"/>
       </w:pPr>
@@ -4363,7 +4324,7 @@
       <w:pPr>
         <w:numPr>
           <w:ilvl w:val="0"/>
-          <w:numId w:val="1021"/>
+          <w:numId w:val="1020"/>
         </w:numPr>
         <w:pStyle w:val="Compact"/>
       </w:pPr>
@@ -4375,7 +4336,7 @@
       <w:pPr>
         <w:numPr>
           <w:ilvl w:val="0"/>
-          <w:numId w:val="1021"/>
+          <w:numId w:val="1020"/>
         </w:numPr>
         <w:pStyle w:val="Compact"/>
       </w:pPr>
@@ -4387,7 +4348,7 @@
       <w:pPr>
         <w:numPr>
           <w:ilvl w:val="0"/>
-          <w:numId w:val="1021"/>
+          <w:numId w:val="1020"/>
         </w:numPr>
         <w:pStyle w:val="Compact"/>
       </w:pPr>
@@ -4402,9 +4363,9 @@
         </w:pict>
       </w:r>
     </w:p>
-    <w:bookmarkEnd w:id="63"/>
-    <w:bookmarkEnd w:id="64"/>
-    <w:bookmarkStart w:id="70" w:name="执行能力"/>
+    <w:bookmarkEnd w:id="54"/>
+    <w:bookmarkEnd w:id="55"/>
+    <w:bookmarkStart w:id="62" w:name="执行能力"/>
     <w:p>
       <w:pPr>
         <w:pStyle w:val="Heading3"/>
@@ -4413,7 +4374,7 @@
         <w:t xml:space="preserve">4.2 执行能力</w:t>
       </w:r>
     </w:p>
-    <w:bookmarkStart w:id="65" w:name="dbcat"/>
+    <w:bookmarkStart w:id="56" w:name="dbcat"/>
     <w:p>
       <w:pPr>
         <w:pStyle w:val="Heading4"/>
@@ -4458,7 +4419,7 @@
       <w:pPr>
         <w:numPr>
           <w:ilvl w:val="0"/>
-          <w:numId w:val="1022"/>
+          <w:numId w:val="1021"/>
         </w:numPr>
         <w:pStyle w:val="Compact"/>
       </w:pPr>
@@ -4470,7 +4431,7 @@
       <w:pPr>
         <w:numPr>
           <w:ilvl w:val="0"/>
-          <w:numId w:val="1022"/>
+          <w:numId w:val="1021"/>
         </w:numPr>
         <w:pStyle w:val="Compact"/>
       </w:pPr>
@@ -4482,7 +4443,7 @@
       <w:pPr>
         <w:numPr>
           <w:ilvl w:val="0"/>
-          <w:numId w:val="1022"/>
+          <w:numId w:val="1021"/>
         </w:numPr>
         <w:pStyle w:val="Compact"/>
       </w:pPr>
@@ -4494,7 +4455,7 @@
       <w:pPr>
         <w:numPr>
           <w:ilvl w:val="0"/>
-          <w:numId w:val="1022"/>
+          <w:numId w:val="1021"/>
         </w:numPr>
         <w:pStyle w:val="Compact"/>
       </w:pPr>
@@ -4506,7 +4467,7 @@
       <w:pPr>
         <w:numPr>
           <w:ilvl w:val="0"/>
-          <w:numId w:val="1022"/>
+          <w:numId w:val="1021"/>
         </w:numPr>
         <w:pStyle w:val="Compact"/>
       </w:pPr>
@@ -4530,7 +4491,7 @@
       <w:pPr>
         <w:numPr>
           <w:ilvl w:val="0"/>
-          <w:numId w:val="1023"/>
+          <w:numId w:val="1022"/>
         </w:numPr>
         <w:pStyle w:val="Compact"/>
       </w:pPr>
@@ -4542,7 +4503,7 @@
       <w:pPr>
         <w:numPr>
           <w:ilvl w:val="0"/>
-          <w:numId w:val="1023"/>
+          <w:numId w:val="1022"/>
         </w:numPr>
         <w:pStyle w:val="Compact"/>
       </w:pPr>
@@ -4554,7 +4515,7 @@
       <w:pPr>
         <w:numPr>
           <w:ilvl w:val="0"/>
-          <w:numId w:val="1023"/>
+          <w:numId w:val="1022"/>
         </w:numPr>
         <w:pStyle w:val="Compact"/>
       </w:pPr>
@@ -4562,8 +4523,8 @@
         <w:t xml:space="preserve">依赖：工作流、数据源注册中心、元数据服务、TypeMapper 插件</w:t>
       </w:r>
     </w:p>
-    <w:bookmarkEnd w:id="65"/>
-    <w:bookmarkStart w:id="66" w:name="fullimport"/>
+    <w:bookmarkEnd w:id="56"/>
+    <w:bookmarkStart w:id="57" w:name="fullimport"/>
     <w:p>
       <w:pPr>
         <w:pStyle w:val="Heading4"/>
@@ -4608,7 +4569,7 @@
       <w:pPr>
         <w:numPr>
           <w:ilvl w:val="0"/>
-          <w:numId w:val="1024"/>
+          <w:numId w:val="1023"/>
         </w:numPr>
         <w:pStyle w:val="Compact"/>
       </w:pPr>
@@ -4620,7 +4581,7 @@
       <w:pPr>
         <w:numPr>
           <w:ilvl w:val="0"/>
-          <w:numId w:val="1024"/>
+          <w:numId w:val="1023"/>
         </w:numPr>
         <w:pStyle w:val="Compact"/>
       </w:pPr>
@@ -4632,7 +4593,7 @@
       <w:pPr>
         <w:numPr>
           <w:ilvl w:val="0"/>
-          <w:numId w:val="1024"/>
+          <w:numId w:val="1023"/>
         </w:numPr>
         <w:pStyle w:val="Compact"/>
       </w:pPr>
@@ -4644,7 +4605,7 @@
       <w:pPr>
         <w:numPr>
           <w:ilvl w:val="0"/>
-          <w:numId w:val="1024"/>
+          <w:numId w:val="1023"/>
         </w:numPr>
         <w:pStyle w:val="Compact"/>
       </w:pPr>
@@ -4671,7 +4632,7 @@
       <w:pPr>
         <w:numPr>
           <w:ilvl w:val="0"/>
-          <w:numId w:val="1024"/>
+          <w:numId w:val="1023"/>
         </w:numPr>
         <w:pStyle w:val="Compact"/>
       </w:pPr>
@@ -4695,7 +4656,7 @@
       <w:pPr>
         <w:numPr>
           <w:ilvl w:val="0"/>
-          <w:numId w:val="1025"/>
+          <w:numId w:val="1024"/>
         </w:numPr>
         <w:pStyle w:val="Compact"/>
       </w:pPr>
@@ -4707,7 +4668,7 @@
       <w:pPr>
         <w:numPr>
           <w:ilvl w:val="0"/>
-          <w:numId w:val="1025"/>
+          <w:numId w:val="1024"/>
         </w:numPr>
         <w:pStyle w:val="Compact"/>
       </w:pPr>
@@ -4728,7 +4689,7 @@
       <w:pPr>
         <w:numPr>
           <w:ilvl w:val="0"/>
-          <w:numId w:val="1025"/>
+          <w:numId w:val="1024"/>
         </w:numPr>
         <w:pStyle w:val="Compact"/>
       </w:pPr>
@@ -4736,8 +4697,8 @@
         <w:t xml:space="preserve">依赖：工作流、调度器、SyncWorker、Reader/Writer 插件、元数据与数据源服务</w:t>
       </w:r>
     </w:p>
-    <w:bookmarkEnd w:id="66"/>
-    <w:bookmarkStart w:id="67" w:name="store"/>
+    <w:bookmarkEnd w:id="57"/>
+    <w:bookmarkStart w:id="58" w:name="store"/>
     <w:p>
       <w:pPr>
         <w:pStyle w:val="Heading4"/>
@@ -4782,7 +4743,7 @@
       <w:pPr>
         <w:numPr>
           <w:ilvl w:val="0"/>
-          <w:numId w:val="1026"/>
+          <w:numId w:val="1025"/>
         </w:numPr>
         <w:pStyle w:val="Compact"/>
       </w:pPr>
@@ -4794,7 +4755,7 @@
       <w:pPr>
         <w:numPr>
           <w:ilvl w:val="0"/>
-          <w:numId w:val="1026"/>
+          <w:numId w:val="1025"/>
         </w:numPr>
         <w:pStyle w:val="Compact"/>
       </w:pPr>
@@ -4806,7 +4767,7 @@
       <w:pPr>
         <w:numPr>
           <w:ilvl w:val="0"/>
-          <w:numId w:val="1026"/>
+          <w:numId w:val="1025"/>
         </w:numPr>
         <w:pStyle w:val="Compact"/>
       </w:pPr>
@@ -4833,7 +4794,7 @@
       <w:pPr>
         <w:numPr>
           <w:ilvl w:val="0"/>
-          <w:numId w:val="1026"/>
+          <w:numId w:val="1025"/>
         </w:numPr>
         <w:pStyle w:val="Compact"/>
       </w:pPr>
@@ -4845,7 +4806,7 @@
       <w:pPr>
         <w:numPr>
           <w:ilvl w:val="0"/>
-          <w:numId w:val="1026"/>
+          <w:numId w:val="1025"/>
         </w:numPr>
         <w:pStyle w:val="Compact"/>
       </w:pPr>
@@ -4869,7 +4830,7 @@
       <w:pPr>
         <w:numPr>
           <w:ilvl w:val="0"/>
-          <w:numId w:val="1027"/>
+          <w:numId w:val="1026"/>
         </w:numPr>
         <w:pStyle w:val="Compact"/>
       </w:pPr>
@@ -4890,7 +4851,7 @@
       <w:pPr>
         <w:numPr>
           <w:ilvl w:val="0"/>
-          <w:numId w:val="1027"/>
+          <w:numId w:val="1026"/>
         </w:numPr>
         <w:pStyle w:val="Compact"/>
       </w:pPr>
@@ -4902,7 +4863,7 @@
       <w:pPr>
         <w:numPr>
           <w:ilvl w:val="0"/>
-          <w:numId w:val="1027"/>
+          <w:numId w:val="1026"/>
         </w:numPr>
         <w:pStyle w:val="Compact"/>
       </w:pPr>
@@ -4910,8 +4871,8 @@
         <w:t xml:space="preserve">依赖：工作流、元数据、数据源注册中心、LogAdapter；协作 Supervisor / HA</w:t>
       </w:r>
     </w:p>
-    <w:bookmarkEnd w:id="67"/>
-    <w:bookmarkStart w:id="68" w:name="incrsync"/>
+    <w:bookmarkEnd w:id="58"/>
+    <w:bookmarkStart w:id="59" w:name="incrsync"/>
     <w:p>
       <w:pPr>
         <w:pStyle w:val="Heading4"/>
@@ -4956,7 +4917,7 @@
       <w:pPr>
         <w:numPr>
           <w:ilvl w:val="0"/>
-          <w:numId w:val="1028"/>
+          <w:numId w:val="1027"/>
         </w:numPr>
         <w:pStyle w:val="Compact"/>
       </w:pPr>
@@ -4968,7 +4929,7 @@
       <w:pPr>
         <w:numPr>
           <w:ilvl w:val="0"/>
-          <w:numId w:val="1028"/>
+          <w:numId w:val="1027"/>
         </w:numPr>
         <w:pStyle w:val="Compact"/>
       </w:pPr>
@@ -4980,7 +4941,7 @@
       <w:pPr>
         <w:numPr>
           <w:ilvl w:val="0"/>
-          <w:numId w:val="1028"/>
+          <w:numId w:val="1027"/>
         </w:numPr>
         <w:pStyle w:val="Compact"/>
       </w:pPr>
@@ -4992,7 +4953,7 @@
       <w:pPr>
         <w:numPr>
           <w:ilvl w:val="0"/>
-          <w:numId w:val="1028"/>
+          <w:numId w:val="1027"/>
         </w:numPr>
         <w:pStyle w:val="Compact"/>
       </w:pPr>
@@ -5004,7 +4965,7 @@
       <w:pPr>
         <w:numPr>
           <w:ilvl w:val="0"/>
-          <w:numId w:val="1028"/>
+          <w:numId w:val="1027"/>
         </w:numPr>
         <w:pStyle w:val="Compact"/>
       </w:pPr>
@@ -5028,7 +4989,7 @@
       <w:pPr>
         <w:numPr>
           <w:ilvl w:val="0"/>
-          <w:numId w:val="1029"/>
+          <w:numId w:val="1028"/>
         </w:numPr>
         <w:pStyle w:val="Compact"/>
       </w:pPr>
@@ -5040,7 +5001,7 @@
       <w:pPr>
         <w:numPr>
           <w:ilvl w:val="0"/>
-          <w:numId w:val="1029"/>
+          <w:numId w:val="1028"/>
         </w:numPr>
         <w:pStyle w:val="Compact"/>
       </w:pPr>
@@ -5052,7 +5013,7 @@
       <w:pPr>
         <w:numPr>
           <w:ilvl w:val="0"/>
-          <w:numId w:val="1029"/>
+          <w:numId w:val="1028"/>
         </w:numPr>
         <w:pStyle w:val="Compact"/>
       </w:pPr>
@@ -5060,8 +5021,8 @@
         <w:t xml:space="preserve">依赖：Store、StreamRuntime、元数据；协作 Supervisor / HA</w:t>
       </w:r>
     </w:p>
-    <w:bookmarkEnd w:id="68"/>
-    <w:bookmarkStart w:id="69" w:name="fullverification"/>
+    <w:bookmarkEnd w:id="59"/>
+    <w:bookmarkStart w:id="60" w:name="fullverification"/>
     <w:p>
       <w:pPr>
         <w:pStyle w:val="Heading4"/>
@@ -5106,7 +5067,7 @@
       <w:pPr>
         <w:numPr>
           <w:ilvl w:val="0"/>
-          <w:numId w:val="1030"/>
+          <w:numId w:val="1029"/>
         </w:numPr>
         <w:pStyle w:val="Compact"/>
       </w:pPr>
@@ -5118,7 +5079,7 @@
       <w:pPr>
         <w:numPr>
           <w:ilvl w:val="0"/>
-          <w:numId w:val="1030"/>
+          <w:numId w:val="1029"/>
         </w:numPr>
         <w:pStyle w:val="Compact"/>
       </w:pPr>
@@ -5130,7 +5091,7 @@
       <w:pPr>
         <w:numPr>
           <w:ilvl w:val="0"/>
-          <w:numId w:val="1030"/>
+          <w:numId w:val="1029"/>
         </w:numPr>
         <w:pStyle w:val="Compact"/>
       </w:pPr>
@@ -5142,7 +5103,7 @@
       <w:pPr>
         <w:numPr>
           <w:ilvl w:val="0"/>
-          <w:numId w:val="1030"/>
+          <w:numId w:val="1029"/>
         </w:numPr>
         <w:pStyle w:val="Compact"/>
       </w:pPr>
@@ -5154,7 +5115,7 @@
       <w:pPr>
         <w:numPr>
           <w:ilvl w:val="0"/>
-          <w:numId w:val="1030"/>
+          <w:numId w:val="1029"/>
         </w:numPr>
         <w:pStyle w:val="Compact"/>
       </w:pPr>
@@ -5178,12 +5139,90 @@
       <w:pPr>
         <w:numPr>
           <w:ilvl w:val="0"/>
+          <w:numId w:val="1030"/>
+        </w:numPr>
+        <w:pStyle w:val="Compact"/>
+      </w:pPr>
+      <w:r>
+        <w:t xml:space="preserve">输入：校验表清单、分片大小、延迟阈值</w:t>
+      </w:r>
+    </w:p>
+    <w:p>
+      <w:pPr>
+        <w:numPr>
+          <w:ilvl w:val="0"/>
+          <w:numId w:val="1030"/>
+        </w:numPr>
+        <w:pStyle w:val="Compact"/>
+      </w:pPr>
+      <w:r>
+        <w:t xml:space="preserve">输出：差异报告、订正 SQL、SubTask 状态</w:t>
+      </w:r>
+    </w:p>
+    <w:p>
+      <w:pPr>
+        <w:numPr>
+          <w:ilvl w:val="0"/>
+          <w:numId w:val="1030"/>
+        </w:numPr>
+        <w:pStyle w:val="Compact"/>
+      </w:pPr>
+      <w:r>
+        <w:t xml:space="preserve">依赖：工作流、元数据、数据源注册中心、源/目标库；可选调用 AIEngine 解释差异</w:t>
+      </w:r>
+    </w:p>
+    <w:bookmarkEnd w:id="60"/>
+    <w:bookmarkStart w:id="61" w:name="aiengine"/>
+    <w:p>
+      <w:pPr>
+        <w:pStyle w:val="Heading4"/>
+      </w:pPr>
+      <w:r>
+        <w:t xml:space="preserve">4.2.6 AIEngine</w:t>
+      </w:r>
+    </w:p>
+    <w:p>
+      <w:pPr>
+        <w:pStyle w:val="FirstParagraph"/>
+      </w:pPr>
+      <w:r>
+        <w:rPr>
+          <w:bCs/>
+          <w:b/>
+        </w:rPr>
+        <w:t xml:space="preserve">职责</w:t>
+      </w:r>
+    </w:p>
+    <w:p>
+      <w:pPr>
+        <w:pStyle w:val="BodyText"/>
+      </w:pPr>
+      <w:r>
+        <w:t xml:space="preserve">智能辅助组件，为结构转换与运维决策提供建议，不替代 DBCat / FullImport / Store / IncrSync / FullVerification 等核心执行链路。</w:t>
+      </w:r>
+    </w:p>
+    <w:p>
+      <w:pPr>
+        <w:pStyle w:val="BodyText"/>
+      </w:pPr>
+      <w:r>
+        <w:rPr>
+          <w:bCs/>
+          <w:b/>
+        </w:rPr>
+        <w:t xml:space="preserve">能力要点</w:t>
+      </w:r>
+    </w:p>
+    <w:p>
+      <w:pPr>
+        <w:numPr>
+          <w:ilvl w:val="0"/>
           <w:numId w:val="1031"/>
         </w:numPr>
         <w:pStyle w:val="Compact"/>
       </w:pPr>
       <w:r>
-        <w:t xml:space="preserve">输入：校验表清单、分片大小、延迟阈值</w:t>
+        <w:t xml:space="preserve">基于源/目标元数据给出类型映射与 DDL 改写建议，供 DBCat 确认或人工修订</w:t>
       </w:r>
     </w:p>
     <w:p>
@@ -5195,7 +5234,7 @@
         <w:pStyle w:val="Compact"/>
       </w:pPr>
       <w:r>
-        <w:t xml:space="preserve">输出：差异报告、订正 SQL、SubTask 状态</w:t>
+        <w:t xml:space="preserve">分析任务失败日志、延迟与脏数据特征，输出诊断结论与调参建议</w:t>
       </w:r>
     </w:p>
     <w:p>
@@ -5207,7 +5246,79 @@
         <w:pStyle w:val="Compact"/>
       </w:pPr>
       <w:r>
-        <w:t xml:space="preserve">依赖：工作流、元数据、数据源注册中心、源/目标库</w:t>
+        <w:t xml:space="preserve">对校验差异做归类解释（类型精度、字符集、时钟偏差等）</w:t>
+      </w:r>
+    </w:p>
+    <w:p>
+      <w:pPr>
+        <w:numPr>
+          <w:ilvl w:val="0"/>
+          <w:numId w:val="1031"/>
+        </w:numPr>
+        <w:pStyle w:val="Compact"/>
+      </w:pPr>
+      <w:r>
+        <w:t xml:space="preserve">建议结果可审计、可忽略，默认不自动改写生产配置</w:t>
+      </w:r>
+    </w:p>
+    <w:p>
+      <w:pPr>
+        <w:numPr>
+          <w:ilvl w:val="0"/>
+          <w:numId w:val="1031"/>
+        </w:numPr>
+        <w:pStyle w:val="Compact"/>
+      </w:pPr>
+      <w:r>
+        <w:t xml:space="preserve">由 Supervisor 监控服务健康与调用超时</w:t>
+      </w:r>
+    </w:p>
+    <w:p>
+      <w:pPr>
+        <w:pStyle w:val="FirstParagraph"/>
+      </w:pPr>
+      <w:r>
+        <w:rPr>
+          <w:bCs/>
+          <w:b/>
+        </w:rPr>
+        <w:t xml:space="preserve">对外接口</w:t>
+      </w:r>
+    </w:p>
+    <w:p>
+      <w:pPr>
+        <w:numPr>
+          <w:ilvl w:val="0"/>
+          <w:numId w:val="1032"/>
+        </w:numPr>
+        <w:pStyle w:val="Compact"/>
+      </w:pPr>
+      <w:r>
+        <w:t xml:space="preserve">输入：映射上下文、运行指标摘要、日志片段、差异样本</w:t>
+      </w:r>
+    </w:p>
+    <w:p>
+      <w:pPr>
+        <w:numPr>
+          <w:ilvl w:val="0"/>
+          <w:numId w:val="1032"/>
+        </w:numPr>
+        <w:pStyle w:val="Compact"/>
+      </w:pPr>
+      <w:r>
+        <w:t xml:space="preserve">输出：建议报告（映射方案 / 诊断结论 / 差异解释）</w:t>
+      </w:r>
+    </w:p>
+    <w:p>
+      <w:pPr>
+        <w:numPr>
+          <w:ilvl w:val="0"/>
+          <w:numId w:val="1032"/>
+        </w:numPr>
+        <w:pStyle w:val="Compact"/>
+      </w:pPr>
+      <w:r>
+        <w:t xml:space="preserve">依赖：元数据服务、监控告警；被编排层、DBCat、FullVerification 调用</w:t>
       </w:r>
     </w:p>
     <w:p>
@@ -5217,9 +5328,9 @@
         </w:pict>
       </w:r>
     </w:p>
-    <w:bookmarkEnd w:id="69"/>
-    <w:bookmarkEnd w:id="70"/>
-    <w:bookmarkStart w:id="76" w:name="横切能力"/>
+    <w:bookmarkEnd w:id="61"/>
+    <w:bookmarkEnd w:id="62"/>
+    <w:bookmarkStart w:id="68" w:name="横切能力"/>
     <w:p>
       <w:pPr>
         <w:pStyle w:val="Heading3"/>
@@ -5228,7 +5339,7 @@
         <w:t xml:space="preserve">4.3 横切能力</w:t>
       </w:r>
     </w:p>
-    <w:bookmarkStart w:id="71" w:name="调度器"/>
+    <w:bookmarkStart w:id="63" w:name="调度器"/>
     <w:p>
       <w:pPr>
         <w:pStyle w:val="Heading4"/>
@@ -5273,7 +5384,7 @@
       <w:pPr>
         <w:numPr>
           <w:ilvl w:val="0"/>
-          <w:numId w:val="1032"/>
+          <w:numId w:val="1033"/>
         </w:numPr>
         <w:pStyle w:val="Compact"/>
       </w:pPr>
@@ -5285,7 +5396,7 @@
       <w:pPr>
         <w:numPr>
           <w:ilvl w:val="0"/>
-          <w:numId w:val="1032"/>
+          <w:numId w:val="1033"/>
         </w:numPr>
         <w:pStyle w:val="Compact"/>
       </w:pPr>
@@ -5297,7 +5408,7 @@
       <w:pPr>
         <w:numPr>
           <w:ilvl w:val="0"/>
-          <w:numId w:val="1032"/>
+          <w:numId w:val="1033"/>
         </w:numPr>
         <w:pStyle w:val="Compact"/>
       </w:pPr>
@@ -5309,7 +5420,7 @@
       <w:pPr>
         <w:numPr>
           <w:ilvl w:val="0"/>
-          <w:numId w:val="1032"/>
+          <w:numId w:val="1033"/>
         </w:numPr>
         <w:pStyle w:val="Compact"/>
       </w:pPr>
@@ -5321,7 +5432,7 @@
       <w:pPr>
         <w:numPr>
           <w:ilvl w:val="0"/>
-          <w:numId w:val="1032"/>
+          <w:numId w:val="1033"/>
         </w:numPr>
         <w:pStyle w:val="Compact"/>
       </w:pPr>
@@ -5345,7 +5456,7 @@
       <w:pPr>
         <w:numPr>
           <w:ilvl w:val="0"/>
-          <w:numId w:val="1033"/>
+          <w:numId w:val="1034"/>
         </w:numPr>
         <w:pStyle w:val="Compact"/>
       </w:pPr>
@@ -5357,7 +5468,7 @@
       <w:pPr>
         <w:numPr>
           <w:ilvl w:val="0"/>
-          <w:numId w:val="1033"/>
+          <w:numId w:val="1034"/>
         </w:numPr>
         <w:pStyle w:val="Compact"/>
       </w:pPr>
@@ -5369,7 +5480,7 @@
       <w:pPr>
         <w:numPr>
           <w:ilvl w:val="0"/>
-          <w:numId w:val="1033"/>
+          <w:numId w:val="1034"/>
         </w:numPr>
         <w:pStyle w:val="Compact"/>
       </w:pPr>
@@ -5377,8 +5488,8 @@
         <w:t xml:space="preserve">依赖：资源池、SyncWorker、StreamRuntime、元数据服务</w:t>
       </w:r>
     </w:p>
-    <w:bookmarkEnd w:id="71"/>
-    <w:bookmarkStart w:id="72" w:name="资源池"/>
+    <w:bookmarkEnd w:id="63"/>
+    <w:bookmarkStart w:id="64" w:name="资源池"/>
     <w:p>
       <w:pPr>
         <w:pStyle w:val="Heading4"/>
@@ -5423,7 +5534,7 @@
       <w:pPr>
         <w:numPr>
           <w:ilvl w:val="0"/>
-          <w:numId w:val="1034"/>
+          <w:numId w:val="1035"/>
         </w:numPr>
         <w:pStyle w:val="Compact"/>
       </w:pPr>
@@ -5435,7 +5546,7 @@
       <w:pPr>
         <w:numPr>
           <w:ilvl w:val="0"/>
-          <w:numId w:val="1034"/>
+          <w:numId w:val="1035"/>
         </w:numPr>
         <w:pStyle w:val="Compact"/>
       </w:pPr>
@@ -5447,7 +5558,7 @@
       <w:pPr>
         <w:numPr>
           <w:ilvl w:val="0"/>
-          <w:numId w:val="1034"/>
+          <w:numId w:val="1035"/>
         </w:numPr>
         <w:pStyle w:val="Compact"/>
       </w:pPr>
@@ -5459,7 +5570,7 @@
       <w:pPr>
         <w:numPr>
           <w:ilvl w:val="0"/>
-          <w:numId w:val="1034"/>
+          <w:numId w:val="1035"/>
         </w:numPr>
         <w:pStyle w:val="Compact"/>
       </w:pPr>
@@ -5471,7 +5582,7 @@
       <w:pPr>
         <w:numPr>
           <w:ilvl w:val="0"/>
-          <w:numId w:val="1034"/>
+          <w:numId w:val="1035"/>
         </w:numPr>
         <w:pStyle w:val="Compact"/>
       </w:pPr>
@@ -5495,7 +5606,7 @@
       <w:pPr>
         <w:numPr>
           <w:ilvl w:val="0"/>
-          <w:numId w:val="1035"/>
+          <w:numId w:val="1036"/>
         </w:numPr>
         <w:pStyle w:val="Compact"/>
       </w:pPr>
@@ -5507,7 +5618,7 @@
       <w:pPr>
         <w:numPr>
           <w:ilvl w:val="0"/>
-          <w:numId w:val="1035"/>
+          <w:numId w:val="1036"/>
         </w:numPr>
         <w:pStyle w:val="Compact"/>
       </w:pPr>
@@ -5519,7 +5630,7 @@
       <w:pPr>
         <w:numPr>
           <w:ilvl w:val="0"/>
-          <w:numId w:val="1035"/>
+          <w:numId w:val="1036"/>
         </w:numPr>
         <w:pStyle w:val="Compact"/>
       </w:pPr>
@@ -5527,8 +5638,8 @@
         <w:t xml:space="preserve">依赖：元数据服务、监控告警；被调度器消费</w:t>
       </w:r>
     </w:p>
-    <w:bookmarkEnd w:id="72"/>
-    <w:bookmarkStart w:id="73" w:name="ha-组件"/>
+    <w:bookmarkEnd w:id="64"/>
+    <w:bookmarkStart w:id="65" w:name="ha-组件"/>
     <w:p>
       <w:pPr>
         <w:pStyle w:val="Heading4"/>
@@ -5573,7 +5684,7 @@
       <w:pPr>
         <w:numPr>
           <w:ilvl w:val="0"/>
-          <w:numId w:val="1036"/>
+          <w:numId w:val="1037"/>
         </w:numPr>
         <w:pStyle w:val="Compact"/>
       </w:pPr>
@@ -5585,7 +5696,7 @@
       <w:pPr>
         <w:numPr>
           <w:ilvl w:val="0"/>
-          <w:numId w:val="1036"/>
+          <w:numId w:val="1037"/>
         </w:numPr>
         <w:pStyle w:val="Compact"/>
       </w:pPr>
@@ -5597,7 +5708,7 @@
       <w:pPr>
         <w:numPr>
           <w:ilvl w:val="0"/>
-          <w:numId w:val="1036"/>
+          <w:numId w:val="1037"/>
         </w:numPr>
         <w:pStyle w:val="Compact"/>
       </w:pPr>
@@ -5609,7 +5720,7 @@
       <w:pPr>
         <w:numPr>
           <w:ilvl w:val="0"/>
-          <w:numId w:val="1036"/>
+          <w:numId w:val="1037"/>
         </w:numPr>
         <w:pStyle w:val="Compact"/>
       </w:pPr>
@@ -5621,7 +5732,7 @@
       <w:pPr>
         <w:numPr>
           <w:ilvl w:val="0"/>
-          <w:numId w:val="1036"/>
+          <w:numId w:val="1037"/>
         </w:numPr>
         <w:pStyle w:val="Compact"/>
       </w:pPr>
@@ -5645,7 +5756,7 @@
       <w:pPr>
         <w:numPr>
           <w:ilvl w:val="0"/>
-          <w:numId w:val="1037"/>
+          <w:numId w:val="1038"/>
         </w:numPr>
         <w:pStyle w:val="Compact"/>
       </w:pPr>
@@ -5657,7 +5768,7 @@
       <w:pPr>
         <w:numPr>
           <w:ilvl w:val="0"/>
-          <w:numId w:val="1037"/>
+          <w:numId w:val="1038"/>
         </w:numPr>
         <w:pStyle w:val="Compact"/>
       </w:pPr>
@@ -5669,7 +5780,7 @@
       <w:pPr>
         <w:numPr>
           <w:ilvl w:val="0"/>
-          <w:numId w:val="1037"/>
+          <w:numId w:val="1038"/>
         </w:numPr>
         <w:pStyle w:val="Compact"/>
       </w:pPr>
@@ -5677,8 +5788,8 @@
         <w:t xml:space="preserve">依赖：元数据、协调服务（etcd/ZK）、调度器</w:t>
       </w:r>
     </w:p>
-    <w:bookmarkEnd w:id="73"/>
-    <w:bookmarkStart w:id="74" w:name="监控告警"/>
+    <w:bookmarkEnd w:id="65"/>
+    <w:bookmarkStart w:id="66" w:name="监控告警"/>
     <w:p>
       <w:pPr>
         <w:pStyle w:val="Heading4"/>
@@ -5723,7 +5834,7 @@
       <w:pPr>
         <w:numPr>
           <w:ilvl w:val="0"/>
-          <w:numId w:val="1038"/>
+          <w:numId w:val="1039"/>
         </w:numPr>
         <w:pStyle w:val="Compact"/>
       </w:pPr>
@@ -5735,7 +5846,7 @@
       <w:pPr>
         <w:numPr>
           <w:ilvl w:val="0"/>
-          <w:numId w:val="1038"/>
+          <w:numId w:val="1039"/>
         </w:numPr>
         <w:pStyle w:val="Compact"/>
       </w:pPr>
@@ -5747,7 +5858,7 @@
       <w:pPr>
         <w:numPr>
           <w:ilvl w:val="0"/>
-          <w:numId w:val="1038"/>
+          <w:numId w:val="1039"/>
         </w:numPr>
         <w:pStyle w:val="Compact"/>
       </w:pPr>
@@ -5759,7 +5870,7 @@
       <w:pPr>
         <w:numPr>
           <w:ilvl w:val="0"/>
-          <w:numId w:val="1038"/>
+          <w:numId w:val="1039"/>
         </w:numPr>
         <w:pStyle w:val="Compact"/>
       </w:pPr>
@@ -5771,7 +5882,7 @@
       <w:pPr>
         <w:numPr>
           <w:ilvl w:val="0"/>
-          <w:numId w:val="1038"/>
+          <w:numId w:val="1039"/>
         </w:numPr>
         <w:pStyle w:val="Compact"/>
       </w:pPr>
@@ -5795,7 +5906,7 @@
       <w:pPr>
         <w:numPr>
           <w:ilvl w:val="0"/>
-          <w:numId w:val="1039"/>
+          <w:numId w:val="1040"/>
         </w:numPr>
         <w:pStyle w:val="Compact"/>
       </w:pPr>
@@ -5807,7 +5918,7 @@
       <w:pPr>
         <w:numPr>
           <w:ilvl w:val="0"/>
-          <w:numId w:val="1039"/>
+          <w:numId w:val="1040"/>
         </w:numPr>
         <w:pStyle w:val="Compact"/>
       </w:pPr>
@@ -5819,7 +5930,7 @@
       <w:pPr>
         <w:numPr>
           <w:ilvl w:val="0"/>
-          <w:numId w:val="1039"/>
+          <w:numId w:val="1040"/>
         </w:numPr>
         <w:pStyle w:val="Compact"/>
       </w:pPr>
@@ -5827,8 +5938,8 @@
         <w:t xml:space="preserve">依赖：时序库、AlertManager、控制台；协作编排服务</w:t>
       </w:r>
     </w:p>
-    <w:bookmarkEnd w:id="74"/>
-    <w:bookmarkStart w:id="75" w:name="supervisor"/>
+    <w:bookmarkEnd w:id="66"/>
+    <w:bookmarkStart w:id="67" w:name="supervisor"/>
     <w:p>
       <w:pPr>
         <w:pStyle w:val="Heading4"/>
@@ -5854,7 +5965,7 @@
         <w:pStyle w:val="BodyText"/>
       </w:pPr>
       <w:r>
-        <w:t xml:space="preserve">组件健康监控代理，定时心跳上报，检测 Store / IncrSync 等异常并触发 HA。</w:t>
+        <w:t xml:space="preserve">组件健康监控代理，定时心跳上报，检测 Store / IncrSync / AIEngine 等异常并触发 HA 或告警。</w:t>
       </w:r>
     </w:p>
     <w:p>
@@ -5873,19 +5984,19 @@
       <w:pPr>
         <w:numPr>
           <w:ilvl w:val="0"/>
-          <w:numId w:val="1040"/>
-        </w:numPr>
-        <w:pStyle w:val="Compact"/>
-      </w:pPr>
-      <w:r>
-        <w:t xml:space="preserve">每台 Worker 节点部署，汇报节点与组件存活</w:t>
-      </w:r>
-    </w:p>
-    <w:p>
-      <w:pPr>
-        <w:numPr>
-          <w:ilvl w:val="0"/>
-          <w:numId w:val="1040"/>
+          <w:numId w:val="1041"/>
+        </w:numPr>
+        <w:pStyle w:val="Compact"/>
+      </w:pPr>
+      <w:r>
+        <w:t xml:space="preserve">汇报节点与组件存活</w:t>
+      </w:r>
+    </w:p>
+    <w:p>
+      <w:pPr>
+        <w:numPr>
+          <w:ilvl w:val="0"/>
+          <w:numId w:val="1041"/>
         </w:numPr>
         <w:pStyle w:val="Compact"/>
       </w:pPr>
@@ -5897,7 +6008,7 @@
       <w:pPr>
         <w:numPr>
           <w:ilvl w:val="0"/>
-          <w:numId w:val="1040"/>
+          <w:numId w:val="1041"/>
         </w:numPr>
         <w:pStyle w:val="Compact"/>
       </w:pPr>
@@ -5909,7 +6020,7 @@
       <w:pPr>
         <w:numPr>
           <w:ilvl w:val="0"/>
-          <w:numId w:val="1040"/>
+          <w:numId w:val="1041"/>
         </w:numPr>
         <w:pStyle w:val="Compact"/>
       </w:pPr>
@@ -5921,7 +6032,7 @@
       <w:pPr>
         <w:numPr>
           <w:ilvl w:val="0"/>
-          <w:numId w:val="1040"/>
+          <w:numId w:val="1041"/>
         </w:numPr>
         <w:pStyle w:val="Compact"/>
       </w:pPr>
@@ -5945,7 +6056,7 @@
       <w:pPr>
         <w:numPr>
           <w:ilvl w:val="0"/>
-          <w:numId w:val="1041"/>
+          <w:numId w:val="1042"/>
         </w:numPr>
         <w:pStyle w:val="Compact"/>
       </w:pPr>
@@ -5957,7 +6068,7 @@
       <w:pPr>
         <w:numPr>
           <w:ilvl w:val="0"/>
-          <w:numId w:val="1041"/>
+          <w:numId w:val="1042"/>
         </w:numPr>
         <w:pStyle w:val="Compact"/>
       </w:pPr>
@@ -5969,12 +6080,24 @@
       <w:pPr>
         <w:numPr>
           <w:ilvl w:val="0"/>
-          <w:numId w:val="1041"/>
+          <w:numId w:val="1042"/>
         </w:numPr>
         <w:pStyle w:val="Compact"/>
       </w:pPr>
       <w:r>
         <w:t xml:space="preserve">依赖：元数据、HA 组件、监控告警</w:t>
+      </w:r>
+    </w:p>
+    <w:p>
+      <w:pPr>
+        <w:numPr>
+          <w:ilvl w:val="0"/>
+          <w:numId w:val="1042"/>
+        </w:numPr>
+        <w:pStyle w:val="Compact"/>
+      </w:pPr>
+      <w:r>
+        <w:t xml:space="preserve">监控对象：DBCat、Store、FullImport、IncrSync、FullVerification、AIEngine</w:t>
       </w:r>
     </w:p>
     <w:p>
@@ -5984,9 +6107,9 @@
         </w:pict>
       </w:r>
     </w:p>
-    <w:bookmarkEnd w:id="75"/>
-    <w:bookmarkEnd w:id="76"/>
-    <w:bookmarkStart w:id="81" w:name="运行时与插件"/>
+    <w:bookmarkEnd w:id="67"/>
+    <w:bookmarkEnd w:id="68"/>
+    <w:bookmarkStart w:id="73" w:name="运行时与插件"/>
     <w:p>
       <w:pPr>
         <w:pStyle w:val="Heading3"/>
@@ -5995,7 +6118,7 @@
         <w:t xml:space="preserve">4.4 运行时与插件</w:t>
       </w:r>
     </w:p>
-    <w:bookmarkStart w:id="77" w:name="syncworker"/>
+    <w:bookmarkStart w:id="69" w:name="syncworker"/>
     <w:p>
       <w:pPr>
         <w:pStyle w:val="Heading4"/>
@@ -6040,7 +6163,7 @@
       <w:pPr>
         <w:numPr>
           <w:ilvl w:val="0"/>
-          <w:numId w:val="1042"/>
+          <w:numId w:val="1043"/>
         </w:numPr>
         <w:pStyle w:val="Compact"/>
       </w:pPr>
@@ -6052,7 +6175,7 @@
       <w:pPr>
         <w:numPr>
           <w:ilvl w:val="0"/>
-          <w:numId w:val="1042"/>
+          <w:numId w:val="1043"/>
         </w:numPr>
         <w:pStyle w:val="Compact"/>
       </w:pPr>
@@ -6064,7 +6187,7 @@
       <w:pPr>
         <w:numPr>
           <w:ilvl w:val="0"/>
-          <w:numId w:val="1042"/>
+          <w:numId w:val="1043"/>
         </w:numPr>
         <w:pStyle w:val="Compact"/>
       </w:pPr>
@@ -6076,7 +6199,7 @@
       <w:pPr>
         <w:numPr>
           <w:ilvl w:val="0"/>
-          <w:numId w:val="1042"/>
+          <w:numId w:val="1043"/>
         </w:numPr>
         <w:pStyle w:val="Compact"/>
       </w:pPr>
@@ -6088,7 +6211,7 @@
       <w:pPr>
         <w:numPr>
           <w:ilvl w:val="0"/>
-          <w:numId w:val="1042"/>
+          <w:numId w:val="1043"/>
         </w:numPr>
         <w:pStyle w:val="Compact"/>
       </w:pPr>
@@ -6112,7 +6235,7 @@
       <w:pPr>
         <w:numPr>
           <w:ilvl w:val="0"/>
-          <w:numId w:val="1043"/>
+          <w:numId w:val="1044"/>
         </w:numPr>
         <w:pStyle w:val="Compact"/>
       </w:pPr>
@@ -6124,7 +6247,7 @@
       <w:pPr>
         <w:numPr>
           <w:ilvl w:val="0"/>
-          <w:numId w:val="1043"/>
+          <w:numId w:val="1044"/>
         </w:numPr>
         <w:pStyle w:val="Compact"/>
       </w:pPr>
@@ -6136,7 +6259,7 @@
       <w:pPr>
         <w:numPr>
           <w:ilvl w:val="0"/>
-          <w:numId w:val="1043"/>
+          <w:numId w:val="1044"/>
         </w:numPr>
         <w:pStyle w:val="Compact"/>
       </w:pPr>
@@ -6144,8 +6267,8 @@
         <w:t xml:space="preserve">依赖：调度器、FullImport、Reader/Writer 插件、资源池</w:t>
       </w:r>
     </w:p>
-    <w:bookmarkEnd w:id="77"/>
-    <w:bookmarkStart w:id="78" w:name="streamruntime"/>
+    <w:bookmarkEnd w:id="69"/>
+    <w:bookmarkStart w:id="70" w:name="streamruntime"/>
     <w:p>
       <w:pPr>
         <w:pStyle w:val="Heading4"/>
@@ -6190,7 +6313,7 @@
       <w:pPr>
         <w:numPr>
           <w:ilvl w:val="0"/>
-          <w:numId w:val="1044"/>
+          <w:numId w:val="1045"/>
         </w:numPr>
         <w:pStyle w:val="Compact"/>
       </w:pPr>
@@ -6202,7 +6325,7 @@
       <w:pPr>
         <w:numPr>
           <w:ilvl w:val="0"/>
-          <w:numId w:val="1044"/>
+          <w:numId w:val="1045"/>
         </w:numPr>
         <w:pStyle w:val="Compact"/>
       </w:pPr>
@@ -6214,7 +6337,7 @@
       <w:pPr>
         <w:numPr>
           <w:ilvl w:val="0"/>
-          <w:numId w:val="1044"/>
+          <w:numId w:val="1045"/>
         </w:numPr>
         <w:pStyle w:val="Compact"/>
       </w:pPr>
@@ -6226,7 +6349,7 @@
       <w:pPr>
         <w:numPr>
           <w:ilvl w:val="0"/>
-          <w:numId w:val="1044"/>
+          <w:numId w:val="1045"/>
         </w:numPr>
         <w:pStyle w:val="Compact"/>
       </w:pPr>
@@ -6238,7 +6361,7 @@
       <w:pPr>
         <w:numPr>
           <w:ilvl w:val="0"/>
-          <w:numId w:val="1044"/>
+          <w:numId w:val="1045"/>
         </w:numPr>
         <w:pStyle w:val="Compact"/>
       </w:pPr>
@@ -6262,7 +6385,7 @@
       <w:pPr>
         <w:numPr>
           <w:ilvl w:val="0"/>
-          <w:numId w:val="1045"/>
+          <w:numId w:val="1046"/>
         </w:numPr>
         <w:pStyle w:val="Compact"/>
       </w:pPr>
@@ -6274,7 +6397,7 @@
       <w:pPr>
         <w:numPr>
           <w:ilvl w:val="0"/>
-          <w:numId w:val="1045"/>
+          <w:numId w:val="1046"/>
         </w:numPr>
         <w:pStyle w:val="Compact"/>
       </w:pPr>
@@ -6286,7 +6409,7 @@
       <w:pPr>
         <w:numPr>
           <w:ilvl w:val="0"/>
-          <w:numId w:val="1045"/>
+          <w:numId w:val="1046"/>
         </w:numPr>
         <w:pStyle w:val="Compact"/>
       </w:pPr>
@@ -6294,8 +6417,8 @@
         <w:t xml:space="preserve">依赖：调度器、IncrSync、资源池、元数据服务</w:t>
       </w:r>
     </w:p>
-    <w:bookmarkEnd w:id="78"/>
-    <w:bookmarkStart w:id="79" w:name="readerwriter-插件"/>
+    <w:bookmarkEnd w:id="70"/>
+    <w:bookmarkStart w:id="71" w:name="readerwriter-插件"/>
     <w:p>
       <w:pPr>
         <w:pStyle w:val="Heading4"/>
@@ -6340,7 +6463,7 @@
       <w:pPr>
         <w:numPr>
           <w:ilvl w:val="0"/>
-          <w:numId w:val="1046"/>
+          <w:numId w:val="1047"/>
         </w:numPr>
         <w:pStyle w:val="Compact"/>
       </w:pPr>
@@ -6352,7 +6475,7 @@
       <w:pPr>
         <w:numPr>
           <w:ilvl w:val="0"/>
-          <w:numId w:val="1046"/>
+          <w:numId w:val="1047"/>
         </w:numPr>
         <w:pStyle w:val="Compact"/>
       </w:pPr>
@@ -6373,7 +6496,7 @@
       <w:pPr>
         <w:numPr>
           <w:ilvl w:val="0"/>
-          <w:numId w:val="1046"/>
+          <w:numId w:val="1047"/>
         </w:numPr>
         <w:pStyle w:val="Compact"/>
       </w:pPr>
@@ -6385,7 +6508,7 @@
       <w:pPr>
         <w:numPr>
           <w:ilvl w:val="0"/>
-          <w:numId w:val="1046"/>
+          <w:numId w:val="1047"/>
         </w:numPr>
         <w:pStyle w:val="Compact"/>
       </w:pPr>
@@ -6397,7 +6520,7 @@
       <w:pPr>
         <w:numPr>
           <w:ilvl w:val="0"/>
-          <w:numId w:val="1046"/>
+          <w:numId w:val="1047"/>
         </w:numPr>
         <w:pStyle w:val="Compact"/>
       </w:pPr>
@@ -6421,7 +6544,7 @@
       <w:pPr>
         <w:numPr>
           <w:ilvl w:val="0"/>
-          <w:numId w:val="1047"/>
+          <w:numId w:val="1048"/>
         </w:numPr>
         <w:pStyle w:val="Compact"/>
       </w:pPr>
@@ -6433,7 +6556,7 @@
       <w:pPr>
         <w:numPr>
           <w:ilvl w:val="0"/>
-          <w:numId w:val="1047"/>
+          <w:numId w:val="1048"/>
         </w:numPr>
         <w:pStyle w:val="Compact"/>
       </w:pPr>
@@ -6445,7 +6568,7 @@
       <w:pPr>
         <w:numPr>
           <w:ilvl w:val="0"/>
-          <w:numId w:val="1047"/>
+          <w:numId w:val="1048"/>
         </w:numPr>
         <w:pStyle w:val="Compact"/>
       </w:pPr>
@@ -6453,8 +6576,8 @@
         <w:t xml:space="preserve">依赖：FullImport、SyncWorker、数据源注册中心、插件注册中心</w:t>
       </w:r>
     </w:p>
-    <w:bookmarkEnd w:id="79"/>
-    <w:bookmarkStart w:id="80" w:name="logadapter-插件"/>
+    <w:bookmarkEnd w:id="71"/>
+    <w:bookmarkStart w:id="72" w:name="logadapter-插件"/>
     <w:p>
       <w:pPr>
         <w:pStyle w:val="Heading4"/>
@@ -6499,7 +6622,7 @@
       <w:pPr>
         <w:numPr>
           <w:ilvl w:val="0"/>
-          <w:numId w:val="1048"/>
+          <w:numId w:val="1049"/>
         </w:numPr>
         <w:pStyle w:val="Compact"/>
       </w:pPr>
@@ -6511,7 +6634,7 @@
       <w:pPr>
         <w:numPr>
           <w:ilvl w:val="0"/>
-          <w:numId w:val="1048"/>
+          <w:numId w:val="1049"/>
         </w:numPr>
         <w:pStyle w:val="Compact"/>
       </w:pPr>
@@ -6523,7 +6646,7 @@
       <w:pPr>
         <w:numPr>
           <w:ilvl w:val="0"/>
-          <w:numId w:val="1048"/>
+          <w:numId w:val="1049"/>
         </w:numPr>
         <w:pStyle w:val="Compact"/>
       </w:pPr>
@@ -6535,7 +6658,7 @@
       <w:pPr>
         <w:numPr>
           <w:ilvl w:val="0"/>
-          <w:numId w:val="1048"/>
+          <w:numId w:val="1049"/>
         </w:numPr>
         <w:pStyle w:val="Compact"/>
       </w:pPr>
@@ -6547,7 +6670,7 @@
       <w:pPr>
         <w:numPr>
           <w:ilvl w:val="0"/>
-          <w:numId w:val="1048"/>
+          <w:numId w:val="1049"/>
         </w:numPr>
         <w:pStyle w:val="Compact"/>
       </w:pPr>
@@ -6571,7 +6694,7 @@
       <w:pPr>
         <w:numPr>
           <w:ilvl w:val="0"/>
-          <w:numId w:val="1049"/>
+          <w:numId w:val="1050"/>
         </w:numPr>
         <w:pStyle w:val="Compact"/>
       </w:pPr>
@@ -6583,7 +6706,7 @@
       <w:pPr>
         <w:numPr>
           <w:ilvl w:val="0"/>
-          <w:numId w:val="1049"/>
+          <w:numId w:val="1050"/>
         </w:numPr>
         <w:pStyle w:val="Compact"/>
       </w:pPr>
@@ -6595,7 +6718,7 @@
       <w:pPr>
         <w:numPr>
           <w:ilvl w:val="0"/>
-          <w:numId w:val="1049"/>
+          <w:numId w:val="1050"/>
         </w:numPr>
         <w:pStyle w:val="Compact"/>
       </w:pPr>
@@ -6610,10 +6733,10 @@
         </w:pict>
       </w:r>
     </w:p>
-    <w:bookmarkEnd w:id="80"/>
-    <w:bookmarkEnd w:id="81"/>
-    <w:bookmarkEnd w:id="82"/>
-    <w:bookmarkStart w:id="106" w:name="流程设计"/>
+    <w:bookmarkEnd w:id="72"/>
+    <w:bookmarkEnd w:id="73"/>
+    <w:bookmarkEnd w:id="74"/>
+    <w:bookmarkStart w:id="98" w:name="流程设计"/>
     <w:p>
       <w:pPr>
         <w:pStyle w:val="Heading2"/>
@@ -6622,7 +6745,7 @@
         <w:t xml:space="preserve">5. 流程设计</w:t>
       </w:r>
     </w:p>
-    <w:bookmarkStart w:id="86" w:name="迁移业务流程概述"/>
+    <w:bookmarkStart w:id="78" w:name="迁移业务流程概述"/>
     <w:p>
       <w:pPr>
         <w:pStyle w:val="Heading3"/>
@@ -6640,18 +6763,18 @@
           <wp:inline>
             <wp:extent cx="5334000" cy="12375767"/>
             <wp:effectExtent b="0" l="0" r="0" t="0"/>
-            <wp:docPr descr="图5-1 标准迁移流程图" title="" id="84" name="Picture"/>
+            <wp:docPr descr="图5-1 标准迁移流程图" title="" id="76" name="Picture"/>
             <a:graphic>
               <a:graphicData uri="http://schemas.openxmlformats.org/drawingml/2006/picture">
                 <pic:pic>
                   <pic:nvPicPr>
-                    <pic:cNvPr descr="images/fig5-1-migration-flow.png" id="85" name="Picture"/>
+                    <pic:cNvPr descr="images/fig5-1-migration-flow.png" id="77" name="Picture"/>
                     <pic:cNvPicPr>
                       <a:picLocks noChangeArrowheads="1" noChangeAspect="1"/>
                     </pic:cNvPicPr>
                   </pic:nvPicPr>
                   <pic:blipFill>
-                    <a:blip r:embed="rId83"/>
+                    <a:blip r:embed="rId75"/>
                     <a:stretch>
                       <a:fillRect/>
                     </a:stretch>
@@ -6738,7 +6861,7 @@
       <w:pPr>
         <w:numPr>
           <w:ilvl w:val="0"/>
-          <w:numId w:val="1050"/>
+          <w:numId w:val="1051"/>
         </w:numPr>
         <w:pStyle w:val="Compact"/>
       </w:pPr>
@@ -6757,7 +6880,7 @@
       <w:pPr>
         <w:numPr>
           <w:ilvl w:val="0"/>
-          <w:numId w:val="1050"/>
+          <w:numId w:val="1051"/>
         </w:numPr>
         <w:pStyle w:val="Compact"/>
       </w:pPr>
@@ -6788,7 +6911,7 @@
       <w:pPr>
         <w:numPr>
           <w:ilvl w:val="0"/>
-          <w:numId w:val="1051"/>
+          <w:numId w:val="1052"/>
         </w:numPr>
         <w:pStyle w:val="Compact"/>
       </w:pPr>
@@ -6800,14 +6923,14 @@
         <w:t xml:space="preserve">结构迁移（DBCat）</w:t>
       </w:r>
       <w:r>
-        <w:t xml:space="preserve">：完成 Schema 转换并在目标端落地对象，写入映射版本。</w:t>
-      </w:r>
-    </w:p>
-    <w:p>
-      <w:pPr>
-        <w:numPr>
-          <w:ilvl w:val="0"/>
-          <w:numId w:val="1051"/>
+        <w:t xml:space="preserve">：完成 Schema 转换并在目标端落地对象，写入映射版本；可选调用 AIEngine 生成映射建议。</w:t>
+      </w:r>
+    </w:p>
+    <w:p>
+      <w:pPr>
+        <w:numPr>
+          <w:ilvl w:val="0"/>
+          <w:numId w:val="1052"/>
         </w:numPr>
         <w:pStyle w:val="Compact"/>
       </w:pPr>
@@ -6826,7 +6949,7 @@
       <w:pPr>
         <w:numPr>
           <w:ilvl w:val="0"/>
-          <w:numId w:val="1051"/>
+          <w:numId w:val="1052"/>
         </w:numPr>
         <w:pStyle w:val="Compact"/>
       </w:pPr>
@@ -6857,7 +6980,7 @@
       <w:pPr>
         <w:numPr>
           <w:ilvl w:val="0"/>
-          <w:numId w:val="1052"/>
+          <w:numId w:val="1053"/>
         </w:numPr>
         <w:pStyle w:val="Compact"/>
       </w:pPr>
@@ -6869,14 +6992,14 @@
         <w:t xml:space="preserve">数据校验（FullVerification）</w:t>
       </w:r>
       <w:r>
-        <w:t xml:space="preserve">：延迟达标后对比源/目标；有差异则订正后复检。</w:t>
-      </w:r>
-    </w:p>
-    <w:p>
-      <w:pPr>
-        <w:numPr>
-          <w:ilvl w:val="0"/>
-          <w:numId w:val="1052"/>
+        <w:t xml:space="preserve">：延迟达标后对比源/目标；有差异则订正后复检，可选由 AIEngine 解释差异原因。</w:t>
+      </w:r>
+    </w:p>
+    <w:p>
+      <w:pPr>
+        <w:numPr>
+          <w:ilvl w:val="0"/>
+          <w:numId w:val="1053"/>
         </w:numPr>
         <w:pStyle w:val="Compact"/>
       </w:pPr>
@@ -6895,7 +7018,7 @@
       <w:pPr>
         <w:numPr>
           <w:ilvl w:val="0"/>
-          <w:numId w:val="1052"/>
+          <w:numId w:val="1053"/>
         </w:numPr>
         <w:pStyle w:val="Compact"/>
       </w:pPr>
@@ -6910,8 +7033,8 @@
         <w:t xml:space="preserve">：任务归档。</w:t>
       </w:r>
     </w:p>
-    <w:bookmarkEnd w:id="86"/>
-    <w:bookmarkStart w:id="87" w:name="流程设计说明"/>
+    <w:bookmarkEnd w:id="78"/>
+    <w:bookmarkStart w:id="79" w:name="流程设计说明"/>
     <w:p>
       <w:pPr>
         <w:pStyle w:val="Heading3"/>
@@ -6943,7 +7066,7 @@
         <w:t xml:space="preserve"> </w:t>
       </w:r>
       <w:r>
-        <w:t xml:space="preserve">目标端需要先具备与源端语义对齐的表、索引与约束，全量 Writer 与增量应用才有承载对象。若跳过结构直接写数，将出现建表失败、类型不兼容或约束冲突。结构阶段还将映射结果版本化写入元数据，供后续阶段按统一对象名与类型语义执行。</w:t>
+        <w:t xml:space="preserve">目标端需要先具备与源端语义对齐的表、索引与约束，全量 Writer 与增量应用才有承载对象。若跳过结构直接写数，将出现建表失败、类型不兼容或约束冲突。结构阶段还将映射结果版本化写入元数据，供后续阶段按统一对象名与类型语义执行。复杂异构映射可先由 AIEngine 给出建议，经确认后再由 DBCat 执行。</w:t>
       </w:r>
     </w:p>
     <w:p>
@@ -7024,7 +7147,7 @@
         <w:t xml:space="preserve"> </w:t>
       </w:r>
       <w:r>
-        <w:t xml:space="preserve">结构、全量、增量完成后，需在切换前用 FullVerification 验证一致性。校验启动前要求增量延迟低于阈值，避免追平过程中的假差异。发现差异进入订正与复检回路，未通过则阻塞切换。</w:t>
+        <w:t xml:space="preserve">结构、全量、增量完成后，需在切换前用 FullVerification 验证一致性。校验启动前要求增量延迟低于阈值，避免追平过程中的假差异。发现差异进入订正与复检回路，未通过则阻塞切换；AIEngine 可对差异样本做归类解释，辅助人工订正。</w:t>
       </w:r>
     </w:p>
     <w:p>
@@ -7060,8 +7183,8 @@
         <w:t xml:space="preserve">先有可写容器（结构），再有存量基线（全量），再补运行期变更（增量），再独立验真（校验），最后切流量（切换）。</w:t>
       </w:r>
     </w:p>
-    <w:bookmarkEnd w:id="87"/>
-    <w:bookmarkStart w:id="91" w:name="任务状态机"/>
+    <w:bookmarkEnd w:id="79"/>
+    <w:bookmarkStart w:id="83" w:name="任务状态机"/>
     <w:p>
       <w:pPr>
         <w:pStyle w:val="Heading3"/>
@@ -7079,18 +7202,18 @@
           <wp:inline>
             <wp:extent cx="4343400" cy="11023600"/>
             <wp:effectExtent b="0" l="0" r="0" t="0"/>
-            <wp:docPr descr="图5-2 迁移任务状态机" title="" id="89" name="Picture"/>
+            <wp:docPr descr="图5-2 迁移任务状态机" title="" id="81" name="Picture"/>
             <a:graphic>
               <a:graphicData uri="http://schemas.openxmlformats.org/drawingml/2006/picture">
                 <pic:pic>
                   <pic:nvPicPr>
-                    <pic:cNvPr descr="images/fig5-2-state-machine.png" id="90" name="Picture"/>
+                    <pic:cNvPr descr="images/fig5-2-state-machine.png" id="82" name="Picture"/>
                     <pic:cNvPicPr>
                       <a:picLocks noChangeArrowheads="1" noChangeAspect="1"/>
                     </pic:cNvPicPr>
                   </pic:nvPicPr>
                   <pic:blipFill>
-                    <a:blip r:embed="rId88"/>
+                    <a:blip r:embed="rId80"/>
                     <a:stretch>
                       <a:fillRect/>
                     </a:stretch>
@@ -7300,8 +7423,8 @@
         <w:t xml:space="preserve">；多轮复检通过后方可切换。</w:t>
       </w:r>
     </w:p>
-    <w:bookmarkEnd w:id="91"/>
-    <w:bookmarkStart w:id="92" w:name="阶段衔接设计"/>
+    <w:bookmarkEnd w:id="83"/>
+    <w:bookmarkStart w:id="84" w:name="阶段衔接设计"/>
     <w:p>
       <w:pPr>
         <w:pStyle w:val="Heading3"/>
@@ -7691,8 +7814,8 @@
         <w:t xml:space="preserve">：允许进入校验的最大增量延迟。阈值过低会频繁阻塞校验，过高则增加假差异；建议按业务 RPO 与表规模调参，并在大表场景适当放宽后配合复检。</w:t>
       </w:r>
     </w:p>
-    <w:bookmarkEnd w:id="92"/>
-    <w:bookmarkStart w:id="93" w:name="并行与串行策略"/>
+    <w:bookmarkEnd w:id="84"/>
+    <w:bookmarkStart w:id="85" w:name="并行与串行策略"/>
     <w:p>
       <w:pPr>
         <w:pStyle w:val="Heading3"/>
@@ -7964,8 +8087,8 @@
         <w:t xml:space="preserve">工作流按策略拆分 SubTask：全量/校验为每表生成可并行子任务；增量仅创建一个 IncrSync 子任务。</w:t>
       </w:r>
     </w:p>
-    <w:bookmarkEnd w:id="93"/>
-    <w:bookmarkStart w:id="101" w:name="核心数据流"/>
+    <w:bookmarkEnd w:id="85"/>
+    <w:bookmarkStart w:id="93" w:name="核心数据流"/>
     <w:p>
       <w:pPr>
         <w:pStyle w:val="Heading3"/>
@@ -7983,18 +8106,18 @@
           <wp:inline>
             <wp:extent cx="5334000" cy="2038790"/>
             <wp:effectExtent b="0" l="0" r="0" t="0"/>
-            <wp:docPr descr="图5-3 核心数据流图" title="" id="95" name="Picture"/>
+            <wp:docPr descr="图5-3 核心数据流图" title="" id="87" name="Picture"/>
             <a:graphic>
               <a:graphicData uri="http://schemas.openxmlformats.org/drawingml/2006/picture">
                 <pic:pic>
                   <pic:nvPicPr>
-                    <pic:cNvPr descr="images/fig5-3-data-flow.png" id="96" name="Picture"/>
+                    <pic:cNvPr descr="images/fig5-3-data-flow.png" id="88" name="Picture"/>
                     <pic:cNvPicPr>
                       <a:picLocks noChangeArrowheads="1" noChangeAspect="1"/>
                     </pic:cNvPicPr>
                   </pic:nvPicPr>
                   <pic:blipFill>
-                    <a:blip r:embed="rId94"/>
+                    <a:blip r:embed="rId86"/>
                     <a:stretch>
                       <a:fillRect/>
                     </a:stretch>
@@ -8217,7 +8340,7 @@
         </w:tc>
       </w:tr>
     </w:tbl>
-    <w:bookmarkStart w:id="97" w:name="结构迁移数据流"/>
+    <w:bookmarkStart w:id="89" w:name="结构迁移数据流"/>
     <w:p>
       <w:pPr>
         <w:pStyle w:val="Heading4"/>
@@ -8234,8 +8357,8 @@
         <w:t xml:space="preserve">源端 Schema 采集 → 方言语法解析 → TypeMapper 类型映射 → 目标端 DDL 按拓扑序执行 → 映射元数据与 mapping version 写入元数据服务。</w:t>
       </w:r>
     </w:p>
-    <w:bookmarkEnd w:id="97"/>
-    <w:bookmarkStart w:id="98" w:name="全量迁移数据流"/>
+    <w:bookmarkEnd w:id="89"/>
+    <w:bookmarkStart w:id="90" w:name="全量迁移数据流"/>
     <w:p>
       <w:pPr>
         <w:pStyle w:val="Heading4"/>
@@ -8264,8 +8387,8 @@
         <w:t xml:space="preserve">。</w:t>
       </w:r>
     </w:p>
-    <w:bookmarkEnd w:id="98"/>
-    <w:bookmarkStart w:id="99" w:name="增量同步数据流"/>
+    <w:bookmarkEnd w:id="90"/>
+    <w:bookmarkStart w:id="91" w:name="增量同步数据流"/>
     <w:p>
       <w:pPr>
         <w:pStyle w:val="Heading4"/>
@@ -8282,8 +8405,8 @@
         <w:t xml:space="preserve">变更日志经 LogAdapter 由 Store 拉取解析为 DML/DDL/HB → 进入 Record 队列 → IncrSync 应用至目标库；StreamRuntime Checkpoint 持久化消费位点。</w:t>
       </w:r>
     </w:p>
-    <w:bookmarkEnd w:id="99"/>
-    <w:bookmarkStart w:id="100" w:name="数据校验数据流"/>
+    <w:bookmarkEnd w:id="91"/>
+    <w:bookmarkStart w:id="92" w:name="数据校验数据流"/>
     <w:p>
       <w:pPr>
         <w:pStyle w:val="Heading4"/>
@@ -8300,9 +8423,9 @@
         <w:t xml:space="preserve">按主键/索引切片 → 源/目标流式读取 → 类型格式化对比 → 输出差异报告与订正 SQL → 可选进入订正复检循环。</w:t>
       </w:r>
     </w:p>
-    <w:bookmarkEnd w:id="100"/>
-    <w:bookmarkEnd w:id="101"/>
-    <w:bookmarkStart w:id="105" w:name="端到端时序"/>
+    <w:bookmarkEnd w:id="92"/>
+    <w:bookmarkEnd w:id="93"/>
+    <w:bookmarkStart w:id="97" w:name="端到端时序"/>
     <w:p>
       <w:pPr>
         <w:pStyle w:val="Heading3"/>
@@ -8320,18 +8443,18 @@
           <wp:inline>
             <wp:extent cx="5334000" cy="3530417"/>
             <wp:effectExtent b="0" l="0" r="0" t="0"/>
-            <wp:docPr descr="图5-4 端到端迁移时序图" title="" id="103" name="Picture"/>
+            <wp:docPr descr="图5-4 端到端迁移时序图" title="" id="95" name="Picture"/>
             <a:graphic>
               <a:graphicData uri="http://schemas.openxmlformats.org/drawingml/2006/picture">
                 <pic:pic>
                   <pic:nvPicPr>
-                    <pic:cNvPr descr="images/fig5-4-sequence.png" id="104" name="Picture"/>
+                    <pic:cNvPr descr="images/fig5-4-sequence.png" id="96" name="Picture"/>
                     <pic:cNvPicPr>
                       <a:picLocks noChangeArrowheads="1" noChangeAspect="1"/>
                     </pic:cNvPicPr>
                   </pic:nvPicPr>
                   <pic:blipFill>
-                    <a:blip r:embed="rId102"/>
+                    <a:blip r:embed="rId94"/>
                     <a:stretch>
                       <a:fillRect/>
                     </a:stretch>
@@ -8390,7 +8513,7 @@
       <w:pPr>
         <w:numPr>
           <w:ilvl w:val="0"/>
-          <w:numId w:val="1053"/>
+          <w:numId w:val="1054"/>
         </w:numPr>
         <w:pStyle w:val="Compact"/>
       </w:pPr>
@@ -8409,7 +8532,7 @@
       <w:pPr>
         <w:numPr>
           <w:ilvl w:val="0"/>
-          <w:numId w:val="1053"/>
+          <w:numId w:val="1054"/>
         </w:numPr>
         <w:pStyle w:val="Compact"/>
       </w:pPr>
@@ -8428,7 +8551,7 @@
       <w:pPr>
         <w:numPr>
           <w:ilvl w:val="0"/>
-          <w:numId w:val="1053"/>
+          <w:numId w:val="1054"/>
         </w:numPr>
         <w:pStyle w:val="Compact"/>
       </w:pPr>
@@ -8458,9 +8581,9 @@
         </w:pict>
       </w:r>
     </w:p>
-    <w:bookmarkEnd w:id="105"/>
-    <w:bookmarkEnd w:id="106"/>
-    <w:bookmarkStart w:id="112" w:name="数据与接口设计"/>
+    <w:bookmarkEnd w:id="97"/>
+    <w:bookmarkEnd w:id="98"/>
+    <w:bookmarkStart w:id="104" w:name="数据与接口设计"/>
     <w:p>
       <w:pPr>
         <w:pStyle w:val="Heading2"/>
@@ -8469,7 +8592,7 @@
         <w:t xml:space="preserve">6. 数据与接口设计</w:t>
       </w:r>
     </w:p>
-    <w:bookmarkStart w:id="107" w:name="核心数据模型"/>
+    <w:bookmarkStart w:id="99" w:name="核心数据模型"/>
     <w:p>
       <w:pPr>
         <w:pStyle w:val="Heading3"/>
@@ -8912,8 +9035,8 @@
         </w:tc>
       </w:tr>
     </w:tbl>
-    <w:bookmarkEnd w:id="107"/>
-    <w:bookmarkStart w:id="108" w:name="插件能力矩阵"/>
+    <w:bookmarkEnd w:id="99"/>
+    <w:bookmarkStart w:id="100" w:name="插件能力矩阵"/>
     <w:p>
       <w:pPr>
         <w:pStyle w:val="Heading3"/>
@@ -9444,8 +9567,8 @@
         <w:t xml:space="preserve">✅ 已支持 / 🔲 规划中 / — 不适用</w:t>
       </w:r>
     </w:p>
-    <w:bookmarkEnd w:id="108"/>
-    <w:bookmarkStart w:id="109" w:name="插件注册机制"/>
+    <w:bookmarkEnd w:id="100"/>
+    <w:bookmarkStart w:id="101" w:name="插件注册机制"/>
     <w:p>
       <w:pPr>
         <w:pStyle w:val="Heading3"/>
@@ -9500,8 +9623,8 @@
         <w:t xml:space="preserve">流程：插件包提交 → 注册中心登记 → 兼容性校验 → 写入插件目录 → 运行时 ClassLoader 隔离加载 → 执行引擎按名称引用。LogAdapter 另通过 SPI 描述文件注册 Factory。</w:t>
       </w:r>
     </w:p>
-    <w:bookmarkEnd w:id="109"/>
-    <w:bookmarkStart w:id="110" w:name="对外接口概要"/>
+    <w:bookmarkEnd w:id="101"/>
+    <w:bookmarkStart w:id="102" w:name="对外接口概要"/>
     <w:p>
       <w:pPr>
         <w:pStyle w:val="Heading3"/>
@@ -9818,8 +9941,8 @@
         <w:t xml:space="preserve">详细请求/响应 Schema 另见《迁移平台 API 接口规范》。</w:t>
       </w:r>
     </w:p>
-    <w:bookmarkEnd w:id="110"/>
-    <w:bookmarkStart w:id="111" w:name="内部接口原则"/>
+    <w:bookmarkEnd w:id="102"/>
+    <w:bookmarkStart w:id="103" w:name="内部接口原则"/>
     <w:p>
       <w:pPr>
         <w:pStyle w:val="Heading3"/>
@@ -9832,7 +9955,7 @@
       <w:pPr>
         <w:numPr>
           <w:ilvl w:val="0"/>
-          <w:numId w:val="1054"/>
+          <w:numId w:val="1055"/>
         </w:numPr>
         <w:pStyle w:val="Compact"/>
       </w:pPr>
@@ -9844,7 +9967,7 @@
       <w:pPr>
         <w:numPr>
           <w:ilvl w:val="0"/>
-          <w:numId w:val="1054"/>
+          <w:numId w:val="1055"/>
         </w:numPr>
         <w:pStyle w:val="Compact"/>
       </w:pPr>
@@ -9856,7 +9979,7 @@
       <w:pPr>
         <w:numPr>
           <w:ilvl w:val="0"/>
-          <w:numId w:val="1054"/>
+          <w:numId w:val="1055"/>
         </w:numPr>
         <w:pStyle w:val="Compact"/>
       </w:pPr>
@@ -9883,7 +10006,7 @@
       <w:pPr>
         <w:numPr>
           <w:ilvl w:val="0"/>
-          <w:numId w:val="1054"/>
+          <w:numId w:val="1055"/>
         </w:numPr>
         <w:pStyle w:val="Compact"/>
       </w:pPr>
@@ -9898,9 +10021,9 @@
         </w:pict>
       </w:r>
     </w:p>
-    <w:bookmarkEnd w:id="111"/>
-    <w:bookmarkEnd w:id="112"/>
-    <w:bookmarkStart w:id="116" w:name="调度与资源管理"/>
+    <w:bookmarkEnd w:id="103"/>
+    <w:bookmarkEnd w:id="104"/>
+    <w:bookmarkStart w:id="108" w:name="调度与资源管理"/>
     <w:p>
       <w:pPr>
         <w:pStyle w:val="Heading2"/>
@@ -9909,7 +10032,7 @@
         <w:t xml:space="preserve">7. 调度与资源管理</w:t>
       </w:r>
     </w:p>
-    <w:bookmarkStart w:id="113" w:name="调度架构"/>
+    <w:bookmarkStart w:id="105" w:name="调度架构"/>
     <w:p>
       <w:pPr>
         <w:pStyle w:val="Heading3"/>
@@ -9926,8 +10049,8 @@
         <w:t xml:space="preserve">调度链路为：编排服务 / 工作流 → 调度器 → 资源池 → Worker 节点池（SyncWorker / StreamWorker）。调度器是控制平面与数据平面的衔接枢纽：上游接收作业规格，下游落实到具体进程与 Slot，并向元数据回写作业生命周期状态。</w:t>
       </w:r>
     </w:p>
-    <w:bookmarkEnd w:id="113"/>
-    <w:bookmarkStart w:id="114" w:name="调度策略"/>
+    <w:bookmarkEnd w:id="105"/>
+    <w:bookmarkStart w:id="106" w:name="调度策略"/>
     <w:p>
       <w:pPr>
         <w:pStyle w:val="Heading3"/>
@@ -10081,8 +10204,8 @@
         </w:tc>
       </w:tr>
     </w:tbl>
-    <w:bookmarkEnd w:id="114"/>
-    <w:bookmarkStart w:id="115" w:name="资源与作业映射"/>
+    <w:bookmarkEnd w:id="106"/>
+    <w:bookmarkStart w:id="107" w:name="资源与作业映射"/>
     <w:p>
       <w:pPr>
         <w:pStyle w:val="Heading3"/>
@@ -10274,9 +10397,9 @@
         </w:pict>
       </w:r>
     </w:p>
-    <w:bookmarkEnd w:id="115"/>
-    <w:bookmarkEnd w:id="116"/>
-    <w:bookmarkStart w:id="122" w:name="非功能设计"/>
+    <w:bookmarkEnd w:id="107"/>
+    <w:bookmarkEnd w:id="108"/>
+    <w:bookmarkStart w:id="114" w:name="非功能设计"/>
     <w:p>
       <w:pPr>
         <w:pStyle w:val="Heading2"/>
@@ -10285,7 +10408,7 @@
         <w:t xml:space="preserve">8. 非功能设计</w:t>
       </w:r>
     </w:p>
-    <w:bookmarkStart w:id="117" w:name="容错"/>
+    <w:bookmarkStart w:id="109" w:name="容错"/>
     <w:p>
       <w:pPr>
         <w:pStyle w:val="Heading3"/>
@@ -10500,8 +10623,8 @@
         </w:tc>
       </w:tr>
     </w:tbl>
-    <w:bookmarkEnd w:id="117"/>
-    <w:bookmarkStart w:id="118" w:name="安全"/>
+    <w:bookmarkEnd w:id="109"/>
+    <w:bookmarkStart w:id="110" w:name="安全"/>
     <w:p>
       <w:pPr>
         <w:pStyle w:val="Heading3"/>
@@ -10514,7 +10637,7 @@
       <w:pPr>
         <w:numPr>
           <w:ilvl w:val="0"/>
-          <w:numId w:val="1055"/>
+          <w:numId w:val="1056"/>
         </w:numPr>
         <w:pStyle w:val="Compact"/>
       </w:pPr>
@@ -10526,7 +10649,7 @@
       <w:pPr>
         <w:numPr>
           <w:ilvl w:val="0"/>
-          <w:numId w:val="1055"/>
+          <w:numId w:val="1056"/>
         </w:numPr>
         <w:pStyle w:val="Compact"/>
       </w:pPr>
@@ -10538,7 +10661,7 @@
       <w:pPr>
         <w:numPr>
           <w:ilvl w:val="0"/>
-          <w:numId w:val="1055"/>
+          <w:numId w:val="1056"/>
         </w:numPr>
         <w:pStyle w:val="Compact"/>
       </w:pPr>
@@ -10550,7 +10673,7 @@
       <w:pPr>
         <w:numPr>
           <w:ilvl w:val="0"/>
-          <w:numId w:val="1055"/>
+          <w:numId w:val="1056"/>
         </w:numPr>
         <w:pStyle w:val="Compact"/>
       </w:pPr>
@@ -10562,7 +10685,7 @@
       <w:pPr>
         <w:numPr>
           <w:ilvl w:val="0"/>
-          <w:numId w:val="1055"/>
+          <w:numId w:val="1056"/>
         </w:numPr>
         <w:pStyle w:val="Compact"/>
       </w:pPr>
@@ -10570,8 +10693,8 @@
         <w:t xml:space="preserve">鉴权失败默认拒绝（fail-close）</w:t>
       </w:r>
     </w:p>
-    <w:bookmarkEnd w:id="118"/>
-    <w:bookmarkStart w:id="119" w:name="性能"/>
+    <w:bookmarkEnd w:id="110"/>
+    <w:bookmarkStart w:id="111" w:name="性能"/>
     <w:p>
       <w:pPr>
         <w:pStyle w:val="Heading3"/>
@@ -10584,7 +10707,7 @@
       <w:pPr>
         <w:numPr>
           <w:ilvl w:val="0"/>
-          <w:numId w:val="1056"/>
+          <w:numId w:val="1057"/>
         </w:numPr>
         <w:pStyle w:val="Compact"/>
       </w:pPr>
@@ -10596,7 +10719,7 @@
       <w:pPr>
         <w:numPr>
           <w:ilvl w:val="0"/>
-          <w:numId w:val="1056"/>
+          <w:numId w:val="1057"/>
         </w:numPr>
         <w:pStyle w:val="Compact"/>
       </w:pPr>
@@ -10608,7 +10731,7 @@
       <w:pPr>
         <w:numPr>
           <w:ilvl w:val="0"/>
-          <w:numId w:val="1056"/>
+          <w:numId w:val="1057"/>
         </w:numPr>
         <w:pStyle w:val="Compact"/>
       </w:pPr>
@@ -10620,7 +10743,7 @@
       <w:pPr>
         <w:numPr>
           <w:ilvl w:val="0"/>
-          <w:numId w:val="1056"/>
+          <w:numId w:val="1057"/>
         </w:numPr>
         <w:pStyle w:val="Compact"/>
       </w:pPr>
@@ -10628,8 +10751,8 @@
         <w:t xml:space="preserve">大表校验：分片流式对比，避免内存爆炸</w:t>
       </w:r>
     </w:p>
-    <w:bookmarkEnd w:id="119"/>
-    <w:bookmarkStart w:id="120" w:name="可观测性"/>
+    <w:bookmarkEnd w:id="111"/>
+    <w:bookmarkStart w:id="112" w:name="可观测性"/>
     <w:p>
       <w:pPr>
         <w:pStyle w:val="Heading3"/>
@@ -10817,8 +10940,8 @@
         <w:t xml:space="preserve">告警覆盖任务失败、延迟过高、脏数据超限、校验差异、组件异常等，支持分级、抑制与多渠道通知。</w:t>
       </w:r>
     </w:p>
-    <w:bookmarkEnd w:id="120"/>
-    <w:bookmarkStart w:id="121" w:name="兼容性"/>
+    <w:bookmarkEnd w:id="112"/>
+    <w:bookmarkStart w:id="113" w:name="兼容性"/>
     <w:p>
       <w:pPr>
         <w:pStyle w:val="Heading3"/>
@@ -10831,7 +10954,7 @@
       <w:pPr>
         <w:numPr>
           <w:ilvl w:val="0"/>
-          <w:numId w:val="1057"/>
+          <w:numId w:val="1058"/>
         </w:numPr>
         <w:pStyle w:val="Compact"/>
       </w:pPr>
@@ -10843,7 +10966,7 @@
       <w:pPr>
         <w:numPr>
           <w:ilvl w:val="0"/>
-          <w:numId w:val="1057"/>
+          <w:numId w:val="1058"/>
         </w:numPr>
         <w:pStyle w:val="Compact"/>
       </w:pPr>
@@ -10873,7 +10996,7 @@
       <w:pPr>
         <w:numPr>
           <w:ilvl w:val="0"/>
-          <w:numId w:val="1057"/>
+          <w:numId w:val="1058"/>
         </w:numPr>
         <w:pStyle w:val="Compact"/>
       </w:pPr>
@@ -10885,7 +11008,7 @@
       <w:pPr>
         <w:numPr>
           <w:ilvl w:val="0"/>
-          <w:numId w:val="1057"/>
+          <w:numId w:val="1058"/>
         </w:numPr>
         <w:pStyle w:val="Compact"/>
       </w:pPr>
@@ -10900,9 +11023,9 @@
         </w:pict>
       </w:r>
     </w:p>
-    <w:bookmarkEnd w:id="121"/>
-    <w:bookmarkEnd w:id="122"/>
-    <w:bookmarkStart w:id="129" w:name="附录"/>
+    <w:bookmarkEnd w:id="113"/>
+    <w:bookmarkEnd w:id="114"/>
+    <w:bookmarkStart w:id="121" w:name="附录"/>
     <w:p>
       <w:pPr>
         <w:pStyle w:val="Heading2"/>
@@ -10911,7 +11034,7 @@
         <w:t xml:space="preserve">9. 附录</w:t>
       </w:r>
     </w:p>
-    <w:bookmarkStart w:id="123" w:name="关键设计决策"/>
+    <w:bookmarkStart w:id="115" w:name="关键设计决策"/>
     <w:p>
       <w:pPr>
         <w:pStyle w:val="Heading3"/>
@@ -10994,19 +11117,19 @@
               <w:jc w:val="left"/>
             </w:pPr>
             <w:r>
-              <w:t xml:space="preserve">四层 + 数据平面</w:t>
-            </w:r>
-          </w:p>
-        </w:tc>
-        <w:tc>
-          <w:tcPr/>
-          <w:p>
-            <w:pPr>
-              <w:pStyle w:val="Compact"/>
-              <w:jc w:val="left"/>
-            </w:pPr>
-            <w:r>
-              <w:t xml:space="preserve">接入、编排、执行、基础设施职责清晰，便于独立演进</w:t>
+              <w:t xml:space="preserve">接入 / 编排 / 组件三层 + 源-平台-目标</w:t>
+            </w:r>
+          </w:p>
+        </w:tc>
+        <w:tc>
+          <w:tcPr/>
+          <w:p>
+            <w:pPr>
+              <w:pStyle w:val="Compact"/>
+              <w:jc w:val="left"/>
+            </w:pPr>
+            <w:r>
+              <w:t xml:space="preserve">职责清晰，端到端数据路径直观</w:t>
             </w:r>
           </w:p>
         </w:tc>
@@ -11248,6 +11371,44 @@
               <w:jc w:val="left"/>
             </w:pPr>
             <w:r>
+              <w:t xml:space="preserve">AI 定位</w:t>
+            </w:r>
+          </w:p>
+        </w:tc>
+        <w:tc>
+          <w:tcPr/>
+          <w:p>
+            <w:pPr>
+              <w:pStyle w:val="Compact"/>
+              <w:jc w:val="left"/>
+            </w:pPr>
+            <w:r>
+              <w:t xml:space="preserve">辅助建议，不替代执行</w:t>
+            </w:r>
+          </w:p>
+        </w:tc>
+        <w:tc>
+          <w:tcPr/>
+          <w:p>
+            <w:pPr>
+              <w:pStyle w:val="Compact"/>
+              <w:jc w:val="left"/>
+            </w:pPr>
+            <w:r>
+              <w:t xml:space="preserve">降低异构映射与排障成本，保持主链路确定性</w:t>
+            </w:r>
+          </w:p>
+        </w:tc>
+      </w:tr>
+      <w:tr>
+        <w:tc>
+          <w:tcPr/>
+          <w:p>
+            <w:pPr>
+              <w:pStyle w:val="Compact"/>
+              <w:jc w:val="left"/>
+            </w:pPr>
+            <w:r>
               <w:t xml:space="preserve">目标端策略</w:t>
             </w:r>
           </w:p>
@@ -11260,26 +11421,26 @@
               <w:jc w:val="left"/>
             </w:pPr>
             <w:r>
-              <w:t xml:space="preserve">开放多数据库</w:t>
-            </w:r>
-          </w:p>
-        </w:tc>
-        <w:tc>
-          <w:tcPr/>
-          <w:p>
-            <w:pPr>
-              <w:pStyle w:val="Compact"/>
-              <w:jc w:val="left"/>
-            </w:pPr>
-            <w:r>
-              <w:t xml:space="preserve">通用迁移平台定位，不绑定单一厂商</w:t>
+              <w:t xml:space="preserve">开放多数据库 / 可投递消息队列</w:t>
+            </w:r>
+          </w:p>
+        </w:tc>
+        <w:tc>
+          <w:tcPr/>
+          <w:p>
+            <w:pPr>
+              <w:pStyle w:val="Compact"/>
+              <w:jc w:val="left"/>
+            </w:pPr>
+            <w:r>
+              <w:t xml:space="preserve">通用迁移与下游消费场景</w:t>
             </w:r>
           </w:p>
         </w:tc>
       </w:tr>
     </w:tbl>
-    <w:bookmarkEnd w:id="123"/>
-    <w:bookmarkStart w:id="124" w:name="演进路线"/>
+    <w:bookmarkEnd w:id="115"/>
+    <w:bookmarkStart w:id="116" w:name="演进路线"/>
     <w:p>
       <w:pPr>
         <w:pStyle w:val="Heading3"/>
@@ -11462,7 +11623,7 @@
               <w:jc w:val="left"/>
             </w:pPr>
             <w:r>
-              <w:t xml:space="preserve">HA、多租户配额、同源 Store 共享、无主键表增强</w:t>
+              <w:t xml:space="preserve">HA、多租户配额、AIEngine 映射建议与诊断</w:t>
             </w:r>
           </w:p>
         </w:tc>
@@ -11504,14 +11665,14 @@
               <w:jc w:val="left"/>
             </w:pPr>
             <w:r>
-              <w:t xml:space="preserve">多地域部署、反向增量、更丰富数据源与自动化切换</w:t>
+              <w:t xml:space="preserve">反向增量、更丰富数据源与自动化切换</w:t>
             </w:r>
           </w:p>
         </w:tc>
       </w:tr>
     </w:tbl>
-    <w:bookmarkEnd w:id="124"/>
-    <w:bookmarkStart w:id="125" w:name="图索引"/>
+    <w:bookmarkEnd w:id="116"/>
+    <w:bookmarkStart w:id="117" w:name="图索引"/>
     <w:p>
       <w:pPr>
         <w:pStyle w:val="Heading3"/>
@@ -11609,7 +11770,7 @@
               <w:jc w:val="left"/>
             </w:pPr>
             <w:r>
-              <w:t xml:space="preserve">系统逻辑架构图</w:t>
+              <w:t xml:space="preserve">系统逻辑架构图（源-平台-目标）</w:t>
             </w:r>
           </w:p>
         </w:tc>
@@ -11650,7 +11811,7 @@
               <w:jc w:val="left"/>
             </w:pPr>
             <w:r>
-              <w:t xml:space="preserve">模块组成图</w:t>
+              <w:t xml:space="preserve">三层模块组成图（含 AIEngine）</w:t>
             </w:r>
           </w:p>
         </w:tc>
@@ -11705,88 +11866,6 @@
               <w:jc w:val="left"/>
             </w:pPr>
             <w:r>
-              <w:t xml:space="preserve">图 3-4</w:t>
-            </w:r>
-          </w:p>
-        </w:tc>
-        <w:tc>
-          <w:tcPr/>
-          <w:p>
-            <w:pPr>
-              <w:pStyle w:val="Compact"/>
-              <w:jc w:val="left"/>
-            </w:pPr>
-            <w:r>
-              <w:rPr>
-                <w:rStyle w:val="VerbatimChar"/>
-              </w:rPr>
-              <w:t xml:space="preserve">images/fig3-4-single-node-deploy.png</w:t>
-            </w:r>
-          </w:p>
-        </w:tc>
-        <w:tc>
-          <w:tcPr/>
-          <w:p>
-            <w:pPr>
-              <w:pStyle w:val="Compact"/>
-              <w:jc w:val="left"/>
-            </w:pPr>
-            <w:r>
-              <w:t xml:space="preserve">单机部署架构图</w:t>
-            </w:r>
-          </w:p>
-        </w:tc>
-      </w:tr>
-      <w:tr>
-        <w:tc>
-          <w:tcPr/>
-          <w:p>
-            <w:pPr>
-              <w:pStyle w:val="Compact"/>
-              <w:jc w:val="left"/>
-            </w:pPr>
-            <w:r>
-              <w:t xml:space="preserve">图 3-5</w:t>
-            </w:r>
-          </w:p>
-        </w:tc>
-        <w:tc>
-          <w:tcPr/>
-          <w:p>
-            <w:pPr>
-              <w:pStyle w:val="Compact"/>
-              <w:jc w:val="left"/>
-            </w:pPr>
-            <w:r>
-              <w:rPr>
-                <w:rStyle w:val="VerbatimChar"/>
-              </w:rPr>
-              <w:t xml:space="preserve">images/fig3-5-multi-node-ha.png</w:t>
-            </w:r>
-          </w:p>
-        </w:tc>
-        <w:tc>
-          <w:tcPr/>
-          <w:p>
-            <w:pPr>
-              <w:pStyle w:val="Compact"/>
-              <w:jc w:val="left"/>
-            </w:pPr>
-            <w:r>
-              <w:t xml:space="preserve">多节点 HA 部署架构图</w:t>
-            </w:r>
-          </w:p>
-        </w:tc>
-      </w:tr>
-      <w:tr>
-        <w:tc>
-          <w:tcPr/>
-          <w:p>
-            <w:pPr>
-              <w:pStyle w:val="Compact"/>
-              <w:jc w:val="left"/>
-            </w:pPr>
-            <w:r>
               <w:t xml:space="preserve">图 5-1</w:t>
             </w:r>
           </w:p>
@@ -11943,8 +12022,8 @@
         </w:tc>
       </w:tr>
     </w:tbl>
-    <w:bookmarkEnd w:id="125"/>
-    <w:bookmarkStart w:id="128" w:name="文档索引"/>
+    <w:bookmarkEnd w:id="117"/>
+    <w:bookmarkStart w:id="120" w:name="文档索引"/>
     <w:p>
       <w:pPr>
         <w:pStyle w:val="Heading3"/>
@@ -12013,7 +12092,7 @@
               <w:pStyle w:val="Compact"/>
               <w:jc w:val="left"/>
             </w:pPr>
-            <w:hyperlink r:id="rId126">
+            <w:hyperlink r:id="rId118">
               <w:r>
                 <w:rPr>
                   <w:rStyle w:val="Hyperlink"/>
@@ -12044,7 +12123,7 @@
               <w:pStyle w:val="Compact"/>
               <w:jc w:val="left"/>
             </w:pPr>
-            <w:hyperlink r:id="rId127">
+            <w:hyperlink r:id="rId119">
               <w:r>
                 <w:rPr>
                   <w:rStyle w:val="Hyperlink"/>
@@ -12110,12 +12189,12 @@
           <w:iCs/>
           <w:i/>
         </w:rPr>
-        <w:t xml:space="preserve">文档结束 — 迁移平台软件设计说明书 v3.1（评审稿）</w:t>
-      </w:r>
-    </w:p>
-    <w:bookmarkEnd w:id="128"/>
-    <w:bookmarkEnd w:id="129"/>
-    <w:bookmarkEnd w:id="130"/>
+        <w:t xml:space="preserve">文档结束 — 迁移平台软件设计说明书 v3.2（评审稿）</w:t>
+      </w:r>
+    </w:p>
+    <w:bookmarkEnd w:id="120"/>
+    <w:bookmarkEnd w:id="121"/>
+    <w:bookmarkEnd w:id="122"/>
     <w:sectPr/>
   </w:body>
 </w:document>
@@ -12758,6 +12837,9 @@
     <w:abstractNumId w:val="991"/>
   </w:num>
   <w:num w:numId="1050">
+    <w:abstractNumId w:val="991"/>
+  </w:num>
+  <w:num w:numId="1051">
     <w:abstractNumId w:val="99411"/>
     <w:lvlOverride w:ilvl="0">
       <w:startOverride w:val="1"/>
@@ -12787,7 +12869,7 @@
       <w:startOverride w:val="1"/>
     </w:lvlOverride>
   </w:num>
-  <w:num w:numId="1051">
+  <w:num w:numId="1052">
     <w:abstractNumId w:val="99413"/>
     <w:lvlOverride w:ilvl="0">
       <w:startOverride w:val="3"/>
@@ -12817,7 +12899,7 @@
       <w:startOverride w:val="3"/>
     </w:lvlOverride>
   </w:num>
-  <w:num w:numId="1052">
+  <w:num w:numId="1053">
     <w:abstractNumId w:val="99416"/>
     <w:lvlOverride w:ilvl="0">
       <w:startOverride w:val="6"/>
@@ -12847,7 +12929,7 @@
       <w:startOverride w:val="6"/>
     </w:lvlOverride>
   </w:num>
-  <w:num w:numId="1053">
+  <w:num w:numId="1054">
     <w:abstractNumId w:val="99411"/>
     <w:lvlOverride w:ilvl="0">
       <w:startOverride w:val="1"/>
@@ -12877,9 +12959,6 @@
       <w:startOverride w:val="1"/>
     </w:lvlOverride>
   </w:num>
-  <w:num w:numId="1054">
-    <w:abstractNumId w:val="991"/>
-  </w:num>
   <w:num w:numId="1055">
     <w:abstractNumId w:val="991"/>
   </w:num>
@@ -12887,6 +12966,9 @@
     <w:abstractNumId w:val="991"/>
   </w:num>
   <w:num w:numId="1057">
+    <w:abstractNumId w:val="991"/>
+  </w:num>
+  <w:num w:numId="1058">
     <w:abstractNumId w:val="991"/>
   </w:num>
 </w:numbering>
